--- a/Worldhub.docx
+++ b/Worldhub.docx
@@ -16,9 +16,217 @@
         </w:rPr>
       </w:r>
     </w:p>
+    <w:p>
+      <w:pPr>
+        <w:keepNext w:val="0"/>
+        <w:keepLines w:val="0"/>
+        <w:spacing w:before="480" w:lineRule="auto"/>
+        <w:rPr/>
+      </w:pPr>
+      <w:r>
+        <w:rPr>
+          <w:rtl w:val="0"/>
+        </w:rPr>
+      </w:r>
+    </w:p>
+    <w:p>
+      <w:pPr>
+        <w:keepNext w:val="0"/>
+        <w:keepLines w:val="0"/>
+        <w:spacing w:before="480" w:lineRule="auto"/>
+        <w:rPr/>
+      </w:pPr>
+      <w:r>
+        <w:rPr>
+          <w:rtl w:val="0"/>
+        </w:rPr>
+      </w:r>
+    </w:p>
+    <w:p>
+      <w:pPr>
+        <w:keepNext w:val="0"/>
+        <w:keepLines w:val="0"/>
+        <w:spacing w:before="480" w:lineRule="auto"/>
+        <w:rPr/>
+      </w:pPr>
+      <w:r>
+        <w:rPr>
+          <w:rtl w:val="0"/>
+        </w:rPr>
+      </w:r>
+    </w:p>
+    <w:p>
+      <w:pPr>
+        <w:keepNext w:val="0"/>
+        <w:keepLines w:val="0"/>
+        <w:spacing w:before="480" w:lineRule="auto"/>
+        <w:rPr/>
+      </w:pPr>
+      <w:r>
+        <w:rPr>
+          <w:rtl w:val="0"/>
+        </w:rPr>
+      </w:r>
+    </w:p>
+    <w:p>
+      <w:pPr>
+        <w:keepNext w:val="0"/>
+        <w:keepLines w:val="0"/>
+        <w:spacing w:before="480" w:lineRule="auto"/>
+        <w:rPr/>
+      </w:pPr>
+      <w:r>
+        <w:rPr>
+          <w:rtl w:val="0"/>
+        </w:rPr>
+      </w:r>
+    </w:p>
+    <w:p>
+      <w:pPr>
+        <w:keepNext w:val="0"/>
+        <w:keepLines w:val="0"/>
+        <w:spacing w:before="480" w:lineRule="auto"/>
+        <w:rPr/>
+      </w:pPr>
+      <w:r>
+        <w:rPr>
+          <w:rtl w:val="0"/>
+        </w:rPr>
+      </w:r>
+    </w:p>
+    <w:p>
+      <w:pPr>
+        <w:keepNext w:val="0"/>
+        <w:keepLines w:val="0"/>
+        <w:spacing w:before="480" w:lineRule="auto"/>
+        <w:rPr/>
+      </w:pPr>
+      <w:r>
+        <w:rPr>
+          <w:rtl w:val="0"/>
+        </w:rPr>
+      </w:r>
+    </w:p>
+    <w:p>
+      <w:pPr>
+        <w:keepNext w:val="0"/>
+        <w:keepLines w:val="0"/>
+        <w:spacing w:before="480" w:lineRule="auto"/>
+        <w:rPr/>
+      </w:pPr>
+      <w:r>
+        <w:rPr>
+          <w:rtl w:val="0"/>
+        </w:rPr>
+      </w:r>
+    </w:p>
+    <w:p>
+      <w:pPr>
+        <w:keepNext w:val="0"/>
+        <w:keepLines w:val="0"/>
+        <w:spacing w:before="480" w:lineRule="auto"/>
+        <w:rPr/>
+      </w:pPr>
+      <w:r>
+        <w:rPr>
+          <w:rtl w:val="0"/>
+        </w:rPr>
+      </w:r>
+    </w:p>
+    <w:p>
+      <w:pPr>
+        <w:keepNext w:val="0"/>
+        <w:keepLines w:val="0"/>
+        <w:spacing w:before="480" w:lineRule="auto"/>
+        <w:rPr/>
+      </w:pPr>
+      <w:r>
+        <w:rPr>
+          <w:rtl w:val="0"/>
+        </w:rPr>
+      </w:r>
+    </w:p>
+    <w:p>
+      <w:pPr>
+        <w:keepNext w:val="0"/>
+        <w:keepLines w:val="0"/>
+        <w:spacing w:before="480" w:lineRule="auto"/>
+        <w:rPr/>
+      </w:pPr>
+      <w:r>
+        <w:rPr>
+          <w:rtl w:val="0"/>
+        </w:rPr>
+      </w:r>
+    </w:p>
+    <w:p>
+      <w:pPr>
+        <w:keepNext w:val="0"/>
+        <w:keepLines w:val="0"/>
+        <w:spacing w:before="480" w:lineRule="auto"/>
+        <w:rPr/>
+      </w:pPr>
+      <w:r>
+        <w:rPr>
+          <w:rtl w:val="0"/>
+        </w:rPr>
+      </w:r>
+    </w:p>
+    <w:p>
+      <w:pPr>
+        <w:keepNext w:val="0"/>
+        <w:keepLines w:val="0"/>
+        <w:spacing w:before="480" w:lineRule="auto"/>
+        <w:rPr/>
+      </w:pPr>
+      <w:r>
+        <w:rPr>
+          <w:rtl w:val="0"/>
+        </w:rPr>
+      </w:r>
+    </w:p>
+    <w:p>
+      <w:pPr>
+        <w:keepNext w:val="0"/>
+        <w:keepLines w:val="0"/>
+        <w:spacing w:before="480" w:lineRule="auto"/>
+        <w:rPr/>
+      </w:pPr>
+      <w:r>
+        <w:rPr>
+          <w:rtl w:val="0"/>
+        </w:rPr>
+      </w:r>
+    </w:p>
+    <w:p>
+      <w:pPr>
+        <w:keepNext w:val="0"/>
+        <w:keepLines w:val="0"/>
+        <w:spacing w:before="480" w:lineRule="auto"/>
+        <w:rPr/>
+      </w:pPr>
+      <w:r>
+        <w:rPr>
+          <w:rtl w:val="0"/>
+        </w:rPr>
+      </w:r>
+    </w:p>
+    <w:p>
+      <w:pPr>
+        <w:keepNext w:val="0"/>
+        <w:keepLines w:val="0"/>
+        <w:spacing w:before="480" w:lineRule="auto"/>
+        <w:rPr/>
+      </w:pPr>
+      <w:r>
+        <w:rPr>
+          <w:rtl w:val="0"/>
+        </w:rPr>
+      </w:r>
+    </w:p>
     <w:sdt>
       <w:sdtPr>
-        <w:id w:val="-1185136347"/>
+        <w:id w:val="-1772192271"/>
         <w:docPartObj>
           <w:docPartGallery w:val="Table of Contents"/>
           <w:docPartUnique w:val="1"/>
@@ -50,6 +258,53 @@
             <w:instrText xml:space="preserve"> TOC \h \u \z \n \t "Heading 1,1,Heading 2,2,Heading 3,3,Heading 4,4,Heading 5,5,Heading 6,6,"</w:instrText>
             <w:fldChar w:fldCharType="separate"/>
           </w:r>
+          <w:hyperlink w:anchor="_982o0ww4fgvq">
+            <w:r>
+              <w:rPr>
+                <w:rFonts w:ascii="Arial" w:cs="Arial" w:eastAsia="Arial" w:hAnsi="Arial"/>
+                <w:b w:val="0"/>
+                <w:bCs w:val="0"/>
+                <w:i w:val="0"/>
+                <w:iCs w:val="0"/>
+                <w:smallCaps w:val="0"/>
+                <w:strike w:val="0"/>
+                <w:color w:val="1155cc"/>
+                <w:sz w:val="22"/>
+                <w:szCs w:val="22"/>
+                <w:u w:val="single"/>
+                <w:shd w:fill="auto" w:val="clear"/>
+                <w:vertAlign w:val="baseline"/>
+                <w:rtl w:val="0"/>
+              </w:rPr>
+              <w:t xml:space="preserve">Mini-ordbog</w:t>
+            </w:r>
+          </w:hyperlink>
+          <w:r>
+            <w:rPr>
+              <w:rtl w:val="0"/>
+            </w:rPr>
+          </w:r>
+        </w:p>
+        <w:p>
+          <w:pPr>
+            <w:widowControl w:val="0"/>
+            <w:spacing w:before="60" w:line="240" w:lineRule="auto"/>
+            <w:rPr>
+              <w:rFonts w:ascii="Arial" w:cs="Arial" w:eastAsia="Arial" w:hAnsi="Arial"/>
+              <w:b w:val="0"/>
+              <w:bCs w:val="0"/>
+              <w:i w:val="0"/>
+              <w:iCs w:val="0"/>
+              <w:smallCaps w:val="0"/>
+              <w:strike w:val="0"/>
+              <w:color w:val="1155cc"/>
+              <w:sz w:val="22"/>
+              <w:szCs w:val="22"/>
+              <w:u w:val="single"/>
+              <w:shd w:fill="auto" w:val="clear"/>
+              <w:vertAlign w:val="baseline"/>
+            </w:rPr>
+          </w:pPr>
           <w:hyperlink w:anchor="_rgqq85z38who">
             <w:r>
               <w:rPr>
@@ -1008,7 +1263,7 @@
               <w:vertAlign w:val="baseline"/>
             </w:rPr>
           </w:pPr>
-          <w:hyperlink w:anchor="_ogspg8sxvldv">
+          <w:hyperlink w:anchor="_gk16yv5wceut">
             <w:r>
               <w:rPr>
                 <w:rFonts w:ascii="Arial" w:cs="Arial" w:eastAsia="Arial" w:hAnsi="Arial"/>
@@ -1026,7 +1281,295 @@
                 <w:vertAlign w:val="baseline"/>
                 <w:rtl w:val="0"/>
               </w:rPr>
-              <w:t xml:space="preserve">5. Kvalitetsfaktorer (Ikke-funktionelle krav)</w:t>
+              <w:t xml:space="preserve">5. Generel beskrivelse</w:t>
+            </w:r>
+          </w:hyperlink>
+          <w:r>
+            <w:rPr>
+              <w:rtl w:val="0"/>
+            </w:rPr>
+          </w:r>
+        </w:p>
+        <w:p>
+          <w:pPr>
+            <w:widowControl w:val="0"/>
+            <w:spacing w:before="60" w:line="240" w:lineRule="auto"/>
+            <w:ind w:left="360" w:firstLine="0"/>
+            <w:rPr>
+              <w:rFonts w:ascii="Arial" w:cs="Arial" w:eastAsia="Arial" w:hAnsi="Arial"/>
+              <w:b w:val="0"/>
+              <w:bCs w:val="0"/>
+              <w:i w:val="0"/>
+              <w:iCs w:val="0"/>
+              <w:smallCaps w:val="0"/>
+              <w:strike w:val="0"/>
+              <w:color w:val="1155cc"/>
+              <w:sz w:val="22"/>
+              <w:szCs w:val="22"/>
+              <w:u w:val="single"/>
+              <w:shd w:fill="auto" w:val="clear"/>
+              <w:vertAlign w:val="baseline"/>
+            </w:rPr>
+          </w:pPr>
+          <w:hyperlink w:anchor="_ogspg8sxvldv">
+            <w:r>
+              <w:rPr>
+                <w:rFonts w:ascii="Arial" w:cs="Arial" w:eastAsia="Arial" w:hAnsi="Arial"/>
+                <w:b w:val="0"/>
+                <w:bCs w:val="0"/>
+                <w:i w:val="0"/>
+                <w:iCs w:val="0"/>
+                <w:smallCaps w:val="0"/>
+                <w:strike w:val="0"/>
+                <w:color w:val="1155cc"/>
+                <w:sz w:val="22"/>
+                <w:szCs w:val="22"/>
+                <w:u w:val="single"/>
+                <w:shd w:fill="auto" w:val="clear"/>
+                <w:vertAlign w:val="baseline"/>
+                <w:rtl w:val="0"/>
+              </w:rPr>
+              <w:t xml:space="preserve">6. Kvalitetsfaktorer (Ikke-funktionelle krav)</w:t>
+            </w:r>
+          </w:hyperlink>
+          <w:r>
+            <w:rPr>
+              <w:rtl w:val="0"/>
+            </w:rPr>
+          </w:r>
+        </w:p>
+        <w:p>
+          <w:pPr>
+            <w:widowControl w:val="0"/>
+            <w:spacing w:before="60" w:line="240" w:lineRule="auto"/>
+            <w:ind w:left="720" w:firstLine="0"/>
+            <w:rPr>
+              <w:rFonts w:ascii="Arial" w:cs="Arial" w:eastAsia="Arial" w:hAnsi="Arial"/>
+              <w:b w:val="0"/>
+              <w:bCs w:val="0"/>
+              <w:i w:val="0"/>
+              <w:iCs w:val="0"/>
+              <w:smallCaps w:val="0"/>
+              <w:strike w:val="0"/>
+              <w:color w:val="1155cc"/>
+              <w:sz w:val="22"/>
+              <w:szCs w:val="22"/>
+              <w:u w:val="single"/>
+              <w:shd w:fill="auto" w:val="clear"/>
+              <w:vertAlign w:val="baseline"/>
+            </w:rPr>
+          </w:pPr>
+          <w:hyperlink w:anchor="_8x8qgttcy9b0">
+            <w:r>
+              <w:rPr>
+                <w:rFonts w:ascii="Arial" w:cs="Arial" w:eastAsia="Arial" w:hAnsi="Arial"/>
+                <w:b w:val="0"/>
+                <w:bCs w:val="0"/>
+                <w:i w:val="0"/>
+                <w:iCs w:val="0"/>
+                <w:smallCaps w:val="0"/>
+                <w:strike w:val="0"/>
+                <w:color w:val="1155cc"/>
+                <w:sz w:val="22"/>
+                <w:szCs w:val="22"/>
+                <w:u w:val="single"/>
+                <w:shd w:fill="auto" w:val="clear"/>
+                <w:vertAlign w:val="baseline"/>
+                <w:rtl w:val="0"/>
+              </w:rPr>
+              <w:t xml:space="preserve">6.1 Tekniske risici</w:t>
+            </w:r>
+          </w:hyperlink>
+          <w:r>
+            <w:rPr>
+              <w:rtl w:val="0"/>
+            </w:rPr>
+          </w:r>
+        </w:p>
+        <w:p>
+          <w:pPr>
+            <w:widowControl w:val="0"/>
+            <w:spacing w:before="60" w:line="240" w:lineRule="auto"/>
+            <w:ind w:left="720" w:firstLine="0"/>
+            <w:rPr>
+              <w:rFonts w:ascii="Arial" w:cs="Arial" w:eastAsia="Arial" w:hAnsi="Arial"/>
+              <w:b w:val="0"/>
+              <w:bCs w:val="0"/>
+              <w:i w:val="0"/>
+              <w:iCs w:val="0"/>
+              <w:smallCaps w:val="0"/>
+              <w:strike w:val="0"/>
+              <w:color w:val="1155cc"/>
+              <w:sz w:val="22"/>
+              <w:szCs w:val="22"/>
+              <w:u w:val="single"/>
+              <w:shd w:fill="auto" w:val="clear"/>
+              <w:vertAlign w:val="baseline"/>
+            </w:rPr>
+          </w:pPr>
+          <w:hyperlink w:anchor="_2y4ix3k3cgv8">
+            <w:r>
+              <w:rPr>
+                <w:rFonts w:ascii="Arial" w:cs="Arial" w:eastAsia="Arial" w:hAnsi="Arial"/>
+                <w:b w:val="0"/>
+                <w:bCs w:val="0"/>
+                <w:i w:val="0"/>
+                <w:iCs w:val="0"/>
+                <w:smallCaps w:val="0"/>
+                <w:strike w:val="0"/>
+                <w:color w:val="1155cc"/>
+                <w:sz w:val="22"/>
+                <w:szCs w:val="22"/>
+                <w:u w:val="single"/>
+                <w:shd w:fill="auto" w:val="clear"/>
+                <w:vertAlign w:val="baseline"/>
+                <w:rtl w:val="0"/>
+              </w:rPr>
+              <w:t xml:space="preserve">6.2 Performance og Svartider</w:t>
+            </w:r>
+          </w:hyperlink>
+          <w:r>
+            <w:rPr>
+              <w:rtl w:val="0"/>
+            </w:rPr>
+          </w:r>
+        </w:p>
+        <w:p>
+          <w:pPr>
+            <w:widowControl w:val="0"/>
+            <w:spacing w:before="60" w:line="240" w:lineRule="auto"/>
+            <w:ind w:left="720" w:firstLine="0"/>
+            <w:rPr>
+              <w:rFonts w:ascii="Arial" w:cs="Arial" w:eastAsia="Arial" w:hAnsi="Arial"/>
+              <w:b w:val="0"/>
+              <w:bCs w:val="0"/>
+              <w:i w:val="0"/>
+              <w:iCs w:val="0"/>
+              <w:smallCaps w:val="0"/>
+              <w:strike w:val="0"/>
+              <w:color w:val="1155cc"/>
+              <w:sz w:val="22"/>
+              <w:szCs w:val="22"/>
+              <w:u w:val="single"/>
+              <w:shd w:fill="auto" w:val="clear"/>
+              <w:vertAlign w:val="baseline"/>
+            </w:rPr>
+          </w:pPr>
+          <w:hyperlink w:anchor="_by5bd6i2fvem">
+            <w:r>
+              <w:rPr>
+                <w:rFonts w:ascii="Arial" w:cs="Arial" w:eastAsia="Arial" w:hAnsi="Arial"/>
+                <w:b w:val="0"/>
+                <w:bCs w:val="0"/>
+                <w:i w:val="0"/>
+                <w:iCs w:val="0"/>
+                <w:smallCaps w:val="0"/>
+                <w:strike w:val="0"/>
+                <w:color w:val="1155cc"/>
+                <w:sz w:val="22"/>
+                <w:szCs w:val="22"/>
+                <w:u w:val="single"/>
+                <w:shd w:fill="auto" w:val="clear"/>
+                <w:vertAlign w:val="baseline"/>
+                <w:rtl w:val="0"/>
+              </w:rPr>
+              <w:t xml:space="preserve">6.3 AI Sikkerhed</w:t>
+            </w:r>
+          </w:hyperlink>
+          <w:r>
+            <w:rPr>
+              <w:rtl w:val="0"/>
+            </w:rPr>
+          </w:r>
+        </w:p>
+        <w:p>
+          <w:pPr>
+            <w:widowControl w:val="0"/>
+            <w:spacing w:before="60" w:line="240" w:lineRule="auto"/>
+            <w:ind w:left="720" w:firstLine="0"/>
+            <w:rPr>
+              <w:rFonts w:ascii="Arial" w:cs="Arial" w:eastAsia="Arial" w:hAnsi="Arial"/>
+              <w:b w:val="0"/>
+              <w:bCs w:val="0"/>
+              <w:i w:val="0"/>
+              <w:iCs w:val="0"/>
+              <w:smallCaps w:val="0"/>
+              <w:strike w:val="0"/>
+              <w:color w:val="1155cc"/>
+              <w:sz w:val="22"/>
+              <w:szCs w:val="22"/>
+              <w:u w:val="single"/>
+              <w:shd w:fill="auto" w:val="clear"/>
+              <w:vertAlign w:val="baseline"/>
+            </w:rPr>
+          </w:pPr>
+          <w:hyperlink w:anchor="_a30yqnqtn0x">
+            <w:r>
+              <w:rPr>
+                <w:rFonts w:ascii="Arial" w:cs="Arial" w:eastAsia="Arial" w:hAnsi="Arial"/>
+                <w:b w:val="0"/>
+                <w:bCs w:val="0"/>
+                <w:i w:val="0"/>
+                <w:iCs w:val="0"/>
+                <w:smallCaps w:val="0"/>
+                <w:strike w:val="0"/>
+                <w:color w:val="1155cc"/>
+                <w:sz w:val="22"/>
+                <w:szCs w:val="22"/>
+                <w:u w:val="single"/>
+                <w:shd w:fill="auto" w:val="clear"/>
+                <w:vertAlign w:val="baseline"/>
+                <w:rtl w:val="0"/>
+              </w:rPr>
+              <w:t xml:space="preserve">6.4 Håndtering af sikkerhedsbrud</w:t>
+            </w:r>
+          </w:hyperlink>
+          <w:r>
+            <w:rPr>
+              <w:rtl w:val="0"/>
+            </w:rPr>
+          </w:r>
+        </w:p>
+        <w:p>
+          <w:pPr>
+            <w:widowControl w:val="0"/>
+            <w:spacing w:before="60" w:line="240" w:lineRule="auto"/>
+            <w:ind w:left="720" w:firstLine="0"/>
+            <w:rPr>
+              <w:rFonts w:ascii="Arial" w:cs="Arial" w:eastAsia="Arial" w:hAnsi="Arial"/>
+              <w:b w:val="0"/>
+              <w:bCs w:val="0"/>
+              <w:i w:val="0"/>
+              <w:iCs w:val="0"/>
+              <w:smallCaps w:val="0"/>
+              <w:strike w:val="0"/>
+              <w:color w:val="1155cc"/>
+              <w:sz w:val="22"/>
+              <w:szCs w:val="22"/>
+              <w:u w:val="single"/>
+              <w:shd w:fill="auto" w:val="clear"/>
+              <w:vertAlign w:val="baseline"/>
+            </w:rPr>
+          </w:pPr>
+          <w:hyperlink w:anchor="_kfu5yg7wleef">
+            <w:r>
+              <w:rPr>
+                <w:rFonts w:ascii="Arial" w:cs="Arial" w:eastAsia="Arial" w:hAnsi="Arial"/>
+                <w:b w:val="0"/>
+                <w:bCs w:val="0"/>
+                <w:i w:val="0"/>
+                <w:iCs w:val="0"/>
+                <w:smallCaps w:val="0"/>
+                <w:strike w:val="0"/>
+                <w:color w:val="1155cc"/>
+                <w:sz w:val="22"/>
+                <w:szCs w:val="22"/>
+                <w:u w:val="single"/>
+                <w:shd w:fill="auto" w:val="clear"/>
+                <w:vertAlign w:val="baseline"/>
+                <w:rtl w:val="0"/>
+              </w:rPr>
+              <w:t xml:space="preserve">6.5 Visuel standard</w:t>
             </w:r>
           </w:hyperlink>
           <w:r>
@@ -1074,7 +1617,7 @@
                 <w:vertAlign w:val="baseline"/>
                 <w:rtl w:val="0"/>
               </w:rPr>
-              <w:t xml:space="preserve">6. Risikoanalyse &amp; GDPR</w:t>
+              <w:t xml:space="preserve">7. Risikoanalyse &amp; GDPR</w:t>
             </w:r>
           </w:hyperlink>
           <w:r>
@@ -1122,7 +1665,7 @@
                 <w:vertAlign w:val="baseline"/>
                 <w:rtl w:val="0"/>
               </w:rPr>
-              <w:t xml:space="preserve">6.1 Tekniske risici</w:t>
+              <w:t xml:space="preserve">7.1 Tekniske risici</w:t>
             </w:r>
           </w:hyperlink>
           <w:r>
@@ -1170,7 +1713,7 @@
                 <w:vertAlign w:val="baseline"/>
                 <w:rtl w:val="0"/>
               </w:rPr>
-              <w:t xml:space="preserve">7.1 Tekniske og organisatoriske risici</w:t>
+              <w:t xml:space="preserve">8.1 Tekniske og organisatoriske risici</w:t>
             </w:r>
           </w:hyperlink>
           <w:r>
@@ -1218,7 +1761,7 @@
                 <w:vertAlign w:val="baseline"/>
                 <w:rtl w:val="0"/>
               </w:rPr>
-              <w:t xml:space="preserve">7.2 GDPR og Databeskyttelse</w:t>
+              <w:t xml:space="preserve">8.2 GDPR og Databeskyttelse</w:t>
             </w:r>
           </w:hyperlink>
           <w:r>
@@ -1266,7 +1809,7 @@
                 <w:vertAlign w:val="baseline"/>
                 <w:rtl w:val="0"/>
               </w:rPr>
-              <w:t xml:space="preserve">8. Testspecifikation (Kvalitetssikring)</w:t>
+              <w:t xml:space="preserve">9. Testspecifikation (Kvalitetssikring)</w:t>
             </w:r>
           </w:hyperlink>
           <w:r>
@@ -1399,6 +1942,16 @@
     </w:p>
     <w:p>
       <w:pPr>
+        <w:rPr/>
+      </w:pPr>
+      <w:r>
+        <w:rPr>
+          <w:rtl w:val="0"/>
+        </w:rPr>
+      </w:r>
+    </w:p>
+    <w:p>
+      <w:pPr>
         <w:pStyle w:val="Heading1"/>
         <w:keepNext w:val="0"/>
         <w:keepLines w:val="0"/>
@@ -1410,8 +1963,166 @@
           <w:szCs w:val="46"/>
         </w:rPr>
       </w:pPr>
-      <w:bookmarkStart w:colFirst="0" w:colLast="0" w:name="_tzywe98w9jyo" w:id="1"/>
+      <w:bookmarkStart w:colFirst="0" w:colLast="0" w:name="_982o0ww4fgvq" w:id="1"/>
       <w:bookmarkEnd w:id="1"/>
+      <w:r>
+        <w:rPr>
+          <w:b w:val="1"/>
+          <w:bCs w:val="1"/>
+          <w:sz w:val="46"/>
+          <w:szCs w:val="46"/>
+          <w:rtl w:val="0"/>
+        </w:rPr>
+        <w:t xml:space="preserve">Miniordbog</w:t>
+      </w:r>
+    </w:p>
+    <w:p>
+      <w:pPr>
+        <w:numPr>
+          <w:ilvl w:val="0"/>
+          <w:numId w:val="6"/>
+        </w:numPr>
+        <w:spacing w:after="0" w:afterAutospacing="0" w:before="240" w:lineRule="auto"/>
+        <w:ind w:left="720" w:hanging="360"/>
+      </w:pPr>
+      <w:r>
+        <w:rPr>
+          <w:b w:val="1"/>
+          <w:bCs w:val="1"/>
+          <w:rtl w:val="0"/>
+        </w:rPr>
+        <w:t xml:space="preserve">NPC (Non-Player Character):</w:t>
+      </w:r>
+      <w:r>
+        <w:rPr>
+          <w:rtl w:val="0"/>
+        </w:rPr>
+        <w:t xml:space="preserve"> En karakter i spillet, som styres af GM'en (f.eks. en kroejer eller en drage). Det er disse, WorldHub primært organiserer.</w:t>
+      </w:r>
+    </w:p>
+    <w:p>
+      <w:pPr>
+        <w:numPr>
+          <w:ilvl w:val="0"/>
+          <w:numId w:val="6"/>
+        </w:numPr>
+        <w:spacing w:after="0" w:afterAutospacing="0" w:before="0" w:beforeAutospacing="0" w:lineRule="auto"/>
+        <w:ind w:left="720" w:hanging="360"/>
+        <w:rPr>
+          <w:b w:val="1"/>
+          <w:bCs w:val="1"/>
+        </w:rPr>
+      </w:pPr>
+      <w:r>
+        <w:rPr>
+          <w:b w:val="1"/>
+          <w:bCs w:val="1"/>
+          <w:rtl w:val="0"/>
+        </w:rPr>
+        <w:t xml:space="preserve">GM: (Game master): </w:t>
+      </w:r>
+      <w:r>
+        <w:rPr>
+          <w:rtl w:val="0"/>
+        </w:rPr>
+        <w:t xml:space="preserve">Personen som står for selve spillets gang, og historie. Ham der planlægger det eventyr som spillerne skal</w:t>
+      </w:r>
+    </w:p>
+    <w:p>
+      <w:pPr>
+        <w:numPr>
+          <w:ilvl w:val="0"/>
+          <w:numId w:val="6"/>
+        </w:numPr>
+        <w:spacing w:after="0" w:afterAutospacing="0" w:before="0" w:beforeAutospacing="0" w:lineRule="auto"/>
+        <w:ind w:left="720" w:hanging="360"/>
+      </w:pPr>
+      <w:r>
+        <w:rPr>
+          <w:b w:val="1"/>
+          <w:bCs w:val="1"/>
+          <w:rtl w:val="0"/>
+        </w:rPr>
+        <w:t xml:space="preserve">PC (Player Character):</w:t>
+      </w:r>
+      <w:r>
+        <w:rPr>
+          <w:rtl w:val="0"/>
+        </w:rPr>
+        <w:t xml:space="preserve"> En karakter, der styres af en spiller.</w:t>
+      </w:r>
+    </w:p>
+    <w:p>
+      <w:pPr>
+        <w:numPr>
+          <w:ilvl w:val="0"/>
+          <w:numId w:val="6"/>
+        </w:numPr>
+        <w:spacing w:after="0" w:afterAutospacing="0" w:before="0" w:beforeAutospacing="0" w:lineRule="auto"/>
+        <w:ind w:left="720" w:hanging="360"/>
+      </w:pPr>
+      <w:r>
+        <w:rPr>
+          <w:b w:val="1"/>
+          <w:bCs w:val="1"/>
+          <w:rtl w:val="0"/>
+        </w:rPr>
+        <w:t xml:space="preserve">Lore:</w:t>
+      </w:r>
+      <w:r>
+        <w:rPr>
+          <w:rtl w:val="0"/>
+        </w:rPr>
+        <w:t xml:space="preserve"> Den baggrund, historie, geografi og de regler, der findes i en specifik spilverden.</w:t>
+      </w:r>
+    </w:p>
+    <w:p>
+      <w:pPr>
+        <w:numPr>
+          <w:ilvl w:val="0"/>
+          <w:numId w:val="6"/>
+        </w:numPr>
+        <w:spacing w:after="0" w:afterAutospacing="0" w:before="0" w:beforeAutospacing="0" w:lineRule="auto"/>
+        <w:ind w:left="720" w:hanging="360"/>
+      </w:pPr>
+      <w:r>
+        <w:rPr>
+          <w:b w:val="1"/>
+          <w:bCs w:val="1"/>
+          <w:rtl w:val="0"/>
+        </w:rPr>
+        <w:t xml:space="preserve">Session:</w:t>
+      </w:r>
+      <w:r>
+        <w:rPr>
+          <w:rtl w:val="0"/>
+        </w:rPr>
+        <w:t xml:space="preserve"> Et planlagt tidsrum (f.eks. en fredag aften), hvor spillerne og GM's mødes og spiller.</w:t>
+      </w:r>
+    </w:p>
+    <w:p>
+      <w:pPr>
+        <w:numPr>
+          <w:ilvl w:val="0"/>
+          <w:numId w:val="6"/>
+        </w:numPr>
+        <w:spacing w:after="240" w:before="0" w:beforeAutospacing="0" w:lineRule="auto"/>
+        <w:ind w:left="720" w:hanging="360"/>
+      </w:pPr>
+      <w:r>
+        <w:rPr>
+          <w:b w:val="1"/>
+          <w:bCs w:val="1"/>
+          <w:rtl w:val="0"/>
+        </w:rPr>
+        <w:t xml:space="preserve">Campaign (Kampagne):</w:t>
+      </w:r>
+      <w:r>
+        <w:rPr>
+          <w:rtl w:val="0"/>
+        </w:rPr>
+        <w:t xml:space="preserve"> En sammenhængende historie, der strækker sig over mange sessioner. I WorldHub svarer en kampagne typisk til en "World".</w:t>
+      </w:r>
       <w:r>
         <w:rPr>
           <w:rtl w:val="0"/>
@@ -1431,35 +2142,14 @@
           <w:szCs w:val="46"/>
         </w:rPr>
       </w:pPr>
-      <w:bookmarkStart w:colFirst="0" w:colLast="0" w:name="_xl0jzvkj7scx" w:id="2"/>
+      <w:bookmarkStart w:colFirst="0" w:colLast="0" w:name="_rgqq85z38who" w:id="2"/>
       <w:bookmarkEnd w:id="2"/>
       <w:r>
-        <w:rPr>
-          <w:rtl w:val="0"/>
-        </w:rPr>
-      </w:r>
-    </w:p>
-    <w:p>
-      <w:pPr>
-        <w:pStyle w:val="Heading1"/>
-        <w:keepNext w:val="0"/>
-        <w:keepLines w:val="0"/>
-        <w:spacing w:before="480" w:lineRule="auto"/>
         <w:rPr>
           <w:b w:val="1"/>
           <w:bCs w:val="1"/>
           <w:sz w:val="46"/>
           <w:szCs w:val="46"/>
-        </w:rPr>
-      </w:pPr>
-      <w:bookmarkStart w:colFirst="0" w:colLast="0" w:name="_rgqq85z38who" w:id="3"/>
-      <w:bookmarkEnd w:id="3"/>
-      <w:r>
-        <w:rPr>
-          <w:b w:val="1"/>
-          <w:bCs w:val="1"/>
-          <w:sz w:val="46"/>
-          <w:szCs w:val="46"/>
           <w:rtl w:val="0"/>
         </w:rPr>
         <w:t xml:space="preserve">Case Beskrivelse - WorldHub</w:t>
@@ -1529,596 +2219,6 @@
           <w:rtl w:val="0"/>
         </w:rPr>
         <w:t xml:space="preserve">I dag er informationer om karakterer og lore spredt over fysiske notesbøger, løse Word-dokumenter og kaotiske Discord-kanaler. Dette fører til flere problemer:</w:t>
-      </w:r>
-    </w:p>
-    <w:p>
-      <w:pPr>
-        <w:numPr>
-          <w:ilvl w:val="0"/>
-          <w:numId w:val="2"/>
-        </w:numPr>
-        <w:spacing w:after="0" w:afterAutospacing="0" w:before="240" w:lineRule="auto"/>
-        <w:ind w:left="720" w:hanging="360"/>
-        <w:rPr>
-          <w:sz w:val="22"/>
-          <w:szCs w:val="22"/>
-        </w:rPr>
-      </w:pPr>
-      <w:r>
-        <w:rPr>
-          <w:b w:val="1"/>
-          <w:bCs w:val="1"/>
-          <w:rtl w:val="0"/>
-        </w:rPr>
-        <w:t xml:space="preserve">Manglende overblik:</w:t>
-      </w:r>
-      <w:r>
-        <w:rPr>
-          <w:rtl w:val="0"/>
-        </w:rPr>
-        <w:t xml:space="preserve"> Det kan hurtigt blive svært at finde en specifik karakter under en game session.</w:t>
-      </w:r>
-    </w:p>
-    <w:p>
-      <w:pPr>
-        <w:numPr>
-          <w:ilvl w:val="0"/>
-          <w:numId w:val="2"/>
-        </w:numPr>
-        <w:spacing w:after="0" w:afterAutospacing="0" w:before="0" w:beforeAutospacing="0" w:lineRule="auto"/>
-        <w:ind w:left="720" w:hanging="360"/>
-        <w:rPr>
-          <w:sz w:val="22"/>
-          <w:szCs w:val="22"/>
-        </w:rPr>
-      </w:pPr>
-      <w:r>
-        <w:rPr>
-          <w:b w:val="1"/>
-          <w:bCs w:val="1"/>
-          <w:rtl w:val="0"/>
-        </w:rPr>
-        <w:t xml:space="preserve">Tabt atmosfære:</w:t>
-      </w:r>
-      <w:r>
-        <w:rPr>
-          <w:rtl w:val="0"/>
-        </w:rPr>
-        <w:t xml:space="preserve"> Man glemmer ofte karakterens unikke stemme eller personlighedstræk, når der går uger mellem spil sessionerne.</w:t>
-      </w:r>
-    </w:p>
-    <w:p>
-      <w:pPr>
-        <w:numPr>
-          <w:ilvl w:val="0"/>
-          <w:numId w:val="2"/>
-        </w:numPr>
-        <w:spacing w:after="240" w:before="0" w:beforeAutospacing="0" w:lineRule="auto"/>
-        <w:ind w:left="720" w:hanging="360"/>
-        <w:rPr>
-          <w:sz w:val="22"/>
-          <w:szCs w:val="22"/>
-        </w:rPr>
-      </w:pPr>
-      <w:r>
-        <w:rPr>
-          <w:b w:val="1"/>
-          <w:bCs w:val="1"/>
-          <w:rtl w:val="0"/>
-        </w:rPr>
-        <w:t xml:space="preserve">Isoleret viden:</w:t>
-      </w:r>
-      <w:r>
-        <w:rPr>
-          <w:rtl w:val="0"/>
-        </w:rPr>
-        <w:t xml:space="preserve"> Spillerne har sjældent adgang til den information, de har "låst op" for i verdenen, uden at skulle spørge GM hver gang</w:t>
-      </w:r>
-    </w:p>
-    <w:p>
-      <w:pPr>
-        <w:spacing w:after="240" w:before="240" w:lineRule="auto"/>
-        <w:rPr/>
-      </w:pPr>
-      <w:r>
-        <w:rPr>
-          <w:rtl w:val="0"/>
-        </w:rPr>
-      </w:r>
-    </w:p>
-    <w:p>
-      <w:pPr>
-        <w:spacing w:after="240" w:before="240" w:lineRule="auto"/>
-        <w:rPr/>
-      </w:pPr>
-      <w:r>
-        <w:rPr>
-          <w:b w:val="1"/>
-          <w:bCs w:val="1"/>
-          <w:rtl w:val="0"/>
-        </w:rPr>
-        <w:t xml:space="preserve">Løsningen</w:t>
-      </w:r>
-      <w:r>
-        <w:rPr>
-          <w:rtl w:val="0"/>
-        </w:rPr>
-        <w:br w:type="textWrapping"/>
-        <w:t xml:space="preserve">Min løsning er en hjemmeside, jeg kalder </w:t>
-      </w:r>
-      <w:r>
-        <w:rPr>
-          <w:b w:val="1"/>
-          <w:bCs w:val="1"/>
-          <w:rtl w:val="0"/>
-        </w:rPr>
-        <w:t xml:space="preserve">WorldHub</w:t>
-      </w:r>
-      <w:r>
-        <w:rPr>
-          <w:rtl w:val="0"/>
-        </w:rPr>
-        <w:t xml:space="preserve">. Her kan man samle alt det vigtige om sin rollespilsverden ét sted.</w:t>
-      </w:r>
-    </w:p>
-    <w:p>
-      <w:pPr>
-        <w:spacing w:after="240" w:before="240" w:lineRule="auto"/>
-        <w:rPr/>
-      </w:pPr>
-      <w:r>
-        <w:rPr>
-          <w:rtl w:val="0"/>
-        </w:rPr>
-        <w:t xml:space="preserve">Tanken er at lave visuelle </w:t>
-      </w:r>
-      <w:r>
-        <w:rPr>
-          <w:b w:val="1"/>
-          <w:bCs w:val="1"/>
-          <w:rtl w:val="0"/>
-        </w:rPr>
-        <w:t xml:space="preserve">Character Cards</w:t>
-      </w:r>
-      <w:r>
-        <w:rPr>
-          <w:rtl w:val="0"/>
-        </w:rPr>
-        <w:t xml:space="preserve">, der giver et lynhurtigt overblik via nanve og billeder af hver karakter. For at styrke fordybelsen (immersion) vil karakterer kunne afspille lydklip direkte på kortene, så GM's med et klik kan afspille karakterens stemme. Systemet understøtter roller og rettigheder, så ejeren kan styre, hvem der må redigere templates, og hvem der blot skal have læseadgang til verdenens indhold</w:t>
-      </w:r>
-    </w:p>
-    <w:p>
-      <w:pPr>
-        <w:spacing w:after="240" w:before="240" w:lineRule="auto"/>
-        <w:rPr/>
-      </w:pPr>
-      <w:r>
-        <w:rPr>
-          <w:rtl w:val="0"/>
-        </w:rPr>
-      </w:r>
-    </w:p>
-    <w:p>
-      <w:pPr>
-        <w:spacing w:after="240" w:before="240" w:lineRule="auto"/>
-        <w:rPr/>
-      </w:pPr>
-      <w:r>
-        <w:rPr>
-          <w:rtl w:val="0"/>
-        </w:rPr>
-      </w:r>
-    </w:p>
-    <w:p>
-      <w:pPr>
-        <w:spacing w:after="240" w:before="240" w:lineRule="auto"/>
-        <w:rPr/>
-      </w:pPr>
-      <w:r>
-        <w:rPr>
-          <w:rtl w:val="0"/>
-        </w:rPr>
-      </w:r>
-    </w:p>
-    <w:p>
-      <w:pPr>
-        <w:spacing w:after="240" w:before="240" w:lineRule="auto"/>
-        <w:rPr/>
-      </w:pPr>
-      <w:r>
-        <w:rPr>
-          <w:rtl w:val="0"/>
-        </w:rPr>
-      </w:r>
-    </w:p>
-    <w:p>
-      <w:pPr>
-        <w:spacing w:after="240" w:before="240" w:lineRule="auto"/>
-        <w:rPr/>
-      </w:pPr>
-      <w:r>
-        <w:rPr>
-          <w:rtl w:val="0"/>
-        </w:rPr>
-      </w:r>
-    </w:p>
-    <w:p>
-      <w:pPr>
-        <w:spacing w:after="240" w:before="240" w:lineRule="auto"/>
-        <w:rPr/>
-      </w:pPr>
-      <w:r>
-        <w:rPr>
-          <w:rtl w:val="0"/>
-        </w:rPr>
-      </w:r>
-    </w:p>
-    <w:p>
-      <w:pPr>
-        <w:spacing w:after="240" w:before="240" w:lineRule="auto"/>
-        <w:rPr/>
-      </w:pPr>
-      <w:r>
-        <w:rPr>
-          <w:rtl w:val="0"/>
-        </w:rPr>
-      </w:r>
-    </w:p>
-    <w:p>
-      <w:pPr>
-        <w:pStyle w:val="Heading1"/>
-        <w:keepNext w:val="0"/>
-        <w:keepLines w:val="0"/>
-        <w:spacing w:before="480" w:lineRule="auto"/>
-        <w:rPr>
-          <w:b w:val="1"/>
-          <w:bCs w:val="1"/>
-          <w:sz w:val="46"/>
-          <w:szCs w:val="46"/>
-        </w:rPr>
-      </w:pPr>
-      <w:bookmarkStart w:colFirst="0" w:colLast="0" w:name="_y3uompqzmgj6" w:id="4"/>
-      <w:bookmarkEnd w:id="4"/>
-      <w:r>
-        <w:rPr>
-          <w:b w:val="1"/>
-          <w:bCs w:val="1"/>
-          <w:sz w:val="46"/>
-          <w:szCs w:val="46"/>
-          <w:rtl w:val="0"/>
-        </w:rPr>
-        <w:t xml:space="preserve">Problemformulering - WorldHub</w:t>
-      </w:r>
-    </w:p>
-    <w:p>
-      <w:pPr>
-        <w:rPr>
-          <w:b w:val="1"/>
-          <w:bCs w:val="1"/>
-        </w:rPr>
-      </w:pPr>
-      <w:r>
-        <w:rPr>
-          <w:b w:val="1"/>
-          <w:bCs w:val="1"/>
-          <w:rtl w:val="0"/>
-        </w:rPr>
-        <w:t xml:space="preserve">Hovedspørgsmål</w:t>
-      </w:r>
-    </w:p>
-    <w:p>
-      <w:pPr>
-        <w:rPr/>
-      </w:pPr>
-      <w:r>
-        <w:rPr>
-          <w:rtl w:val="0"/>
-        </w:rPr>
-        <w:t xml:space="preserve">Hvordan kan man udvikle en web applikation, der gør det nemmere for rollespillere at organisere deres verdener og karakterer ved hjælp af visuelle kort, lydfiler og brugerstyring?</w:t>
-      </w:r>
-    </w:p>
-    <w:p>
-      <w:pPr>
-        <w:rPr/>
-      </w:pPr>
-      <w:r>
-        <w:rPr>
-          <w:rtl w:val="0"/>
-        </w:rPr>
-      </w:r>
-    </w:p>
-    <w:p>
-      <w:pPr>
-        <w:rPr>
-          <w:b w:val="1"/>
-          <w:bCs w:val="1"/>
-        </w:rPr>
-      </w:pPr>
-      <w:r>
-        <w:rPr>
-          <w:b w:val="1"/>
-          <w:bCs w:val="1"/>
-          <w:rtl w:val="0"/>
-        </w:rPr>
-        <w:t xml:space="preserve">Underspørgsmål</w:t>
-      </w:r>
-    </w:p>
-    <w:p>
-      <w:pPr>
-        <w:rPr>
-          <w:b w:val="1"/>
-          <w:bCs w:val="1"/>
-        </w:rPr>
-      </w:pPr>
-      <w:r>
-        <w:rPr>
-          <w:rtl w:val="0"/>
-        </w:rPr>
-      </w:r>
-    </w:p>
-    <w:p>
-      <w:pPr>
-        <w:numPr>
-          <w:ilvl w:val="0"/>
-          <w:numId w:val="1"/>
-        </w:numPr>
-        <w:ind w:left="720" w:hanging="360"/>
-        <w:rPr>
-          <w:sz w:val="22"/>
-          <w:szCs w:val="22"/>
-        </w:rPr>
-      </w:pPr>
-      <w:r>
-        <w:rPr>
-          <w:b w:val="1"/>
-          <w:bCs w:val="1"/>
-          <w:rtl w:val="0"/>
-        </w:rPr>
-        <w:t xml:space="preserve">Database: </w:t>
-      </w:r>
-      <w:r>
-        <w:rPr>
-          <w:rtl w:val="0"/>
-        </w:rPr>
-        <w:t xml:space="preserve">Hvordan designer man en database, der kan holde styr på forskellige verdener og sørge for, at karakterer og lydfiler er koblet rigtigt sammen?</w:t>
-      </w:r>
-    </w:p>
-    <w:p>
-      <w:pPr>
-        <w:numPr>
-          <w:ilvl w:val="0"/>
-          <w:numId w:val="14"/>
-        </w:numPr>
-        <w:ind w:left="720" w:hanging="360"/>
-        <w:rPr>
-          <w:sz w:val="22"/>
-          <w:szCs w:val="22"/>
-        </w:rPr>
-      </w:pPr>
-      <w:r>
-        <w:rPr>
-          <w:b w:val="1"/>
-          <w:bCs w:val="1"/>
-          <w:rtl w:val="0"/>
-        </w:rPr>
-        <w:t xml:space="preserve">Funktionalitet:</w:t>
-      </w:r>
-      <w:r>
-        <w:rPr>
-          <w:rtl w:val="0"/>
-        </w:rPr>
-        <w:t xml:space="preserve"> Hvordan implementerer man en løsning, hvor brugere kan uploade lydfiler og afspille dem direkte på et karakter-kort?</w:t>
-      </w:r>
-    </w:p>
-    <w:p>
-      <w:pPr>
-        <w:numPr>
-          <w:ilvl w:val="0"/>
-          <w:numId w:val="7"/>
-        </w:numPr>
-        <w:ind w:left="720" w:hanging="360"/>
-        <w:rPr>
-          <w:b w:val="1"/>
-          <w:bCs w:val="1"/>
-          <w:sz w:val="22"/>
-          <w:szCs w:val="22"/>
-        </w:rPr>
-      </w:pPr>
-      <w:r>
-        <w:rPr>
-          <w:b w:val="1"/>
-          <w:bCs w:val="1"/>
-          <w:rtl w:val="0"/>
-        </w:rPr>
-        <w:t xml:space="preserve">Sikkerhed: </w:t>
-      </w:r>
-      <w:r>
-        <w:rPr>
-          <w:rtl w:val="0"/>
-        </w:rPr>
-        <w:t xml:space="preserve">Hvordan styrer man roller og rettigheder, så det kun er ejeren af en verden, der kan ændre i templates og slette indhold?</w:t>
-      </w:r>
-    </w:p>
-    <w:p>
-      <w:pPr>
-        <w:numPr>
-          <w:ilvl w:val="0"/>
-          <w:numId w:val="3"/>
-        </w:numPr>
-        <w:ind w:left="720" w:hanging="360"/>
-        <w:rPr>
-          <w:b w:val="1"/>
-          <w:bCs w:val="1"/>
-          <w:sz w:val="22"/>
-          <w:szCs w:val="22"/>
-        </w:rPr>
-      </w:pPr>
-      <w:r>
-        <w:rPr>
-          <w:b w:val="1"/>
-          <w:bCs w:val="1"/>
-          <w:rtl w:val="0"/>
-        </w:rPr>
-        <w:t xml:space="preserve">Brugervenlighed: </w:t>
-      </w:r>
-      <w:r>
-        <w:rPr>
-          <w:rtl w:val="0"/>
-        </w:rPr>
-        <w:t xml:space="preserve">Hvordan kan man bruge farvekodning og et simpelt design til at give brugeren et hurtigt overblik over mange informationer?</w:t>
-      </w:r>
-    </w:p>
-    <w:p>
-      <w:pPr>
-        <w:pStyle w:val="Heading1"/>
-        <w:keepNext w:val="0"/>
-        <w:keepLines w:val="0"/>
-        <w:spacing w:before="480" w:lineRule="auto"/>
-        <w:rPr>
-          <w:b w:val="1"/>
-          <w:bCs w:val="1"/>
-          <w:sz w:val="46"/>
-          <w:szCs w:val="46"/>
-        </w:rPr>
-      </w:pPr>
-      <w:bookmarkStart w:colFirst="0" w:colLast="0" w:name="_c9wxhfm2itly" w:id="5"/>
-      <w:bookmarkEnd w:id="5"/>
-      <w:r>
-        <w:rPr>
-          <w:rtl w:val="0"/>
-        </w:rPr>
-      </w:r>
-    </w:p>
-    <w:p>
-      <w:pPr>
-        <w:pStyle w:val="Heading1"/>
-        <w:keepNext w:val="0"/>
-        <w:keepLines w:val="0"/>
-        <w:spacing w:before="480" w:lineRule="auto"/>
-        <w:rPr>
-          <w:b w:val="1"/>
-          <w:bCs w:val="1"/>
-          <w:sz w:val="46"/>
-          <w:szCs w:val="46"/>
-        </w:rPr>
-      </w:pPr>
-      <w:bookmarkStart w:colFirst="0" w:colLast="0" w:name="_nx1p8jh70zs3" w:id="6"/>
-      <w:bookmarkEnd w:id="6"/>
-      <w:r>
-        <w:rPr>
-          <w:b w:val="1"/>
-          <w:bCs w:val="1"/>
-          <w:sz w:val="46"/>
-          <w:szCs w:val="46"/>
-          <w:rtl w:val="0"/>
-        </w:rPr>
-        <w:t xml:space="preserve">Kravspecifikation - WorldHub</w:t>
-      </w:r>
-    </w:p>
-    <w:p>
-      <w:pPr>
-        <w:spacing w:after="240" w:before="240" w:lineRule="auto"/>
-        <w:rPr/>
-      </w:pPr>
-      <w:r>
-        <w:rPr>
-          <w:rtl w:val="0"/>
-        </w:rPr>
-        <w:t xml:space="preserve">Denne kravspecifikation er udarbejdet for at fastlægge rammerne for udviklingen af WorldHub og sikre enighed om systemets funktionalitet.</w:t>
-      </w:r>
-    </w:p>
-    <w:p>
-      <w:pPr>
-        <w:pStyle w:val="Heading2"/>
-        <w:keepNext w:val="0"/>
-        <w:keepLines w:val="0"/>
-        <w:spacing w:after="80" w:lineRule="auto"/>
-        <w:rPr>
-          <w:b w:val="1"/>
-          <w:bCs w:val="1"/>
-          <w:sz w:val="34"/>
-          <w:szCs w:val="34"/>
-        </w:rPr>
-      </w:pPr>
-      <w:bookmarkStart w:colFirst="0" w:colLast="0" w:name="_yb0qlh4tvg1l" w:id="7"/>
-      <w:bookmarkEnd w:id="7"/>
-      <w:r>
-        <w:rPr>
-          <w:b w:val="1"/>
-          <w:bCs w:val="1"/>
-          <w:sz w:val="34"/>
-          <w:szCs w:val="34"/>
-          <w:rtl w:val="0"/>
-        </w:rPr>
-        <w:t xml:space="preserve">1. Indledning</w:t>
-      </w:r>
-    </w:p>
-    <w:p>
-      <w:pPr>
-        <w:pStyle w:val="Heading3"/>
-        <w:keepNext w:val="0"/>
-        <w:keepLines w:val="0"/>
-        <w:spacing w:before="280" w:lineRule="auto"/>
-        <w:rPr>
-          <w:b w:val="1"/>
-          <w:bCs w:val="1"/>
-          <w:color w:val="000000"/>
-          <w:sz w:val="26"/>
-          <w:szCs w:val="26"/>
-        </w:rPr>
-      </w:pPr>
-      <w:bookmarkStart w:colFirst="0" w:colLast="0" w:name="_tl4idh7qeg84" w:id="8"/>
-      <w:bookmarkEnd w:id="8"/>
-      <w:r>
-        <w:rPr>
-          <w:b w:val="1"/>
-          <w:bCs w:val="1"/>
-          <w:color w:val="000000"/>
-          <w:sz w:val="26"/>
-          <w:szCs w:val="26"/>
-          <w:rtl w:val="0"/>
-        </w:rPr>
-        <w:t xml:space="preserve">1.1 Formål</w:t>
-      </w:r>
-    </w:p>
-    <w:p>
-      <w:pPr>
-        <w:spacing w:after="240" w:before="240" w:lineRule="auto"/>
-        <w:rPr/>
-      </w:pPr>
-      <w:r>
-        <w:rPr>
-          <w:rtl w:val="0"/>
-        </w:rPr>
-        <w:t xml:space="preserve">I det nedenstående vil jeg redegøre for formålet med WorldHub.</w:t>
-      </w:r>
-      <w:r>
-        <w:rPr>
-          <w:rtl w:val="0"/>
-        </w:rPr>
-      </w:r>
-    </w:p>
-    <w:p>
-      <w:pPr>
-        <w:spacing w:after="240" w:before="240" w:lineRule="auto"/>
-        <w:rPr/>
-      </w:pPr>
-      <w:r>
-        <w:rPr>
-          <w:rtl w:val="0"/>
-        </w:rPr>
-        <w:t xml:space="preserve">Formålet er at udvikle web-applikationen "WorldHub", som skal fungere som et centralt værktøj for rollespillere til at organisere deres spilverdener. Projektet skal løse problemet med uoverskuelige noter, manglende overblik over karakterer og den ofte tidskrævende proces med at opfinde nye NPCer (Non Player Characters) midt under en spilsession. Ved at integrere kunstig intelligens (AI) kan det være muligt for en Game Master hurtigt at generere indhold, der passer ind i verdens lore.</w:t>
-      </w:r>
-    </w:p>
-    <w:p>
-      <w:pPr>
-        <w:spacing w:after="240" w:before="240" w:lineRule="auto"/>
-        <w:rPr/>
-      </w:pPr>
-      <w:r>
-        <w:rPr>
-          <w:rtl w:val="0"/>
-        </w:rPr>
       </w:r>
     </w:p>
     <w:p>
@@ -2129,20 +2229,52 @@
         </w:numPr>
         <w:spacing w:after="0" w:afterAutospacing="0" w:before="240" w:lineRule="auto"/>
         <w:ind w:left="720" w:hanging="360"/>
-      </w:pPr>
-      <w:r>
-        <w:rPr>
-          <w:b w:val="1"/>
-          <w:bCs w:val="1"/>
-          <w:rtl w:val="0"/>
-        </w:rPr>
-        <w:t xml:space="preserve">Udvikler:</w:t>
-      </w:r>
-      <w:r>
-        <w:rPr>
-          <w:rtl w:val="0"/>
-        </w:rPr>
-        <w:t xml:space="preserve"> [Elias]</w:t>
+        <w:rPr>
+          <w:sz w:val="22"/>
+          <w:szCs w:val="22"/>
+        </w:rPr>
+      </w:pPr>
+      <w:r>
+        <w:rPr>
+          <w:b w:val="1"/>
+          <w:bCs w:val="1"/>
+          <w:rtl w:val="0"/>
+        </w:rPr>
+        <w:t xml:space="preserve">Manglende overblik:</w:t>
+      </w:r>
+      <w:r>
+        <w:rPr>
+          <w:rtl w:val="0"/>
+        </w:rPr>
+        <w:t xml:space="preserve"> Det kan hurtigt blive svært at finde en specifik karakter under en game session.</w:t>
+      </w:r>
+    </w:p>
+    <w:p>
+      <w:pPr>
+        <w:numPr>
+          <w:ilvl w:val="0"/>
+          <w:numId w:val="4"/>
+        </w:numPr>
+        <w:spacing w:after="0" w:afterAutospacing="0" w:before="0" w:beforeAutospacing="0" w:lineRule="auto"/>
+        <w:ind w:left="720" w:hanging="360"/>
+        <w:rPr>
+          <w:sz w:val="22"/>
+          <w:szCs w:val="22"/>
+        </w:rPr>
+      </w:pPr>
+      <w:r>
+        <w:rPr>
+          <w:b w:val="1"/>
+          <w:bCs w:val="1"/>
+          <w:rtl w:val="0"/>
+        </w:rPr>
+        <w:t xml:space="preserve">Tabt atmosfære:</w:t>
+      </w:r>
+      <w:r>
+        <w:rPr>
+          <w:rtl w:val="0"/>
+        </w:rPr>
+        <w:t xml:space="preserve"> Man glemmer ofte karakterens unikke stemme eller personlighedstræk, når der går uger mellem spil sessionerne.</w:t>
       </w:r>
     </w:p>
     <w:p>
@@ -2153,25 +2285,385 @@
         </w:numPr>
         <w:spacing w:after="240" w:before="0" w:beforeAutospacing="0" w:lineRule="auto"/>
         <w:ind w:left="720" w:hanging="360"/>
-      </w:pPr>
-      <w:r>
-        <w:rPr>
-          <w:b w:val="1"/>
-          <w:bCs w:val="1"/>
-          <w:rtl w:val="0"/>
-        </w:rPr>
-        <w:t xml:space="preserve">Kunde:</w:t>
-      </w:r>
-      <w:r>
-        <w:rPr>
-          <w:rtl w:val="0"/>
-        </w:rPr>
-        <w:t xml:space="preserve"> Rollespillere enhver person som går op i rollespil og som der har brug for et visuelt og organiseret opslagsværk til deres kampagner.</w:t>
-      </w:r>
-      <w:r>
-        <w:rPr>
-          <w:rtl w:val="0"/>
-        </w:rPr>
+        <w:rPr>
+          <w:sz w:val="22"/>
+          <w:szCs w:val="22"/>
+        </w:rPr>
+      </w:pPr>
+      <w:r>
+        <w:rPr>
+          <w:b w:val="1"/>
+          <w:bCs w:val="1"/>
+          <w:rtl w:val="0"/>
+        </w:rPr>
+        <w:t xml:space="preserve">Isoleret viden:</w:t>
+      </w:r>
+      <w:r>
+        <w:rPr>
+          <w:rtl w:val="0"/>
+        </w:rPr>
+        <w:t xml:space="preserve"> Spillerne har sjældent adgang til den information, de har "låst op" for i verdenen, uden at skulle spørge GM hver gang</w:t>
+      </w:r>
+    </w:p>
+    <w:p>
+      <w:pPr>
+        <w:spacing w:after="240" w:before="240" w:lineRule="auto"/>
+        <w:rPr/>
+      </w:pPr>
+      <w:r>
+        <w:rPr>
+          <w:rtl w:val="0"/>
+        </w:rPr>
+      </w:r>
+    </w:p>
+    <w:p>
+      <w:pPr>
+        <w:spacing w:after="240" w:before="240" w:lineRule="auto"/>
+        <w:rPr/>
+      </w:pPr>
+      <w:r>
+        <w:rPr>
+          <w:b w:val="1"/>
+          <w:bCs w:val="1"/>
+          <w:rtl w:val="0"/>
+        </w:rPr>
+        <w:t xml:space="preserve">Løsningen</w:t>
+      </w:r>
+      <w:r>
+        <w:rPr>
+          <w:rtl w:val="0"/>
+        </w:rPr>
+        <w:br w:type="textWrapping"/>
+        <w:t xml:space="preserve">Løsningen er en hjemmeside, som bliver kaldt </w:t>
+      </w:r>
+      <w:r>
+        <w:rPr>
+          <w:b w:val="1"/>
+          <w:bCs w:val="1"/>
+          <w:rtl w:val="0"/>
+        </w:rPr>
+        <w:t xml:space="preserve">WorldHub</w:t>
+      </w:r>
+      <w:r>
+        <w:rPr>
+          <w:rtl w:val="0"/>
+        </w:rPr>
+        <w:t xml:space="preserve">. Her kan man samle alt det vigtige om sin rollespilsverden ét sted.</w:t>
+      </w:r>
+    </w:p>
+    <w:p>
+      <w:pPr>
+        <w:spacing w:after="240" w:before="240" w:lineRule="auto"/>
+        <w:rPr/>
+      </w:pPr>
+      <w:r>
+        <w:rPr>
+          <w:rtl w:val="0"/>
+        </w:rPr>
+        <w:t xml:space="preserve">Tanken er at lave visuelle </w:t>
+      </w:r>
+      <w:r>
+        <w:rPr>
+          <w:b w:val="1"/>
+          <w:bCs w:val="1"/>
+          <w:rtl w:val="0"/>
+        </w:rPr>
+        <w:t xml:space="preserve">Character Cards</w:t>
+      </w:r>
+      <w:r>
+        <w:rPr>
+          <w:rtl w:val="0"/>
+        </w:rPr>
+        <w:t xml:space="preserve">, der giver et lynhurtigt overblik via nanve og billeder af hver karakter. For at styrke fordybelsen (immersion) vil karakterer kunne afspille lydklip direkte på kortene, så GM's med et klik kan afspille karakterens stemme. Systemet understøtter roller og rettigheder, så ejeren kan styre, hvem der må redigere templates, og hvem der blot skal have læseadgang til verdenens indhold</w:t>
+      </w:r>
+    </w:p>
+    <w:p>
+      <w:pPr>
+        <w:pStyle w:val="Heading1"/>
+        <w:keepNext w:val="0"/>
+        <w:keepLines w:val="0"/>
+        <w:spacing w:before="480" w:lineRule="auto"/>
+        <w:rPr>
+          <w:b w:val="1"/>
+          <w:bCs w:val="1"/>
+          <w:sz w:val="46"/>
+          <w:szCs w:val="46"/>
+        </w:rPr>
+      </w:pPr>
+      <w:bookmarkStart w:colFirst="0" w:colLast="0" w:name="_y3uompqzmgj6" w:id="3"/>
+      <w:bookmarkEnd w:id="3"/>
+      <w:r>
+        <w:rPr>
+          <w:b w:val="1"/>
+          <w:bCs w:val="1"/>
+          <w:sz w:val="46"/>
+          <w:szCs w:val="46"/>
+          <w:rtl w:val="0"/>
+        </w:rPr>
+        <w:t xml:space="preserve">Problemformulering - WorldHub</w:t>
+      </w:r>
+    </w:p>
+    <w:p>
+      <w:pPr>
+        <w:rPr>
+          <w:b w:val="1"/>
+          <w:bCs w:val="1"/>
+        </w:rPr>
+      </w:pPr>
+      <w:r>
+        <w:rPr>
+          <w:b w:val="1"/>
+          <w:bCs w:val="1"/>
+          <w:rtl w:val="0"/>
+        </w:rPr>
+        <w:t xml:space="preserve">Hovedspørgsmål</w:t>
+      </w:r>
+    </w:p>
+    <w:p>
+      <w:pPr>
+        <w:rPr/>
+      </w:pPr>
+      <w:r>
+        <w:rPr>
+          <w:rtl w:val="0"/>
+        </w:rPr>
+        <w:t xml:space="preserve">Hvordan kan man udvikle en web applikation, der gør det nemmere for rollespillere at organisere deres verdener og karakterer ved hjælp af visuelle kort, lydfiler og brugerstyring?</w:t>
+      </w:r>
+    </w:p>
+    <w:p>
+      <w:pPr>
+        <w:rPr/>
+      </w:pPr>
+      <w:r>
+        <w:rPr>
+          <w:rtl w:val="0"/>
+        </w:rPr>
+      </w:r>
+    </w:p>
+    <w:p>
+      <w:pPr>
+        <w:rPr>
+          <w:b w:val="1"/>
+          <w:bCs w:val="1"/>
+        </w:rPr>
+      </w:pPr>
+      <w:r>
+        <w:rPr>
+          <w:b w:val="1"/>
+          <w:bCs w:val="1"/>
+          <w:rtl w:val="0"/>
+        </w:rPr>
+        <w:t xml:space="preserve">Underspørgsmål</w:t>
+      </w:r>
+    </w:p>
+    <w:p>
+      <w:pPr>
+        <w:rPr>
+          <w:b w:val="1"/>
+          <w:bCs w:val="1"/>
+        </w:rPr>
+      </w:pPr>
+      <w:r>
+        <w:rPr>
+          <w:rtl w:val="0"/>
+        </w:rPr>
+      </w:r>
+    </w:p>
+    <w:p>
+      <w:pPr>
+        <w:numPr>
+          <w:ilvl w:val="0"/>
+          <w:numId w:val="2"/>
+        </w:numPr>
+        <w:ind w:left="720" w:hanging="360"/>
+        <w:rPr>
+          <w:sz w:val="22"/>
+          <w:szCs w:val="22"/>
+        </w:rPr>
+      </w:pPr>
+      <w:r>
+        <w:rPr>
+          <w:b w:val="1"/>
+          <w:bCs w:val="1"/>
+          <w:rtl w:val="0"/>
+        </w:rPr>
+        <w:t xml:space="preserve">Database: </w:t>
+      </w:r>
+      <w:r>
+        <w:rPr>
+          <w:rtl w:val="0"/>
+        </w:rPr>
+        <w:t xml:space="preserve">Hvordan designer man en database, der kan holde styr på forskellige verdener og sørge for, at karakterer og lydfiler er koblet rigtigt sammen?</w:t>
+      </w:r>
+    </w:p>
+    <w:p>
+      <w:pPr>
+        <w:numPr>
+          <w:ilvl w:val="0"/>
+          <w:numId w:val="20"/>
+        </w:numPr>
+        <w:ind w:left="720" w:hanging="360"/>
+        <w:rPr>
+          <w:sz w:val="22"/>
+          <w:szCs w:val="22"/>
+        </w:rPr>
+      </w:pPr>
+      <w:r>
+        <w:rPr>
+          <w:b w:val="1"/>
+          <w:bCs w:val="1"/>
+          <w:rtl w:val="0"/>
+        </w:rPr>
+        <w:t xml:space="preserve">Funktionalitet:</w:t>
+      </w:r>
+      <w:r>
+        <w:rPr>
+          <w:rtl w:val="0"/>
+        </w:rPr>
+        <w:t xml:space="preserve"> Hvordan implementerer man en løsning, hvor brugere kan uploade lydfiler og afspille dem direkte på et karakter-kort?</w:t>
+      </w:r>
+    </w:p>
+    <w:p>
+      <w:pPr>
+        <w:numPr>
+          <w:ilvl w:val="0"/>
+          <w:numId w:val="12"/>
+        </w:numPr>
+        <w:ind w:left="720" w:hanging="360"/>
+        <w:rPr>
+          <w:b w:val="1"/>
+          <w:bCs w:val="1"/>
+          <w:sz w:val="22"/>
+          <w:szCs w:val="22"/>
+        </w:rPr>
+      </w:pPr>
+      <w:r>
+        <w:rPr>
+          <w:b w:val="1"/>
+          <w:bCs w:val="1"/>
+          <w:rtl w:val="0"/>
+        </w:rPr>
+        <w:t xml:space="preserve">Sikkerhed: </w:t>
+      </w:r>
+      <w:r>
+        <w:rPr>
+          <w:rtl w:val="0"/>
+        </w:rPr>
+        <w:t xml:space="preserve">Hvordan styrer man roller og rettigheder, så det kun er ejeren af en verden, der kan ændre i templates og slette indhold?</w:t>
+      </w:r>
+    </w:p>
+    <w:p>
+      <w:pPr>
+        <w:numPr>
+          <w:ilvl w:val="0"/>
+          <w:numId w:val="5"/>
+        </w:numPr>
+        <w:ind w:left="720" w:hanging="360"/>
+        <w:rPr>
+          <w:b w:val="1"/>
+          <w:bCs w:val="1"/>
+          <w:sz w:val="22"/>
+          <w:szCs w:val="22"/>
+        </w:rPr>
+      </w:pPr>
+      <w:r>
+        <w:rPr>
+          <w:b w:val="1"/>
+          <w:bCs w:val="1"/>
+          <w:rtl w:val="0"/>
+        </w:rPr>
+        <w:t xml:space="preserve">Brugervenlighed: </w:t>
+      </w:r>
+      <w:r>
+        <w:rPr>
+          <w:rtl w:val="0"/>
+        </w:rPr>
+        <w:t xml:space="preserve">Hvordan kan man bruge farvekodning og et simpelt design til at give brugeren et hurtigt overblik over mange informationer?</w:t>
+      </w:r>
+    </w:p>
+    <w:p>
+      <w:pPr>
+        <w:pStyle w:val="Heading1"/>
+        <w:keepNext w:val="0"/>
+        <w:keepLines w:val="0"/>
+        <w:spacing w:before="480" w:lineRule="auto"/>
+        <w:rPr>
+          <w:b w:val="1"/>
+          <w:bCs w:val="1"/>
+          <w:sz w:val="46"/>
+          <w:szCs w:val="46"/>
+        </w:rPr>
+      </w:pPr>
+      <w:bookmarkStart w:colFirst="0" w:colLast="0" w:name="_c9wxhfm2itly" w:id="4"/>
+      <w:bookmarkEnd w:id="4"/>
+      <w:r>
+        <w:rPr>
+          <w:rtl w:val="0"/>
+        </w:rPr>
+      </w:r>
+    </w:p>
+    <w:p>
+      <w:pPr>
+        <w:pStyle w:val="Heading1"/>
+        <w:keepNext w:val="0"/>
+        <w:keepLines w:val="0"/>
+        <w:spacing w:before="480" w:lineRule="auto"/>
+        <w:rPr>
+          <w:b w:val="1"/>
+          <w:bCs w:val="1"/>
+          <w:sz w:val="46"/>
+          <w:szCs w:val="46"/>
+        </w:rPr>
+      </w:pPr>
+      <w:bookmarkStart w:colFirst="0" w:colLast="0" w:name="_nx1p8jh70zs3" w:id="5"/>
+      <w:bookmarkEnd w:id="5"/>
+      <w:r>
+        <w:rPr>
+          <w:b w:val="1"/>
+          <w:bCs w:val="1"/>
+          <w:sz w:val="46"/>
+          <w:szCs w:val="46"/>
+          <w:rtl w:val="0"/>
+        </w:rPr>
+        <w:t xml:space="preserve">Kravspecifikation - WorldHub</w:t>
+      </w:r>
+    </w:p>
+    <w:p>
+      <w:pPr>
+        <w:spacing w:after="240" w:before="240" w:lineRule="auto"/>
+        <w:rPr/>
+      </w:pPr>
+      <w:r>
+        <w:rPr>
+          <w:rtl w:val="0"/>
+        </w:rPr>
+        <w:t xml:space="preserve">Denne kravspecifikation er udarbejdet for at fastlægge rammerne for udviklingen af WorldHub og sikre enighed om systemets funktionalitet.</w:t>
+      </w:r>
+    </w:p>
+    <w:p>
+      <w:pPr>
+        <w:pStyle w:val="Heading2"/>
+        <w:keepNext w:val="0"/>
+        <w:keepLines w:val="0"/>
+        <w:spacing w:after="80" w:lineRule="auto"/>
+        <w:rPr>
+          <w:b w:val="1"/>
+          <w:bCs w:val="1"/>
+          <w:sz w:val="34"/>
+          <w:szCs w:val="34"/>
+        </w:rPr>
+      </w:pPr>
+      <w:bookmarkStart w:colFirst="0" w:colLast="0" w:name="_yb0qlh4tvg1l" w:id="6"/>
+      <w:bookmarkEnd w:id="6"/>
+      <w:r>
+        <w:rPr>
+          <w:b w:val="1"/>
+          <w:bCs w:val="1"/>
+          <w:sz w:val="34"/>
+          <w:szCs w:val="34"/>
+          <w:rtl w:val="0"/>
+        </w:rPr>
+        <w:t xml:space="preserve">1. Indledning</w:t>
       </w:r>
     </w:p>
     <w:p>
@@ -2188,8 +2680,8 @@
           <w:szCs w:val="26"/>
         </w:rPr>
       </w:pPr>
-      <w:bookmarkStart w:colFirst="0" w:colLast="0" w:name="_cxczue9f0x18" w:id="9"/>
-      <w:bookmarkEnd w:id="9"/>
+      <w:bookmarkStart w:colFirst="0" w:colLast="0" w:name="_tl4idh7qeg84" w:id="7"/>
+      <w:bookmarkEnd w:id="7"/>
       <w:r>
         <w:rPr>
           <w:b w:val="1"/>
@@ -2199,7 +2691,571 @@
           <w:szCs w:val="26"/>
           <w:rtl w:val="0"/>
         </w:rPr>
+        <w:t xml:space="preserve">1.1 Formål</w:t>
+      </w:r>
+    </w:p>
+    <w:p>
+      <w:pPr>
+        <w:spacing w:after="240" w:before="240" w:lineRule="auto"/>
+        <w:rPr/>
+      </w:pPr>
+      <w:r>
+        <w:rPr>
+          <w:rtl w:val="0"/>
+        </w:rPr>
+        <w:t xml:space="preserve">I det nedenstående vil der blive redegjort for formålet med WorldHub.</w:t>
+      </w:r>
+      <w:r>
+        <w:rPr>
+          <w:rtl w:val="0"/>
+        </w:rPr>
+      </w:r>
+    </w:p>
+    <w:p>
+      <w:pPr>
+        <w:spacing w:after="240" w:before="240" w:lineRule="auto"/>
+        <w:rPr/>
+      </w:pPr>
+      <w:r>
+        <w:rPr>
+          <w:rtl w:val="0"/>
+        </w:rPr>
+        <w:t xml:space="preserve">Formålet er at udvikle web-applikationen "WorldHub", som skal fungere som et centralt værktøj for rollespillere til at organisere deres spilverdener. Projektet skal løse problemet med uoverskuelige noter, manglende overblik over karakterer og den ofte tidskrævende proces med at opfinde nye NPCer (Non Player Characters) midt under en spilsession. Ved at integrere kunstig intelligens (AI) kan det være muligt for en Game Master hurtigt at generere indhold, der passer ind i verdens lore.</w:t>
+      </w:r>
+    </w:p>
+    <w:p>
+      <w:pPr>
+        <w:spacing w:after="240" w:before="240" w:lineRule="auto"/>
+        <w:rPr/>
+      </w:pPr>
+      <w:r>
+        <w:rPr>
+          <w:rtl w:val="0"/>
+        </w:rPr>
+      </w:r>
+    </w:p>
+    <w:p>
+      <w:pPr>
+        <w:numPr>
+          <w:ilvl w:val="0"/>
+          <w:numId w:val="7"/>
+        </w:numPr>
+        <w:spacing w:after="0" w:afterAutospacing="0" w:before="240" w:lineRule="auto"/>
+        <w:ind w:left="720" w:hanging="360"/>
+      </w:pPr>
+      <w:r>
+        <w:rPr>
+          <w:b w:val="1"/>
+          <w:bCs w:val="1"/>
+          <w:rtl w:val="0"/>
+        </w:rPr>
+        <w:t xml:space="preserve">Udvikler:</w:t>
+      </w:r>
+      <w:r>
+        <w:rPr>
+          <w:rtl w:val="0"/>
+        </w:rPr>
+        <w:t xml:space="preserve"> [Elias]</w:t>
+      </w:r>
+    </w:p>
+    <w:p>
+      <w:pPr>
+        <w:numPr>
+          <w:ilvl w:val="0"/>
+          <w:numId w:val="7"/>
+        </w:numPr>
+        <w:spacing w:after="240" w:before="0" w:beforeAutospacing="0" w:lineRule="auto"/>
+        <w:ind w:left="720" w:hanging="360"/>
+      </w:pPr>
+      <w:r>
+        <w:rPr>
+          <w:b w:val="1"/>
+          <w:bCs w:val="1"/>
+          <w:rtl w:val="0"/>
+        </w:rPr>
+        <w:t xml:space="preserve">Kunde:</w:t>
+      </w:r>
+      <w:r>
+        <w:rPr>
+          <w:rtl w:val="0"/>
+        </w:rPr>
+        <w:t xml:space="preserve"> Rollespillere enhver person som går op i rollespil og som der har brug for et visuelt og organiseret opslagsværk til deres kampagner.</w:t>
+      </w:r>
+      <w:r>
+        <w:rPr>
+          <w:rtl w:val="0"/>
+        </w:rPr>
+      </w:r>
+    </w:p>
+    <w:p>
+      <w:pPr>
+        <w:pStyle w:val="Heading3"/>
+        <w:keepNext w:val="0"/>
+        <w:keepLines w:val="0"/>
+        <w:spacing w:before="280" w:lineRule="auto"/>
+        <w:rPr>
+          <w:b w:val="1"/>
+          <w:bCs w:val="1"/>
+          <w:color w:val="000000"/>
+          <w:sz w:val="26"/>
+          <w:szCs w:val="26"/>
+        </w:rPr>
+      </w:pPr>
+      <w:bookmarkStart w:colFirst="0" w:colLast="0" w:name="_cxczue9f0x18" w:id="8"/>
+      <w:bookmarkEnd w:id="8"/>
+      <w:r>
+        <w:rPr>
+          <w:b w:val="1"/>
+          <w:bCs w:val="1"/>
+          <w:color w:val="000000"/>
+          <w:sz w:val="26"/>
+          <w:szCs w:val="26"/>
+          <w:rtl w:val="0"/>
+        </w:rPr>
         <w:t xml:space="preserve">1.2 Referencer</w:t>
+      </w:r>
+    </w:p>
+    <w:p>
+      <w:pPr>
+        <w:numPr>
+          <w:ilvl w:val="0"/>
+          <w:numId w:val="13"/>
+        </w:numPr>
+        <w:spacing w:after="0" w:afterAutospacing="0" w:before="240" w:lineRule="auto"/>
+        <w:ind w:left="720" w:hanging="360"/>
+      </w:pPr>
+      <w:r>
+        <w:rPr>
+          <w:rtl w:val="0"/>
+        </w:rPr>
+        <w:t xml:space="preserve">Kundens ønske om et bedre og mere levende overblik over karakterer (NPCer) og verdenens lore.</w:t>
+      </w:r>
+    </w:p>
+    <w:p>
+      <w:pPr>
+        <w:numPr>
+          <w:ilvl w:val="0"/>
+          <w:numId w:val="13"/>
+        </w:numPr>
+        <w:spacing w:after="0" w:afterAutospacing="0" w:before="0" w:beforeAutospacing="0" w:lineRule="auto"/>
+        <w:ind w:left="720" w:hanging="360"/>
+      </w:pPr>
+      <w:r>
+        <w:rPr>
+          <w:rtl w:val="0"/>
+        </w:rPr>
+        <w:t xml:space="preserve">Moderne standarder for webudvikling, herunder Next.js frameworket, TypeScript til typesikkerhed og SQL til databasehåndtering.</w:t>
+      </w:r>
+    </w:p>
+    <w:p>
+      <w:pPr>
+        <w:numPr>
+          <w:ilvl w:val="0"/>
+          <w:numId w:val="13"/>
+        </w:numPr>
+        <w:spacing w:after="240" w:before="0" w:beforeAutospacing="0" w:lineRule="auto"/>
+        <w:ind w:left="720" w:hanging="360"/>
+      </w:pPr>
+      <w:r>
+        <w:rPr>
+          <w:rtl w:val="0"/>
+        </w:rPr>
+        <w:t xml:space="preserve">OpenAI / Google Gemini API dokumentation til integration af AI-moduler.</w:t>
+      </w:r>
+      <w:r>
+        <w:rPr>
+          <w:rtl w:val="0"/>
+        </w:rPr>
+      </w:r>
+    </w:p>
+    <w:p>
+      <w:pPr>
+        <w:pStyle w:val="Heading3"/>
+        <w:keepNext w:val="0"/>
+        <w:keepLines w:val="0"/>
+        <w:spacing w:before="280" w:lineRule="auto"/>
+        <w:rPr>
+          <w:b w:val="1"/>
+          <w:bCs w:val="1"/>
+          <w:color w:val="000000"/>
+          <w:sz w:val="26"/>
+          <w:szCs w:val="26"/>
+        </w:rPr>
+      </w:pPr>
+      <w:bookmarkStart w:colFirst="0" w:colLast="0" w:name="_e0aaghavaw3u" w:id="9"/>
+      <w:bookmarkEnd w:id="9"/>
+      <w:r>
+        <w:rPr>
+          <w:b w:val="1"/>
+          <w:bCs w:val="1"/>
+          <w:color w:val="000000"/>
+          <w:sz w:val="26"/>
+          <w:szCs w:val="26"/>
+          <w:rtl w:val="0"/>
+        </w:rPr>
+        <w:t xml:space="preserve">1.3 Læsevejledning</w:t>
+      </w:r>
+    </w:p>
+    <w:p>
+      <w:pPr>
+        <w:spacing w:after="240" w:before="240" w:lineRule="auto"/>
+        <w:rPr/>
+      </w:pPr>
+      <w:r>
+        <w:rPr>
+          <w:rtl w:val="0"/>
+        </w:rPr>
+        <w:t xml:space="preserve">Det her dokument følger skolens standardskabelon for kravspecifikationer. Sektion 2 giver et overordnet blik på systemet og dets fremtid, sektion 3 beskriver de specifikke funktionelle krav gennem detaljerede Use Cases (inklusive AI-flows), og sektion 6 forklarer de kvalitative krav til systemets drift og sikkerhed.</w:t>
+      </w:r>
+      <w:r>
+        <w:rPr>
+          <w:rtl w:val="0"/>
+        </w:rPr>
+      </w:r>
+    </w:p>
+    <w:p>
+      <w:pPr>
+        <w:pStyle w:val="Heading2"/>
+        <w:keepNext w:val="0"/>
+        <w:keepLines w:val="0"/>
+        <w:spacing w:after="80" w:lineRule="auto"/>
+        <w:rPr>
+          <w:b w:val="1"/>
+          <w:bCs w:val="1"/>
+          <w:sz w:val="34"/>
+          <w:szCs w:val="34"/>
+        </w:rPr>
+      </w:pPr>
+      <w:bookmarkStart w:colFirst="0" w:colLast="0" w:name="_yzl0e9djpvw7" w:id="10"/>
+      <w:bookmarkEnd w:id="10"/>
+      <w:r>
+        <w:rPr>
+          <w:b w:val="1"/>
+          <w:bCs w:val="1"/>
+          <w:sz w:val="34"/>
+          <w:szCs w:val="34"/>
+          <w:rtl w:val="0"/>
+        </w:rPr>
+        <w:t xml:space="preserve">2. Generel beskrivelse</w:t>
+      </w:r>
+    </w:p>
+    <w:p>
+      <w:pPr>
+        <w:pStyle w:val="Heading3"/>
+        <w:keepNext w:val="0"/>
+        <w:keepLines w:val="0"/>
+        <w:spacing w:before="280" w:lineRule="auto"/>
+        <w:rPr>
+          <w:b w:val="1"/>
+          <w:bCs w:val="1"/>
+          <w:color w:val="000000"/>
+          <w:sz w:val="26"/>
+          <w:szCs w:val="26"/>
+        </w:rPr>
+      </w:pPr>
+      <w:bookmarkStart w:colFirst="0" w:colLast="0" w:name="_86sytx4a7d8" w:id="11"/>
+      <w:bookmarkEnd w:id="11"/>
+      <w:r>
+        <w:rPr>
+          <w:b w:val="1"/>
+          <w:bCs w:val="1"/>
+          <w:color w:val="000000"/>
+          <w:sz w:val="26"/>
+          <w:szCs w:val="26"/>
+          <w:rtl w:val="0"/>
+        </w:rPr>
+        <w:t xml:space="preserve">2.1 Systembeskrivelse</w:t>
+      </w:r>
+    </w:p>
+    <w:p>
+      <w:pPr>
+        <w:spacing w:after="240" w:before="240" w:lineRule="auto"/>
+        <w:rPr/>
+      </w:pPr>
+      <w:r>
+        <w:rPr>
+          <w:rtl w:val="0"/>
+        </w:rPr>
+        <w:t xml:space="preserve">WorldHub er en cloud-baseret web-applikation. Herunder vil der blive vist en kort beskrive af den valgte hardware og software:</w:t>
+      </w:r>
+      <w:r>
+        <w:rPr>
+          <w:rtl w:val="0"/>
+        </w:rPr>
+      </w:r>
+    </w:p>
+    <w:p>
+      <w:pPr>
+        <w:spacing w:after="240" w:before="240" w:lineRule="auto"/>
+        <w:rPr/>
+      </w:pPr>
+      <w:r>
+        <w:rPr>
+          <w:rtl w:val="0"/>
+        </w:rPr>
+        <w:t xml:space="preserve">WorldHub Systemet køres direkte i brugerens browser, hvilket fjerner behovet for lokal installation og sikrer høj tilgængelighed.</w:t>
+      </w:r>
+    </w:p>
+    <w:p>
+      <w:pPr>
+        <w:numPr>
+          <w:ilvl w:val="0"/>
+          <w:numId w:val="19"/>
+        </w:numPr>
+        <w:spacing w:after="0" w:afterAutospacing="0" w:before="240" w:lineRule="auto"/>
+        <w:ind w:left="720" w:hanging="360"/>
+      </w:pPr>
+      <w:r>
+        <w:rPr>
+          <w:b w:val="1"/>
+          <w:bCs w:val="1"/>
+          <w:rtl w:val="0"/>
+        </w:rPr>
+        <w:t xml:space="preserve">Hardware:</w:t>
+      </w:r>
+      <w:r>
+        <w:rPr>
+          <w:rtl w:val="0"/>
+        </w:rPr>
+        <w:t xml:space="preserve"> Da systemet kører i skyen, kan det tilgås fra enhver enhed med en moderne browser. Det er optimeret til desktop, med fokus på at kunne køre på Google chrome først</w:t>
+      </w:r>
+      <w:r>
+        <w:rPr>
+          <w:rtl w:val="0"/>
+        </w:rPr>
+      </w:r>
+    </w:p>
+    <w:p>
+      <w:pPr>
+        <w:numPr>
+          <w:ilvl w:val="0"/>
+          <w:numId w:val="19"/>
+        </w:numPr>
+        <w:spacing w:after="240" w:before="0" w:beforeAutospacing="0" w:lineRule="auto"/>
+        <w:ind w:left="720" w:hanging="360"/>
+      </w:pPr>
+      <w:r>
+        <w:rPr>
+          <w:b w:val="1"/>
+          <w:bCs w:val="1"/>
+          <w:rtl w:val="0"/>
+        </w:rPr>
+        <w:t xml:space="preserve">Software:</w:t>
+      </w:r>
+      <w:r>
+        <w:rPr>
+          <w:rtl w:val="0"/>
+        </w:rPr>
+        <w:t xml:space="preserve"> Applikationen skal bygges med Next.js (Frontend/Backend), Tailwind CSS (Styling) og Supabase (PostgreSQL database &amp; Storage). AI-funktionaliteten leveres via eksterne API-kald til OpenAI eller Gemini google AI.</w:t>
+      </w:r>
+    </w:p>
+    <w:p>
+      <w:pPr>
+        <w:spacing w:after="240" w:before="240" w:lineRule="auto"/>
+        <w:rPr/>
+      </w:pPr>
+      <w:r>
+        <w:rPr>
+          <w:rtl w:val="0"/>
+        </w:rPr>
+        <w:t xml:space="preserve">Backend delen sikrer, at alle data (karakterer, verdener, lyde og AI genereret tekst) er synkroniseret i realtid på tværs af de enheder, som brugerne logger ind fra. Dette er vigtigt, fordi en Game Master kan pludseligt lave en opdatering til verdenen, så er det vigtigt at alle får den nye NPC at se med det samme. I stedet for at han skal sige “Så er den nye NPC kommet, så opdater lige siden”</w:t>
+      </w:r>
+    </w:p>
+    <w:p>
+      <w:pPr>
+        <w:spacing w:after="240" w:before="240" w:lineRule="auto"/>
+        <w:rPr/>
+      </w:pPr>
+      <w:r>
+        <w:rPr>
+          <w:rtl w:val="0"/>
+        </w:rPr>
+      </w:r>
+    </w:p>
+    <w:p>
+      <w:pPr>
+        <w:spacing w:after="240" w:before="240" w:lineRule="auto"/>
+        <w:rPr/>
+      </w:pPr>
+      <w:r>
+        <w:rPr>
+          <w:rtl w:val="0"/>
+        </w:rPr>
+      </w:r>
+    </w:p>
+    <w:p>
+      <w:pPr>
+        <w:spacing w:after="240" w:before="240" w:lineRule="auto"/>
+        <w:rPr/>
+      </w:pPr>
+      <w:r>
+        <w:rPr>
+          <w:rtl w:val="0"/>
+        </w:rPr>
+      </w:r>
+    </w:p>
+    <w:p>
+      <w:pPr>
+        <w:pStyle w:val="Heading3"/>
+        <w:keepNext w:val="0"/>
+        <w:keepLines w:val="0"/>
+        <w:spacing w:before="280" w:lineRule="auto"/>
+        <w:rPr>
+          <w:b w:val="1"/>
+          <w:bCs w:val="1"/>
+          <w:color w:val="000000"/>
+          <w:sz w:val="26"/>
+          <w:szCs w:val="26"/>
+        </w:rPr>
+      </w:pPr>
+      <w:bookmarkStart w:colFirst="0" w:colLast="0" w:name="_qq5z3dwbyu2k" w:id="12"/>
+      <w:bookmarkEnd w:id="12"/>
+      <w:r>
+        <w:rPr>
+          <w:b w:val="1"/>
+          <w:bCs w:val="1"/>
+          <w:color w:val="000000"/>
+          <w:sz w:val="26"/>
+          <w:szCs w:val="26"/>
+          <w:rtl w:val="0"/>
+        </w:rPr>
+        <w:t xml:space="preserve">2.2 Programmets funktion</w:t>
+      </w:r>
+    </w:p>
+    <w:p>
+      <w:pPr>
+        <w:spacing w:after="240" w:before="240" w:lineRule="auto"/>
+        <w:rPr/>
+      </w:pPr>
+      <w:r>
+        <w:rPr>
+          <w:rtl w:val="0"/>
+        </w:rPr>
+        <w:t xml:space="preserve">Systemet fungerer som en interaktiv wiki specielt lavet til rollespil med tre hovedfokusområder:</w:t>
+      </w:r>
+    </w:p>
+    <w:p>
+      <w:pPr>
+        <w:numPr>
+          <w:ilvl w:val="0"/>
+          <w:numId w:val="17"/>
+        </w:numPr>
+        <w:spacing w:after="0" w:afterAutospacing="0" w:before="240" w:lineRule="auto"/>
+        <w:ind w:left="720" w:hanging="360"/>
+      </w:pPr>
+      <w:r>
+        <w:rPr>
+          <w:b w:val="1"/>
+          <w:bCs w:val="1"/>
+          <w:rtl w:val="0"/>
+        </w:rPr>
+        <w:t xml:space="preserve">Organisering:</w:t>
+      </w:r>
+      <w:r>
+        <w:rPr>
+          <w:rtl w:val="0"/>
+        </w:rPr>
+        <w:t xml:space="preserve"> Strukturering af data i "Verdener" med tilhørende karakterkort.</w:t>
+      </w:r>
+    </w:p>
+    <w:p>
+      <w:pPr>
+        <w:numPr>
+          <w:ilvl w:val="0"/>
+          <w:numId w:val="17"/>
+        </w:numPr>
+        <w:spacing w:after="0" w:afterAutospacing="0" w:before="0" w:beforeAutospacing="0" w:lineRule="auto"/>
+        <w:ind w:left="720" w:hanging="360"/>
+      </w:pPr>
+      <w:r>
+        <w:rPr>
+          <w:b w:val="1"/>
+          <w:bCs w:val="1"/>
+          <w:rtl w:val="0"/>
+        </w:rPr>
+        <w:t xml:space="preserve">Immersion:</w:t>
+      </w:r>
+      <w:r>
+        <w:rPr>
+          <w:rtl w:val="0"/>
+        </w:rPr>
+        <w:t xml:space="preserve"> Brug af farvekoder og lydfiler (.ogg) for at bringe karaktererne til live med lyd og visuelt.</w:t>
+      </w:r>
+    </w:p>
+    <w:p>
+      <w:pPr>
+        <w:numPr>
+          <w:ilvl w:val="0"/>
+          <w:numId w:val="17"/>
+        </w:numPr>
+        <w:spacing w:after="0" w:afterAutospacing="0" w:before="0" w:beforeAutospacing="0" w:lineRule="auto"/>
+        <w:ind w:left="720" w:hanging="360"/>
+      </w:pPr>
+      <w:r>
+        <w:rPr>
+          <w:b w:val="1"/>
+          <w:bCs w:val="1"/>
+          <w:rtl w:val="0"/>
+        </w:rPr>
+        <w:t xml:space="preserve">Assistance:</w:t>
+      </w:r>
+      <w:r>
+        <w:rPr>
+          <w:rtl w:val="0"/>
+        </w:rPr>
+        <w:t xml:space="preserve"> Brug af AI til at generere NPC-beskrivelser, stats og baggrundshistorier baseret på korte brugerprompts, samt automatisk censurering af indhold.</w:t>
+      </w:r>
+    </w:p>
+    <w:p>
+      <w:pPr>
+        <w:numPr>
+          <w:ilvl w:val="0"/>
+          <w:numId w:val="17"/>
+        </w:numPr>
+        <w:spacing w:after="240" w:before="0" w:beforeAutospacing="0" w:lineRule="auto"/>
+        <w:ind w:left="720" w:hanging="360"/>
+        <w:rPr>
+          <w:u w:val="none"/>
+        </w:rPr>
+      </w:pPr>
+      <w:r>
+        <w:rPr>
+          <w:rtl w:val="0"/>
+        </w:rPr>
+        <w:t xml:space="preserve">Nemt for en GM at sige at progressivt at kunne vise nye NPCer jo længere spillerne kommer</w:t>
+      </w:r>
+      <w:r>
+        <w:rPr>
+          <w:rtl w:val="0"/>
+        </w:rPr>
+      </w:r>
+    </w:p>
+    <w:p>
+      <w:pPr>
+        <w:pStyle w:val="Heading3"/>
+        <w:keepNext w:val="0"/>
+        <w:keepLines w:val="0"/>
+        <w:spacing w:before="280" w:lineRule="auto"/>
+        <w:rPr>
+          <w:b w:val="1"/>
+          <w:bCs w:val="1"/>
+          <w:color w:val="000000"/>
+          <w:sz w:val="26"/>
+          <w:szCs w:val="26"/>
+        </w:rPr>
+      </w:pPr>
+      <w:bookmarkStart w:colFirst="0" w:colLast="0" w:name="_6ztvch7ozovu" w:id="13"/>
+      <w:bookmarkEnd w:id="13"/>
+      <w:r>
+        <w:rPr>
+          <w:b w:val="1"/>
+          <w:bCs w:val="1"/>
+          <w:color w:val="000000"/>
+          <w:sz w:val="26"/>
+          <w:szCs w:val="26"/>
+          <w:rtl w:val="0"/>
+        </w:rPr>
+        <w:t xml:space="preserve">2.3 Programmellets begrænsninger</w:t>
       </w:r>
     </w:p>
     <w:p>
@@ -2213,9 +3269,17 @@
       </w:pPr>
       <w:r>
         <w:rPr>
-          <w:rtl w:val="0"/>
-        </w:rPr>
-        <w:t xml:space="preserve">Kundens ønske om et bedre og mere levende overblik over karakterer (NPCer) og verdenens lore.</w:t>
+          <w:b w:val="1"/>
+          <w:bCs w:val="1"/>
+          <w:rtl w:val="0"/>
+        </w:rPr>
+        <w:t xml:space="preserve">Internetkrav:</w:t>
+      </w:r>
+      <w:r>
+        <w:rPr>
+          <w:rtl w:val="0"/>
+        </w:rPr>
+        <w:t xml:space="preserve"> Da systemet er cloud baseret og afhængigt af eksterne APIer (Supabase og AI), kræves en god internetforbindelse.</w:t>
       </w:r>
     </w:p>
     <w:p>
@@ -2229,9 +3293,17 @@
       </w:pPr>
       <w:r>
         <w:rPr>
-          <w:rtl w:val="0"/>
-        </w:rPr>
-        <w:t xml:space="preserve">Moderne standarder for webudvikling, herunder Next.js frameworket, TypeScript til typesikkerhed og SQL til databasehåndtering.</w:t>
+          <w:b w:val="1"/>
+          <w:bCs w:val="1"/>
+          <w:rtl w:val="0"/>
+        </w:rPr>
+        <w:t xml:space="preserve">Lydformat:</w:t>
+      </w:r>
+      <w:r>
+        <w:rPr>
+          <w:rtl w:val="0"/>
+        </w:rPr>
+        <w:t xml:space="preserve"> For at optimere båndbredde og sikre hurtig afspilning understøttes primært .ogg filer.</w:t>
       </w:r>
     </w:p>
     <w:p>
@@ -2245,9 +3317,17 @@
       </w:pPr>
       <w:r>
         <w:rPr>
-          <w:rtl w:val="0"/>
-        </w:rPr>
-        <w:t xml:space="preserve">OpenAI / Google Gemini API dokumentation til integration af AI-moduler.</w:t>
+          <w:b w:val="1"/>
+          <w:bCs w:val="1"/>
+          <w:rtl w:val="0"/>
+        </w:rPr>
+        <w:t xml:space="preserve">AI-kvoter:</w:t>
+      </w:r>
+      <w:r>
+        <w:rPr>
+          <w:rtl w:val="0"/>
+        </w:rPr>
+        <w:t xml:space="preserve"> Generering af indhold via AI kan være begrænset af API udbyderens hastighedsbegrænsninger (Rate Limiting).</w:t>
       </w:r>
       <w:r>
         <w:rPr>
@@ -2269,8 +3349,8 @@
           <w:szCs w:val="26"/>
         </w:rPr>
       </w:pPr>
-      <w:bookmarkStart w:colFirst="0" w:colLast="0" w:name="_e0aaghavaw3u" w:id="10"/>
-      <w:bookmarkEnd w:id="10"/>
+      <w:bookmarkStart w:colFirst="0" w:colLast="0" w:name="_jj9cnoz77h5r" w:id="14"/>
+      <w:bookmarkEnd w:id="14"/>
       <w:r>
         <w:rPr>
           <w:b w:val="1"/>
@@ -2280,7 +3360,7 @@
           <w:szCs w:val="26"/>
           <w:rtl w:val="0"/>
         </w:rPr>
-        <w:t xml:space="preserve">1.3 Læsevejledning</w:t>
+        <w:t xml:space="preserve">2.4 Programmellets fremtid</w:t>
       </w:r>
     </w:p>
     <w:p>
@@ -2292,8 +3372,148 @@
         <w:rPr>
           <w:rtl w:val="0"/>
         </w:rPr>
-        <w:t xml:space="preserve">Det her dokument følger skolens standardskabelon for kravspecifikationer. Sektion 2 giver et overordnet blik på systemet og dets fremtid, sektion 3 beskriver de specifikke funktionelle krav gennem detaljerede Use Cases (inklusive AI-flows), og sektion 6 forklarer de kvalitative krav til systemets drift og sikkerhed.</w:t>
-      </w:r>
+        <w:t xml:space="preserve">Systemet designes med en modulær arkitektur, så det er forberedt på:</w:t>
+      </w:r>
+    </w:p>
+    <w:p>
+      <w:pPr>
+        <w:numPr>
+          <w:ilvl w:val="0"/>
+          <w:numId w:val="22"/>
+        </w:numPr>
+        <w:spacing w:after="0" w:afterAutospacing="0" w:before="240" w:lineRule="auto"/>
+        <w:ind w:left="720" w:hanging="360"/>
+      </w:pPr>
+      <w:r>
+        <w:rPr>
+          <w:b w:val="1"/>
+          <w:bCs w:val="1"/>
+          <w:rtl w:val="0"/>
+        </w:rPr>
+        <w:t xml:space="preserve">Interaktive kort (Maps):</w:t>
+      </w:r>
+      <w:r>
+        <w:rPr>
+          <w:rtl w:val="0"/>
+        </w:rPr>
+        <w:t xml:space="preserve"> Integration af billedfiler med "pins" for lokationer.</w:t>
+      </w:r>
+    </w:p>
+    <w:p>
+      <w:pPr>
+        <w:numPr>
+          <w:ilvl w:val="0"/>
+          <w:numId w:val="22"/>
+        </w:numPr>
+        <w:spacing w:after="0" w:afterAutospacing="0" w:before="0" w:beforeAutospacing="0" w:lineRule="auto"/>
+        <w:ind w:left="720" w:hanging="360"/>
+      </w:pPr>
+      <w:r>
+        <w:rPr>
+          <w:b w:val="1"/>
+          <w:bCs w:val="1"/>
+          <w:rtl w:val="0"/>
+        </w:rPr>
+        <w:t xml:space="preserve">Avanceret AI-hukommelse:</w:t>
+      </w:r>
+      <w:r>
+        <w:rPr>
+          <w:rtl w:val="0"/>
+        </w:rPr>
+        <w:t xml:space="preserve"> Mulighed for at lade AI'en huske tidligere begivenheder i verdenen for at skabe mere sammenhængende indhold.</w:t>
+      </w:r>
+    </w:p>
+    <w:p>
+      <w:pPr>
+        <w:numPr>
+          <w:ilvl w:val="0"/>
+          <w:numId w:val="22"/>
+        </w:numPr>
+        <w:spacing w:after="240" w:before="0" w:beforeAutospacing="0" w:lineRule="auto"/>
+        <w:ind w:left="720" w:hanging="360"/>
+      </w:pPr>
+      <w:r>
+        <w:rPr>
+          <w:b w:val="1"/>
+          <w:bCs w:val="1"/>
+          <w:rtl w:val="0"/>
+        </w:rPr>
+        <w:t xml:space="preserve">Eksport:</w:t>
+      </w:r>
+      <w:r>
+        <w:rPr>
+          <w:rtl w:val="0"/>
+        </w:rPr>
+        <w:t xml:space="preserve"> Mulighed for at eksportere hele sin verden til PDF eller andre formater.</w:t>
+      </w:r>
+    </w:p>
+    <w:p>
+      <w:pPr>
+        <w:pStyle w:val="Heading3"/>
+        <w:keepNext w:val="0"/>
+        <w:keepLines w:val="0"/>
+        <w:spacing w:before="280" w:lineRule="auto"/>
+        <w:rPr>
+          <w:b w:val="1"/>
+          <w:bCs w:val="1"/>
+          <w:color w:val="000000"/>
+          <w:sz w:val="26"/>
+          <w:szCs w:val="26"/>
+        </w:rPr>
+      </w:pPr>
+      <w:bookmarkStart w:colFirst="0" w:colLast="0" w:name="_msik5iv80xos" w:id="15"/>
+      <w:bookmarkEnd w:id="15"/>
+      <w:r>
+        <w:rPr>
+          <w:b w:val="1"/>
+          <w:bCs w:val="1"/>
+          <w:color w:val="000000"/>
+          <w:sz w:val="26"/>
+          <w:szCs w:val="26"/>
+          <w:rtl w:val="0"/>
+        </w:rPr>
+        <w:t xml:space="preserve">2.5 Brugerprofil</w:t>
+      </w:r>
+    </w:p>
+    <w:p>
+      <w:pPr>
+        <w:spacing w:after="240" w:before="240" w:lineRule="auto"/>
+        <w:rPr/>
+      </w:pPr>
+      <w:r>
+        <w:rPr>
+          <w:rtl w:val="0"/>
+        </w:rPr>
+        <w:t xml:space="preserve">Målgruppen er rollespillere i alle aldre, fra begyndere til erfarne Game Masters. Systemet er designet med fokus på UX (User Experience), så det er intuitivt at navigere i. Der kræves ingen teknisk forståelse for databaser eller AI, brugeren skal blot kunne interagere med formularer og knapper.</w:t>
+      </w:r>
+    </w:p>
+    <w:p>
+      <w:pPr>
+        <w:spacing w:after="240" w:before="240" w:lineRule="auto"/>
+        <w:rPr/>
+      </w:pPr>
+      <w:r>
+        <w:rPr>
+          <w:rtl w:val="0"/>
+        </w:rPr>
+      </w:r>
+    </w:p>
+    <w:p>
+      <w:pPr>
+        <w:spacing w:after="240" w:before="240" w:lineRule="auto"/>
+        <w:rPr/>
+      </w:pPr>
+      <w:r>
+        <w:rPr>
+          <w:rtl w:val="0"/>
+        </w:rPr>
+      </w:r>
+    </w:p>
+    <w:p>
+      <w:pPr>
+        <w:spacing w:after="240" w:before="240" w:lineRule="auto"/>
+        <w:rPr/>
+      </w:pPr>
       <w:r>
         <w:rPr>
           <w:rtl w:val="0"/>
@@ -2313,8 +3533,8 @@
           <w:szCs w:val="34"/>
         </w:rPr>
       </w:pPr>
-      <w:bookmarkStart w:colFirst="0" w:colLast="0" w:name="_yzl0e9djpvw7" w:id="11"/>
-      <w:bookmarkEnd w:id="11"/>
+      <w:bookmarkStart w:colFirst="0" w:colLast="0" w:name="_owmvubz02cyk" w:id="16"/>
+      <w:bookmarkEnd w:id="16"/>
       <w:r>
         <w:rPr>
           <w:b w:val="1"/>
@@ -2323,7 +3543,7 @@
           <w:szCs w:val="34"/>
           <w:rtl w:val="0"/>
         </w:rPr>
-        <w:t xml:space="preserve">2. Generel beskrivelse</w:t>
+        <w:t xml:space="preserve">3. De specifikke krav</w:t>
       </w:r>
     </w:p>
     <w:p>
@@ -2340,8 +3560,8 @@
           <w:szCs w:val="26"/>
         </w:rPr>
       </w:pPr>
-      <w:bookmarkStart w:colFirst="0" w:colLast="0" w:name="_86sytx4a7d8" w:id="12"/>
-      <w:bookmarkEnd w:id="12"/>
+      <w:bookmarkStart w:colFirst="0" w:colLast="0" w:name="_j9leyctvnvw6" w:id="17"/>
+      <w:bookmarkEnd w:id="17"/>
       <w:r>
         <w:rPr>
           <w:b w:val="1"/>
@@ -2351,43 +3571,14 @@
           <w:szCs w:val="26"/>
           <w:rtl w:val="0"/>
         </w:rPr>
-        <w:t xml:space="preserve">2.1 Systembeskrivelse</w:t>
-      </w:r>
-    </w:p>
-    <w:p>
-      <w:pPr>
-        <w:spacing w:after="240" w:before="240" w:lineRule="auto"/>
-        <w:rPr/>
-      </w:pPr>
-      <w:r>
-        <w:rPr>
-          <w:rtl w:val="0"/>
-        </w:rPr>
-        <w:t xml:space="preserve">WorldHub er en cloud-baseret web-applikation. Herunder vil jeg kort beskrive den valgte hardware og software:</w:t>
-      </w:r>
-      <w:r>
-        <w:rPr>
-          <w:rtl w:val="0"/>
-        </w:rPr>
-      </w:r>
-    </w:p>
-    <w:p>
-      <w:pPr>
-        <w:spacing w:after="240" w:before="240" w:lineRule="auto"/>
-        <w:rPr/>
-      </w:pPr>
-      <w:r>
-        <w:rPr>
-          <w:rtl w:val="0"/>
-        </w:rPr>
-        <w:t xml:space="preserve">WorldHub Systemet køres direkte i brugerens browser, hvilket fjerner behovet for lokal installation og sikrer høj tilgængelighed.</w:t>
+        <w:t xml:space="preserve">3.1 Definitioner</w:t>
       </w:r>
     </w:p>
     <w:p>
       <w:pPr>
         <w:numPr>
           <w:ilvl w:val="0"/>
-          <w:numId w:val="13"/>
+          <w:numId w:val="14"/>
         </w:numPr>
         <w:spacing w:after="0" w:afterAutospacing="0" w:before="240" w:lineRule="auto"/>
         <w:ind w:left="720" w:hanging="360"/>
@@ -2398,25 +3589,44 @@
           <w:bCs w:val="1"/>
           <w:rtl w:val="0"/>
         </w:rPr>
-        <w:t xml:space="preserve">Hardware:</w:t>
-      </w:r>
-      <w:r>
-        <w:rPr>
-          <w:rtl w:val="0"/>
-        </w:rPr>
-        <w:t xml:space="preserve"> Da systemet kører i skyen, kan det tilgås fra enhver enhed med en moderne browser. Det er optimeret til desktop, med fokus på at kunne købe på Google chrome først</w:t>
-      </w:r>
-      <w:r>
-        <w:rPr>
-          <w:rtl w:val="0"/>
-        </w:rPr>
+        <w:t xml:space="preserve">Owner:</w:t>
+      </w:r>
+      <w:r>
+        <w:rPr>
+          <w:rtl w:val="0"/>
+        </w:rPr>
+        <w:t xml:space="preserve"> Ejeren af en verden. Har fulde rettigheder til alt indhold og administration.</w:t>
       </w:r>
     </w:p>
     <w:p>
       <w:pPr>
         <w:numPr>
           <w:ilvl w:val="0"/>
-          <w:numId w:val="13"/>
+          <w:numId w:val="14"/>
+        </w:numPr>
+        <w:spacing w:after="0" w:afterAutospacing="0" w:before="0" w:beforeAutospacing="0" w:lineRule="auto"/>
+        <w:ind w:left="720" w:hanging="360"/>
+      </w:pPr>
+      <w:r>
+        <w:rPr>
+          <w:b w:val="1"/>
+          <w:bCs w:val="1"/>
+          <w:rtl w:val="0"/>
+        </w:rPr>
+        <w:t xml:space="preserve">Member:</w:t>
+      </w:r>
+      <w:r>
+        <w:rPr>
+          <w:rtl w:val="0"/>
+        </w:rPr>
+        <w:t xml:space="preserve"> En inviteret bruger. Kan se indhold og evt. rette egne data (afhænger af rolle).</w:t>
+      </w:r>
+    </w:p>
+    <w:p>
+      <w:pPr>
+        <w:numPr>
+          <w:ilvl w:val="0"/>
+          <w:numId w:val="14"/>
         </w:numPr>
         <w:spacing w:after="240" w:before="0" w:beforeAutospacing="0" w:lineRule="auto"/>
         <w:ind w:left="720" w:hanging="360"/>
@@ -2427,36 +3637,13 @@
           <w:bCs w:val="1"/>
           <w:rtl w:val="0"/>
         </w:rPr>
-        <w:t xml:space="preserve">Software:</w:t>
-      </w:r>
-      <w:r>
-        <w:rPr>
-          <w:rtl w:val="0"/>
-        </w:rPr>
-        <w:t xml:space="preserve"> Applikationen skal bygges med Next.js (Frontend/Backend), Tailwind CSS (Styling) og Supabase (PostgreSQL database &amp; Storage). AI-funktionaliteten leveres via eksterne API-kald til OpenAI eller Gemini google AI.</w:t>
-      </w:r>
-    </w:p>
-    <w:p>
-      <w:pPr>
-        <w:spacing w:after="240" w:before="240" w:lineRule="auto"/>
-        <w:rPr/>
-      </w:pPr>
-      <w:r>
-        <w:rPr>
-          <w:rtl w:val="0"/>
-        </w:rPr>
-        <w:t xml:space="preserve">Backend delen sikrer, at alle data (karakterer, verdener, lyde og AI genereret tekst) er synkroniseret i realtid på tværs af de enheder, som brugerne logger ind fra. Dette er vigtigt, fordi en Game Master kan pludseligt lave en opdatering til verdenen, så er det vigtigt at alle får den nye NPC at se med det samme. I stedet for at han skal sige “Så er den nye NPC kommet, så opdater lige siden”</w:t>
-      </w:r>
-    </w:p>
-    <w:p>
-      <w:pPr>
-        <w:spacing w:after="240" w:before="240" w:lineRule="auto"/>
-        <w:rPr/>
-      </w:pPr>
-      <w:r>
-        <w:rPr>
-          <w:rtl w:val="0"/>
-        </w:rPr>
+        <w:t xml:space="preserve">AI-Prompt:</w:t>
+      </w:r>
+      <w:r>
+        <w:rPr>
+          <w:rtl w:val="0"/>
+        </w:rPr>
+        <w:t xml:space="preserve"> En kort instruktion givet af brugeren til systemet for at generere indhold.</w:t>
       </w:r>
     </w:p>
     <w:p>
@@ -2490,23 +3677,25 @@
         <w:rPr>
           <w:b w:val="1"/>
           <w:bCs w:val="1"/>
+        </w:rPr>
+      </w:pPr>
+      <w:bookmarkStart w:colFirst="0" w:colLast="0" w:name="_wzpz9khuody8" w:id="18"/>
+      <w:bookmarkEnd w:id="18"/>
+      <w:r>
+        <w:rPr>
+          <w:b w:val="1"/>
+          <w:bCs w:val="1"/>
           <w:color w:val="000000"/>
           <w:sz w:val="26"/>
           <w:szCs w:val="26"/>
-        </w:rPr>
-      </w:pPr>
-      <w:bookmarkStart w:colFirst="0" w:colLast="0" w:name="_qq5z3dwbyu2k" w:id="13"/>
-      <w:bookmarkEnd w:id="13"/>
-      <w:r>
-        <w:rPr>
-          <w:b w:val="1"/>
-          <w:bCs w:val="1"/>
-          <w:color w:val="000000"/>
-          <w:sz w:val="26"/>
-          <w:szCs w:val="26"/>
-          <w:rtl w:val="0"/>
-        </w:rPr>
-        <w:t xml:space="preserve">2.2 Programmellets funktion</w:t>
+          <w:rtl w:val="0"/>
+        </w:rPr>
+        <w:t xml:space="preserve">3.2 Funktionelle krav (Use Cases)</w:t>
+      </w:r>
+      <w:r>
+        <w:rPr>
+          <w:rtl w:val="0"/>
+        </w:rPr>
       </w:r>
     </w:p>
     <w:p>
@@ -2518,555 +3707,7 @@
         <w:rPr>
           <w:rtl w:val="0"/>
         </w:rPr>
-        <w:t xml:space="preserve">Systemet fungerer som en interaktiv wiki specielt lavet til rollespil med tre hovedfokusområder:</w:t>
-      </w:r>
-    </w:p>
-    <w:p>
-      <w:pPr>
-        <w:numPr>
-          <w:ilvl w:val="0"/>
-          <w:numId w:val="12"/>
-        </w:numPr>
-        <w:spacing w:after="0" w:afterAutospacing="0" w:before="240" w:lineRule="auto"/>
-        <w:ind w:left="720" w:hanging="360"/>
-      </w:pPr>
-      <w:r>
-        <w:rPr>
-          <w:b w:val="1"/>
-          <w:bCs w:val="1"/>
-          <w:rtl w:val="0"/>
-        </w:rPr>
-        <w:t xml:space="preserve">Organisering:</w:t>
-      </w:r>
-      <w:r>
-        <w:rPr>
-          <w:rtl w:val="0"/>
-        </w:rPr>
-        <w:t xml:space="preserve"> Strukturering af data i "Verdener" med tilhørende karakterkort.</w:t>
-      </w:r>
-    </w:p>
-    <w:p>
-      <w:pPr>
-        <w:numPr>
-          <w:ilvl w:val="0"/>
-          <w:numId w:val="12"/>
-        </w:numPr>
-        <w:spacing w:after="0" w:afterAutospacing="0" w:before="0" w:beforeAutospacing="0" w:lineRule="auto"/>
-        <w:ind w:left="720" w:hanging="360"/>
-      </w:pPr>
-      <w:r>
-        <w:rPr>
-          <w:b w:val="1"/>
-          <w:bCs w:val="1"/>
-          <w:rtl w:val="0"/>
-        </w:rPr>
-        <w:t xml:space="preserve">Immersion:</w:t>
-      </w:r>
-      <w:r>
-        <w:rPr>
-          <w:rtl w:val="0"/>
-        </w:rPr>
-        <w:t xml:space="preserve"> Brug af farvekoder og lydfiler (.ogg) for at bringe karaktererne til live med lyd og visuelt.</w:t>
-      </w:r>
-    </w:p>
-    <w:p>
-      <w:pPr>
-        <w:numPr>
-          <w:ilvl w:val="0"/>
-          <w:numId w:val="12"/>
-        </w:numPr>
-        <w:spacing w:after="0" w:afterAutospacing="0" w:before="0" w:beforeAutospacing="0" w:lineRule="auto"/>
-        <w:ind w:left="720" w:hanging="360"/>
-      </w:pPr>
-      <w:r>
-        <w:rPr>
-          <w:b w:val="1"/>
-          <w:bCs w:val="1"/>
-          <w:rtl w:val="0"/>
-        </w:rPr>
-        <w:t xml:space="preserve">Assistance:</w:t>
-      </w:r>
-      <w:r>
-        <w:rPr>
-          <w:rtl w:val="0"/>
-        </w:rPr>
-        <w:t xml:space="preserve"> Brug af AI til at generere NPC-beskrivelser, stats og baggrundshistorier baseret på korte brugerprompts, samt automatisk censurering af indhold.</w:t>
-      </w:r>
-    </w:p>
-    <w:p>
-      <w:pPr>
-        <w:numPr>
-          <w:ilvl w:val="0"/>
-          <w:numId w:val="12"/>
-        </w:numPr>
-        <w:spacing w:after="240" w:before="0" w:beforeAutospacing="0" w:lineRule="auto"/>
-        <w:ind w:left="720" w:hanging="360"/>
-        <w:rPr>
-          <w:u w:val="none"/>
-        </w:rPr>
-      </w:pPr>
-      <w:r>
-        <w:rPr>
-          <w:rtl w:val="0"/>
-        </w:rPr>
-        <w:t xml:space="preserve">Nemt for GM at sige at progressivt at kunne vise nye NPCer jo længere spillerne kommer</w:t>
-      </w:r>
-      <w:r>
-        <w:rPr>
-          <w:rtl w:val="0"/>
-        </w:rPr>
-      </w:r>
-    </w:p>
-    <w:p>
-      <w:pPr>
-        <w:pStyle w:val="Heading3"/>
-        <w:keepNext w:val="0"/>
-        <w:keepLines w:val="0"/>
-        <w:spacing w:before="280" w:lineRule="auto"/>
-        <w:rPr>
-          <w:b w:val="1"/>
-          <w:bCs w:val="1"/>
-          <w:color w:val="000000"/>
-          <w:sz w:val="26"/>
-          <w:szCs w:val="26"/>
-        </w:rPr>
-      </w:pPr>
-      <w:bookmarkStart w:colFirst="0" w:colLast="0" w:name="_6ztvch7ozovu" w:id="14"/>
-      <w:bookmarkEnd w:id="14"/>
-      <w:r>
-        <w:rPr>
-          <w:b w:val="1"/>
-          <w:bCs w:val="1"/>
-          <w:color w:val="000000"/>
-          <w:sz w:val="26"/>
-          <w:szCs w:val="26"/>
-          <w:rtl w:val="0"/>
-        </w:rPr>
-        <w:t xml:space="preserve">2.3 Programmellets begrænsninger</w:t>
-      </w:r>
-    </w:p>
-    <w:p>
-      <w:pPr>
-        <w:numPr>
-          <w:ilvl w:val="0"/>
-          <w:numId w:val="5"/>
-        </w:numPr>
-        <w:spacing w:after="0" w:afterAutospacing="0" w:before="240" w:lineRule="auto"/>
-        <w:ind w:left="720" w:hanging="360"/>
-      </w:pPr>
-      <w:r>
-        <w:rPr>
-          <w:b w:val="1"/>
-          <w:bCs w:val="1"/>
-          <w:rtl w:val="0"/>
-        </w:rPr>
-        <w:t xml:space="preserve">Internetkrav:</w:t>
-      </w:r>
-      <w:r>
-        <w:rPr>
-          <w:rtl w:val="0"/>
-        </w:rPr>
-        <w:t xml:space="preserve"> Da systemet er cloud baseret og afhængigt af eksterne APIer (Supabase og AI), kræves en god internetforbindelse.</w:t>
-      </w:r>
-    </w:p>
-    <w:p>
-      <w:pPr>
-        <w:numPr>
-          <w:ilvl w:val="0"/>
-          <w:numId w:val="5"/>
-        </w:numPr>
-        <w:spacing w:after="0" w:afterAutospacing="0" w:before="0" w:beforeAutospacing="0" w:lineRule="auto"/>
-        <w:ind w:left="720" w:hanging="360"/>
-      </w:pPr>
-      <w:r>
-        <w:rPr>
-          <w:b w:val="1"/>
-          <w:bCs w:val="1"/>
-          <w:rtl w:val="0"/>
-        </w:rPr>
-        <w:t xml:space="preserve">Lydformat:</w:t>
-      </w:r>
-      <w:r>
-        <w:rPr>
-          <w:rtl w:val="0"/>
-        </w:rPr>
-        <w:t xml:space="preserve"> For at optimere båndbredde og sikre hurtig afspilning understøttes primært .ogg filer.</w:t>
-      </w:r>
-    </w:p>
-    <w:p>
-      <w:pPr>
-        <w:numPr>
-          <w:ilvl w:val="0"/>
-          <w:numId w:val="5"/>
-        </w:numPr>
-        <w:spacing w:after="240" w:before="0" w:beforeAutospacing="0" w:lineRule="auto"/>
-        <w:ind w:left="720" w:hanging="360"/>
-      </w:pPr>
-      <w:r>
-        <w:rPr>
-          <w:b w:val="1"/>
-          <w:bCs w:val="1"/>
-          <w:rtl w:val="0"/>
-        </w:rPr>
-        <w:t xml:space="preserve">AI-kvoter:</w:t>
-      </w:r>
-      <w:r>
-        <w:rPr>
-          <w:rtl w:val="0"/>
-        </w:rPr>
-        <w:t xml:space="preserve"> Generering af indhold via AI kan være begrænset af API udbyderens hastighedsbegrænsninger (Rate Limiting).</w:t>
-      </w:r>
-      <w:r>
-        <w:rPr>
-          <w:rtl w:val="0"/>
-        </w:rPr>
-      </w:r>
-    </w:p>
-    <w:p>
-      <w:pPr>
-        <w:pStyle w:val="Heading3"/>
-        <w:keepNext w:val="0"/>
-        <w:keepLines w:val="0"/>
-        <w:spacing w:before="280" w:lineRule="auto"/>
-        <w:rPr>
-          <w:b w:val="1"/>
-          <w:bCs w:val="1"/>
-          <w:color w:val="000000"/>
-          <w:sz w:val="26"/>
-          <w:szCs w:val="26"/>
-        </w:rPr>
-      </w:pPr>
-      <w:bookmarkStart w:colFirst="0" w:colLast="0" w:name="_jj9cnoz77h5r" w:id="15"/>
-      <w:bookmarkEnd w:id="15"/>
-      <w:r>
-        <w:rPr>
-          <w:b w:val="1"/>
-          <w:bCs w:val="1"/>
-          <w:color w:val="000000"/>
-          <w:sz w:val="26"/>
-          <w:szCs w:val="26"/>
-          <w:rtl w:val="0"/>
-        </w:rPr>
-        <w:t xml:space="preserve">2.4 Programmellets fremtid</w:t>
-      </w:r>
-    </w:p>
-    <w:p>
-      <w:pPr>
-        <w:spacing w:after="240" w:before="240" w:lineRule="auto"/>
-        <w:rPr/>
-      </w:pPr>
-      <w:r>
-        <w:rPr>
-          <w:rtl w:val="0"/>
-        </w:rPr>
-        <w:t xml:space="preserve">Systemet designes med en modulær arkitektur, så det er forberedt på:</w:t>
-      </w:r>
-    </w:p>
-    <w:p>
-      <w:pPr>
-        <w:numPr>
-          <w:ilvl w:val="0"/>
-          <w:numId w:val="16"/>
-        </w:numPr>
-        <w:spacing w:after="0" w:afterAutospacing="0" w:before="240" w:lineRule="auto"/>
-        <w:ind w:left="720" w:hanging="360"/>
-      </w:pPr>
-      <w:r>
-        <w:rPr>
-          <w:b w:val="1"/>
-          <w:bCs w:val="1"/>
-          <w:rtl w:val="0"/>
-        </w:rPr>
-        <w:t xml:space="preserve">Interaktive kort (Maps):</w:t>
-      </w:r>
-      <w:r>
-        <w:rPr>
-          <w:rtl w:val="0"/>
-        </w:rPr>
-        <w:t xml:space="preserve"> Integration af billedfiler med "pins" for lokationer.</w:t>
-      </w:r>
-    </w:p>
-    <w:p>
-      <w:pPr>
-        <w:numPr>
-          <w:ilvl w:val="0"/>
-          <w:numId w:val="16"/>
-        </w:numPr>
-        <w:spacing w:after="0" w:afterAutospacing="0" w:before="0" w:beforeAutospacing="0" w:lineRule="auto"/>
-        <w:ind w:left="720" w:hanging="360"/>
-      </w:pPr>
-      <w:r>
-        <w:rPr>
-          <w:b w:val="1"/>
-          <w:bCs w:val="1"/>
-          <w:rtl w:val="0"/>
-        </w:rPr>
-        <w:t xml:space="preserve">Avanceret AI-hukommelse:</w:t>
-      </w:r>
-      <w:r>
-        <w:rPr>
-          <w:rtl w:val="0"/>
-        </w:rPr>
-        <w:t xml:space="preserve"> Mulighed for at lade AI'en huske tidligere begivenheder i verdenen for at skabe mere sammenhængende indhold.</w:t>
-      </w:r>
-    </w:p>
-    <w:p>
-      <w:pPr>
-        <w:numPr>
-          <w:ilvl w:val="0"/>
-          <w:numId w:val="16"/>
-        </w:numPr>
-        <w:spacing w:after="240" w:before="0" w:beforeAutospacing="0" w:lineRule="auto"/>
-        <w:ind w:left="720" w:hanging="360"/>
-      </w:pPr>
-      <w:r>
-        <w:rPr>
-          <w:b w:val="1"/>
-          <w:bCs w:val="1"/>
-          <w:rtl w:val="0"/>
-        </w:rPr>
-        <w:t xml:space="preserve">Eksport:</w:t>
-      </w:r>
-      <w:r>
-        <w:rPr>
-          <w:rtl w:val="0"/>
-        </w:rPr>
-        <w:t xml:space="preserve"> Mulighed for at eksportere hele sin verden til PDF eller andre formater.</w:t>
-      </w:r>
-    </w:p>
-    <w:p>
-      <w:pPr>
-        <w:pStyle w:val="Heading3"/>
-        <w:keepNext w:val="0"/>
-        <w:keepLines w:val="0"/>
-        <w:spacing w:before="280" w:lineRule="auto"/>
-        <w:rPr>
-          <w:b w:val="1"/>
-          <w:bCs w:val="1"/>
-          <w:color w:val="000000"/>
-          <w:sz w:val="26"/>
-          <w:szCs w:val="26"/>
-        </w:rPr>
-      </w:pPr>
-      <w:bookmarkStart w:colFirst="0" w:colLast="0" w:name="_msik5iv80xos" w:id="16"/>
-      <w:bookmarkEnd w:id="16"/>
-      <w:r>
-        <w:rPr>
-          <w:b w:val="1"/>
-          <w:bCs w:val="1"/>
-          <w:color w:val="000000"/>
-          <w:sz w:val="26"/>
-          <w:szCs w:val="26"/>
-          <w:rtl w:val="0"/>
-        </w:rPr>
-        <w:t xml:space="preserve">2.5 Brugerprofil</w:t>
-      </w:r>
-    </w:p>
-    <w:p>
-      <w:pPr>
-        <w:spacing w:after="240" w:before="240" w:lineRule="auto"/>
-        <w:rPr/>
-      </w:pPr>
-      <w:r>
-        <w:rPr>
-          <w:rtl w:val="0"/>
-        </w:rPr>
-        <w:t xml:space="preserve">Målgruppen er rollespillere i alle aldre, fra begyndere til erfarne Game Masters. Systemet er designet med fokus på UX (User Experience), så det er intuitivt at navigere i. Der kræves ingen teknisk forståelse for databaser eller AI, brugeren skal blot kunne interagere med formularer og knapper.</w:t>
-      </w:r>
-      <w:r>
-        <w:rPr>
-          <w:rtl w:val="0"/>
-        </w:rPr>
-      </w:r>
-    </w:p>
-    <w:p>
-      <w:pPr>
-        <w:pStyle w:val="Heading2"/>
-        <w:keepNext w:val="0"/>
-        <w:keepLines w:val="0"/>
-        <w:spacing w:after="80" w:lineRule="auto"/>
-        <w:rPr>
-          <w:b w:val="1"/>
-          <w:bCs w:val="1"/>
-          <w:sz w:val="34"/>
-          <w:szCs w:val="34"/>
-        </w:rPr>
-      </w:pPr>
-      <w:bookmarkStart w:colFirst="0" w:colLast="0" w:name="_owmvubz02cyk" w:id="17"/>
-      <w:bookmarkEnd w:id="17"/>
-      <w:r>
-        <w:rPr>
-          <w:b w:val="1"/>
-          <w:bCs w:val="1"/>
-          <w:sz w:val="34"/>
-          <w:szCs w:val="34"/>
-          <w:rtl w:val="0"/>
-        </w:rPr>
-        <w:t xml:space="preserve">3. De specifikke krav</w:t>
-      </w:r>
-    </w:p>
-    <w:p>
-      <w:pPr>
-        <w:pStyle w:val="Heading3"/>
-        <w:keepNext w:val="0"/>
-        <w:keepLines w:val="0"/>
-        <w:spacing w:before="280" w:lineRule="auto"/>
-        <w:rPr>
-          <w:b w:val="1"/>
-          <w:bCs w:val="1"/>
-          <w:color w:val="000000"/>
-          <w:sz w:val="26"/>
-          <w:szCs w:val="26"/>
-        </w:rPr>
-      </w:pPr>
-      <w:bookmarkStart w:colFirst="0" w:colLast="0" w:name="_j9leyctvnvw6" w:id="18"/>
-      <w:bookmarkEnd w:id="18"/>
-      <w:r>
-        <w:rPr>
-          <w:b w:val="1"/>
-          <w:bCs w:val="1"/>
-          <w:color w:val="000000"/>
-          <w:sz w:val="26"/>
-          <w:szCs w:val="26"/>
-          <w:rtl w:val="0"/>
-        </w:rPr>
-        <w:t xml:space="preserve">3.1 Definitioner</w:t>
-      </w:r>
-    </w:p>
-    <w:p>
-      <w:pPr>
-        <w:numPr>
-          <w:ilvl w:val="0"/>
-          <w:numId w:val="9"/>
-        </w:numPr>
-        <w:spacing w:after="0" w:afterAutospacing="0" w:before="240" w:lineRule="auto"/>
-        <w:ind w:left="720" w:hanging="360"/>
-      </w:pPr>
-      <w:r>
-        <w:rPr>
-          <w:b w:val="1"/>
-          <w:bCs w:val="1"/>
-          <w:rtl w:val="0"/>
-        </w:rPr>
-        <w:t xml:space="preserve">Owner:</w:t>
-      </w:r>
-      <w:r>
-        <w:rPr>
-          <w:rtl w:val="0"/>
-        </w:rPr>
-        <w:t xml:space="preserve"> Ejeren af en verden. Har fulde rettigheder til alt indhold og administration.</w:t>
-      </w:r>
-    </w:p>
-    <w:p>
-      <w:pPr>
-        <w:numPr>
-          <w:ilvl w:val="0"/>
-          <w:numId w:val="9"/>
-        </w:numPr>
-        <w:spacing w:after="0" w:afterAutospacing="0" w:before="0" w:beforeAutospacing="0" w:lineRule="auto"/>
-        <w:ind w:left="720" w:hanging="360"/>
-      </w:pPr>
-      <w:r>
-        <w:rPr>
-          <w:b w:val="1"/>
-          <w:bCs w:val="1"/>
-          <w:rtl w:val="0"/>
-        </w:rPr>
-        <w:t xml:space="preserve">Member:</w:t>
-      </w:r>
-      <w:r>
-        <w:rPr>
-          <w:rtl w:val="0"/>
-        </w:rPr>
-        <w:t xml:space="preserve"> En inviteret bruger. Kan se indhold og evt. rette egne data (afhænger af rolle).</w:t>
-      </w:r>
-    </w:p>
-    <w:p>
-      <w:pPr>
-        <w:numPr>
-          <w:ilvl w:val="0"/>
-          <w:numId w:val="9"/>
-        </w:numPr>
-        <w:spacing w:after="240" w:before="0" w:beforeAutospacing="0" w:lineRule="auto"/>
-        <w:ind w:left="720" w:hanging="360"/>
-      </w:pPr>
-      <w:r>
-        <w:rPr>
-          <w:b w:val="1"/>
-          <w:bCs w:val="1"/>
-          <w:rtl w:val="0"/>
-        </w:rPr>
-        <w:t xml:space="preserve">AI-Prompt:</w:t>
-      </w:r>
-      <w:r>
-        <w:rPr>
-          <w:rtl w:val="0"/>
-        </w:rPr>
-        <w:t xml:space="preserve"> En kort instruktion givet af brugeren til systemet for at generere indhold.</w:t>
-      </w:r>
-    </w:p>
-    <w:p>
-      <w:pPr>
-        <w:spacing w:after="240" w:before="240" w:lineRule="auto"/>
-        <w:rPr/>
-      </w:pPr>
-      <w:r>
-        <w:rPr>
-          <w:rtl w:val="0"/>
-        </w:rPr>
-      </w:r>
-    </w:p>
-    <w:p>
-      <w:pPr>
-        <w:spacing w:after="240" w:before="240" w:lineRule="auto"/>
-        <w:rPr/>
-      </w:pPr>
-      <w:r>
-        <w:rPr>
-          <w:rtl w:val="0"/>
-        </w:rPr>
-      </w:r>
-    </w:p>
-    <w:p>
-      <w:pPr>
-        <w:pStyle w:val="Heading3"/>
-        <w:keepNext w:val="0"/>
-        <w:keepLines w:val="0"/>
-        <w:spacing w:before="280" w:lineRule="auto"/>
-        <w:rPr>
-          <w:b w:val="1"/>
-          <w:bCs w:val="1"/>
-        </w:rPr>
-      </w:pPr>
-      <w:bookmarkStart w:colFirst="0" w:colLast="0" w:name="_wzpz9khuody8" w:id="19"/>
-      <w:bookmarkEnd w:id="19"/>
-      <w:r>
-        <w:rPr>
-          <w:b w:val="1"/>
-          <w:bCs w:val="1"/>
-          <w:color w:val="000000"/>
-          <w:sz w:val="26"/>
-          <w:szCs w:val="26"/>
-          <w:rtl w:val="0"/>
-        </w:rPr>
-        <w:t xml:space="preserve">3.2 Funktionelle krav (Use Cases)</w:t>
-      </w:r>
-      <w:r>
-        <w:rPr>
-          <w:rtl w:val="0"/>
-        </w:rPr>
-      </w:r>
-    </w:p>
-    <w:p>
-      <w:pPr>
-        <w:spacing w:after="240" w:before="240" w:lineRule="auto"/>
-        <w:rPr/>
-      </w:pPr>
-      <w:r>
-        <w:rPr>
-          <w:rtl w:val="0"/>
-        </w:rPr>
-        <w:t xml:space="preserve">Herunder vil jeg redegøre for de funktionelle krav gennem en række Use Cases.</w:t>
+        <w:t xml:space="preserve">Herunder vil der blive redegjort for de funktionelle krav gennem en række Use Cases.</w:t>
       </w:r>
     </w:p>
     <w:p>
@@ -4456,8 +5097,8 @@
           <w:szCs w:val="24"/>
         </w:rPr>
       </w:pPr>
-      <w:bookmarkStart w:colFirst="0" w:colLast="0" w:name="_rfhtfzhwjb0h" w:id="20"/>
-      <w:bookmarkEnd w:id="20"/>
+      <w:bookmarkStart w:colFirst="0" w:colLast="0" w:name="_rfhtfzhwjb0h" w:id="19"/>
+      <w:bookmarkEnd w:id="19"/>
       <w:r>
         <w:rPr>
           <w:rtl w:val="0"/>
@@ -4518,8 +5159,8 @@
           <w:szCs w:val="26"/>
         </w:rPr>
       </w:pPr>
-      <w:bookmarkStart w:colFirst="0" w:colLast="0" w:name="_bdyfunv33v9c" w:id="21"/>
-      <w:bookmarkEnd w:id="21"/>
+      <w:bookmarkStart w:colFirst="0" w:colLast="0" w:name="_bdyfunv33v9c" w:id="20"/>
+      <w:bookmarkEnd w:id="20"/>
       <w:r>
         <w:rPr>
           <w:b w:val="1"/>
@@ -4541,14 +5182,14 @@
         <w:rPr>
           <w:rtl w:val="0"/>
         </w:rPr>
-        <w:t xml:space="preserve">I det følgende vil jeg uddybe min prioritering af systemets funktioner:</w:t>
+        <w:t xml:space="preserve">I det følgende vil der blive uddybet prioriteringen af systemets funktioner:</w:t>
       </w:r>
     </w:p>
     <w:p>
       <w:pPr>
         <w:numPr>
           <w:ilvl w:val="0"/>
-          <w:numId w:val="15"/>
+          <w:numId w:val="21"/>
         </w:numPr>
         <w:spacing w:after="0" w:afterAutospacing="0" w:before="240" w:lineRule="auto"/>
         <w:ind w:left="720" w:hanging="360"/>
@@ -4572,7 +5213,7 @@
       <w:pPr>
         <w:numPr>
           <w:ilvl w:val="0"/>
-          <w:numId w:val="15"/>
+          <w:numId w:val="21"/>
         </w:numPr>
         <w:spacing w:after="0" w:afterAutospacing="0" w:before="0" w:beforeAutospacing="0" w:lineRule="auto"/>
         <w:ind w:left="720" w:hanging="360"/>
@@ -4596,7 +5237,7 @@
       <w:pPr>
         <w:numPr>
           <w:ilvl w:val="0"/>
-          <w:numId w:val="15"/>
+          <w:numId w:val="21"/>
         </w:numPr>
         <w:spacing w:after="240" w:before="0" w:beforeAutospacing="0" w:lineRule="auto"/>
         <w:ind w:left="720" w:hanging="360"/>
@@ -4634,8 +5275,8 @@
           <w:szCs w:val="34"/>
         </w:rPr>
       </w:pPr>
-      <w:bookmarkStart w:colFirst="0" w:colLast="0" w:name="_fpnk7raopeo0" w:id="22"/>
-      <w:bookmarkEnd w:id="22"/>
+      <w:bookmarkStart w:colFirst="0" w:colLast="0" w:name="_fpnk7raopeo0" w:id="21"/>
+      <w:bookmarkEnd w:id="21"/>
       <w:r>
         <w:rPr>
           <w:b w:val="1"/>
@@ -4647,12 +5288,12 @@
           <wp:inline distB="114300" distT="114300" distL="114300" distR="114300">
             <wp:extent cx="5786438" cy="5255932"/>
             <wp:effectExtent b="0" l="0" r="0" t="0"/>
-            <wp:docPr id="1" name="image1.png"/>
+            <wp:docPr id="1" name="image2.png"/>
             <a:graphic>
               <a:graphicData uri="http://schemas.openxmlformats.org/drawingml/2006/picture">
                 <pic:pic>
                   <pic:nvPicPr>
-                    <pic:cNvPr id="0" name="image1.png"/>
+                    <pic:cNvPr id="0" name="image2.png"/>
                     <pic:cNvPicPr preferRelativeResize="0"/>
                   </pic:nvPicPr>
                   <pic:blipFill>
@@ -4695,8 +5336,8 @@
           <w:szCs w:val="34"/>
         </w:rPr>
       </w:pPr>
-      <w:bookmarkStart w:colFirst="0" w:colLast="0" w:name="_89whf87pyb8c" w:id="23"/>
-      <w:bookmarkEnd w:id="23"/>
+      <w:bookmarkStart w:colFirst="0" w:colLast="0" w:name="_89whf87pyb8c" w:id="22"/>
+      <w:bookmarkEnd w:id="22"/>
       <w:r>
         <w:rPr>
           <w:rtl w:val="0"/>
@@ -4711,8 +5352,8 @@
         <w:spacing w:after="80" w:lineRule="auto"/>
         <w:rPr/>
       </w:pPr>
-      <w:bookmarkStart w:colFirst="0" w:colLast="0" w:name="_ejezpyctaucz" w:id="24"/>
-      <w:bookmarkEnd w:id="24"/>
+      <w:bookmarkStart w:colFirst="0" w:colLast="0" w:name="_ejezpyctaucz" w:id="23"/>
+      <w:bookmarkEnd w:id="23"/>
       <w:r>
         <w:rPr>
           <w:b w:val="1"/>
@@ -4743,8 +5384,8 @@
           <w:szCs w:val="26"/>
         </w:rPr>
       </w:pPr>
-      <w:bookmarkStart w:colFirst="0" w:colLast="0" w:name="_uq0rxo5485kc" w:id="25"/>
-      <w:bookmarkEnd w:id="25"/>
+      <w:bookmarkStart w:colFirst="0" w:colLast="0" w:name="_uq0rxo5485kc" w:id="24"/>
+      <w:bookmarkEnd w:id="24"/>
       <w:r>
         <w:rPr>
           <w:b w:val="1"/>
@@ -4769,15 +5410,12 @@
         <w:rPr>
           <w:rtl w:val="0"/>
         </w:rPr>
-        <w:t xml:space="preserve">Appen skal benytte et mørkt tema (Dark Mode) med høj kontrast for at minimere træthed i øjnene under lange spilsessioner. UI komponenter som "Character Cards" skal have en ensartet struktur for at sikre genkendelighed. Jeg vil bruge de 7 moderne ui principles </w:t>
-      </w:r>
-      <w:r>
-        <w:rPr>
-          <w:i w:val="1"/>
-          <w:iCs w:val="1"/>
-          <w:rtl w:val="0"/>
-        </w:rPr>
-        <w:t xml:space="preserve">(NOTE: Lav disclaimer)</w:t>
+        <w:t xml:space="preserve">Appen skal benytte et mørkt tema (Dark Mode) med høj kontrast for at minimere træthed i øjnene under lange spilsessioner. UI komponenter som "Character Cards" skal have en ensartet struktur for at sikre genkendelighed. Der vil blive brugt de 7 moderne ui principles</w:t>
+      </w:r>
+      <w:r>
+        <w:rPr>
+          <w:rtl w:val="0"/>
+        </w:rPr>
       </w:r>
     </w:p>
     <w:p>
@@ -4791,12 +5429,12 @@
           <wp:inline distB="114300" distT="114300" distL="114300" distR="114300">
             <wp:extent cx="5995988" cy="5320383"/>
             <wp:effectExtent b="0" l="0" r="0" t="0"/>
-            <wp:docPr id="2" name="image2.png"/>
+            <wp:docPr id="7" name="image7.png"/>
             <a:graphic>
               <a:graphicData uri="http://schemas.openxmlformats.org/drawingml/2006/picture">
                 <pic:pic>
                   <pic:nvPicPr>
-                    <pic:cNvPr id="0" name="image2.png"/>
+                    <pic:cNvPr id="0" name="image7.png"/>
                     <pic:cNvPicPr preferRelativeResize="0"/>
                   </pic:nvPicPr>
                   <pic:blipFill>
@@ -4851,17 +5489,6 @@
     </w:p>
     <w:p>
       <w:pPr>
-        <w:spacing w:after="240" w:before="240" w:lineRule="auto"/>
-        <w:rPr/>
-      </w:pPr>
-      <w:r>
-        <w:rPr>
-          <w:rtl w:val="0"/>
-        </w:rPr>
-      </w:r>
-    </w:p>
-    <w:p>
-      <w:pPr>
         <w:pStyle w:val="Heading3"/>
         <w:keepNext w:val="0"/>
         <w:keepLines w:val="0"/>
@@ -4874,8 +5501,8 @@
           <w:szCs w:val="26"/>
         </w:rPr>
       </w:pPr>
-      <w:bookmarkStart w:colFirst="0" w:colLast="0" w:name="_9er7ae5k7mj" w:id="26"/>
-      <w:bookmarkEnd w:id="26"/>
+      <w:bookmarkStart w:colFirst="0" w:colLast="0" w:name="_9er7ae5k7mj" w:id="25"/>
+      <w:bookmarkEnd w:id="25"/>
       <w:r>
         <w:rPr>
           <w:b w:val="1"/>
@@ -4904,7 +5531,7 @@
       <w:pPr>
         <w:numPr>
           <w:ilvl w:val="0"/>
-          <w:numId w:val="11"/>
+          <w:numId w:val="16"/>
         </w:numPr>
         <w:spacing w:after="0" w:afterAutospacing="0" w:before="240" w:lineRule="auto"/>
         <w:ind w:left="720" w:hanging="360"/>
@@ -4928,7 +5555,7 @@
       <w:pPr>
         <w:numPr>
           <w:ilvl w:val="0"/>
-          <w:numId w:val="11"/>
+          <w:numId w:val="16"/>
         </w:numPr>
         <w:spacing w:after="240" w:before="0" w:beforeAutospacing="0" w:lineRule="auto"/>
         <w:ind w:left="720" w:hanging="360"/>
@@ -4947,6 +5574,45 @@
         </w:rPr>
         <w:t xml:space="preserve"> Til behandling af prompts og generering af karakter-lore.</w:t>
       </w:r>
+    </w:p>
+    <w:p>
+      <w:pPr>
+        <w:spacing w:after="240" w:before="240" w:lineRule="auto"/>
+        <w:rPr/>
+      </w:pPr>
+      <w:r>
+        <w:rPr>
+          <w:rtl w:val="0"/>
+        </w:rPr>
+      </w:r>
+    </w:p>
+    <w:p>
+      <w:pPr>
+        <w:spacing w:after="240" w:before="240" w:lineRule="auto"/>
+        <w:rPr/>
+      </w:pPr>
+      <w:r>
+        <w:rPr>
+          <w:rtl w:val="0"/>
+        </w:rPr>
+      </w:r>
+    </w:p>
+    <w:p>
+      <w:pPr>
+        <w:spacing w:after="240" w:before="240" w:lineRule="auto"/>
+        <w:rPr/>
+      </w:pPr>
+      <w:r>
+        <w:rPr>
+          <w:rtl w:val="0"/>
+        </w:rPr>
+      </w:r>
+    </w:p>
+    <w:p>
+      <w:pPr>
+        <w:spacing w:after="240" w:before="240" w:lineRule="auto"/>
+        <w:rPr/>
+      </w:pPr>
       <w:r>
         <w:rPr>
           <w:rtl w:val="0"/>
@@ -4966,8 +5632,1645 @@
           <w:szCs w:val="34"/>
         </w:rPr>
       </w:pPr>
-      <w:bookmarkStart w:colFirst="0" w:colLast="0" w:name="_2pf617rrchl4" w:id="27"/>
-      <w:bookmarkEnd w:id="27"/>
+      <w:bookmarkStart w:colFirst="0" w:colLast="0" w:name="_gk16yv5wceut" w:id="26"/>
+      <w:bookmarkEnd w:id="26"/>
+      <w:r>
+        <w:rPr>
+          <w:b w:val="1"/>
+          <w:bCs w:val="1"/>
+          <w:sz w:val="34"/>
+          <w:szCs w:val="34"/>
+          <w:rtl w:val="0"/>
+        </w:rPr>
+        <w:t xml:space="preserve">5. Generel beskrivelse</w:t>
+      </w:r>
+    </w:p>
+    <w:p>
+      <w:pPr>
+        <w:spacing w:after="240" w:before="240" w:lineRule="auto"/>
+        <w:rPr/>
+      </w:pPr>
+      <w:r>
+        <w:rPr>
+          <w:rtl w:val="0"/>
+        </w:rPr>
+        <w:t xml:space="preserve">I World Hub findes der tre primære brugertyper. Systemet benytter </w:t>
+      </w:r>
+      <w:r>
+        <w:rPr>
+          <w:b w:val="1"/>
+          <w:bCs w:val="1"/>
+          <w:rtl w:val="0"/>
+        </w:rPr>
+        <w:t xml:space="preserve">RBAC (Role-Based Access Control)</w:t>
+      </w:r>
+      <w:r>
+        <w:rPr>
+          <w:rtl w:val="0"/>
+        </w:rPr>
+        <w:t xml:space="preserve"> til at styre adgangen.</w:t>
+      </w:r>
+      <w:r>
+        <w:rPr>
+          <w:rtl w:val="0"/>
+        </w:rPr>
+      </w:r>
+    </w:p>
+    <w:p>
+      <w:pPr>
+        <w:numPr>
+          <w:ilvl w:val="0"/>
+          <w:numId w:val="18"/>
+        </w:numPr>
+        <w:spacing w:after="0" w:afterAutospacing="0" w:before="240" w:lineRule="auto"/>
+        <w:ind w:left="720" w:hanging="360"/>
+      </w:pPr>
+      <w:r>
+        <w:rPr>
+          <w:b w:val="1"/>
+          <w:bCs w:val="1"/>
+          <w:rtl w:val="0"/>
+        </w:rPr>
+        <w:t xml:space="preserve">Game Master (GM) / Owner:</w:t>
+      </w:r>
+    </w:p>
+    <w:p>
+      <w:pPr>
+        <w:numPr>
+          <w:ilvl w:val="1"/>
+          <w:numId w:val="18"/>
+        </w:numPr>
+        <w:spacing w:after="0" w:afterAutospacing="0" w:before="0" w:beforeAutospacing="0" w:lineRule="auto"/>
+        <w:ind w:left="1440" w:hanging="360"/>
+      </w:pPr>
+      <w:r>
+        <w:rPr>
+          <w:b w:val="1"/>
+          <w:bCs w:val="1"/>
+          <w:rtl w:val="0"/>
+        </w:rPr>
+        <w:t xml:space="preserve">Hvem er det?</w:t>
+      </w:r>
+      <w:r>
+        <w:rPr>
+          <w:rtl w:val="0"/>
+        </w:rPr>
+        <w:t xml:space="preserve"> GM'en er </w:t>
+      </w:r>
+      <w:r>
+        <w:rPr>
+          <w:b w:val="1"/>
+          <w:bCs w:val="1"/>
+          <w:rtl w:val="0"/>
+        </w:rPr>
+        <w:t xml:space="preserve">instruktøren </w:t>
+      </w:r>
+      <w:r>
+        <w:rPr>
+          <w:rtl w:val="0"/>
+        </w:rPr>
+        <w:t xml:space="preserve">i rollespillet. Det er den person, der skaber verdenen, styrer historien og kontrollerer alle de karakterer, som spillerne møder.</w:t>
+      </w:r>
+    </w:p>
+    <w:p>
+      <w:pPr>
+        <w:numPr>
+          <w:ilvl w:val="1"/>
+          <w:numId w:val="18"/>
+        </w:numPr>
+        <w:spacing w:after="0" w:afterAutospacing="0" w:before="0" w:beforeAutospacing="0" w:lineRule="auto"/>
+        <w:ind w:left="1440" w:hanging="360"/>
+      </w:pPr>
+      <w:r>
+        <w:rPr>
+          <w:b w:val="1"/>
+          <w:bCs w:val="1"/>
+          <w:rtl w:val="0"/>
+        </w:rPr>
+        <w:t xml:space="preserve">I systemet:</w:t>
+      </w:r>
+      <w:r>
+        <w:rPr>
+          <w:rtl w:val="0"/>
+        </w:rPr>
+        <w:t xml:space="preserve"> GM'en er den bruger, der opretter en "World". Han/hun har fulde rettigheder til at ændre i alle indtastede informationer på "World", slette indhold og invitere spillere, kan tilgå et admin panel hvor han også kan gøre brugere til mods.</w:t>
+      </w:r>
+    </w:p>
+    <w:p>
+      <w:pPr>
+        <w:numPr>
+          <w:ilvl w:val="0"/>
+          <w:numId w:val="18"/>
+        </w:numPr>
+        <w:spacing w:after="0" w:afterAutospacing="0" w:before="0" w:beforeAutospacing="0" w:lineRule="auto"/>
+        <w:ind w:left="720" w:hanging="360"/>
+        <w:rPr>
+          <w:b w:val="1"/>
+          <w:bCs w:val="1"/>
+        </w:rPr>
+      </w:pPr>
+      <w:r>
+        <w:rPr>
+          <w:b w:val="1"/>
+          <w:bCs w:val="1"/>
+          <w:rtl w:val="0"/>
+        </w:rPr>
+        <w:t xml:space="preserve">Mod:</w:t>
+      </w:r>
+      <w:r>
+        <w:rPr>
+          <w:rtl w:val="0"/>
+        </w:rPr>
+      </w:r>
+    </w:p>
+    <w:p>
+      <w:pPr>
+        <w:numPr>
+          <w:ilvl w:val="1"/>
+          <w:numId w:val="18"/>
+        </w:numPr>
+        <w:spacing w:after="0" w:afterAutospacing="0" w:before="0" w:beforeAutospacing="0" w:lineRule="auto"/>
+        <w:ind w:left="1440" w:hanging="360"/>
+        <w:rPr>
+          <w:b w:val="1"/>
+          <w:bCs w:val="1"/>
+        </w:rPr>
+      </w:pPr>
+      <w:r>
+        <w:rPr>
+          <w:b w:val="1"/>
+          <w:bCs w:val="1"/>
+          <w:rtl w:val="0"/>
+        </w:rPr>
+        <w:t xml:space="preserve">Hvem er det? </w:t>
+      </w:r>
+      <w:r>
+        <w:rPr>
+          <w:rtl w:val="0"/>
+        </w:rPr>
+        <w:t xml:space="preserve">En bruger, som GMen har udpeget til at hjælpe med at vedligeholde verdenen og dens indhold.</w:t>
+      </w:r>
+    </w:p>
+    <w:p>
+      <w:pPr>
+        <w:numPr>
+          <w:ilvl w:val="1"/>
+          <w:numId w:val="18"/>
+        </w:numPr>
+        <w:spacing w:after="0" w:afterAutospacing="0" w:before="0" w:beforeAutospacing="0" w:lineRule="auto"/>
+        <w:ind w:left="1440" w:hanging="360"/>
+        <w:rPr>
+          <w:b w:val="1"/>
+          <w:bCs w:val="1"/>
+          <w:u w:val="none"/>
+        </w:rPr>
+      </w:pPr>
+      <w:r>
+        <w:rPr>
+          <w:b w:val="1"/>
+          <w:bCs w:val="1"/>
+          <w:rtl w:val="0"/>
+        </w:rPr>
+        <w:t xml:space="preserve">I systemet: </w:t>
+      </w:r>
+      <w:r>
+        <w:rPr>
+          <w:rtl w:val="0"/>
+        </w:rPr>
+        <w:t xml:space="preserve">Mods har flere rettigheder i forhold til almindelige medlemmer. De kan hjælpe med at oprette og redigere NPC kort og lore, men har ikke adgang til at slette hele verdenen eller tilgå de mest følsomme administrative indstillinger i Admin Panelet.</w:t>
+      </w:r>
+    </w:p>
+    <w:p>
+      <w:pPr>
+        <w:numPr>
+          <w:ilvl w:val="0"/>
+          <w:numId w:val="18"/>
+        </w:numPr>
+        <w:spacing w:after="0" w:afterAutospacing="0" w:before="0" w:beforeAutospacing="0" w:lineRule="auto"/>
+        <w:ind w:left="720" w:hanging="360"/>
+      </w:pPr>
+      <w:r>
+        <w:rPr>
+          <w:b w:val="1"/>
+          <w:bCs w:val="1"/>
+          <w:rtl w:val="0"/>
+        </w:rPr>
+        <w:t xml:space="preserve">Member (Spiller):</w:t>
+      </w:r>
+    </w:p>
+    <w:p>
+      <w:pPr>
+        <w:numPr>
+          <w:ilvl w:val="1"/>
+          <w:numId w:val="18"/>
+        </w:numPr>
+        <w:spacing w:after="0" w:afterAutospacing="0" w:before="0" w:beforeAutospacing="0" w:lineRule="auto"/>
+        <w:ind w:left="1440" w:hanging="360"/>
+      </w:pPr>
+      <w:r>
+        <w:rPr>
+          <w:b w:val="1"/>
+          <w:bCs w:val="1"/>
+          <w:rtl w:val="0"/>
+        </w:rPr>
+        <w:t xml:space="preserve">Hvem er det?</w:t>
+      </w:r>
+      <w:r>
+        <w:rPr>
+          <w:rtl w:val="0"/>
+        </w:rPr>
+        <w:t xml:space="preserve"> En spiller, der deltager i GMens kampagne.</w:t>
+      </w:r>
+    </w:p>
+    <w:p>
+      <w:pPr>
+        <w:numPr>
+          <w:ilvl w:val="1"/>
+          <w:numId w:val="18"/>
+        </w:numPr>
+        <w:spacing w:after="0" w:afterAutospacing="0" w:before="0" w:beforeAutospacing="0" w:lineRule="auto"/>
+        <w:ind w:left="1440" w:hanging="360"/>
+      </w:pPr>
+      <w:r>
+        <w:rPr>
+          <w:b w:val="1"/>
+          <w:bCs w:val="1"/>
+          <w:rtl w:val="0"/>
+        </w:rPr>
+        <w:t xml:space="preserve">I systemet:</w:t>
+      </w:r>
+      <w:r>
+        <w:rPr>
+          <w:rtl w:val="0"/>
+        </w:rPr>
+        <w:t xml:space="preserve"> En bruger, der er blevet inviteret til en specifik verden. Spilleren kan se de karakterkort, som GMen har gjort synlige, men kan ikke ændre i verdenens ting og indstillinger eller AI-prompts.</w:t>
+      </w:r>
+    </w:p>
+    <w:p>
+      <w:pPr>
+        <w:numPr>
+          <w:ilvl w:val="0"/>
+          <w:numId w:val="18"/>
+        </w:numPr>
+        <w:spacing w:after="0" w:afterAutospacing="0" w:before="0" w:beforeAutospacing="0" w:lineRule="auto"/>
+        <w:ind w:left="720" w:hanging="360"/>
+      </w:pPr>
+      <w:r>
+        <w:rPr>
+          <w:b w:val="1"/>
+          <w:bCs w:val="1"/>
+          <w:rtl w:val="0"/>
+        </w:rPr>
+        <w:t xml:space="preserve">Gæst (Uautoriseret bruger):</w:t>
+      </w:r>
+    </w:p>
+    <w:p>
+      <w:pPr>
+        <w:numPr>
+          <w:ilvl w:val="1"/>
+          <w:numId w:val="18"/>
+        </w:numPr>
+        <w:spacing w:after="240" w:before="0" w:beforeAutospacing="0" w:lineRule="auto"/>
+        <w:ind w:left="1440" w:hanging="360"/>
+      </w:pPr>
+      <w:r>
+        <w:rPr>
+          <w:rtl w:val="0"/>
+        </w:rPr>
+        <w:t xml:space="preserve">En person,som ikke har oprettet en bruger, men er blevet inviteret ind i en verden igennem et link.</w:t>
+      </w:r>
+    </w:p>
+    <w:tbl>
+      <w:tblPr>
+        <w:tblStyle w:val="Table2"/>
+        <w:tblW w:w="7935.0" w:type="dxa"/>
+        <w:jc w:val="left"/>
+        <w:tblBorders>
+          <w:top w:color="000000" w:space="0" w:sz="8" w:val="single"/>
+          <w:left w:color="000000" w:space="0" w:sz="8" w:val="single"/>
+          <w:bottom w:color="000000" w:space="0" w:sz="8" w:val="single"/>
+          <w:right w:color="000000" w:space="0" w:sz="8" w:val="single"/>
+          <w:insideH w:color="000000" w:space="0" w:sz="8" w:val="single"/>
+          <w:insideV w:color="000000" w:space="0" w:sz="8" w:val="single"/>
+        </w:tblBorders>
+        <w:tblLayout w:type="fixed"/>
+        <w:tblLook w:val="0600"/>
+      </w:tblPr>
+      <w:tblGrid>
+        <w:gridCol w:w="3270"/>
+        <w:gridCol w:w="1035"/>
+        <w:gridCol w:w="1095"/>
+        <w:gridCol w:w="990"/>
+        <w:gridCol w:w="1545"/>
+        <w:tblGridChange w:id="0">
+          <w:tblGrid>
+            <w:gridCol w:w="3270"/>
+            <w:gridCol w:w="1035"/>
+            <w:gridCol w:w="1095"/>
+            <w:gridCol w:w="990"/>
+            <w:gridCol w:w="1545"/>
+          </w:tblGrid>
+        </w:tblGridChange>
+      </w:tblGrid>
+      <w:tr>
+        <w:trPr>
+          <w:cantSplit w:val="0"/>
+          <w:tblHeader w:val="0"/>
+        </w:trPr>
+        <w:tc>
+          <w:tcPr>
+            <w:shd w:fill="auto" w:val="clear"/>
+            <w:tcMar>
+              <w:top w:w="100.0" w:type="dxa"/>
+              <w:left w:w="100.0" w:type="dxa"/>
+              <w:bottom w:w="100.0" w:type="dxa"/>
+              <w:right w:w="100.0" w:type="dxa"/>
+            </w:tcMar>
+            <w:vAlign w:val="top"/>
+          </w:tcPr>
+          <w:p>
+            <w:pPr>
+              <w:keepNext w:val="0"/>
+              <w:keepLines w:val="0"/>
+              <w:pageBreakBefore w:val="0"/>
+              <w:widowControl w:val="0"/>
+              <w:pBdr>
+                <w:top w:space="0" w:sz="0" w:val="nil"/>
+                <w:left w:space="0" w:sz="0" w:val="nil"/>
+                <w:bottom w:space="0" w:sz="0" w:val="nil"/>
+                <w:right w:space="0" w:sz="0" w:val="nil"/>
+                <w:between w:space="0" w:sz="0" w:val="nil"/>
+              </w:pBdr>
+              <w:shd w:fill="auto" w:val="clear"/>
+              <w:spacing w:after="0" w:before="0" w:line="240" w:lineRule="auto"/>
+              <w:ind w:left="0" w:right="0" w:firstLine="0"/>
+              <w:jc w:val="left"/>
+              <w:rPr/>
+            </w:pPr>
+            <w:r>
+              <w:rPr>
+                <w:rtl w:val="0"/>
+              </w:rPr>
+              <w:t xml:space="preserve">Handling</w:t>
+            </w:r>
+          </w:p>
+        </w:tc>
+        <w:tc>
+          <w:tcPr>
+            <w:shd w:fill="auto" w:val="clear"/>
+            <w:tcMar>
+              <w:top w:w="100.0" w:type="dxa"/>
+              <w:left w:w="100.0" w:type="dxa"/>
+              <w:bottom w:w="100.0" w:type="dxa"/>
+              <w:right w:w="100.0" w:type="dxa"/>
+            </w:tcMar>
+            <w:vAlign w:val="top"/>
+          </w:tcPr>
+          <w:p>
+            <w:pPr>
+              <w:keepNext w:val="0"/>
+              <w:keepLines w:val="0"/>
+              <w:pageBreakBefore w:val="0"/>
+              <w:widowControl w:val="0"/>
+              <w:pBdr>
+                <w:top w:space="0" w:sz="0" w:val="nil"/>
+                <w:left w:space="0" w:sz="0" w:val="nil"/>
+                <w:bottom w:space="0" w:sz="0" w:val="nil"/>
+                <w:right w:space="0" w:sz="0" w:val="nil"/>
+                <w:between w:space="0" w:sz="0" w:val="nil"/>
+              </w:pBdr>
+              <w:shd w:fill="auto" w:val="clear"/>
+              <w:spacing w:after="0" w:before="0" w:line="240" w:lineRule="auto"/>
+              <w:ind w:left="0" w:right="0" w:firstLine="0"/>
+              <w:jc w:val="center"/>
+              <w:rPr/>
+            </w:pPr>
+            <w:r>
+              <w:rPr>
+                <w:rtl w:val="0"/>
+              </w:rPr>
+              <w:t xml:space="preserve">Gæst</w:t>
+            </w:r>
+          </w:p>
+        </w:tc>
+        <w:tc>
+          <w:tcPr>
+            <w:shd w:fill="auto" w:val="clear"/>
+            <w:tcMar>
+              <w:top w:w="100.0" w:type="dxa"/>
+              <w:left w:w="100.0" w:type="dxa"/>
+              <w:bottom w:w="100.0" w:type="dxa"/>
+              <w:right w:w="100.0" w:type="dxa"/>
+            </w:tcMar>
+            <w:vAlign w:val="top"/>
+          </w:tcPr>
+          <w:p>
+            <w:pPr>
+              <w:keepNext w:val="0"/>
+              <w:keepLines w:val="0"/>
+              <w:pageBreakBefore w:val="0"/>
+              <w:widowControl w:val="0"/>
+              <w:pBdr>
+                <w:top w:space="0" w:sz="0" w:val="nil"/>
+                <w:left w:space="0" w:sz="0" w:val="nil"/>
+                <w:bottom w:space="0" w:sz="0" w:val="nil"/>
+                <w:right w:space="0" w:sz="0" w:val="nil"/>
+                <w:between w:space="0" w:sz="0" w:val="nil"/>
+              </w:pBdr>
+              <w:shd w:fill="auto" w:val="clear"/>
+              <w:spacing w:after="0" w:before="0" w:line="240" w:lineRule="auto"/>
+              <w:ind w:left="0" w:right="0" w:firstLine="0"/>
+              <w:jc w:val="center"/>
+              <w:rPr/>
+            </w:pPr>
+            <w:r>
+              <w:rPr>
+                <w:rtl w:val="0"/>
+              </w:rPr>
+              <w:t xml:space="preserve">Member</w:t>
+            </w:r>
+          </w:p>
+        </w:tc>
+        <w:tc>
+          <w:tcPr>
+            <w:shd w:fill="auto" w:val="clear"/>
+            <w:tcMar>
+              <w:top w:w="100.0" w:type="dxa"/>
+              <w:left w:w="100.0" w:type="dxa"/>
+              <w:bottom w:w="100.0" w:type="dxa"/>
+              <w:right w:w="100.0" w:type="dxa"/>
+            </w:tcMar>
+            <w:vAlign w:val="top"/>
+          </w:tcPr>
+          <w:p>
+            <w:pPr>
+              <w:keepNext w:val="0"/>
+              <w:keepLines w:val="0"/>
+              <w:pageBreakBefore w:val="0"/>
+              <w:widowControl w:val="0"/>
+              <w:pBdr>
+                <w:top w:space="0" w:sz="0" w:val="nil"/>
+                <w:left w:space="0" w:sz="0" w:val="nil"/>
+                <w:bottom w:space="0" w:sz="0" w:val="nil"/>
+                <w:right w:space="0" w:sz="0" w:val="nil"/>
+                <w:between w:space="0" w:sz="0" w:val="nil"/>
+              </w:pBdr>
+              <w:shd w:fill="auto" w:val="clear"/>
+              <w:spacing w:after="0" w:before="0" w:line="240" w:lineRule="auto"/>
+              <w:ind w:left="0" w:right="0" w:firstLine="0"/>
+              <w:jc w:val="center"/>
+              <w:rPr/>
+            </w:pPr>
+            <w:r>
+              <w:rPr>
+                <w:rtl w:val="0"/>
+              </w:rPr>
+              <w:t xml:space="preserve">Mod</w:t>
+            </w:r>
+          </w:p>
+        </w:tc>
+        <w:tc>
+          <w:tcPr>
+            <w:shd w:fill="auto" w:val="clear"/>
+            <w:tcMar>
+              <w:top w:w="100.0" w:type="dxa"/>
+              <w:left w:w="100.0" w:type="dxa"/>
+              <w:bottom w:w="100.0" w:type="dxa"/>
+              <w:right w:w="100.0" w:type="dxa"/>
+            </w:tcMar>
+            <w:vAlign w:val="top"/>
+          </w:tcPr>
+          <w:p>
+            <w:pPr>
+              <w:keepNext w:val="0"/>
+              <w:keepLines w:val="0"/>
+              <w:pageBreakBefore w:val="0"/>
+              <w:widowControl w:val="0"/>
+              <w:pBdr>
+                <w:top w:space="0" w:sz="0" w:val="nil"/>
+                <w:left w:space="0" w:sz="0" w:val="nil"/>
+                <w:bottom w:space="0" w:sz="0" w:val="nil"/>
+                <w:right w:space="0" w:sz="0" w:val="nil"/>
+                <w:between w:space="0" w:sz="0" w:val="nil"/>
+              </w:pBdr>
+              <w:shd w:fill="auto" w:val="clear"/>
+              <w:spacing w:after="0" w:before="0" w:line="240" w:lineRule="auto"/>
+              <w:ind w:left="0" w:right="0" w:firstLine="0"/>
+              <w:jc w:val="center"/>
+              <w:rPr/>
+            </w:pPr>
+            <w:r>
+              <w:rPr>
+                <w:rtl w:val="0"/>
+              </w:rPr>
+              <w:t xml:space="preserve">GM (Owner)</w:t>
+            </w:r>
+          </w:p>
+        </w:tc>
+      </w:tr>
+      <w:tr>
+        <w:trPr>
+          <w:cantSplit w:val="0"/>
+          <w:tblHeader w:val="0"/>
+        </w:trPr>
+        <w:tc>
+          <w:tcPr>
+            <w:shd w:fill="auto" w:val="clear"/>
+            <w:tcMar>
+              <w:top w:w="100.0" w:type="dxa"/>
+              <w:left w:w="100.0" w:type="dxa"/>
+              <w:bottom w:w="100.0" w:type="dxa"/>
+              <w:right w:w="100.0" w:type="dxa"/>
+            </w:tcMar>
+            <w:vAlign w:val="top"/>
+          </w:tcPr>
+          <w:p>
+            <w:pPr>
+              <w:keepNext w:val="0"/>
+              <w:keepLines w:val="0"/>
+              <w:pageBreakBefore w:val="0"/>
+              <w:widowControl w:val="0"/>
+              <w:pBdr>
+                <w:top w:space="0" w:sz="0" w:val="nil"/>
+                <w:left w:space="0" w:sz="0" w:val="nil"/>
+                <w:bottom w:space="0" w:sz="0" w:val="nil"/>
+                <w:right w:space="0" w:sz="0" w:val="nil"/>
+                <w:between w:space="0" w:sz="0" w:val="nil"/>
+              </w:pBdr>
+              <w:shd w:fill="auto" w:val="clear"/>
+              <w:spacing w:after="0" w:before="0" w:line="240" w:lineRule="auto"/>
+              <w:ind w:left="0" w:right="0" w:firstLine="0"/>
+              <w:jc w:val="left"/>
+              <w:rPr/>
+            </w:pPr>
+            <w:r>
+              <w:rPr>
+                <w:rtl w:val="0"/>
+              </w:rPr>
+              <w:t xml:space="preserve">Oprette profil</w:t>
+            </w:r>
+          </w:p>
+        </w:tc>
+        <w:tc>
+          <w:tcPr>
+            <w:shd w:fill="auto" w:val="clear"/>
+            <w:tcMar>
+              <w:top w:w="100.0" w:type="dxa"/>
+              <w:left w:w="100.0" w:type="dxa"/>
+              <w:bottom w:w="100.0" w:type="dxa"/>
+              <w:right w:w="100.0" w:type="dxa"/>
+            </w:tcMar>
+            <w:vAlign w:val="top"/>
+          </w:tcPr>
+          <w:p>
+            <w:pPr>
+              <w:keepNext w:val="0"/>
+              <w:keepLines w:val="0"/>
+              <w:pageBreakBefore w:val="0"/>
+              <w:widowControl w:val="0"/>
+              <w:pBdr>
+                <w:top w:space="0" w:sz="0" w:val="nil"/>
+                <w:left w:space="0" w:sz="0" w:val="nil"/>
+                <w:bottom w:space="0" w:sz="0" w:val="nil"/>
+                <w:right w:space="0" w:sz="0" w:val="nil"/>
+                <w:between w:space="0" w:sz="0" w:val="nil"/>
+              </w:pBdr>
+              <w:shd w:fill="auto" w:val="clear"/>
+              <w:spacing w:after="0" w:before="0" w:line="240" w:lineRule="auto"/>
+              <w:ind w:left="0" w:right="0" w:firstLine="0"/>
+              <w:jc w:val="center"/>
+              <w:rPr/>
+            </w:pPr>
+            <w:r>
+              <w:rPr>
+                <w:rFonts w:ascii="Arial Unicode MS" w:cs="Arial Unicode MS" w:eastAsia="Arial Unicode MS" w:hAnsi="Arial Unicode MS"/>
+                <w:rtl w:val="0"/>
+              </w:rPr>
+              <w:t xml:space="preserve">✅</w:t>
+            </w:r>
+          </w:p>
+        </w:tc>
+        <w:tc>
+          <w:tcPr>
+            <w:shd w:fill="auto" w:val="clear"/>
+            <w:tcMar>
+              <w:top w:w="100.0" w:type="dxa"/>
+              <w:left w:w="100.0" w:type="dxa"/>
+              <w:bottom w:w="100.0" w:type="dxa"/>
+              <w:right w:w="100.0" w:type="dxa"/>
+            </w:tcMar>
+            <w:vAlign w:val="top"/>
+          </w:tcPr>
+          <w:p>
+            <w:pPr>
+              <w:widowControl w:val="0"/>
+              <w:spacing w:line="240" w:lineRule="auto"/>
+              <w:jc w:val="center"/>
+              <w:rPr/>
+            </w:pPr>
+            <w:r>
+              <w:rPr>
+                <w:rFonts w:ascii="Arial Unicode MS" w:cs="Arial Unicode MS" w:eastAsia="Arial Unicode MS" w:hAnsi="Arial Unicode MS"/>
+                <w:rtl w:val="0"/>
+              </w:rPr>
+              <w:t xml:space="preserve">✅</w:t>
+            </w:r>
+          </w:p>
+        </w:tc>
+        <w:tc>
+          <w:tcPr>
+            <w:shd w:fill="auto" w:val="clear"/>
+            <w:tcMar>
+              <w:top w:w="100.0" w:type="dxa"/>
+              <w:left w:w="100.0" w:type="dxa"/>
+              <w:bottom w:w="100.0" w:type="dxa"/>
+              <w:right w:w="100.0" w:type="dxa"/>
+            </w:tcMar>
+            <w:vAlign w:val="top"/>
+          </w:tcPr>
+          <w:p>
+            <w:pPr>
+              <w:widowControl w:val="0"/>
+              <w:spacing w:line="240" w:lineRule="auto"/>
+              <w:jc w:val="center"/>
+              <w:rPr/>
+            </w:pPr>
+            <w:r>
+              <w:rPr>
+                <w:rFonts w:ascii="Arial Unicode MS" w:cs="Arial Unicode MS" w:eastAsia="Arial Unicode MS" w:hAnsi="Arial Unicode MS"/>
+                <w:rtl w:val="0"/>
+              </w:rPr>
+              <w:t xml:space="preserve">✅</w:t>
+            </w:r>
+          </w:p>
+        </w:tc>
+        <w:tc>
+          <w:tcPr>
+            <w:shd w:fill="auto" w:val="clear"/>
+            <w:tcMar>
+              <w:top w:w="100.0" w:type="dxa"/>
+              <w:left w:w="100.0" w:type="dxa"/>
+              <w:bottom w:w="100.0" w:type="dxa"/>
+              <w:right w:w="100.0" w:type="dxa"/>
+            </w:tcMar>
+            <w:vAlign w:val="top"/>
+          </w:tcPr>
+          <w:p>
+            <w:pPr>
+              <w:widowControl w:val="0"/>
+              <w:spacing w:line="240" w:lineRule="auto"/>
+              <w:jc w:val="center"/>
+              <w:rPr/>
+            </w:pPr>
+            <w:r>
+              <w:rPr>
+                <w:rFonts w:ascii="Arial Unicode MS" w:cs="Arial Unicode MS" w:eastAsia="Arial Unicode MS" w:hAnsi="Arial Unicode MS"/>
+                <w:rtl w:val="0"/>
+              </w:rPr>
+              <w:t xml:space="preserve">✅</w:t>
+            </w:r>
+          </w:p>
+        </w:tc>
+      </w:tr>
+      <w:tr>
+        <w:trPr>
+          <w:cantSplit w:val="0"/>
+          <w:tblHeader w:val="0"/>
+        </w:trPr>
+        <w:tc>
+          <w:tcPr>
+            <w:shd w:fill="auto" w:val="clear"/>
+            <w:tcMar>
+              <w:top w:w="100.0" w:type="dxa"/>
+              <w:left w:w="100.0" w:type="dxa"/>
+              <w:bottom w:w="100.0" w:type="dxa"/>
+              <w:right w:w="100.0" w:type="dxa"/>
+            </w:tcMar>
+            <w:vAlign w:val="top"/>
+          </w:tcPr>
+          <w:p>
+            <w:pPr>
+              <w:keepNext w:val="0"/>
+              <w:keepLines w:val="0"/>
+              <w:pageBreakBefore w:val="0"/>
+              <w:widowControl w:val="0"/>
+              <w:pBdr>
+                <w:top w:space="0" w:sz="0" w:val="nil"/>
+                <w:left w:space="0" w:sz="0" w:val="nil"/>
+                <w:bottom w:space="0" w:sz="0" w:val="nil"/>
+                <w:right w:space="0" w:sz="0" w:val="nil"/>
+                <w:between w:space="0" w:sz="0" w:val="nil"/>
+              </w:pBdr>
+              <w:shd w:fill="auto" w:val="clear"/>
+              <w:spacing w:after="0" w:before="0" w:line="240" w:lineRule="auto"/>
+              <w:ind w:left="0" w:right="0" w:firstLine="0"/>
+              <w:jc w:val="left"/>
+              <w:rPr/>
+            </w:pPr>
+            <w:r>
+              <w:rPr>
+                <w:rtl w:val="0"/>
+              </w:rPr>
+              <w:t xml:space="preserve">Oprette ny verden</w:t>
+            </w:r>
+          </w:p>
+        </w:tc>
+        <w:tc>
+          <w:tcPr>
+            <w:shd w:fill="auto" w:val="clear"/>
+            <w:tcMar>
+              <w:top w:w="100.0" w:type="dxa"/>
+              <w:left w:w="100.0" w:type="dxa"/>
+              <w:bottom w:w="100.0" w:type="dxa"/>
+              <w:right w:w="100.0" w:type="dxa"/>
+            </w:tcMar>
+            <w:vAlign w:val="top"/>
+          </w:tcPr>
+          <w:p>
+            <w:pPr>
+              <w:keepNext w:val="0"/>
+              <w:keepLines w:val="0"/>
+              <w:pageBreakBefore w:val="0"/>
+              <w:widowControl w:val="0"/>
+              <w:pBdr>
+                <w:top w:space="0" w:sz="0" w:val="nil"/>
+                <w:left w:space="0" w:sz="0" w:val="nil"/>
+                <w:bottom w:space="0" w:sz="0" w:val="nil"/>
+                <w:right w:space="0" w:sz="0" w:val="nil"/>
+                <w:between w:space="0" w:sz="0" w:val="nil"/>
+              </w:pBdr>
+              <w:shd w:fill="auto" w:val="clear"/>
+              <w:spacing w:after="0" w:before="0" w:line="240" w:lineRule="auto"/>
+              <w:ind w:left="0" w:right="0" w:firstLine="0"/>
+              <w:jc w:val="center"/>
+              <w:rPr/>
+            </w:pPr>
+            <w:r>
+              <w:rPr>
+                <w:rFonts w:ascii="Arial Unicode MS" w:cs="Arial Unicode MS" w:eastAsia="Arial Unicode MS" w:hAnsi="Arial Unicode MS"/>
+                <w:rtl w:val="0"/>
+              </w:rPr>
+              <w:t xml:space="preserve">❌</w:t>
+            </w:r>
+          </w:p>
+        </w:tc>
+        <w:tc>
+          <w:tcPr>
+            <w:shd w:fill="auto" w:val="clear"/>
+            <w:tcMar>
+              <w:top w:w="100.0" w:type="dxa"/>
+              <w:left w:w="100.0" w:type="dxa"/>
+              <w:bottom w:w="100.0" w:type="dxa"/>
+              <w:right w:w="100.0" w:type="dxa"/>
+            </w:tcMar>
+            <w:vAlign w:val="top"/>
+          </w:tcPr>
+          <w:p>
+            <w:pPr>
+              <w:widowControl w:val="0"/>
+              <w:spacing w:line="240" w:lineRule="auto"/>
+              <w:jc w:val="center"/>
+              <w:rPr/>
+            </w:pPr>
+            <w:r>
+              <w:rPr>
+                <w:rFonts w:ascii="Arial Unicode MS" w:cs="Arial Unicode MS" w:eastAsia="Arial Unicode MS" w:hAnsi="Arial Unicode MS"/>
+                <w:rtl w:val="0"/>
+              </w:rPr>
+              <w:t xml:space="preserve">✅</w:t>
+            </w:r>
+          </w:p>
+        </w:tc>
+        <w:tc>
+          <w:tcPr>
+            <w:shd w:fill="auto" w:val="clear"/>
+            <w:tcMar>
+              <w:top w:w="100.0" w:type="dxa"/>
+              <w:left w:w="100.0" w:type="dxa"/>
+              <w:bottom w:w="100.0" w:type="dxa"/>
+              <w:right w:w="100.0" w:type="dxa"/>
+            </w:tcMar>
+            <w:vAlign w:val="top"/>
+          </w:tcPr>
+          <w:p>
+            <w:pPr>
+              <w:widowControl w:val="0"/>
+              <w:spacing w:line="240" w:lineRule="auto"/>
+              <w:jc w:val="center"/>
+              <w:rPr/>
+            </w:pPr>
+            <w:r>
+              <w:rPr>
+                <w:rFonts w:ascii="Arial Unicode MS" w:cs="Arial Unicode MS" w:eastAsia="Arial Unicode MS" w:hAnsi="Arial Unicode MS"/>
+                <w:rtl w:val="0"/>
+              </w:rPr>
+              <w:t xml:space="preserve">✅</w:t>
+            </w:r>
+          </w:p>
+        </w:tc>
+        <w:tc>
+          <w:tcPr>
+            <w:shd w:fill="auto" w:val="clear"/>
+            <w:tcMar>
+              <w:top w:w="100.0" w:type="dxa"/>
+              <w:left w:w="100.0" w:type="dxa"/>
+              <w:bottom w:w="100.0" w:type="dxa"/>
+              <w:right w:w="100.0" w:type="dxa"/>
+            </w:tcMar>
+            <w:vAlign w:val="top"/>
+          </w:tcPr>
+          <w:p>
+            <w:pPr>
+              <w:widowControl w:val="0"/>
+              <w:spacing w:line="240" w:lineRule="auto"/>
+              <w:jc w:val="center"/>
+              <w:rPr/>
+            </w:pPr>
+            <w:r>
+              <w:rPr>
+                <w:rFonts w:ascii="Arial Unicode MS" w:cs="Arial Unicode MS" w:eastAsia="Arial Unicode MS" w:hAnsi="Arial Unicode MS"/>
+                <w:rtl w:val="0"/>
+              </w:rPr>
+              <w:t xml:space="preserve">✅</w:t>
+            </w:r>
+          </w:p>
+        </w:tc>
+      </w:tr>
+      <w:tr>
+        <w:trPr>
+          <w:cantSplit w:val="0"/>
+          <w:tblHeader w:val="0"/>
+        </w:trPr>
+        <w:tc>
+          <w:tcPr>
+            <w:shd w:fill="auto" w:val="clear"/>
+            <w:tcMar>
+              <w:top w:w="100.0" w:type="dxa"/>
+              <w:left w:w="100.0" w:type="dxa"/>
+              <w:bottom w:w="100.0" w:type="dxa"/>
+              <w:right w:w="100.0" w:type="dxa"/>
+            </w:tcMar>
+            <w:vAlign w:val="top"/>
+          </w:tcPr>
+          <w:p>
+            <w:pPr>
+              <w:keepNext w:val="0"/>
+              <w:keepLines w:val="0"/>
+              <w:pageBreakBefore w:val="0"/>
+              <w:widowControl w:val="0"/>
+              <w:pBdr>
+                <w:top w:space="0" w:sz="0" w:val="nil"/>
+                <w:left w:space="0" w:sz="0" w:val="nil"/>
+                <w:bottom w:space="0" w:sz="0" w:val="nil"/>
+                <w:right w:space="0" w:sz="0" w:val="nil"/>
+                <w:between w:space="0" w:sz="0" w:val="nil"/>
+              </w:pBdr>
+              <w:shd w:fill="auto" w:val="clear"/>
+              <w:spacing w:after="0" w:before="0" w:line="240" w:lineRule="auto"/>
+              <w:ind w:left="0" w:right="0" w:firstLine="0"/>
+              <w:jc w:val="left"/>
+              <w:rPr/>
+            </w:pPr>
+            <w:r>
+              <w:rPr>
+                <w:rtl w:val="0"/>
+              </w:rPr>
+              <w:t xml:space="preserve">Se NPC kort (Synlige)</w:t>
+            </w:r>
+          </w:p>
+        </w:tc>
+        <w:tc>
+          <w:tcPr>
+            <w:shd w:fill="auto" w:val="clear"/>
+            <w:tcMar>
+              <w:top w:w="100.0" w:type="dxa"/>
+              <w:left w:w="100.0" w:type="dxa"/>
+              <w:bottom w:w="100.0" w:type="dxa"/>
+              <w:right w:w="100.0" w:type="dxa"/>
+            </w:tcMar>
+            <w:vAlign w:val="top"/>
+          </w:tcPr>
+          <w:p>
+            <w:pPr>
+              <w:widowControl w:val="0"/>
+              <w:spacing w:line="240" w:lineRule="auto"/>
+              <w:jc w:val="center"/>
+              <w:rPr/>
+            </w:pPr>
+            <w:r>
+              <w:rPr>
+                <w:rFonts w:ascii="Arial Unicode MS" w:cs="Arial Unicode MS" w:eastAsia="Arial Unicode MS" w:hAnsi="Arial Unicode MS"/>
+                <w:rtl w:val="0"/>
+              </w:rPr>
+              <w:t xml:space="preserve">❌</w:t>
+            </w:r>
+          </w:p>
+        </w:tc>
+        <w:tc>
+          <w:tcPr>
+            <w:shd w:fill="auto" w:val="clear"/>
+            <w:tcMar>
+              <w:top w:w="100.0" w:type="dxa"/>
+              <w:left w:w="100.0" w:type="dxa"/>
+              <w:bottom w:w="100.0" w:type="dxa"/>
+              <w:right w:w="100.0" w:type="dxa"/>
+            </w:tcMar>
+            <w:vAlign w:val="top"/>
+          </w:tcPr>
+          <w:p>
+            <w:pPr>
+              <w:widowControl w:val="0"/>
+              <w:spacing w:line="240" w:lineRule="auto"/>
+              <w:jc w:val="center"/>
+              <w:rPr/>
+            </w:pPr>
+            <w:r>
+              <w:rPr>
+                <w:rFonts w:ascii="Arial Unicode MS" w:cs="Arial Unicode MS" w:eastAsia="Arial Unicode MS" w:hAnsi="Arial Unicode MS"/>
+                <w:rtl w:val="0"/>
+              </w:rPr>
+              <w:t xml:space="preserve">✅</w:t>
+            </w:r>
+          </w:p>
+        </w:tc>
+        <w:tc>
+          <w:tcPr>
+            <w:shd w:fill="auto" w:val="clear"/>
+            <w:tcMar>
+              <w:top w:w="100.0" w:type="dxa"/>
+              <w:left w:w="100.0" w:type="dxa"/>
+              <w:bottom w:w="100.0" w:type="dxa"/>
+              <w:right w:w="100.0" w:type="dxa"/>
+            </w:tcMar>
+            <w:vAlign w:val="top"/>
+          </w:tcPr>
+          <w:p>
+            <w:pPr>
+              <w:widowControl w:val="0"/>
+              <w:spacing w:line="240" w:lineRule="auto"/>
+              <w:jc w:val="center"/>
+              <w:rPr/>
+            </w:pPr>
+            <w:r>
+              <w:rPr>
+                <w:rFonts w:ascii="Arial Unicode MS" w:cs="Arial Unicode MS" w:eastAsia="Arial Unicode MS" w:hAnsi="Arial Unicode MS"/>
+                <w:rtl w:val="0"/>
+              </w:rPr>
+              <w:t xml:space="preserve">✅</w:t>
+            </w:r>
+          </w:p>
+        </w:tc>
+        <w:tc>
+          <w:tcPr>
+            <w:shd w:fill="auto" w:val="clear"/>
+            <w:tcMar>
+              <w:top w:w="100.0" w:type="dxa"/>
+              <w:left w:w="100.0" w:type="dxa"/>
+              <w:bottom w:w="100.0" w:type="dxa"/>
+              <w:right w:w="100.0" w:type="dxa"/>
+            </w:tcMar>
+            <w:vAlign w:val="top"/>
+          </w:tcPr>
+          <w:p>
+            <w:pPr>
+              <w:widowControl w:val="0"/>
+              <w:spacing w:line="240" w:lineRule="auto"/>
+              <w:jc w:val="center"/>
+              <w:rPr/>
+            </w:pPr>
+            <w:r>
+              <w:rPr>
+                <w:rFonts w:ascii="Arial Unicode MS" w:cs="Arial Unicode MS" w:eastAsia="Arial Unicode MS" w:hAnsi="Arial Unicode MS"/>
+                <w:rtl w:val="0"/>
+              </w:rPr>
+              <w:t xml:space="preserve">✅</w:t>
+            </w:r>
+          </w:p>
+        </w:tc>
+      </w:tr>
+      <w:tr>
+        <w:trPr>
+          <w:cantSplit w:val="0"/>
+          <w:tblHeader w:val="0"/>
+        </w:trPr>
+        <w:tc>
+          <w:tcPr>
+            <w:shd w:fill="auto" w:val="clear"/>
+            <w:tcMar>
+              <w:top w:w="100.0" w:type="dxa"/>
+              <w:left w:w="100.0" w:type="dxa"/>
+              <w:bottom w:w="100.0" w:type="dxa"/>
+              <w:right w:w="100.0" w:type="dxa"/>
+            </w:tcMar>
+            <w:vAlign w:val="top"/>
+          </w:tcPr>
+          <w:p>
+            <w:pPr>
+              <w:widowControl w:val="0"/>
+              <w:spacing w:line="240" w:lineRule="auto"/>
+              <w:rPr/>
+            </w:pPr>
+            <w:r>
+              <w:rPr>
+                <w:rtl w:val="0"/>
+              </w:rPr>
+              <w:t xml:space="preserve">Se NPC kort (skjulte)</w:t>
+            </w:r>
+          </w:p>
+        </w:tc>
+        <w:tc>
+          <w:tcPr>
+            <w:shd w:fill="auto" w:val="clear"/>
+            <w:tcMar>
+              <w:top w:w="100.0" w:type="dxa"/>
+              <w:left w:w="100.0" w:type="dxa"/>
+              <w:bottom w:w="100.0" w:type="dxa"/>
+              <w:right w:w="100.0" w:type="dxa"/>
+            </w:tcMar>
+            <w:vAlign w:val="top"/>
+          </w:tcPr>
+          <w:p>
+            <w:pPr>
+              <w:widowControl w:val="0"/>
+              <w:spacing w:line="240" w:lineRule="auto"/>
+              <w:jc w:val="center"/>
+              <w:rPr/>
+            </w:pPr>
+            <w:r>
+              <w:rPr>
+                <w:rFonts w:ascii="Arial Unicode MS" w:cs="Arial Unicode MS" w:eastAsia="Arial Unicode MS" w:hAnsi="Arial Unicode MS"/>
+                <w:rtl w:val="0"/>
+              </w:rPr>
+              <w:t xml:space="preserve">❌</w:t>
+            </w:r>
+          </w:p>
+        </w:tc>
+        <w:tc>
+          <w:tcPr>
+            <w:shd w:fill="auto" w:val="clear"/>
+            <w:tcMar>
+              <w:top w:w="100.0" w:type="dxa"/>
+              <w:left w:w="100.0" w:type="dxa"/>
+              <w:bottom w:w="100.0" w:type="dxa"/>
+              <w:right w:w="100.0" w:type="dxa"/>
+            </w:tcMar>
+            <w:vAlign w:val="top"/>
+          </w:tcPr>
+          <w:p>
+            <w:pPr>
+              <w:widowControl w:val="0"/>
+              <w:spacing w:line="240" w:lineRule="auto"/>
+              <w:jc w:val="center"/>
+              <w:rPr/>
+            </w:pPr>
+            <w:r>
+              <w:rPr>
+                <w:rFonts w:ascii="Arial Unicode MS" w:cs="Arial Unicode MS" w:eastAsia="Arial Unicode MS" w:hAnsi="Arial Unicode MS"/>
+                <w:rtl w:val="0"/>
+              </w:rPr>
+              <w:t xml:space="preserve">❌</w:t>
+            </w:r>
+          </w:p>
+        </w:tc>
+        <w:tc>
+          <w:tcPr>
+            <w:shd w:fill="auto" w:val="clear"/>
+            <w:tcMar>
+              <w:top w:w="100.0" w:type="dxa"/>
+              <w:left w:w="100.0" w:type="dxa"/>
+              <w:bottom w:w="100.0" w:type="dxa"/>
+              <w:right w:w="100.0" w:type="dxa"/>
+            </w:tcMar>
+            <w:vAlign w:val="top"/>
+          </w:tcPr>
+          <w:p>
+            <w:pPr>
+              <w:widowControl w:val="0"/>
+              <w:spacing w:line="240" w:lineRule="auto"/>
+              <w:jc w:val="center"/>
+              <w:rPr/>
+            </w:pPr>
+            <w:r>
+              <w:rPr>
+                <w:rFonts w:ascii="Arial Unicode MS" w:cs="Arial Unicode MS" w:eastAsia="Arial Unicode MS" w:hAnsi="Arial Unicode MS"/>
+                <w:rtl w:val="0"/>
+              </w:rPr>
+              <w:t xml:space="preserve">✅</w:t>
+            </w:r>
+          </w:p>
+        </w:tc>
+        <w:tc>
+          <w:tcPr>
+            <w:shd w:fill="auto" w:val="clear"/>
+            <w:tcMar>
+              <w:top w:w="100.0" w:type="dxa"/>
+              <w:left w:w="100.0" w:type="dxa"/>
+              <w:bottom w:w="100.0" w:type="dxa"/>
+              <w:right w:w="100.0" w:type="dxa"/>
+            </w:tcMar>
+            <w:vAlign w:val="top"/>
+          </w:tcPr>
+          <w:p>
+            <w:pPr>
+              <w:widowControl w:val="0"/>
+              <w:spacing w:line="240" w:lineRule="auto"/>
+              <w:jc w:val="center"/>
+              <w:rPr/>
+            </w:pPr>
+            <w:r>
+              <w:rPr>
+                <w:rFonts w:ascii="Arial Unicode MS" w:cs="Arial Unicode MS" w:eastAsia="Arial Unicode MS" w:hAnsi="Arial Unicode MS"/>
+                <w:rtl w:val="0"/>
+              </w:rPr>
+              <w:t xml:space="preserve">✅</w:t>
+            </w:r>
+          </w:p>
+        </w:tc>
+      </w:tr>
+      <w:tr>
+        <w:trPr>
+          <w:cantSplit w:val="0"/>
+          <w:tblHeader w:val="0"/>
+        </w:trPr>
+        <w:tc>
+          <w:tcPr>
+            <w:shd w:fill="auto" w:val="clear"/>
+            <w:tcMar>
+              <w:top w:w="100.0" w:type="dxa"/>
+              <w:left w:w="100.0" w:type="dxa"/>
+              <w:bottom w:w="100.0" w:type="dxa"/>
+              <w:right w:w="100.0" w:type="dxa"/>
+            </w:tcMar>
+            <w:vAlign w:val="top"/>
+          </w:tcPr>
+          <w:p>
+            <w:pPr>
+              <w:keepNext w:val="0"/>
+              <w:keepLines w:val="0"/>
+              <w:pageBreakBefore w:val="0"/>
+              <w:widowControl w:val="0"/>
+              <w:pBdr>
+                <w:top w:space="0" w:sz="0" w:val="nil"/>
+                <w:left w:space="0" w:sz="0" w:val="nil"/>
+                <w:bottom w:space="0" w:sz="0" w:val="nil"/>
+                <w:right w:space="0" w:sz="0" w:val="nil"/>
+                <w:between w:space="0" w:sz="0" w:val="nil"/>
+              </w:pBdr>
+              <w:shd w:fill="auto" w:val="clear"/>
+              <w:spacing w:after="0" w:before="0" w:line="240" w:lineRule="auto"/>
+              <w:ind w:left="0" w:right="0" w:firstLine="0"/>
+              <w:jc w:val="left"/>
+              <w:rPr/>
+            </w:pPr>
+            <w:r>
+              <w:rPr>
+                <w:rtl w:val="0"/>
+              </w:rPr>
+              <w:t xml:space="preserve">Bruge AI-genering</w:t>
+            </w:r>
+          </w:p>
+        </w:tc>
+        <w:tc>
+          <w:tcPr>
+            <w:shd w:fill="auto" w:val="clear"/>
+            <w:tcMar>
+              <w:top w:w="100.0" w:type="dxa"/>
+              <w:left w:w="100.0" w:type="dxa"/>
+              <w:bottom w:w="100.0" w:type="dxa"/>
+              <w:right w:w="100.0" w:type="dxa"/>
+            </w:tcMar>
+            <w:vAlign w:val="top"/>
+          </w:tcPr>
+          <w:p>
+            <w:pPr>
+              <w:widowControl w:val="0"/>
+              <w:spacing w:line="240" w:lineRule="auto"/>
+              <w:jc w:val="center"/>
+              <w:rPr/>
+            </w:pPr>
+            <w:r>
+              <w:rPr>
+                <w:rFonts w:ascii="Arial Unicode MS" w:cs="Arial Unicode MS" w:eastAsia="Arial Unicode MS" w:hAnsi="Arial Unicode MS"/>
+                <w:rtl w:val="0"/>
+              </w:rPr>
+              <w:t xml:space="preserve">❌</w:t>
+            </w:r>
+          </w:p>
+        </w:tc>
+        <w:tc>
+          <w:tcPr>
+            <w:shd w:fill="auto" w:val="clear"/>
+            <w:tcMar>
+              <w:top w:w="100.0" w:type="dxa"/>
+              <w:left w:w="100.0" w:type="dxa"/>
+              <w:bottom w:w="100.0" w:type="dxa"/>
+              <w:right w:w="100.0" w:type="dxa"/>
+            </w:tcMar>
+            <w:vAlign w:val="top"/>
+          </w:tcPr>
+          <w:p>
+            <w:pPr>
+              <w:widowControl w:val="0"/>
+              <w:spacing w:line="240" w:lineRule="auto"/>
+              <w:jc w:val="center"/>
+              <w:rPr/>
+            </w:pPr>
+            <w:r>
+              <w:rPr>
+                <w:rFonts w:ascii="Arial Unicode MS" w:cs="Arial Unicode MS" w:eastAsia="Arial Unicode MS" w:hAnsi="Arial Unicode MS"/>
+                <w:rtl w:val="0"/>
+              </w:rPr>
+              <w:t xml:space="preserve">✅</w:t>
+            </w:r>
+          </w:p>
+        </w:tc>
+        <w:tc>
+          <w:tcPr>
+            <w:shd w:fill="auto" w:val="clear"/>
+            <w:tcMar>
+              <w:top w:w="100.0" w:type="dxa"/>
+              <w:left w:w="100.0" w:type="dxa"/>
+              <w:bottom w:w="100.0" w:type="dxa"/>
+              <w:right w:w="100.0" w:type="dxa"/>
+            </w:tcMar>
+            <w:vAlign w:val="top"/>
+          </w:tcPr>
+          <w:p>
+            <w:pPr>
+              <w:widowControl w:val="0"/>
+              <w:spacing w:line="240" w:lineRule="auto"/>
+              <w:jc w:val="center"/>
+              <w:rPr/>
+            </w:pPr>
+            <w:r>
+              <w:rPr>
+                <w:rFonts w:ascii="Arial Unicode MS" w:cs="Arial Unicode MS" w:eastAsia="Arial Unicode MS" w:hAnsi="Arial Unicode MS"/>
+                <w:rtl w:val="0"/>
+              </w:rPr>
+              <w:t xml:space="preserve">✅</w:t>
+            </w:r>
+          </w:p>
+        </w:tc>
+        <w:tc>
+          <w:tcPr>
+            <w:shd w:fill="auto" w:val="clear"/>
+            <w:tcMar>
+              <w:top w:w="100.0" w:type="dxa"/>
+              <w:left w:w="100.0" w:type="dxa"/>
+              <w:bottom w:w="100.0" w:type="dxa"/>
+              <w:right w:w="100.0" w:type="dxa"/>
+            </w:tcMar>
+            <w:vAlign w:val="top"/>
+          </w:tcPr>
+          <w:p>
+            <w:pPr>
+              <w:widowControl w:val="0"/>
+              <w:spacing w:line="240" w:lineRule="auto"/>
+              <w:jc w:val="center"/>
+              <w:rPr/>
+            </w:pPr>
+            <w:r>
+              <w:rPr>
+                <w:rFonts w:ascii="Arial Unicode MS" w:cs="Arial Unicode MS" w:eastAsia="Arial Unicode MS" w:hAnsi="Arial Unicode MS"/>
+                <w:rtl w:val="0"/>
+              </w:rPr>
+              <w:t xml:space="preserve">✅</w:t>
+            </w:r>
+          </w:p>
+        </w:tc>
+      </w:tr>
+      <w:tr>
+        <w:trPr>
+          <w:cantSplit w:val="0"/>
+          <w:tblHeader w:val="0"/>
+        </w:trPr>
+        <w:tc>
+          <w:tcPr>
+            <w:shd w:fill="auto" w:val="clear"/>
+            <w:tcMar>
+              <w:top w:w="100.0" w:type="dxa"/>
+              <w:left w:w="100.0" w:type="dxa"/>
+              <w:bottom w:w="100.0" w:type="dxa"/>
+              <w:right w:w="100.0" w:type="dxa"/>
+            </w:tcMar>
+            <w:vAlign w:val="top"/>
+          </w:tcPr>
+          <w:p>
+            <w:pPr>
+              <w:keepNext w:val="0"/>
+              <w:keepLines w:val="0"/>
+              <w:pageBreakBefore w:val="0"/>
+              <w:widowControl w:val="0"/>
+              <w:pBdr>
+                <w:top w:space="0" w:sz="0" w:val="nil"/>
+                <w:left w:space="0" w:sz="0" w:val="nil"/>
+                <w:bottom w:space="0" w:sz="0" w:val="nil"/>
+                <w:right w:space="0" w:sz="0" w:val="nil"/>
+                <w:between w:space="0" w:sz="0" w:val="nil"/>
+              </w:pBdr>
+              <w:shd w:fill="auto" w:val="clear"/>
+              <w:spacing w:after="0" w:before="0" w:line="240" w:lineRule="auto"/>
+              <w:ind w:left="0" w:right="0" w:firstLine="0"/>
+              <w:jc w:val="left"/>
+              <w:rPr/>
+            </w:pPr>
+            <w:r>
+              <w:rPr>
+                <w:rtl w:val="0"/>
+              </w:rPr>
+              <w:t xml:space="preserve">Upload lydfiler</w:t>
+            </w:r>
+          </w:p>
+        </w:tc>
+        <w:tc>
+          <w:tcPr>
+            <w:shd w:fill="auto" w:val="clear"/>
+            <w:tcMar>
+              <w:top w:w="100.0" w:type="dxa"/>
+              <w:left w:w="100.0" w:type="dxa"/>
+              <w:bottom w:w="100.0" w:type="dxa"/>
+              <w:right w:w="100.0" w:type="dxa"/>
+            </w:tcMar>
+            <w:vAlign w:val="top"/>
+          </w:tcPr>
+          <w:p>
+            <w:pPr>
+              <w:widowControl w:val="0"/>
+              <w:spacing w:line="240" w:lineRule="auto"/>
+              <w:jc w:val="center"/>
+              <w:rPr/>
+            </w:pPr>
+            <w:r>
+              <w:rPr>
+                <w:rFonts w:ascii="Arial Unicode MS" w:cs="Arial Unicode MS" w:eastAsia="Arial Unicode MS" w:hAnsi="Arial Unicode MS"/>
+                <w:rtl w:val="0"/>
+              </w:rPr>
+              <w:t xml:space="preserve">❌</w:t>
+            </w:r>
+          </w:p>
+        </w:tc>
+        <w:tc>
+          <w:tcPr>
+            <w:shd w:fill="auto" w:val="clear"/>
+            <w:tcMar>
+              <w:top w:w="100.0" w:type="dxa"/>
+              <w:left w:w="100.0" w:type="dxa"/>
+              <w:bottom w:w="100.0" w:type="dxa"/>
+              <w:right w:w="100.0" w:type="dxa"/>
+            </w:tcMar>
+            <w:vAlign w:val="top"/>
+          </w:tcPr>
+          <w:p>
+            <w:pPr>
+              <w:widowControl w:val="0"/>
+              <w:spacing w:line="240" w:lineRule="auto"/>
+              <w:jc w:val="center"/>
+              <w:rPr/>
+            </w:pPr>
+            <w:r>
+              <w:rPr>
+                <w:rFonts w:ascii="Arial Unicode MS" w:cs="Arial Unicode MS" w:eastAsia="Arial Unicode MS" w:hAnsi="Arial Unicode MS"/>
+                <w:rtl w:val="0"/>
+              </w:rPr>
+              <w:t xml:space="preserve">✅</w:t>
+            </w:r>
+          </w:p>
+        </w:tc>
+        <w:tc>
+          <w:tcPr>
+            <w:shd w:fill="auto" w:val="clear"/>
+            <w:tcMar>
+              <w:top w:w="100.0" w:type="dxa"/>
+              <w:left w:w="100.0" w:type="dxa"/>
+              <w:bottom w:w="100.0" w:type="dxa"/>
+              <w:right w:w="100.0" w:type="dxa"/>
+            </w:tcMar>
+            <w:vAlign w:val="top"/>
+          </w:tcPr>
+          <w:p>
+            <w:pPr>
+              <w:widowControl w:val="0"/>
+              <w:spacing w:line="240" w:lineRule="auto"/>
+              <w:jc w:val="center"/>
+              <w:rPr/>
+            </w:pPr>
+            <w:r>
+              <w:rPr>
+                <w:rFonts w:ascii="Arial Unicode MS" w:cs="Arial Unicode MS" w:eastAsia="Arial Unicode MS" w:hAnsi="Arial Unicode MS"/>
+                <w:rtl w:val="0"/>
+              </w:rPr>
+              <w:t xml:space="preserve">✅</w:t>
+            </w:r>
+          </w:p>
+        </w:tc>
+        <w:tc>
+          <w:tcPr>
+            <w:shd w:fill="auto" w:val="clear"/>
+            <w:tcMar>
+              <w:top w:w="100.0" w:type="dxa"/>
+              <w:left w:w="100.0" w:type="dxa"/>
+              <w:bottom w:w="100.0" w:type="dxa"/>
+              <w:right w:w="100.0" w:type="dxa"/>
+            </w:tcMar>
+            <w:vAlign w:val="top"/>
+          </w:tcPr>
+          <w:p>
+            <w:pPr>
+              <w:widowControl w:val="0"/>
+              <w:spacing w:line="240" w:lineRule="auto"/>
+              <w:jc w:val="center"/>
+              <w:rPr/>
+            </w:pPr>
+            <w:r>
+              <w:rPr>
+                <w:rFonts w:ascii="Arial Unicode MS" w:cs="Arial Unicode MS" w:eastAsia="Arial Unicode MS" w:hAnsi="Arial Unicode MS"/>
+                <w:rtl w:val="0"/>
+              </w:rPr>
+              <w:t xml:space="preserve">✅</w:t>
+            </w:r>
+          </w:p>
+        </w:tc>
+      </w:tr>
+      <w:tr>
+        <w:trPr>
+          <w:cantSplit w:val="0"/>
+          <w:tblHeader w:val="0"/>
+        </w:trPr>
+        <w:tc>
+          <w:tcPr>
+            <w:shd w:fill="auto" w:val="clear"/>
+            <w:tcMar>
+              <w:top w:w="100.0" w:type="dxa"/>
+              <w:left w:w="100.0" w:type="dxa"/>
+              <w:bottom w:w="100.0" w:type="dxa"/>
+              <w:right w:w="100.0" w:type="dxa"/>
+            </w:tcMar>
+            <w:vAlign w:val="top"/>
+          </w:tcPr>
+          <w:p>
+            <w:pPr>
+              <w:keepNext w:val="0"/>
+              <w:keepLines w:val="0"/>
+              <w:pageBreakBefore w:val="0"/>
+              <w:widowControl w:val="0"/>
+              <w:pBdr>
+                <w:top w:space="0" w:sz="0" w:val="nil"/>
+                <w:left w:space="0" w:sz="0" w:val="nil"/>
+                <w:bottom w:space="0" w:sz="0" w:val="nil"/>
+                <w:right w:space="0" w:sz="0" w:val="nil"/>
+                <w:between w:space="0" w:sz="0" w:val="nil"/>
+              </w:pBdr>
+              <w:shd w:fill="auto" w:val="clear"/>
+              <w:spacing w:after="0" w:before="0" w:line="240" w:lineRule="auto"/>
+              <w:ind w:left="0" w:right="0" w:firstLine="0"/>
+              <w:jc w:val="left"/>
+              <w:rPr/>
+            </w:pPr>
+            <w:r>
+              <w:rPr>
+                <w:rtl w:val="0"/>
+              </w:rPr>
+              <w:t xml:space="preserve">Slette verden</w:t>
+            </w:r>
+          </w:p>
+        </w:tc>
+        <w:tc>
+          <w:tcPr>
+            <w:shd w:fill="auto" w:val="clear"/>
+            <w:tcMar>
+              <w:top w:w="100.0" w:type="dxa"/>
+              <w:left w:w="100.0" w:type="dxa"/>
+              <w:bottom w:w="100.0" w:type="dxa"/>
+              <w:right w:w="100.0" w:type="dxa"/>
+            </w:tcMar>
+            <w:vAlign w:val="top"/>
+          </w:tcPr>
+          <w:p>
+            <w:pPr>
+              <w:widowControl w:val="0"/>
+              <w:spacing w:line="240" w:lineRule="auto"/>
+              <w:jc w:val="center"/>
+              <w:rPr/>
+            </w:pPr>
+            <w:r>
+              <w:rPr>
+                <w:rFonts w:ascii="Arial Unicode MS" w:cs="Arial Unicode MS" w:eastAsia="Arial Unicode MS" w:hAnsi="Arial Unicode MS"/>
+                <w:rtl w:val="0"/>
+              </w:rPr>
+              <w:t xml:space="preserve">❌</w:t>
+            </w:r>
+          </w:p>
+        </w:tc>
+        <w:tc>
+          <w:tcPr>
+            <w:shd w:fill="auto" w:val="clear"/>
+            <w:tcMar>
+              <w:top w:w="100.0" w:type="dxa"/>
+              <w:left w:w="100.0" w:type="dxa"/>
+              <w:bottom w:w="100.0" w:type="dxa"/>
+              <w:right w:w="100.0" w:type="dxa"/>
+            </w:tcMar>
+            <w:vAlign w:val="top"/>
+          </w:tcPr>
+          <w:p>
+            <w:pPr>
+              <w:widowControl w:val="0"/>
+              <w:spacing w:line="240" w:lineRule="auto"/>
+              <w:jc w:val="center"/>
+              <w:rPr/>
+            </w:pPr>
+            <w:r>
+              <w:rPr>
+                <w:rFonts w:ascii="Arial Unicode MS" w:cs="Arial Unicode MS" w:eastAsia="Arial Unicode MS" w:hAnsi="Arial Unicode MS"/>
+                <w:rtl w:val="0"/>
+              </w:rPr>
+              <w:t xml:space="preserve">❌</w:t>
+            </w:r>
+          </w:p>
+        </w:tc>
+        <w:tc>
+          <w:tcPr>
+            <w:shd w:fill="auto" w:val="clear"/>
+            <w:tcMar>
+              <w:top w:w="100.0" w:type="dxa"/>
+              <w:left w:w="100.0" w:type="dxa"/>
+              <w:bottom w:w="100.0" w:type="dxa"/>
+              <w:right w:w="100.0" w:type="dxa"/>
+            </w:tcMar>
+            <w:vAlign w:val="top"/>
+          </w:tcPr>
+          <w:p>
+            <w:pPr>
+              <w:widowControl w:val="0"/>
+              <w:spacing w:line="240" w:lineRule="auto"/>
+              <w:jc w:val="center"/>
+              <w:rPr/>
+            </w:pPr>
+            <w:r>
+              <w:rPr>
+                <w:rFonts w:ascii="Arial Unicode MS" w:cs="Arial Unicode MS" w:eastAsia="Arial Unicode MS" w:hAnsi="Arial Unicode MS"/>
+                <w:rtl w:val="0"/>
+              </w:rPr>
+              <w:t xml:space="preserve">❌</w:t>
+            </w:r>
+          </w:p>
+        </w:tc>
+        <w:tc>
+          <w:tcPr>
+            <w:shd w:fill="auto" w:val="clear"/>
+            <w:tcMar>
+              <w:top w:w="100.0" w:type="dxa"/>
+              <w:left w:w="100.0" w:type="dxa"/>
+              <w:bottom w:w="100.0" w:type="dxa"/>
+              <w:right w:w="100.0" w:type="dxa"/>
+            </w:tcMar>
+            <w:vAlign w:val="top"/>
+          </w:tcPr>
+          <w:p>
+            <w:pPr>
+              <w:widowControl w:val="0"/>
+              <w:spacing w:line="240" w:lineRule="auto"/>
+              <w:jc w:val="center"/>
+              <w:rPr/>
+            </w:pPr>
+            <w:r>
+              <w:rPr>
+                <w:rFonts w:ascii="Arial Unicode MS" w:cs="Arial Unicode MS" w:eastAsia="Arial Unicode MS" w:hAnsi="Arial Unicode MS"/>
+                <w:rtl w:val="0"/>
+              </w:rPr>
+              <w:t xml:space="preserve">✅</w:t>
+            </w:r>
+          </w:p>
+        </w:tc>
+      </w:tr>
+    </w:tbl>
+    <w:p>
+      <w:pPr>
+        <w:spacing w:after="240" w:before="240" w:lineRule="auto"/>
+        <w:rPr/>
+      </w:pPr>
+      <w:r>
+        <w:rPr>
+          <w:rtl w:val="0"/>
+        </w:rPr>
+      </w:r>
+    </w:p>
+    <w:p>
+      <w:pPr>
+        <w:spacing w:after="240" w:before="240" w:lineRule="auto"/>
+        <w:rPr/>
+      </w:pPr>
+      <w:r>
+        <w:rPr>
+          <w:rtl w:val="0"/>
+        </w:rPr>
+      </w:r>
+    </w:p>
+    <w:p>
+      <w:pPr>
+        <w:spacing w:after="240" w:before="240" w:lineRule="auto"/>
+        <w:rPr/>
+      </w:pPr>
       <w:r>
         <w:rPr>
           <w:rtl w:val="0"/>
@@ -4980,13 +7283,10 @@
         <w:keepNext w:val="0"/>
         <w:keepLines w:val="0"/>
         <w:spacing w:after="80" w:lineRule="auto"/>
-        <w:rPr>
-          <w:b w:val="1"/>
-          <w:bCs w:val="1"/>
-        </w:rPr>
-      </w:pPr>
-      <w:bookmarkStart w:colFirst="0" w:colLast="0" w:name="_ogspg8sxvldv" w:id="28"/>
-      <w:bookmarkEnd w:id="28"/>
+        <w:rPr/>
+      </w:pPr>
+      <w:bookmarkStart w:colFirst="0" w:colLast="0" w:name="_ogspg8sxvldv" w:id="27"/>
+      <w:bookmarkEnd w:id="27"/>
       <w:r>
         <w:rPr>
           <w:b w:val="1"/>
@@ -4995,7 +7295,681 @@
           <w:szCs w:val="34"/>
           <w:rtl w:val="0"/>
         </w:rPr>
-        <w:t xml:space="preserve">5. Kvalitetsfaktorer (Ikke-funktionelle krav)</w:t>
+        <w:t xml:space="preserve">6. Kvalitetsfaktorer (Ikke-funktionelle krav)</w:t>
+      </w:r>
+      <w:r>
+        <w:rPr>
+          <w:rtl w:val="0"/>
+        </w:rPr>
+      </w:r>
+    </w:p>
+    <w:p>
+      <w:pPr>
+        <w:pStyle w:val="Heading3"/>
+        <w:keepNext w:val="0"/>
+        <w:keepLines w:val="0"/>
+        <w:spacing w:before="280" w:lineRule="auto"/>
+        <w:rPr/>
+      </w:pPr>
+      <w:bookmarkStart w:colFirst="0" w:colLast="0" w:name="_8x8qgttcy9b0" w:id="28"/>
+      <w:bookmarkEnd w:id="28"/>
+      <w:r>
+        <w:rPr>
+          <w:b w:val="1"/>
+          <w:bCs w:val="1"/>
+          <w:color w:val="000000"/>
+          <w:sz w:val="26"/>
+          <w:szCs w:val="26"/>
+          <w:rtl w:val="0"/>
+        </w:rPr>
+        <w:t xml:space="preserve">6.1 Tekniske risici</w:t>
+      </w:r>
+      <w:r>
+        <w:rPr>
+          <w:rtl w:val="0"/>
+        </w:rPr>
+      </w:r>
+    </w:p>
+    <w:p>
+      <w:pPr>
+        <w:spacing w:after="240" w:before="240" w:lineRule="auto"/>
+        <w:rPr/>
+      </w:pPr>
+      <w:r>
+        <w:rPr>
+          <w:rtl w:val="0"/>
+        </w:rPr>
+        <w:t xml:space="preserve">For at sikre, at systemet kan få en størrelse til brugernes behov, er følgende tekniske rammer sat:</w:t>
+      </w:r>
+    </w:p>
+    <w:p>
+      <w:pPr>
+        <w:numPr>
+          <w:ilvl w:val="0"/>
+          <w:numId w:val="23"/>
+        </w:numPr>
+        <w:spacing w:after="0" w:afterAutospacing="0" w:before="240" w:lineRule="auto"/>
+        <w:ind w:left="720" w:hanging="360"/>
+      </w:pPr>
+      <w:r>
+        <w:rPr>
+          <w:b w:val="1"/>
+          <w:bCs w:val="1"/>
+          <w:rtl w:val="0"/>
+        </w:rPr>
+        <w:t xml:space="preserve">Brugerkapacitet:</w:t>
+      </w:r>
+      <w:r>
+        <w:rPr>
+          <w:rtl w:val="0"/>
+        </w:rPr>
+        <w:t xml:space="preserve"> Systemet skal kunne håndtere op til 100 aktive medlemmer pr. verden uden forringelse af svartiderne.</w:t>
+      </w:r>
+    </w:p>
+    <w:p>
+      <w:pPr>
+        <w:numPr>
+          <w:ilvl w:val="0"/>
+          <w:numId w:val="23"/>
+        </w:numPr>
+        <w:spacing w:after="0" w:afterAutospacing="0" w:before="0" w:beforeAutospacing="0" w:lineRule="auto"/>
+        <w:ind w:left="720" w:hanging="360"/>
+      </w:pPr>
+      <w:r>
+        <w:rPr>
+          <w:b w:val="1"/>
+          <w:bCs w:val="1"/>
+          <w:rtl w:val="0"/>
+        </w:rPr>
+        <w:t xml:space="preserve">Datavolumen:</w:t>
+      </w:r>
+      <w:r>
+        <w:rPr>
+          <w:rtl w:val="0"/>
+        </w:rPr>
+        <w:t xml:space="preserve"> Databasen (PostgreSQL via Supabase) skal kunne håndtere op til 1.000 unikke NPC-kort pr. verden.</w:t>
+      </w:r>
+    </w:p>
+    <w:p>
+      <w:pPr>
+        <w:numPr>
+          <w:ilvl w:val="0"/>
+          <w:numId w:val="23"/>
+        </w:numPr>
+        <w:spacing w:after="240" w:before="0" w:beforeAutospacing="0" w:lineRule="auto"/>
+        <w:ind w:left="720" w:hanging="360"/>
+      </w:pPr>
+      <w:r>
+        <w:rPr>
+          <w:b w:val="1"/>
+          <w:bCs w:val="1"/>
+          <w:rtl w:val="0"/>
+        </w:rPr>
+        <w:t xml:space="preserve">Concurrent Users:</w:t>
+      </w:r>
+      <w:r>
+        <w:rPr>
+          <w:rtl w:val="0"/>
+        </w:rPr>
+        <w:t xml:space="preserve"> Systemet skal understøtte 500 samtidige brugere på tværs af hele platformen.</w:t>
+      </w:r>
+    </w:p>
+    <w:p>
+      <w:pPr>
+        <w:pStyle w:val="Heading3"/>
+        <w:keepNext w:val="0"/>
+        <w:keepLines w:val="0"/>
+        <w:spacing w:before="280" w:lineRule="auto"/>
+        <w:rPr>
+          <w:b w:val="1"/>
+          <w:bCs w:val="1"/>
+          <w:color w:val="000000"/>
+          <w:sz w:val="26"/>
+          <w:szCs w:val="26"/>
+        </w:rPr>
+      </w:pPr>
+      <w:bookmarkStart w:colFirst="0" w:colLast="0" w:name="_2y4ix3k3cgv8" w:id="29"/>
+      <w:bookmarkEnd w:id="29"/>
+      <w:r>
+        <w:rPr>
+          <w:b w:val="1"/>
+          <w:bCs w:val="1"/>
+          <w:color w:val="000000"/>
+          <w:sz w:val="26"/>
+          <w:szCs w:val="26"/>
+          <w:rtl w:val="0"/>
+        </w:rPr>
+        <w:t xml:space="preserve">6.2 Performance og Svartider</w:t>
+      </w:r>
+    </w:p>
+    <w:p>
+      <w:pPr>
+        <w:spacing w:after="240" w:before="240" w:lineRule="auto"/>
+        <w:rPr/>
+      </w:pPr>
+      <w:r>
+        <w:rPr>
+          <w:rtl w:val="0"/>
+        </w:rPr>
+        <w:t xml:space="preserve">Ord som "hurtig" er her erstattet af målbare tidsenheder:</w:t>
+      </w:r>
+    </w:p>
+    <w:p>
+      <w:pPr>
+        <w:numPr>
+          <w:ilvl w:val="0"/>
+          <w:numId w:val="10"/>
+        </w:numPr>
+        <w:spacing w:after="0" w:afterAutospacing="0" w:before="240" w:lineRule="auto"/>
+        <w:ind w:left="720" w:hanging="360"/>
+      </w:pPr>
+      <w:r>
+        <w:rPr>
+          <w:b w:val="1"/>
+          <w:bCs w:val="1"/>
+          <w:rtl w:val="0"/>
+        </w:rPr>
+        <w:t xml:space="preserve">Indlæsningstid:</w:t>
+      </w:r>
+      <w:r>
+        <w:rPr>
+          <w:rtl w:val="0"/>
+        </w:rPr>
+        <w:t xml:space="preserve"> Den initiale indlæsning af forsiden må ikke overstige 2,0 sekunder på en standard 4G-forbindelse.</w:t>
+      </w:r>
+    </w:p>
+    <w:p>
+      <w:pPr>
+        <w:numPr>
+          <w:ilvl w:val="0"/>
+          <w:numId w:val="10"/>
+        </w:numPr>
+        <w:spacing w:after="0" w:afterAutospacing="0" w:before="0" w:beforeAutospacing="0" w:lineRule="auto"/>
+        <w:ind w:left="720" w:hanging="360"/>
+      </w:pPr>
+      <w:r>
+        <w:rPr>
+          <w:b w:val="1"/>
+          <w:bCs w:val="1"/>
+          <w:rtl w:val="0"/>
+        </w:rPr>
+        <w:t xml:space="preserve">API-svartid:</w:t>
+      </w:r>
+      <w:r>
+        <w:rPr>
+          <w:rtl w:val="0"/>
+        </w:rPr>
+        <w:t xml:space="preserve"> Databaseforespørgsler (Queries) skal returnere data på under 200ms.</w:t>
+      </w:r>
+    </w:p>
+    <w:p>
+      <w:pPr>
+        <w:numPr>
+          <w:ilvl w:val="0"/>
+          <w:numId w:val="10"/>
+        </w:numPr>
+        <w:spacing w:after="0" w:afterAutospacing="0" w:before="0" w:beforeAutospacing="0" w:lineRule="auto"/>
+        <w:ind w:left="720" w:hanging="360"/>
+      </w:pPr>
+      <w:r>
+        <w:rPr>
+          <w:b w:val="1"/>
+          <w:bCs w:val="1"/>
+          <w:rtl w:val="0"/>
+        </w:rPr>
+        <w:t xml:space="preserve">AI-generation:</w:t>
+      </w:r>
+      <w:r>
+        <w:rPr>
+          <w:rtl w:val="0"/>
+        </w:rPr>
+        <w:t xml:space="preserve"> Fra brugeren trykker "Generer" til Gemini 1.5 Flash returnerer et resultat, må der maksimalt gå 8 sekunder (gennemsnitligt 3-5 sek.).</w:t>
+      </w:r>
+    </w:p>
+    <w:p>
+      <w:pPr>
+        <w:numPr>
+          <w:ilvl w:val="0"/>
+          <w:numId w:val="10"/>
+        </w:numPr>
+        <w:spacing w:after="0" w:afterAutospacing="0" w:before="0" w:beforeAutospacing="0" w:lineRule="auto"/>
+        <w:ind w:left="720" w:hanging="360"/>
+      </w:pPr>
+      <w:r>
+        <w:rPr>
+          <w:b w:val="1"/>
+          <w:bCs w:val="1"/>
+          <w:rtl w:val="0"/>
+        </w:rPr>
+        <w:t xml:space="preserve">Lyd-latency:</w:t>
+      </w:r>
+      <w:r>
+        <w:rPr>
+          <w:rtl w:val="0"/>
+        </w:rPr>
+        <w:t xml:space="preserve"> Afspilning af karakter-stemmer (.ogg) skal starte inden for 500ms efter klik</w:t>
+      </w:r>
+    </w:p>
+    <w:p>
+      <w:pPr>
+        <w:numPr>
+          <w:ilvl w:val="0"/>
+          <w:numId w:val="10"/>
+        </w:numPr>
+        <w:spacing w:after="240" w:before="0" w:beforeAutospacing="0" w:lineRule="auto"/>
+        <w:ind w:left="720" w:hanging="360"/>
+      </w:pPr>
+      <w:r>
+        <w:rPr>
+          <w:b w:val="1"/>
+          <w:bCs w:val="1"/>
+          <w:rtl w:val="0"/>
+        </w:rPr>
+        <w:t xml:space="preserve">Generel respons: </w:t>
+      </w:r>
+      <w:r>
+        <w:rPr>
+          <w:rtl w:val="0"/>
+        </w:rPr>
+        <w:t xml:space="preserve">Alt interaktivt på siden må maks tage 500ms efter klik.</w:t>
+      </w:r>
+    </w:p>
+    <w:p>
+      <w:pPr>
+        <w:pStyle w:val="Heading3"/>
+        <w:keepNext w:val="0"/>
+        <w:keepLines w:val="0"/>
+        <w:spacing w:before="280" w:lineRule="auto"/>
+        <w:rPr>
+          <w:b w:val="1"/>
+          <w:bCs w:val="1"/>
+          <w:color w:val="000000"/>
+          <w:sz w:val="26"/>
+          <w:szCs w:val="26"/>
+        </w:rPr>
+      </w:pPr>
+      <w:bookmarkStart w:colFirst="0" w:colLast="0" w:name="_by5bd6i2fvem" w:id="30"/>
+      <w:bookmarkEnd w:id="30"/>
+      <w:r>
+        <w:rPr>
+          <w:b w:val="1"/>
+          <w:bCs w:val="1"/>
+          <w:color w:val="000000"/>
+          <w:sz w:val="26"/>
+          <w:szCs w:val="26"/>
+          <w:rtl w:val="0"/>
+        </w:rPr>
+        <w:t xml:space="preserve">6.3 AI Sikkerhed</w:t>
+      </w:r>
+    </w:p>
+    <w:p>
+      <w:pPr>
+        <w:spacing w:after="240" w:before="240" w:lineRule="auto"/>
+        <w:rPr/>
+      </w:pPr>
+      <w:r>
+        <w:rPr>
+          <w:rtl w:val="0"/>
+        </w:rPr>
+        <w:t xml:space="preserve">For at undgå generering af skadeligt indhold konfigureres AI modellen (</w:t>
+      </w:r>
+      <w:r>
+        <w:rPr>
+          <w:b w:val="1"/>
+          <w:bCs w:val="1"/>
+          <w:rtl w:val="0"/>
+        </w:rPr>
+        <w:t xml:space="preserve">Google Gemini 1.5 Flash</w:t>
+      </w:r>
+      <w:r>
+        <w:rPr>
+          <w:rtl w:val="0"/>
+        </w:rPr>
+        <w:t xml:space="preserve">) med følgende "Safety Thresholds":</w:t>
+      </w:r>
+    </w:p>
+    <w:p>
+      <w:pPr>
+        <w:numPr>
+          <w:ilvl w:val="0"/>
+          <w:numId w:val="9"/>
+        </w:numPr>
+        <w:spacing w:after="0" w:afterAutospacing="0" w:before="240" w:lineRule="auto"/>
+        <w:ind w:left="720" w:hanging="360"/>
+      </w:pPr>
+      <w:r>
+        <w:rPr>
+          <w:b w:val="1"/>
+          <w:bCs w:val="1"/>
+          <w:rtl w:val="0"/>
+        </w:rPr>
+        <w:t xml:space="preserve">Hate Speech:</w:t>
+      </w:r>
+      <w:r>
+        <w:rPr>
+          <w:rtl w:val="0"/>
+        </w:rPr>
+        <w:t xml:space="preserve"> Sletter alt indhold med mindste tegn på hadtale.</w:t>
+      </w:r>
+    </w:p>
+    <w:p>
+      <w:pPr>
+        <w:numPr>
+          <w:ilvl w:val="0"/>
+          <w:numId w:val="9"/>
+        </w:numPr>
+        <w:spacing w:after="0" w:afterAutospacing="0" w:before="0" w:beforeAutospacing="0" w:lineRule="auto"/>
+        <w:ind w:left="720" w:hanging="360"/>
+      </w:pPr>
+      <w:r>
+        <w:rPr>
+          <w:b w:val="1"/>
+          <w:bCs w:val="1"/>
+          <w:rtl w:val="0"/>
+        </w:rPr>
+        <w:t xml:space="preserve">Harassment:</w:t>
+      </w:r>
+      <w:r>
+        <w:rPr>
+          <w:rtl w:val="0"/>
+        </w:rPr>
+        <w:t xml:space="preserve"> Blokerer chikane og mobning.</w:t>
+      </w:r>
+    </w:p>
+    <w:p>
+      <w:pPr>
+        <w:numPr>
+          <w:ilvl w:val="0"/>
+          <w:numId w:val="9"/>
+        </w:numPr>
+        <w:spacing w:after="0" w:afterAutospacing="0" w:before="0" w:beforeAutospacing="0" w:lineRule="auto"/>
+        <w:ind w:left="720" w:hanging="360"/>
+      </w:pPr>
+      <w:r>
+        <w:rPr>
+          <w:b w:val="1"/>
+          <w:bCs w:val="1"/>
+          <w:rtl w:val="0"/>
+        </w:rPr>
+        <w:t xml:space="preserve">Sexually Explicit:</w:t>
+      </w:r>
+      <w:r>
+        <w:rPr>
+          <w:rtl w:val="0"/>
+        </w:rPr>
+        <w:t xml:space="preserve"> Bloker indsendelse af data</w:t>
+      </w:r>
+    </w:p>
+    <w:p>
+      <w:pPr>
+        <w:numPr>
+          <w:ilvl w:val="0"/>
+          <w:numId w:val="9"/>
+        </w:numPr>
+        <w:spacing w:after="240" w:before="0" w:beforeAutospacing="0" w:lineRule="auto"/>
+        <w:ind w:left="720" w:hanging="360"/>
+      </w:pPr>
+      <w:r>
+        <w:rPr>
+          <w:b w:val="1"/>
+          <w:bCs w:val="1"/>
+          <w:rtl w:val="0"/>
+        </w:rPr>
+        <w:t xml:space="preserve">Dangerous Content:</w:t>
+      </w:r>
+      <w:r>
+        <w:rPr>
+          <w:rtl w:val="0"/>
+        </w:rPr>
+        <w:t xml:space="preserve"> Hvis AI-modulet blokerer et output, returnerer systemet en prædefineret fejlbesked til brugeren</w:t>
+      </w:r>
+    </w:p>
+    <w:p>
+      <w:pPr>
+        <w:pStyle w:val="Heading3"/>
+        <w:keepNext w:val="0"/>
+        <w:keepLines w:val="0"/>
+        <w:spacing w:before="280" w:lineRule="auto"/>
+        <w:rPr>
+          <w:b w:val="1"/>
+          <w:bCs w:val="1"/>
+          <w:color w:val="000000"/>
+          <w:sz w:val="26"/>
+          <w:szCs w:val="26"/>
+        </w:rPr>
+      </w:pPr>
+      <w:bookmarkStart w:colFirst="0" w:colLast="0" w:name="_a30yqnqtn0x" w:id="31"/>
+      <w:bookmarkEnd w:id="31"/>
+      <w:r>
+        <w:rPr>
+          <w:b w:val="1"/>
+          <w:bCs w:val="1"/>
+          <w:color w:val="000000"/>
+          <w:sz w:val="26"/>
+          <w:szCs w:val="26"/>
+          <w:rtl w:val="0"/>
+        </w:rPr>
+        <w:t xml:space="preserve">6.4 Håndtering af sikkerhedsbrud</w:t>
+      </w:r>
+    </w:p>
+    <w:p>
+      <w:pPr>
+        <w:spacing w:after="240" w:before="240" w:lineRule="auto"/>
+        <w:rPr/>
+      </w:pPr>
+      <w:r>
+        <w:rPr>
+          <w:rtl w:val="0"/>
+        </w:rPr>
+        <w:t xml:space="preserve">Hvis der opstår et sikkerhedsbrud (Security Breach), følger WorldHub denne protokol:</w:t>
+      </w:r>
+    </w:p>
+    <w:p>
+      <w:pPr>
+        <w:numPr>
+          <w:ilvl w:val="0"/>
+          <w:numId w:val="1"/>
+        </w:numPr>
+        <w:spacing w:after="0" w:afterAutospacing="0" w:before="240" w:lineRule="auto"/>
+        <w:ind w:left="720" w:hanging="360"/>
+      </w:pPr>
+      <w:r>
+        <w:rPr>
+          <w:b w:val="1"/>
+          <w:bCs w:val="1"/>
+          <w:rtl w:val="0"/>
+        </w:rPr>
+        <w:t xml:space="preserve">Identifikation:</w:t>
+      </w:r>
+      <w:r>
+        <w:rPr>
+          <w:rtl w:val="0"/>
+        </w:rPr>
+        <w:t xml:space="preserve"> Supabase Auth logs analyseres for at identificere omfanget.</w:t>
+      </w:r>
+    </w:p>
+    <w:p>
+      <w:pPr>
+        <w:numPr>
+          <w:ilvl w:val="0"/>
+          <w:numId w:val="1"/>
+        </w:numPr>
+        <w:spacing w:after="0" w:afterAutospacing="0" w:before="0" w:beforeAutospacing="0" w:lineRule="auto"/>
+        <w:ind w:left="720" w:hanging="360"/>
+      </w:pPr>
+      <w:r>
+        <w:rPr>
+          <w:b w:val="1"/>
+          <w:bCs w:val="1"/>
+          <w:rtl w:val="0"/>
+        </w:rPr>
+        <w:t xml:space="preserve">Isolering:</w:t>
+      </w:r>
+      <w:r>
+        <w:rPr>
+          <w:rtl w:val="0"/>
+        </w:rPr>
+        <w:t xml:space="preserve"> Ved mistanke om kompromittering af databaserækker, lukkes der midlertidigt for API-adgang via RLS politikker på databasen.</w:t>
+      </w:r>
+    </w:p>
+    <w:p>
+      <w:pPr>
+        <w:numPr>
+          <w:ilvl w:val="0"/>
+          <w:numId w:val="1"/>
+        </w:numPr>
+        <w:spacing w:after="0" w:afterAutospacing="0" w:before="0" w:beforeAutospacing="0" w:lineRule="auto"/>
+        <w:ind w:left="720" w:hanging="360"/>
+      </w:pPr>
+      <w:r>
+        <w:rPr>
+          <w:b w:val="1"/>
+          <w:bCs w:val="1"/>
+          <w:rtl w:val="0"/>
+        </w:rPr>
+        <w:t xml:space="preserve">Notifikation:</w:t>
+      </w:r>
+      <w:r>
+        <w:rPr>
+          <w:rtl w:val="0"/>
+        </w:rPr>
+        <w:t xml:space="preserve"> I overensstemmelse med GDPR skal berørte brugere informeres via e-mail inden for 72 timer efter, at bruddet er opdaget.</w:t>
+      </w:r>
+    </w:p>
+    <w:p>
+      <w:pPr>
+        <w:numPr>
+          <w:ilvl w:val="0"/>
+          <w:numId w:val="1"/>
+        </w:numPr>
+        <w:spacing w:after="240" w:before="0" w:beforeAutospacing="0" w:lineRule="auto"/>
+        <w:ind w:left="720" w:hanging="360"/>
+      </w:pPr>
+      <w:r>
+        <w:rPr>
+          <w:b w:val="1"/>
+          <w:bCs w:val="1"/>
+          <w:rtl w:val="0"/>
+        </w:rPr>
+        <w:t xml:space="preserve">Gendannelse:</w:t>
+      </w:r>
+      <w:r>
+        <w:rPr>
+          <w:rtl w:val="0"/>
+        </w:rPr>
+        <w:t xml:space="preserve"> Databasen rulles tilbage til seneste sikre backup via Supabase Point in Time Recovery (PITR).</w:t>
+      </w:r>
+    </w:p>
+    <w:p>
+      <w:pPr>
+        <w:pStyle w:val="Heading3"/>
+        <w:keepNext w:val="0"/>
+        <w:keepLines w:val="0"/>
+        <w:spacing w:before="280" w:lineRule="auto"/>
+        <w:rPr>
+          <w:b w:val="1"/>
+          <w:bCs w:val="1"/>
+          <w:color w:val="000000"/>
+          <w:sz w:val="26"/>
+          <w:szCs w:val="26"/>
+        </w:rPr>
+      </w:pPr>
+      <w:bookmarkStart w:colFirst="0" w:colLast="0" w:name="_kfu5yg7wleef" w:id="32"/>
+      <w:bookmarkEnd w:id="32"/>
+      <w:r>
+        <w:rPr>
+          <w:b w:val="1"/>
+          <w:bCs w:val="1"/>
+          <w:color w:val="000000"/>
+          <w:sz w:val="26"/>
+          <w:szCs w:val="26"/>
+          <w:rtl w:val="0"/>
+        </w:rPr>
+        <w:t xml:space="preserve">6.5 Visuel standard</w:t>
+      </w:r>
+    </w:p>
+    <w:p>
+      <w:pPr>
+        <w:spacing w:after="240" w:before="240" w:lineRule="auto"/>
+        <w:rPr/>
+      </w:pPr>
+      <w:r>
+        <w:rPr>
+          <w:rtl w:val="0"/>
+        </w:rPr>
+        <w:t xml:space="preserve">Hvad definerer "godt design" i WorldHub?</w:t>
+      </w:r>
+    </w:p>
+    <w:p>
+      <w:pPr>
+        <w:numPr>
+          <w:ilvl w:val="0"/>
+          <w:numId w:val="3"/>
+        </w:numPr>
+        <w:spacing w:after="0" w:afterAutospacing="0" w:before="240" w:lineRule="auto"/>
+        <w:ind w:left="720" w:hanging="360"/>
+      </w:pPr>
+      <w:r>
+        <w:rPr>
+          <w:b w:val="1"/>
+          <w:bCs w:val="1"/>
+          <w:rtl w:val="0"/>
+        </w:rPr>
+        <w:t xml:space="preserve">Modern UI:</w:t>
+      </w:r>
+      <w:r>
+        <w:rPr>
+          <w:rtl w:val="0"/>
+        </w:rPr>
+        <w:t xml:space="preserve"> Designet følger 8pt Grid-systemet for ensartet afstand mellem elementer.</w:t>
+      </w:r>
+    </w:p>
+    <w:p>
+      <w:pPr>
+        <w:numPr>
+          <w:ilvl w:val="0"/>
+          <w:numId w:val="3"/>
+        </w:numPr>
+        <w:spacing w:after="0" w:afterAutospacing="0" w:before="0" w:beforeAutospacing="0" w:lineRule="auto"/>
+        <w:ind w:left="720" w:hanging="360"/>
+      </w:pPr>
+      <w:r>
+        <w:rPr>
+          <w:b w:val="1"/>
+          <w:bCs w:val="1"/>
+          <w:rtl w:val="0"/>
+        </w:rPr>
+        <w:t xml:space="preserve">Light/Dark Mode:</w:t>
+      </w:r>
+      <w:r>
+        <w:rPr>
+          <w:rtl w:val="0"/>
+        </w:rPr>
+        <w:t xml:space="preserve"> Brugeren kan skifte mellem temaer via en global 'Theme Toggle'. Systemet gemmer valget i localstorage.</w:t>
+      </w:r>
+    </w:p>
+    <w:p>
+      <w:pPr>
+        <w:numPr>
+          <w:ilvl w:val="0"/>
+          <w:numId w:val="3"/>
+        </w:numPr>
+        <w:spacing w:after="240" w:before="0" w:beforeAutospacing="0" w:lineRule="auto"/>
+        <w:ind w:left="720" w:hanging="360"/>
+      </w:pPr>
+      <w:r>
+        <w:rPr>
+          <w:b w:val="1"/>
+          <w:bCs w:val="1"/>
+          <w:rtl w:val="0"/>
+        </w:rPr>
+        <w:t xml:space="preserve">Feedback:</w:t>
+      </w:r>
+      <w:r>
+        <w:rPr>
+          <w:rtl w:val="0"/>
+        </w:rPr>
+        <w:t xml:space="preserve"> Enhver handling (Gem, Slet, Fejl) skal give visuel feedback til brugeren via "Toast Notifications" inden for 100ms.</w:t>
       </w:r>
       <w:r>
         <w:rPr>
@@ -5016,7 +7990,7 @@
     </w:p>
     <w:tbl>
       <w:tblPr>
-        <w:tblStyle w:val="Table2"/>
+        <w:tblStyle w:val="Table3"/>
         <w:tblW w:w="12060.0" w:type="dxa"/>
         <w:jc w:val="center"/>
         <w:tblBorders>
@@ -5648,8 +8622,8 @@
           <w:szCs w:val="34"/>
         </w:rPr>
       </w:pPr>
-      <w:bookmarkStart w:colFirst="0" w:colLast="0" w:name="_82zbdw5vfvcf" w:id="29"/>
-      <w:bookmarkEnd w:id="29"/>
+      <w:bookmarkStart w:colFirst="0" w:colLast="0" w:name="_82zbdw5vfvcf" w:id="33"/>
+      <w:bookmarkEnd w:id="33"/>
       <w:r>
         <w:rPr>
           <w:b w:val="1"/>
@@ -5658,7 +8632,7 @@
           <w:szCs w:val="34"/>
           <w:rtl w:val="0"/>
         </w:rPr>
-        <w:t xml:space="preserve">6. Risikoanalyse &amp; GDPR</w:t>
+        <w:t xml:space="preserve">7. Risikoanalyse &amp; GDPR</w:t>
       </w:r>
     </w:p>
     <w:p>
@@ -5675,8 +8649,8 @@
           <w:szCs w:val="26"/>
         </w:rPr>
       </w:pPr>
-      <w:bookmarkStart w:colFirst="0" w:colLast="0" w:name="_xre9omvq61ib" w:id="30"/>
-      <w:bookmarkEnd w:id="30"/>
+      <w:bookmarkStart w:colFirst="0" w:colLast="0" w:name="_xre9omvq61ib" w:id="34"/>
+      <w:bookmarkEnd w:id="34"/>
       <w:r>
         <w:rPr>
           <w:b w:val="1"/>
@@ -5686,7 +8660,7 @@
           <w:szCs w:val="26"/>
           <w:rtl w:val="0"/>
         </w:rPr>
-        <w:t xml:space="preserve">6.1 Tekniske risici</w:t>
+        <w:t xml:space="preserve">7.1 Tekniske risici</w:t>
       </w:r>
     </w:p>
     <w:p>
@@ -5698,14 +8672,14 @@
         <w:rPr>
           <w:rtl w:val="0"/>
         </w:rPr>
-        <w:t xml:space="preserve">I det følgende beskriver jeg de identificerede risici:</w:t>
+        <w:t xml:space="preserve">I det følgende beskrives de identificerede risici:</w:t>
       </w:r>
     </w:p>
     <w:p>
       <w:pPr>
         <w:numPr>
           <w:ilvl w:val="0"/>
-          <w:numId w:val="6"/>
+          <w:numId w:val="11"/>
         </w:numPr>
         <w:spacing w:after="0" w:afterAutospacing="0" w:before="240" w:lineRule="auto"/>
         <w:ind w:left="720" w:hanging="360"/>
@@ -5729,7 +8703,7 @@
       <w:pPr>
         <w:numPr>
           <w:ilvl w:val="0"/>
-          <w:numId w:val="6"/>
+          <w:numId w:val="11"/>
         </w:numPr>
         <w:spacing w:after="240" w:before="0" w:beforeAutospacing="0" w:lineRule="auto"/>
         <w:ind w:left="720" w:hanging="360"/>
@@ -5763,8 +8737,8 @@
           <w:szCs w:val="26"/>
         </w:rPr>
       </w:pPr>
-      <w:bookmarkStart w:colFirst="0" w:colLast="0" w:name="_m8x369hoj81e" w:id="31"/>
-      <w:bookmarkEnd w:id="31"/>
+      <w:bookmarkStart w:colFirst="0" w:colLast="0" w:name="_m8x369hoj81e" w:id="35"/>
+      <w:bookmarkEnd w:id="35"/>
       <w:r>
         <w:rPr>
           <w:b w:val="1"/>
@@ -5774,7 +8748,7 @@
           <w:szCs w:val="26"/>
           <w:rtl w:val="0"/>
         </w:rPr>
-        <w:t xml:space="preserve">7.1 Tekniske og organisatoriske risici</w:t>
+        <w:t xml:space="preserve">8.1 Tekniske og organisatoriske risici</w:t>
       </w:r>
     </w:p>
     <w:p>
@@ -5789,7 +8763,7 @@
     </w:p>
     <w:tbl>
       <w:tblPr>
-        <w:tblStyle w:val="Table3"/>
+        <w:tblStyle w:val="Table4"/>
         <w:tblW w:w="12045.0" w:type="dxa"/>
         <w:jc w:val="left"/>
         <w:tblInd w:w="-1320.0" w:type="dxa"/>
@@ -6801,8 +9775,8 @@
           <w:szCs w:val="26"/>
         </w:rPr>
       </w:pPr>
-      <w:bookmarkStart w:colFirst="0" w:colLast="0" w:name="_qpmrsabebdaq" w:id="32"/>
-      <w:bookmarkEnd w:id="32"/>
+      <w:bookmarkStart w:colFirst="0" w:colLast="0" w:name="_qpmrsabebdaq" w:id="36"/>
+      <w:bookmarkEnd w:id="36"/>
       <w:r>
         <w:rPr>
           <w:b w:val="1"/>
@@ -6812,7 +9786,7 @@
           <w:szCs w:val="26"/>
           <w:rtl w:val="0"/>
         </w:rPr>
-        <w:t xml:space="preserve">7.2 GDPR og Databeskyttelse</w:t>
+        <w:t xml:space="preserve">8.2 GDPR og Databeskyttelse</w:t>
       </w:r>
     </w:p>
     <w:p>
@@ -6831,7 +9805,7 @@
       <w:pPr>
         <w:numPr>
           <w:ilvl w:val="0"/>
-          <w:numId w:val="10"/>
+          <w:numId w:val="15"/>
         </w:numPr>
         <w:spacing w:after="0" w:afterAutospacing="0" w:before="240" w:lineRule="auto"/>
         <w:ind w:left="720" w:hanging="360"/>
@@ -6855,7 +9829,7 @@
       <w:pPr>
         <w:numPr>
           <w:ilvl w:val="0"/>
-          <w:numId w:val="10"/>
+          <w:numId w:val="15"/>
         </w:numPr>
         <w:spacing w:after="0" w:afterAutospacing="0" w:before="0" w:beforeAutospacing="0" w:lineRule="auto"/>
         <w:ind w:left="720" w:hanging="360"/>
@@ -6879,7 +9853,7 @@
       <w:pPr>
         <w:numPr>
           <w:ilvl w:val="0"/>
-          <w:numId w:val="10"/>
+          <w:numId w:val="15"/>
         </w:numPr>
         <w:spacing w:after="0" w:afterAutospacing="0" w:before="0" w:beforeAutospacing="0" w:lineRule="auto"/>
         <w:ind w:left="720" w:hanging="360"/>
@@ -6903,7 +9877,7 @@
       <w:pPr>
         <w:numPr>
           <w:ilvl w:val="0"/>
-          <w:numId w:val="10"/>
+          <w:numId w:val="15"/>
         </w:numPr>
         <w:spacing w:after="240" w:before="0" w:beforeAutospacing="0" w:lineRule="auto"/>
         <w:ind w:left="720" w:hanging="360"/>
@@ -6921,83 +9895,6 @@
           <w:rtl w:val="0"/>
         </w:rPr>
         <w:t xml:space="preserve"> Adgangskoder gemmes aldrig i klartekst, men krypteres altid via Supabase Auth.</w:t>
-      </w:r>
-    </w:p>
-    <w:p>
-      <w:pPr>
-        <w:spacing w:after="240" w:before="240" w:lineRule="auto"/>
-        <w:rPr/>
-      </w:pPr>
-      <w:r>
-        <w:rPr>
-          <w:rtl w:val="0"/>
-        </w:rPr>
-      </w:r>
-    </w:p>
-    <w:p>
-      <w:pPr>
-        <w:spacing w:after="240" w:before="240" w:lineRule="auto"/>
-        <w:rPr/>
-      </w:pPr>
-      <w:r>
-        <w:rPr>
-          <w:rtl w:val="0"/>
-        </w:rPr>
-      </w:r>
-    </w:p>
-    <w:p>
-      <w:pPr>
-        <w:spacing w:after="240" w:before="240" w:lineRule="auto"/>
-        <w:rPr/>
-      </w:pPr>
-      <w:r>
-        <w:rPr>
-          <w:rtl w:val="0"/>
-        </w:rPr>
-      </w:r>
-    </w:p>
-    <w:p>
-      <w:pPr>
-        <w:spacing w:after="240" w:before="240" w:lineRule="auto"/>
-        <w:rPr/>
-      </w:pPr>
-      <w:r>
-        <w:rPr>
-          <w:rtl w:val="0"/>
-        </w:rPr>
-      </w:r>
-    </w:p>
-    <w:p>
-      <w:pPr>
-        <w:spacing w:after="240" w:before="240" w:lineRule="auto"/>
-        <w:rPr/>
-      </w:pPr>
-      <w:r>
-        <w:rPr>
-          <w:rtl w:val="0"/>
-        </w:rPr>
-      </w:r>
-    </w:p>
-    <w:p>
-      <w:pPr>
-        <w:spacing w:after="240" w:before="240" w:lineRule="auto"/>
-        <w:rPr/>
-      </w:pPr>
-      <w:r>
-        <w:rPr>
-          <w:rtl w:val="0"/>
-        </w:rPr>
-      </w:r>
-    </w:p>
-    <w:p>
-      <w:pPr>
-        <w:spacing w:after="240" w:before="240" w:lineRule="auto"/>
-        <w:rPr/>
-      </w:pPr>
-      <w:r>
-        <w:rPr>
-          <w:rtl w:val="0"/>
-        </w:rPr>
       </w:r>
     </w:p>
     <w:p>
@@ -7013,8 +9910,8 @@
           <w:szCs w:val="34"/>
         </w:rPr>
       </w:pPr>
-      <w:bookmarkStart w:colFirst="0" w:colLast="0" w:name="_gt92pcgxwaaw" w:id="33"/>
-      <w:bookmarkEnd w:id="33"/>
+      <w:bookmarkStart w:colFirst="0" w:colLast="0" w:name="_gt92pcgxwaaw" w:id="37"/>
+      <w:bookmarkEnd w:id="37"/>
       <w:r>
         <w:rPr>
           <w:b w:val="1"/>
@@ -7023,7 +9920,7 @@
           <w:szCs w:val="34"/>
           <w:rtl w:val="0"/>
         </w:rPr>
-        <w:t xml:space="preserve">8. Testspecifikation (Kvalitetssikring) </w:t>
+        <w:t xml:space="preserve">9. Testspecifikation (Kvalitetssikring) </w:t>
       </w:r>
     </w:p>
     <w:p>
@@ -7039,7 +9936,7 @@
     </w:p>
     <w:tbl>
       <w:tblPr>
-        <w:tblStyle w:val="Table4"/>
+        <w:tblStyle w:val="Table5"/>
         <w:tblW w:w="11775.0" w:type="dxa"/>
         <w:jc w:val="left"/>
         <w:tblInd w:w="-1170.0" w:type="dxa"/>
@@ -8411,108 +11308,74 @@
     </w:p>
     <w:p>
       <w:pPr>
-        <w:spacing w:after="240" w:before="240" w:lineRule="auto"/>
-        <w:rPr/>
-      </w:pPr>
-      <w:r>
-        <w:rPr>
-          <w:rtl w:val="0"/>
-        </w:rPr>
-      </w:r>
-    </w:p>
-    <w:p>
-      <w:pPr>
-        <w:spacing w:after="240" w:before="240" w:lineRule="auto"/>
-        <w:rPr/>
-      </w:pPr>
-      <w:r>
-        <w:rPr>
-          <w:rtl w:val="0"/>
-        </w:rPr>
-      </w:r>
-    </w:p>
-    <w:p>
-      <w:pPr>
-        <w:spacing w:after="240" w:before="240" w:lineRule="auto"/>
-        <w:rPr/>
-      </w:pPr>
-      <w:r>
-        <w:rPr>
-          <w:rtl w:val="0"/>
-        </w:rPr>
-      </w:r>
-    </w:p>
-    <w:p>
-      <w:pPr>
-        <w:spacing w:after="240" w:before="240" w:lineRule="auto"/>
-        <w:rPr/>
-      </w:pPr>
-      <w:r>
-        <w:rPr>
-          <w:rtl w:val="0"/>
-        </w:rPr>
-      </w:r>
-    </w:p>
-    <w:p>
-      <w:pPr>
-        <w:spacing w:after="240" w:before="240" w:lineRule="auto"/>
-        <w:rPr/>
-      </w:pPr>
-      <w:r>
-        <w:rPr>
-          <w:rtl w:val="0"/>
-        </w:rPr>
-      </w:r>
-    </w:p>
-    <w:p>
-      <w:pPr>
         <w:pStyle w:val="Heading2"/>
         <w:keepNext w:val="0"/>
         <w:keepLines w:val="0"/>
         <w:spacing w:after="80" w:lineRule="auto"/>
+        <w:rPr/>
+      </w:pPr>
+      <w:bookmarkStart w:colFirst="0" w:colLast="0" w:name="_gkrt8l7lo7fn" w:id="38"/>
+      <w:bookmarkEnd w:id="38"/>
+      <w:r>
         <w:rPr>
           <w:b w:val="1"/>
           <w:bCs w:val="1"/>
           <w:sz w:val="34"/>
           <w:szCs w:val="34"/>
-        </w:rPr>
-      </w:pPr>
-      <w:bookmarkStart w:colFirst="0" w:colLast="0" w:name="_ta63kz56v4k6" w:id="34"/>
-      <w:bookmarkEnd w:id="34"/>
-      <w:r>
-        <w:rPr>
-          <w:b w:val="1"/>
-          <w:bCs w:val="1"/>
-          <w:sz w:val="34"/>
-          <w:szCs w:val="34"/>
-          <w:rtl w:val="0"/>
-        </w:rPr>
-        <w:t xml:space="preserve">10. E/R diagram</w:t>
-      </w:r>
-    </w:p>
-    <w:p>
-      <w:pPr>
-        <w:spacing w:after="240" w:before="240" w:lineRule="auto"/>
-        <w:rPr>
-          <w:i w:val="1"/>
-          <w:iCs w:val="1"/>
-        </w:rPr>
-      </w:pPr>
-      <w:r>
-        <w:rPr>
-          <w:i w:val="1"/>
-          <w:iCs w:val="1"/>
-        </w:rPr>
+          <w:rtl w:val="0"/>
+        </w:rPr>
+        <w:t xml:space="preserve">10. Mockup</w:t>
+      </w:r>
+      <w:r>
+        <w:rPr>
+          <w:rtl w:val="0"/>
+        </w:rPr>
+      </w:r>
+    </w:p>
+    <w:p>
+      <w:pPr>
+        <w:pStyle w:val="Heading3"/>
+        <w:keepNext w:val="0"/>
+        <w:keepLines w:val="0"/>
+        <w:spacing w:before="280" w:lineRule="auto"/>
+        <w:rPr>
+          <w:b w:val="1"/>
+          <w:bCs w:val="1"/>
+          <w:color w:val="000000"/>
+          <w:sz w:val="26"/>
+          <w:szCs w:val="26"/>
+        </w:rPr>
+      </w:pPr>
+      <w:bookmarkStart w:colFirst="0" w:colLast="0" w:name="_hrqoq18pouoa" w:id="39"/>
+      <w:bookmarkEnd w:id="39"/>
+      <w:r>
+        <w:rPr>
+          <w:b w:val="1"/>
+          <w:bCs w:val="1"/>
+          <w:color w:val="000000"/>
+          <w:sz w:val="26"/>
+          <w:szCs w:val="26"/>
+          <w:rtl w:val="0"/>
+        </w:rPr>
+        <w:t xml:space="preserve">10.1 Create account</w:t>
+      </w:r>
+    </w:p>
+    <w:p>
+      <w:pPr>
+        <w:rPr/>
+      </w:pPr>
+      <w:r>
+        <w:rPr/>
         <w:drawing>
           <wp:inline distB="114300" distT="114300" distL="114300" distR="114300">
-            <wp:extent cx="4751568" cy="2652959"/>
+            <wp:extent cx="4700588" cy="3172653"/>
             <wp:effectExtent b="0" l="0" r="0" t="0"/>
-            <wp:docPr id="4" name="image3.png"/>
+            <wp:docPr id="8" name="image6.png"/>
             <a:graphic>
               <a:graphicData uri="http://schemas.openxmlformats.org/drawingml/2006/picture">
                 <pic:pic>
                   <pic:nvPicPr>
-                    <pic:cNvPr id="0" name="image3.png"/>
+                    <pic:cNvPr id="0" name="image6.png"/>
                     <pic:cNvPicPr preferRelativeResize="0"/>
                   </pic:nvPicPr>
                   <pic:blipFill>
@@ -8525,7 +11388,7 @@
                   <pic:spPr>
                     <a:xfrm>
                       <a:off x="0" y="0"/>
-                      <a:ext cx="4751568" cy="2652959"/>
+                      <a:ext cx="4700588" cy="3172653"/>
                     </a:xfrm>
                     <a:prstGeom prst="rect"/>
                     <a:ln/>
@@ -8544,41 +11407,189 @@
     </w:p>
     <w:p>
       <w:pPr>
-        <w:pStyle w:val="Heading2"/>
+        <w:pStyle w:val="Heading3"/>
         <w:keepNext w:val="0"/>
         <w:keepLines w:val="0"/>
-        <w:spacing w:after="80" w:lineRule="auto"/>
-        <w:rPr>
-          <w:b w:val="1"/>
-          <w:bCs w:val="1"/>
-          <w:sz w:val="34"/>
-          <w:szCs w:val="34"/>
-        </w:rPr>
-      </w:pPr>
-      <w:bookmarkStart w:colFirst="0" w:colLast="0" w:name="_fko78oknyvq7" w:id="35"/>
-      <w:bookmarkEnd w:id="35"/>
-      <w:r>
-        <w:rPr>
-          <w:b w:val="1"/>
-          <w:bCs w:val="1"/>
-          <w:sz w:val="34"/>
-          <w:szCs w:val="34"/>
-          <w:rtl w:val="0"/>
-        </w:rPr>
-        <w:t xml:space="preserve">11. Projektplan</w:t>
-      </w:r>
-    </w:p>
-    <w:p>
-      <w:pPr>
+        <w:spacing w:before="280" w:lineRule="auto"/>
+        <w:rPr/>
+      </w:pPr>
+      <w:bookmarkStart w:colFirst="0" w:colLast="0" w:name="_8bwpzv1p97j2" w:id="40"/>
+      <w:bookmarkEnd w:id="40"/>
+      <w:r>
+        <w:rPr>
+          <w:b w:val="1"/>
+          <w:bCs w:val="1"/>
+          <w:color w:val="000000"/>
+          <w:sz w:val="26"/>
+          <w:szCs w:val="26"/>
+          <w:rtl w:val="0"/>
+        </w:rPr>
+        <w:t xml:space="preserve">10.2 Login account</w:t>
+      </w:r>
+      <w:r>
+        <w:rPr>
+          <w:rtl w:val="0"/>
+        </w:rPr>
+      </w:r>
+    </w:p>
+    <w:p>
+      <w:pPr>
+        <w:spacing w:after="240" w:before="240" w:lineRule="auto"/>
         <w:rPr/>
       </w:pPr>
       <w:r>
         <w:rPr/>
         <w:drawing>
           <wp:inline distB="114300" distT="114300" distL="114300" distR="114300">
-            <wp:extent cx="5156963" cy="4085158"/>
+            <wp:extent cx="4710113" cy="3593173"/>
             <wp:effectExtent b="0" l="0" r="0" t="0"/>
-            <wp:docPr id="3" name="image4.png"/>
+            <wp:docPr id="6" name="image3.png"/>
+            <a:graphic>
+              <a:graphicData uri="http://schemas.openxmlformats.org/drawingml/2006/picture">
+                <pic:pic>
+                  <pic:nvPicPr>
+                    <pic:cNvPr id="0" name="image3.png"/>
+                    <pic:cNvPicPr preferRelativeResize="0"/>
+                  </pic:nvPicPr>
+                  <pic:blipFill>
+                    <a:blip r:embed="rId9"/>
+                    <a:srcRect b="0" l="0" r="0" t="0"/>
+                    <a:stretch>
+                      <a:fillRect/>
+                    </a:stretch>
+                  </pic:blipFill>
+                  <pic:spPr>
+                    <a:xfrm>
+                      <a:off x="0" y="0"/>
+                      <a:ext cx="4710113" cy="3593173"/>
+                    </a:xfrm>
+                    <a:prstGeom prst="rect"/>
+                    <a:ln/>
+                  </pic:spPr>
+                </pic:pic>
+              </a:graphicData>
+            </a:graphic>
+          </wp:inline>
+        </w:drawing>
+      </w:r>
+      <w:r>
+        <w:rPr>
+          <w:rtl w:val="0"/>
+        </w:rPr>
+      </w:r>
+    </w:p>
+    <w:p>
+      <w:pPr>
+        <w:pStyle w:val="Heading3"/>
+        <w:keepNext w:val="0"/>
+        <w:keepLines w:val="0"/>
+        <w:spacing w:before="280" w:lineRule="auto"/>
+        <w:rPr>
+          <w:b w:val="1"/>
+          <w:bCs w:val="1"/>
+          <w:color w:val="000000"/>
+          <w:sz w:val="26"/>
+          <w:szCs w:val="26"/>
+        </w:rPr>
+      </w:pPr>
+      <w:bookmarkStart w:colFirst="0" w:colLast="0" w:name="_8g7csu72ete4" w:id="41"/>
+      <w:bookmarkEnd w:id="41"/>
+      <w:r>
+        <w:rPr>
+          <w:b w:val="1"/>
+          <w:bCs w:val="1"/>
+          <w:color w:val="000000"/>
+          <w:sz w:val="26"/>
+          <w:szCs w:val="26"/>
+          <w:rtl w:val="0"/>
+        </w:rPr>
+        <w:t xml:space="preserve">10.3 Player world dashboard</w:t>
+      </w:r>
+    </w:p>
+    <w:p>
+      <w:pPr>
+        <w:rPr/>
+      </w:pPr>
+      <w:r>
+        <w:rPr/>
+        <w:drawing>
+          <wp:inline distB="114300" distT="114300" distL="114300" distR="114300">
+            <wp:extent cx="4677080" cy="3583736"/>
+            <wp:effectExtent b="0" l="0" r="0" t="0"/>
+            <wp:docPr id="4" name="image8.png"/>
+            <a:graphic>
+              <a:graphicData uri="http://schemas.openxmlformats.org/drawingml/2006/picture">
+                <pic:pic>
+                  <pic:nvPicPr>
+                    <pic:cNvPr id="0" name="image8.png"/>
+                    <pic:cNvPicPr preferRelativeResize="0"/>
+                  </pic:nvPicPr>
+                  <pic:blipFill>
+                    <a:blip r:embed="rId10"/>
+                    <a:srcRect b="0" l="0" r="0" t="0"/>
+                    <a:stretch>
+                      <a:fillRect/>
+                    </a:stretch>
+                  </pic:blipFill>
+                  <pic:spPr>
+                    <a:xfrm>
+                      <a:off x="0" y="0"/>
+                      <a:ext cx="4677080" cy="3583736"/>
+                    </a:xfrm>
+                    <a:prstGeom prst="rect"/>
+                    <a:ln/>
+                  </pic:spPr>
+                </pic:pic>
+              </a:graphicData>
+            </a:graphic>
+          </wp:inline>
+        </w:drawing>
+      </w:r>
+      <w:r>
+        <w:rPr>
+          <w:rtl w:val="0"/>
+        </w:rPr>
+      </w:r>
+    </w:p>
+    <w:p>
+      <w:pPr>
+        <w:pStyle w:val="Heading3"/>
+        <w:keepNext w:val="0"/>
+        <w:keepLines w:val="0"/>
+        <w:spacing w:before="280" w:lineRule="auto"/>
+        <w:rPr/>
+      </w:pPr>
+      <w:bookmarkStart w:colFirst="0" w:colLast="0" w:name="_pnmlub6nhpii" w:id="42"/>
+      <w:bookmarkEnd w:id="42"/>
+      <w:r>
+        <w:rPr>
+          <w:b w:val="1"/>
+          <w:bCs w:val="1"/>
+          <w:color w:val="000000"/>
+          <w:sz w:val="26"/>
+          <w:szCs w:val="26"/>
+          <w:rtl w:val="0"/>
+        </w:rPr>
+        <w:t xml:space="preserve">10.4 Owner/mod world dashboard</w:t>
+      </w:r>
+      <w:r>
+        <w:rPr>
+          <w:rtl w:val="0"/>
+        </w:rPr>
+      </w:r>
+    </w:p>
+    <w:p>
+      <w:pPr>
+        <w:spacing w:after="240" w:before="240" w:lineRule="auto"/>
+        <w:rPr/>
+      </w:pPr>
+      <w:r>
+        <w:rPr/>
+        <w:drawing>
+          <wp:inline distB="114300" distT="114300" distL="114300" distR="114300">
+            <wp:extent cx="4738688" cy="3637550"/>
+            <wp:effectExtent b="0" l="0" r="0" t="0"/>
+            <wp:docPr id="2" name="image4.png"/>
             <a:graphic>
               <a:graphicData uri="http://schemas.openxmlformats.org/drawingml/2006/picture">
                 <pic:pic>
@@ -8587,7 +11598,229 @@
                     <pic:cNvPicPr preferRelativeResize="0"/>
                   </pic:nvPicPr>
                   <pic:blipFill>
-                    <a:blip r:embed="rId9"/>
+                    <a:blip r:embed="rId11"/>
+                    <a:srcRect b="0" l="0" r="0" t="0"/>
+                    <a:stretch>
+                      <a:fillRect/>
+                    </a:stretch>
+                  </pic:blipFill>
+                  <pic:spPr>
+                    <a:xfrm>
+                      <a:off x="0" y="0"/>
+                      <a:ext cx="4738688" cy="3637550"/>
+                    </a:xfrm>
+                    <a:prstGeom prst="rect"/>
+                    <a:ln/>
+                  </pic:spPr>
+                </pic:pic>
+              </a:graphicData>
+            </a:graphic>
+          </wp:inline>
+        </w:drawing>
+      </w:r>
+      <w:r>
+        <w:rPr>
+          <w:rtl w:val="0"/>
+        </w:rPr>
+      </w:r>
+    </w:p>
+    <w:p>
+      <w:pPr>
+        <w:pStyle w:val="Heading3"/>
+        <w:keepNext w:val="0"/>
+        <w:keepLines w:val="0"/>
+        <w:spacing w:before="280" w:lineRule="auto"/>
+        <w:rPr>
+          <w:b w:val="1"/>
+          <w:bCs w:val="1"/>
+          <w:color w:val="000000"/>
+          <w:sz w:val="26"/>
+          <w:szCs w:val="26"/>
+        </w:rPr>
+      </w:pPr>
+      <w:bookmarkStart w:colFirst="0" w:colLast="0" w:name="_sd0lzl57qly5" w:id="43"/>
+      <w:bookmarkEnd w:id="43"/>
+      <w:r>
+        <w:rPr>
+          <w:b w:val="1"/>
+          <w:bCs w:val="1"/>
+          <w:color w:val="000000"/>
+          <w:sz w:val="26"/>
+          <w:szCs w:val="26"/>
+          <w:rtl w:val="0"/>
+        </w:rPr>
+        <w:t xml:space="preserve">10.5 Owner/mod clicked on character</w:t>
+      </w:r>
+    </w:p>
+    <w:p>
+      <w:pPr>
+        <w:rPr/>
+      </w:pPr>
+      <w:r>
+        <w:rPr/>
+        <w:drawing>
+          <wp:inline distB="114300" distT="114300" distL="114300" distR="114300">
+            <wp:extent cx="4948238" cy="3798407"/>
+            <wp:effectExtent b="0" l="0" r="0" t="0"/>
+            <wp:docPr id="5" name="image9.png"/>
+            <a:graphic>
+              <a:graphicData uri="http://schemas.openxmlformats.org/drawingml/2006/picture">
+                <pic:pic>
+                  <pic:nvPicPr>
+                    <pic:cNvPr id="0" name="image9.png"/>
+                    <pic:cNvPicPr preferRelativeResize="0"/>
+                  </pic:nvPicPr>
+                  <pic:blipFill>
+                    <a:blip r:embed="rId12"/>
+                    <a:srcRect b="0" l="0" r="0" t="0"/>
+                    <a:stretch>
+                      <a:fillRect/>
+                    </a:stretch>
+                  </pic:blipFill>
+                  <pic:spPr>
+                    <a:xfrm>
+                      <a:off x="0" y="0"/>
+                      <a:ext cx="4948238" cy="3798407"/>
+                    </a:xfrm>
+                    <a:prstGeom prst="rect"/>
+                    <a:ln/>
+                  </pic:spPr>
+                </pic:pic>
+              </a:graphicData>
+            </a:graphic>
+          </wp:inline>
+        </w:drawing>
+      </w:r>
+      <w:r>
+        <w:rPr>
+          <w:rtl w:val="0"/>
+        </w:rPr>
+      </w:r>
+    </w:p>
+    <w:p>
+      <w:pPr>
+        <w:pStyle w:val="Heading2"/>
+        <w:keepNext w:val="0"/>
+        <w:keepLines w:val="0"/>
+        <w:spacing w:after="80" w:lineRule="auto"/>
+        <w:rPr>
+          <w:b w:val="1"/>
+          <w:bCs w:val="1"/>
+          <w:sz w:val="34"/>
+          <w:szCs w:val="34"/>
+        </w:rPr>
+      </w:pPr>
+      <w:bookmarkStart w:colFirst="0" w:colLast="0" w:name="_ta63kz56v4k6" w:id="44"/>
+      <w:bookmarkEnd w:id="44"/>
+      <w:r>
+        <w:rPr>
+          <w:b w:val="1"/>
+          <w:bCs w:val="1"/>
+          <w:sz w:val="34"/>
+          <w:szCs w:val="34"/>
+          <w:rtl w:val="0"/>
+        </w:rPr>
+        <w:t xml:space="preserve">11. E/R diagram</w:t>
+      </w:r>
+    </w:p>
+    <w:p>
+      <w:pPr>
+        <w:spacing w:after="240" w:before="240" w:lineRule="auto"/>
+        <w:rPr>
+          <w:i w:val="1"/>
+          <w:iCs w:val="1"/>
+        </w:rPr>
+      </w:pPr>
+      <w:r>
+        <w:rPr>
+          <w:i w:val="1"/>
+          <w:iCs w:val="1"/>
+        </w:rPr>
+        <w:drawing>
+          <wp:inline distB="114300" distT="114300" distL="114300" distR="114300">
+            <wp:extent cx="6073246" cy="3395663"/>
+            <wp:effectExtent b="0" l="0" r="0" t="0"/>
+            <wp:docPr id="9" name="image1.png"/>
+            <a:graphic>
+              <a:graphicData uri="http://schemas.openxmlformats.org/drawingml/2006/picture">
+                <pic:pic>
+                  <pic:nvPicPr>
+                    <pic:cNvPr id="0" name="image1.png"/>
+                    <pic:cNvPicPr preferRelativeResize="0"/>
+                  </pic:nvPicPr>
+                  <pic:blipFill>
+                    <a:blip r:embed="rId13"/>
+                    <a:srcRect b="0" l="0" r="0" t="0"/>
+                    <a:stretch>
+                      <a:fillRect/>
+                    </a:stretch>
+                  </pic:blipFill>
+                  <pic:spPr>
+                    <a:xfrm>
+                      <a:off x="0" y="0"/>
+                      <a:ext cx="6073246" cy="3395663"/>
+                    </a:xfrm>
+                    <a:prstGeom prst="rect"/>
+                    <a:ln/>
+                  </pic:spPr>
+                </pic:pic>
+              </a:graphicData>
+            </a:graphic>
+          </wp:inline>
+        </w:drawing>
+      </w:r>
+      <w:r>
+        <w:rPr>
+          <w:rtl w:val="0"/>
+        </w:rPr>
+      </w:r>
+    </w:p>
+    <w:p>
+      <w:pPr>
+        <w:pStyle w:val="Heading2"/>
+        <w:keepNext w:val="0"/>
+        <w:keepLines w:val="0"/>
+        <w:spacing w:after="80" w:lineRule="auto"/>
+        <w:rPr>
+          <w:b w:val="1"/>
+          <w:bCs w:val="1"/>
+          <w:sz w:val="34"/>
+          <w:szCs w:val="34"/>
+        </w:rPr>
+      </w:pPr>
+      <w:bookmarkStart w:colFirst="0" w:colLast="0" w:name="_fko78oknyvq7" w:id="45"/>
+      <w:bookmarkEnd w:id="45"/>
+      <w:r>
+        <w:rPr>
+          <w:b w:val="1"/>
+          <w:bCs w:val="1"/>
+          <w:sz w:val="34"/>
+          <w:szCs w:val="34"/>
+          <w:rtl w:val="0"/>
+        </w:rPr>
+        <w:t xml:space="preserve">12. Projektplan</w:t>
+      </w:r>
+    </w:p>
+    <w:p>
+      <w:pPr>
+        <w:rPr/>
+      </w:pPr>
+      <w:r>
+        <w:rPr/>
+        <w:drawing>
+          <wp:inline distB="114300" distT="114300" distL="114300" distR="114300">
+            <wp:extent cx="5156963" cy="4085158"/>
+            <wp:effectExtent b="0" l="0" r="0" t="0"/>
+            <wp:docPr id="3" name="image5.png"/>
+            <a:graphic>
+              <a:graphicData uri="http://schemas.openxmlformats.org/drawingml/2006/picture">
+                <pic:pic>
+                  <pic:nvPicPr>
+                    <pic:cNvPr id="0" name="image5.png"/>
+                    <pic:cNvPicPr preferRelativeResize="0"/>
+                  </pic:nvPicPr>
+                  <pic:blipFill>
+                    <a:blip r:embed="rId14"/>
                     <a:srcRect b="0" l="0" r="0" t="0"/>
                     <a:stretch>
                       <a:fillRect/>
@@ -8630,9 +11863,9 @@
       </w:r>
     </w:p>
     <w:sectPr>
-      <w:headerReference r:id="rId10" w:type="default"/>
-      <w:footerReference r:id="rId11" w:type="default"/>
-      <w:footerReference r:id="rId12" w:type="first"/>
+      <w:headerReference r:id="rId15" w:type="default"/>
+      <w:footerReference r:id="rId16" w:type="default"/>
+      <w:footerReference r:id="rId17" w:type="first"/>
       <w:pgSz w:h="15840" w:w="12240" w:orient="portrait"/>
       <w:pgMar w:bottom="1440.0000000000002" w:top="1440.0000000000002" w:left="1440.0000000000002" w:right="1440.0000000000002" w:header="720" w:footer="720"/>
       <w:pgNumType w:start="0"/>
@@ -8701,8 +11934,8 @@
   <w:abstractNum w:abstractNumId="1">
     <w:lvl w:ilvl="0">
       <w:start w:val="1"/>
-      <w:numFmt w:val="bullet"/>
-      <w:lvlText w:val="●"/>
+      <w:numFmt w:val="decimal"/>
+      <w:lvlText w:val="%1."/>
       <w:lvlJc w:val="left"/>
       <w:pPr>
         <w:ind w:left="720" w:hanging="360"/>
@@ -8713,8 +11946,8 @@
     </w:lvl>
     <w:lvl w:ilvl="1">
       <w:start w:val="1"/>
-      <w:numFmt w:val="bullet"/>
-      <w:lvlText w:val="○"/>
+      <w:numFmt w:val="lowerLetter"/>
+      <w:lvlText w:val="%2."/>
       <w:lvlJc w:val="left"/>
       <w:pPr>
         <w:ind w:left="1440" w:hanging="360"/>
@@ -8725,8 +11958,8 @@
     </w:lvl>
     <w:lvl w:ilvl="2">
       <w:start w:val="1"/>
-      <w:numFmt w:val="bullet"/>
-      <w:lvlText w:val="■"/>
+      <w:numFmt w:val="lowerRoman"/>
+      <w:lvlText w:val="%3."/>
       <w:lvlJc w:val="left"/>
       <w:pPr>
         <w:ind w:left="2160" w:hanging="360"/>
@@ -8737,8 +11970,8 @@
     </w:lvl>
     <w:lvl w:ilvl="3">
       <w:start w:val="1"/>
-      <w:numFmt w:val="bullet"/>
-      <w:lvlText w:val="●"/>
+      <w:numFmt w:val="decimal"/>
+      <w:lvlText w:val="%4."/>
       <w:lvlJc w:val="left"/>
       <w:pPr>
         <w:ind w:left="2880" w:hanging="360"/>
@@ -8749,8 +11982,8 @@
     </w:lvl>
     <w:lvl w:ilvl="4">
       <w:start w:val="1"/>
-      <w:numFmt w:val="bullet"/>
-      <w:lvlText w:val="○"/>
+      <w:numFmt w:val="lowerLetter"/>
+      <w:lvlText w:val="%5."/>
       <w:lvlJc w:val="left"/>
       <w:pPr>
         <w:ind w:left="3600" w:hanging="360"/>
@@ -8761,8 +11994,8 @@
     </w:lvl>
     <w:lvl w:ilvl="5">
       <w:start w:val="1"/>
-      <w:numFmt w:val="bullet"/>
-      <w:lvlText w:val="■"/>
+      <w:numFmt w:val="lowerRoman"/>
+      <w:lvlText w:val="%6."/>
       <w:lvlJc w:val="left"/>
       <w:pPr>
         <w:ind w:left="4320" w:hanging="360"/>
@@ -8773,8 +12006,8 @@
     </w:lvl>
     <w:lvl w:ilvl="6">
       <w:start w:val="1"/>
-      <w:numFmt w:val="bullet"/>
-      <w:lvlText w:val="●"/>
+      <w:numFmt w:val="decimal"/>
+      <w:lvlText w:val="%7."/>
       <w:lvlJc w:val="left"/>
       <w:pPr>
         <w:ind w:left="5040" w:hanging="360"/>
@@ -8785,8 +12018,8 @@
     </w:lvl>
     <w:lvl w:ilvl="7">
       <w:start w:val="1"/>
-      <w:numFmt w:val="bullet"/>
-      <w:lvlText w:val="○"/>
+      <w:numFmt w:val="lowerLetter"/>
+      <w:lvlText w:val="%8."/>
       <w:lvlJc w:val="left"/>
       <w:pPr>
         <w:ind w:left="5760" w:hanging="360"/>
@@ -8797,8 +12030,8 @@
     </w:lvl>
     <w:lvl w:ilvl="8">
       <w:start w:val="1"/>
-      <w:numFmt w:val="bullet"/>
-      <w:lvlText w:val="■"/>
+      <w:numFmt w:val="lowerRoman"/>
+      <w:lvlText w:val="%9."/>
       <w:lvlJc w:val="left"/>
       <w:pPr>
         <w:ind w:left="6480" w:hanging="360"/>
@@ -9911,8 +13144,8 @@
   <w:abstractNum w:abstractNumId="12">
     <w:lvl w:ilvl="0">
       <w:start w:val="1"/>
-      <w:numFmt w:val="decimal"/>
-      <w:lvlText w:val="%1."/>
+      <w:numFmt w:val="bullet"/>
+      <w:lvlText w:val="●"/>
       <w:lvlJc w:val="left"/>
       <w:pPr>
         <w:ind w:left="720" w:hanging="360"/>
@@ -9923,8 +13156,8 @@
     </w:lvl>
     <w:lvl w:ilvl="1">
       <w:start w:val="1"/>
-      <w:numFmt w:val="lowerLetter"/>
-      <w:lvlText w:val="%2."/>
+      <w:numFmt w:val="bullet"/>
+      <w:lvlText w:val="○"/>
       <w:lvlJc w:val="left"/>
       <w:pPr>
         <w:ind w:left="1440" w:hanging="360"/>
@@ -9935,8 +13168,8 @@
     </w:lvl>
     <w:lvl w:ilvl="2">
       <w:start w:val="1"/>
-      <w:numFmt w:val="lowerRoman"/>
-      <w:lvlText w:val="%3."/>
+      <w:numFmt w:val="bullet"/>
+      <w:lvlText w:val="■"/>
       <w:lvlJc w:val="left"/>
       <w:pPr>
         <w:ind w:left="2160" w:hanging="360"/>
@@ -9947,8 +13180,8 @@
     </w:lvl>
     <w:lvl w:ilvl="3">
       <w:start w:val="1"/>
-      <w:numFmt w:val="decimal"/>
-      <w:lvlText w:val="%4."/>
+      <w:numFmt w:val="bullet"/>
+      <w:lvlText w:val="●"/>
       <w:lvlJc w:val="left"/>
       <w:pPr>
         <w:ind w:left="2880" w:hanging="360"/>
@@ -9959,8 +13192,8 @@
     </w:lvl>
     <w:lvl w:ilvl="4">
       <w:start w:val="1"/>
-      <w:numFmt w:val="lowerLetter"/>
-      <w:lvlText w:val="%5."/>
+      <w:numFmt w:val="bullet"/>
+      <w:lvlText w:val="○"/>
       <w:lvlJc w:val="left"/>
       <w:pPr>
         <w:ind w:left="3600" w:hanging="360"/>
@@ -9971,8 +13204,8 @@
     </w:lvl>
     <w:lvl w:ilvl="5">
       <w:start w:val="1"/>
-      <w:numFmt w:val="lowerRoman"/>
-      <w:lvlText w:val="%6."/>
+      <w:numFmt w:val="bullet"/>
+      <w:lvlText w:val="■"/>
       <w:lvlJc w:val="left"/>
       <w:pPr>
         <w:ind w:left="4320" w:hanging="360"/>
@@ -9983,8 +13216,8 @@
     </w:lvl>
     <w:lvl w:ilvl="6">
       <w:start w:val="1"/>
-      <w:numFmt w:val="decimal"/>
-      <w:lvlText w:val="%7."/>
+      <w:numFmt w:val="bullet"/>
+      <w:lvlText w:val="●"/>
       <w:lvlJc w:val="left"/>
       <w:pPr>
         <w:ind w:left="5040" w:hanging="360"/>
@@ -9995,8 +13228,8 @@
     </w:lvl>
     <w:lvl w:ilvl="7">
       <w:start w:val="1"/>
-      <w:numFmt w:val="lowerLetter"/>
-      <w:lvlText w:val="%8."/>
+      <w:numFmt w:val="bullet"/>
+      <w:lvlText w:val="○"/>
       <w:lvlJc w:val="left"/>
       <w:pPr>
         <w:ind w:left="5760" w:hanging="360"/>
@@ -10007,8 +13240,8 @@
     </w:lvl>
     <w:lvl w:ilvl="8">
       <w:start w:val="1"/>
-      <w:numFmt w:val="lowerRoman"/>
-      <w:lvlText w:val="%9."/>
+      <w:numFmt w:val="bullet"/>
+      <w:lvlText w:val="■"/>
       <w:lvlJc w:val="left"/>
       <w:pPr>
         <w:ind w:left="6480" w:hanging="360"/>
@@ -10349,6 +13582,776 @@
     </w:lvl>
   </w:abstractNum>
   <w:abstractNum w:abstractNumId="16">
+    <w:lvl w:ilvl="0">
+      <w:start w:val="1"/>
+      <w:numFmt w:val="bullet"/>
+      <w:lvlText w:val="●"/>
+      <w:lvlJc w:val="left"/>
+      <w:pPr>
+        <w:ind w:left="720" w:hanging="360"/>
+      </w:pPr>
+      <w:rPr>
+        <w:u w:val="none"/>
+      </w:rPr>
+    </w:lvl>
+    <w:lvl w:ilvl="1">
+      <w:start w:val="1"/>
+      <w:numFmt w:val="bullet"/>
+      <w:lvlText w:val="○"/>
+      <w:lvlJc w:val="left"/>
+      <w:pPr>
+        <w:ind w:left="1440" w:hanging="360"/>
+      </w:pPr>
+      <w:rPr>
+        <w:u w:val="none"/>
+      </w:rPr>
+    </w:lvl>
+    <w:lvl w:ilvl="2">
+      <w:start w:val="1"/>
+      <w:numFmt w:val="bullet"/>
+      <w:lvlText w:val="■"/>
+      <w:lvlJc w:val="left"/>
+      <w:pPr>
+        <w:ind w:left="2160" w:hanging="360"/>
+      </w:pPr>
+      <w:rPr>
+        <w:u w:val="none"/>
+      </w:rPr>
+    </w:lvl>
+    <w:lvl w:ilvl="3">
+      <w:start w:val="1"/>
+      <w:numFmt w:val="bullet"/>
+      <w:lvlText w:val="●"/>
+      <w:lvlJc w:val="left"/>
+      <w:pPr>
+        <w:ind w:left="2880" w:hanging="360"/>
+      </w:pPr>
+      <w:rPr>
+        <w:u w:val="none"/>
+      </w:rPr>
+    </w:lvl>
+    <w:lvl w:ilvl="4">
+      <w:start w:val="1"/>
+      <w:numFmt w:val="bullet"/>
+      <w:lvlText w:val="○"/>
+      <w:lvlJc w:val="left"/>
+      <w:pPr>
+        <w:ind w:left="3600" w:hanging="360"/>
+      </w:pPr>
+      <w:rPr>
+        <w:u w:val="none"/>
+      </w:rPr>
+    </w:lvl>
+    <w:lvl w:ilvl="5">
+      <w:start w:val="1"/>
+      <w:numFmt w:val="bullet"/>
+      <w:lvlText w:val="■"/>
+      <w:lvlJc w:val="left"/>
+      <w:pPr>
+        <w:ind w:left="4320" w:hanging="360"/>
+      </w:pPr>
+      <w:rPr>
+        <w:u w:val="none"/>
+      </w:rPr>
+    </w:lvl>
+    <w:lvl w:ilvl="6">
+      <w:start w:val="1"/>
+      <w:numFmt w:val="bullet"/>
+      <w:lvlText w:val="●"/>
+      <w:lvlJc w:val="left"/>
+      <w:pPr>
+        <w:ind w:left="5040" w:hanging="360"/>
+      </w:pPr>
+      <w:rPr>
+        <w:u w:val="none"/>
+      </w:rPr>
+    </w:lvl>
+    <w:lvl w:ilvl="7">
+      <w:start w:val="1"/>
+      <w:numFmt w:val="bullet"/>
+      <w:lvlText w:val="○"/>
+      <w:lvlJc w:val="left"/>
+      <w:pPr>
+        <w:ind w:left="5760" w:hanging="360"/>
+      </w:pPr>
+      <w:rPr>
+        <w:u w:val="none"/>
+      </w:rPr>
+    </w:lvl>
+    <w:lvl w:ilvl="8">
+      <w:start w:val="1"/>
+      <w:numFmt w:val="bullet"/>
+      <w:lvlText w:val="■"/>
+      <w:lvlJc w:val="left"/>
+      <w:pPr>
+        <w:ind w:left="6480" w:hanging="360"/>
+      </w:pPr>
+      <w:rPr>
+        <w:u w:val="none"/>
+      </w:rPr>
+    </w:lvl>
+  </w:abstractNum>
+  <w:abstractNum w:abstractNumId="17">
+    <w:lvl w:ilvl="0">
+      <w:start w:val="1"/>
+      <w:numFmt w:val="decimal"/>
+      <w:lvlText w:val="%1."/>
+      <w:lvlJc w:val="left"/>
+      <w:pPr>
+        <w:ind w:left="720" w:hanging="360"/>
+      </w:pPr>
+      <w:rPr>
+        <w:u w:val="none"/>
+      </w:rPr>
+    </w:lvl>
+    <w:lvl w:ilvl="1">
+      <w:start w:val="1"/>
+      <w:numFmt w:val="lowerLetter"/>
+      <w:lvlText w:val="%2."/>
+      <w:lvlJc w:val="left"/>
+      <w:pPr>
+        <w:ind w:left="1440" w:hanging="360"/>
+      </w:pPr>
+      <w:rPr>
+        <w:u w:val="none"/>
+      </w:rPr>
+    </w:lvl>
+    <w:lvl w:ilvl="2">
+      <w:start w:val="1"/>
+      <w:numFmt w:val="lowerRoman"/>
+      <w:lvlText w:val="%3."/>
+      <w:lvlJc w:val="left"/>
+      <w:pPr>
+        <w:ind w:left="2160" w:hanging="360"/>
+      </w:pPr>
+      <w:rPr>
+        <w:u w:val="none"/>
+      </w:rPr>
+    </w:lvl>
+    <w:lvl w:ilvl="3">
+      <w:start w:val="1"/>
+      <w:numFmt w:val="decimal"/>
+      <w:lvlText w:val="%4."/>
+      <w:lvlJc w:val="left"/>
+      <w:pPr>
+        <w:ind w:left="2880" w:hanging="360"/>
+      </w:pPr>
+      <w:rPr>
+        <w:u w:val="none"/>
+      </w:rPr>
+    </w:lvl>
+    <w:lvl w:ilvl="4">
+      <w:start w:val="1"/>
+      <w:numFmt w:val="lowerLetter"/>
+      <w:lvlText w:val="%5."/>
+      <w:lvlJc w:val="left"/>
+      <w:pPr>
+        <w:ind w:left="3600" w:hanging="360"/>
+      </w:pPr>
+      <w:rPr>
+        <w:u w:val="none"/>
+      </w:rPr>
+    </w:lvl>
+    <w:lvl w:ilvl="5">
+      <w:start w:val="1"/>
+      <w:numFmt w:val="lowerRoman"/>
+      <w:lvlText w:val="%6."/>
+      <w:lvlJc w:val="left"/>
+      <w:pPr>
+        <w:ind w:left="4320" w:hanging="360"/>
+      </w:pPr>
+      <w:rPr>
+        <w:u w:val="none"/>
+      </w:rPr>
+    </w:lvl>
+    <w:lvl w:ilvl="6">
+      <w:start w:val="1"/>
+      <w:numFmt w:val="decimal"/>
+      <w:lvlText w:val="%7."/>
+      <w:lvlJc w:val="left"/>
+      <w:pPr>
+        <w:ind w:left="5040" w:hanging="360"/>
+      </w:pPr>
+      <w:rPr>
+        <w:u w:val="none"/>
+      </w:rPr>
+    </w:lvl>
+    <w:lvl w:ilvl="7">
+      <w:start w:val="1"/>
+      <w:numFmt w:val="lowerLetter"/>
+      <w:lvlText w:val="%8."/>
+      <w:lvlJc w:val="left"/>
+      <w:pPr>
+        <w:ind w:left="5760" w:hanging="360"/>
+      </w:pPr>
+      <w:rPr>
+        <w:u w:val="none"/>
+      </w:rPr>
+    </w:lvl>
+    <w:lvl w:ilvl="8">
+      <w:start w:val="1"/>
+      <w:numFmt w:val="lowerRoman"/>
+      <w:lvlText w:val="%9."/>
+      <w:lvlJc w:val="left"/>
+      <w:pPr>
+        <w:ind w:left="6480" w:hanging="360"/>
+      </w:pPr>
+      <w:rPr>
+        <w:u w:val="none"/>
+      </w:rPr>
+    </w:lvl>
+  </w:abstractNum>
+  <w:abstractNum w:abstractNumId="18">
+    <w:lvl w:ilvl="0">
+      <w:start w:val="1"/>
+      <w:numFmt w:val="bullet"/>
+      <w:lvlText w:val="●"/>
+      <w:lvlJc w:val="left"/>
+      <w:pPr>
+        <w:ind w:left="720" w:hanging="360"/>
+      </w:pPr>
+      <w:rPr>
+        <w:u w:val="none"/>
+      </w:rPr>
+    </w:lvl>
+    <w:lvl w:ilvl="1">
+      <w:start w:val="1"/>
+      <w:numFmt w:val="bullet"/>
+      <w:lvlText w:val="○"/>
+      <w:lvlJc w:val="left"/>
+      <w:pPr>
+        <w:ind w:left="1440" w:hanging="360"/>
+      </w:pPr>
+      <w:rPr>
+        <w:u w:val="none"/>
+      </w:rPr>
+    </w:lvl>
+    <w:lvl w:ilvl="2">
+      <w:start w:val="1"/>
+      <w:numFmt w:val="bullet"/>
+      <w:lvlText w:val="■"/>
+      <w:lvlJc w:val="left"/>
+      <w:pPr>
+        <w:ind w:left="2160" w:hanging="360"/>
+      </w:pPr>
+      <w:rPr>
+        <w:u w:val="none"/>
+      </w:rPr>
+    </w:lvl>
+    <w:lvl w:ilvl="3">
+      <w:start w:val="1"/>
+      <w:numFmt w:val="bullet"/>
+      <w:lvlText w:val="●"/>
+      <w:lvlJc w:val="left"/>
+      <w:pPr>
+        <w:ind w:left="2880" w:hanging="360"/>
+      </w:pPr>
+      <w:rPr>
+        <w:u w:val="none"/>
+      </w:rPr>
+    </w:lvl>
+    <w:lvl w:ilvl="4">
+      <w:start w:val="1"/>
+      <w:numFmt w:val="bullet"/>
+      <w:lvlText w:val="○"/>
+      <w:lvlJc w:val="left"/>
+      <w:pPr>
+        <w:ind w:left="3600" w:hanging="360"/>
+      </w:pPr>
+      <w:rPr>
+        <w:u w:val="none"/>
+      </w:rPr>
+    </w:lvl>
+    <w:lvl w:ilvl="5">
+      <w:start w:val="1"/>
+      <w:numFmt w:val="bullet"/>
+      <w:lvlText w:val="■"/>
+      <w:lvlJc w:val="left"/>
+      <w:pPr>
+        <w:ind w:left="4320" w:hanging="360"/>
+      </w:pPr>
+      <w:rPr>
+        <w:u w:val="none"/>
+      </w:rPr>
+    </w:lvl>
+    <w:lvl w:ilvl="6">
+      <w:start w:val="1"/>
+      <w:numFmt w:val="bullet"/>
+      <w:lvlText w:val="●"/>
+      <w:lvlJc w:val="left"/>
+      <w:pPr>
+        <w:ind w:left="5040" w:hanging="360"/>
+      </w:pPr>
+      <w:rPr>
+        <w:u w:val="none"/>
+      </w:rPr>
+    </w:lvl>
+    <w:lvl w:ilvl="7">
+      <w:start w:val="1"/>
+      <w:numFmt w:val="bullet"/>
+      <w:lvlText w:val="○"/>
+      <w:lvlJc w:val="left"/>
+      <w:pPr>
+        <w:ind w:left="5760" w:hanging="360"/>
+      </w:pPr>
+      <w:rPr>
+        <w:u w:val="none"/>
+      </w:rPr>
+    </w:lvl>
+    <w:lvl w:ilvl="8">
+      <w:start w:val="1"/>
+      <w:numFmt w:val="bullet"/>
+      <w:lvlText w:val="■"/>
+      <w:lvlJc w:val="left"/>
+      <w:pPr>
+        <w:ind w:left="6480" w:hanging="360"/>
+      </w:pPr>
+      <w:rPr>
+        <w:u w:val="none"/>
+      </w:rPr>
+    </w:lvl>
+  </w:abstractNum>
+  <w:abstractNum w:abstractNumId="19">
+    <w:lvl w:ilvl="0">
+      <w:start w:val="1"/>
+      <w:numFmt w:val="bullet"/>
+      <w:lvlText w:val="●"/>
+      <w:lvlJc w:val="left"/>
+      <w:pPr>
+        <w:ind w:left="720" w:hanging="360"/>
+      </w:pPr>
+      <w:rPr>
+        <w:u w:val="none"/>
+      </w:rPr>
+    </w:lvl>
+    <w:lvl w:ilvl="1">
+      <w:start w:val="1"/>
+      <w:numFmt w:val="bullet"/>
+      <w:lvlText w:val="○"/>
+      <w:lvlJc w:val="left"/>
+      <w:pPr>
+        <w:ind w:left="1440" w:hanging="360"/>
+      </w:pPr>
+      <w:rPr>
+        <w:u w:val="none"/>
+      </w:rPr>
+    </w:lvl>
+    <w:lvl w:ilvl="2">
+      <w:start w:val="1"/>
+      <w:numFmt w:val="bullet"/>
+      <w:lvlText w:val="■"/>
+      <w:lvlJc w:val="left"/>
+      <w:pPr>
+        <w:ind w:left="2160" w:hanging="360"/>
+      </w:pPr>
+      <w:rPr>
+        <w:u w:val="none"/>
+      </w:rPr>
+    </w:lvl>
+    <w:lvl w:ilvl="3">
+      <w:start w:val="1"/>
+      <w:numFmt w:val="bullet"/>
+      <w:lvlText w:val="●"/>
+      <w:lvlJc w:val="left"/>
+      <w:pPr>
+        <w:ind w:left="2880" w:hanging="360"/>
+      </w:pPr>
+      <w:rPr>
+        <w:u w:val="none"/>
+      </w:rPr>
+    </w:lvl>
+    <w:lvl w:ilvl="4">
+      <w:start w:val="1"/>
+      <w:numFmt w:val="bullet"/>
+      <w:lvlText w:val="○"/>
+      <w:lvlJc w:val="left"/>
+      <w:pPr>
+        <w:ind w:left="3600" w:hanging="360"/>
+      </w:pPr>
+      <w:rPr>
+        <w:u w:val="none"/>
+      </w:rPr>
+    </w:lvl>
+    <w:lvl w:ilvl="5">
+      <w:start w:val="1"/>
+      <w:numFmt w:val="bullet"/>
+      <w:lvlText w:val="■"/>
+      <w:lvlJc w:val="left"/>
+      <w:pPr>
+        <w:ind w:left="4320" w:hanging="360"/>
+      </w:pPr>
+      <w:rPr>
+        <w:u w:val="none"/>
+      </w:rPr>
+    </w:lvl>
+    <w:lvl w:ilvl="6">
+      <w:start w:val="1"/>
+      <w:numFmt w:val="bullet"/>
+      <w:lvlText w:val="●"/>
+      <w:lvlJc w:val="left"/>
+      <w:pPr>
+        <w:ind w:left="5040" w:hanging="360"/>
+      </w:pPr>
+      <w:rPr>
+        <w:u w:val="none"/>
+      </w:rPr>
+    </w:lvl>
+    <w:lvl w:ilvl="7">
+      <w:start w:val="1"/>
+      <w:numFmt w:val="bullet"/>
+      <w:lvlText w:val="○"/>
+      <w:lvlJc w:val="left"/>
+      <w:pPr>
+        <w:ind w:left="5760" w:hanging="360"/>
+      </w:pPr>
+      <w:rPr>
+        <w:u w:val="none"/>
+      </w:rPr>
+    </w:lvl>
+    <w:lvl w:ilvl="8">
+      <w:start w:val="1"/>
+      <w:numFmt w:val="bullet"/>
+      <w:lvlText w:val="■"/>
+      <w:lvlJc w:val="left"/>
+      <w:pPr>
+        <w:ind w:left="6480" w:hanging="360"/>
+      </w:pPr>
+      <w:rPr>
+        <w:u w:val="none"/>
+      </w:rPr>
+    </w:lvl>
+  </w:abstractNum>
+  <w:abstractNum w:abstractNumId="20">
+    <w:lvl w:ilvl="0">
+      <w:start w:val="1"/>
+      <w:numFmt w:val="bullet"/>
+      <w:lvlText w:val="●"/>
+      <w:lvlJc w:val="left"/>
+      <w:pPr>
+        <w:ind w:left="720" w:hanging="360"/>
+      </w:pPr>
+      <w:rPr>
+        <w:u w:val="none"/>
+      </w:rPr>
+    </w:lvl>
+    <w:lvl w:ilvl="1">
+      <w:start w:val="1"/>
+      <w:numFmt w:val="bullet"/>
+      <w:lvlText w:val="○"/>
+      <w:lvlJc w:val="left"/>
+      <w:pPr>
+        <w:ind w:left="1440" w:hanging="360"/>
+      </w:pPr>
+      <w:rPr>
+        <w:u w:val="none"/>
+      </w:rPr>
+    </w:lvl>
+    <w:lvl w:ilvl="2">
+      <w:start w:val="1"/>
+      <w:numFmt w:val="bullet"/>
+      <w:lvlText w:val="■"/>
+      <w:lvlJc w:val="left"/>
+      <w:pPr>
+        <w:ind w:left="2160" w:hanging="360"/>
+      </w:pPr>
+      <w:rPr>
+        <w:u w:val="none"/>
+      </w:rPr>
+    </w:lvl>
+    <w:lvl w:ilvl="3">
+      <w:start w:val="1"/>
+      <w:numFmt w:val="bullet"/>
+      <w:lvlText w:val="●"/>
+      <w:lvlJc w:val="left"/>
+      <w:pPr>
+        <w:ind w:left="2880" w:hanging="360"/>
+      </w:pPr>
+      <w:rPr>
+        <w:u w:val="none"/>
+      </w:rPr>
+    </w:lvl>
+    <w:lvl w:ilvl="4">
+      <w:start w:val="1"/>
+      <w:numFmt w:val="bullet"/>
+      <w:lvlText w:val="○"/>
+      <w:lvlJc w:val="left"/>
+      <w:pPr>
+        <w:ind w:left="3600" w:hanging="360"/>
+      </w:pPr>
+      <w:rPr>
+        <w:u w:val="none"/>
+      </w:rPr>
+    </w:lvl>
+    <w:lvl w:ilvl="5">
+      <w:start w:val="1"/>
+      <w:numFmt w:val="bullet"/>
+      <w:lvlText w:val="■"/>
+      <w:lvlJc w:val="left"/>
+      <w:pPr>
+        <w:ind w:left="4320" w:hanging="360"/>
+      </w:pPr>
+      <w:rPr>
+        <w:u w:val="none"/>
+      </w:rPr>
+    </w:lvl>
+    <w:lvl w:ilvl="6">
+      <w:start w:val="1"/>
+      <w:numFmt w:val="bullet"/>
+      <w:lvlText w:val="●"/>
+      <w:lvlJc w:val="left"/>
+      <w:pPr>
+        <w:ind w:left="5040" w:hanging="360"/>
+      </w:pPr>
+      <w:rPr>
+        <w:u w:val="none"/>
+      </w:rPr>
+    </w:lvl>
+    <w:lvl w:ilvl="7">
+      <w:start w:val="1"/>
+      <w:numFmt w:val="bullet"/>
+      <w:lvlText w:val="○"/>
+      <w:lvlJc w:val="left"/>
+      <w:pPr>
+        <w:ind w:left="5760" w:hanging="360"/>
+      </w:pPr>
+      <w:rPr>
+        <w:u w:val="none"/>
+      </w:rPr>
+    </w:lvl>
+    <w:lvl w:ilvl="8">
+      <w:start w:val="1"/>
+      <w:numFmt w:val="bullet"/>
+      <w:lvlText w:val="■"/>
+      <w:lvlJc w:val="left"/>
+      <w:pPr>
+        <w:ind w:left="6480" w:hanging="360"/>
+      </w:pPr>
+      <w:rPr>
+        <w:u w:val="none"/>
+      </w:rPr>
+    </w:lvl>
+  </w:abstractNum>
+  <w:abstractNum w:abstractNumId="21">
+    <w:lvl w:ilvl="0">
+      <w:start w:val="1"/>
+      <w:numFmt w:val="bullet"/>
+      <w:lvlText w:val="●"/>
+      <w:lvlJc w:val="left"/>
+      <w:pPr>
+        <w:ind w:left="720" w:hanging="360"/>
+      </w:pPr>
+      <w:rPr>
+        <w:u w:val="none"/>
+      </w:rPr>
+    </w:lvl>
+    <w:lvl w:ilvl="1">
+      <w:start w:val="1"/>
+      <w:numFmt w:val="bullet"/>
+      <w:lvlText w:val="○"/>
+      <w:lvlJc w:val="left"/>
+      <w:pPr>
+        <w:ind w:left="1440" w:hanging="360"/>
+      </w:pPr>
+      <w:rPr>
+        <w:u w:val="none"/>
+      </w:rPr>
+    </w:lvl>
+    <w:lvl w:ilvl="2">
+      <w:start w:val="1"/>
+      <w:numFmt w:val="bullet"/>
+      <w:lvlText w:val="■"/>
+      <w:lvlJc w:val="left"/>
+      <w:pPr>
+        <w:ind w:left="2160" w:hanging="360"/>
+      </w:pPr>
+      <w:rPr>
+        <w:u w:val="none"/>
+      </w:rPr>
+    </w:lvl>
+    <w:lvl w:ilvl="3">
+      <w:start w:val="1"/>
+      <w:numFmt w:val="bullet"/>
+      <w:lvlText w:val="●"/>
+      <w:lvlJc w:val="left"/>
+      <w:pPr>
+        <w:ind w:left="2880" w:hanging="360"/>
+      </w:pPr>
+      <w:rPr>
+        <w:u w:val="none"/>
+      </w:rPr>
+    </w:lvl>
+    <w:lvl w:ilvl="4">
+      <w:start w:val="1"/>
+      <w:numFmt w:val="bullet"/>
+      <w:lvlText w:val="○"/>
+      <w:lvlJc w:val="left"/>
+      <w:pPr>
+        <w:ind w:left="3600" w:hanging="360"/>
+      </w:pPr>
+      <w:rPr>
+        <w:u w:val="none"/>
+      </w:rPr>
+    </w:lvl>
+    <w:lvl w:ilvl="5">
+      <w:start w:val="1"/>
+      <w:numFmt w:val="bullet"/>
+      <w:lvlText w:val="■"/>
+      <w:lvlJc w:val="left"/>
+      <w:pPr>
+        <w:ind w:left="4320" w:hanging="360"/>
+      </w:pPr>
+      <w:rPr>
+        <w:u w:val="none"/>
+      </w:rPr>
+    </w:lvl>
+    <w:lvl w:ilvl="6">
+      <w:start w:val="1"/>
+      <w:numFmt w:val="bullet"/>
+      <w:lvlText w:val="●"/>
+      <w:lvlJc w:val="left"/>
+      <w:pPr>
+        <w:ind w:left="5040" w:hanging="360"/>
+      </w:pPr>
+      <w:rPr>
+        <w:u w:val="none"/>
+      </w:rPr>
+    </w:lvl>
+    <w:lvl w:ilvl="7">
+      <w:start w:val="1"/>
+      <w:numFmt w:val="bullet"/>
+      <w:lvlText w:val="○"/>
+      <w:lvlJc w:val="left"/>
+      <w:pPr>
+        <w:ind w:left="5760" w:hanging="360"/>
+      </w:pPr>
+      <w:rPr>
+        <w:u w:val="none"/>
+      </w:rPr>
+    </w:lvl>
+    <w:lvl w:ilvl="8">
+      <w:start w:val="1"/>
+      <w:numFmt w:val="bullet"/>
+      <w:lvlText w:val="■"/>
+      <w:lvlJc w:val="left"/>
+      <w:pPr>
+        <w:ind w:left="6480" w:hanging="360"/>
+      </w:pPr>
+      <w:rPr>
+        <w:u w:val="none"/>
+      </w:rPr>
+    </w:lvl>
+  </w:abstractNum>
+  <w:abstractNum w:abstractNumId="22">
+    <w:lvl w:ilvl="0">
+      <w:start w:val="1"/>
+      <w:numFmt w:val="bullet"/>
+      <w:lvlText w:val="●"/>
+      <w:lvlJc w:val="left"/>
+      <w:pPr>
+        <w:ind w:left="720" w:hanging="360"/>
+      </w:pPr>
+      <w:rPr>
+        <w:u w:val="none"/>
+      </w:rPr>
+    </w:lvl>
+    <w:lvl w:ilvl="1">
+      <w:start w:val="1"/>
+      <w:numFmt w:val="bullet"/>
+      <w:lvlText w:val="○"/>
+      <w:lvlJc w:val="left"/>
+      <w:pPr>
+        <w:ind w:left="1440" w:hanging="360"/>
+      </w:pPr>
+      <w:rPr>
+        <w:u w:val="none"/>
+      </w:rPr>
+    </w:lvl>
+    <w:lvl w:ilvl="2">
+      <w:start w:val="1"/>
+      <w:numFmt w:val="bullet"/>
+      <w:lvlText w:val="■"/>
+      <w:lvlJc w:val="left"/>
+      <w:pPr>
+        <w:ind w:left="2160" w:hanging="360"/>
+      </w:pPr>
+      <w:rPr>
+        <w:u w:val="none"/>
+      </w:rPr>
+    </w:lvl>
+    <w:lvl w:ilvl="3">
+      <w:start w:val="1"/>
+      <w:numFmt w:val="bullet"/>
+      <w:lvlText w:val="●"/>
+      <w:lvlJc w:val="left"/>
+      <w:pPr>
+        <w:ind w:left="2880" w:hanging="360"/>
+      </w:pPr>
+      <w:rPr>
+        <w:u w:val="none"/>
+      </w:rPr>
+    </w:lvl>
+    <w:lvl w:ilvl="4">
+      <w:start w:val="1"/>
+      <w:numFmt w:val="bullet"/>
+      <w:lvlText w:val="○"/>
+      <w:lvlJc w:val="left"/>
+      <w:pPr>
+        <w:ind w:left="3600" w:hanging="360"/>
+      </w:pPr>
+      <w:rPr>
+        <w:u w:val="none"/>
+      </w:rPr>
+    </w:lvl>
+    <w:lvl w:ilvl="5">
+      <w:start w:val="1"/>
+      <w:numFmt w:val="bullet"/>
+      <w:lvlText w:val="■"/>
+      <w:lvlJc w:val="left"/>
+      <w:pPr>
+        <w:ind w:left="4320" w:hanging="360"/>
+      </w:pPr>
+      <w:rPr>
+        <w:u w:val="none"/>
+      </w:rPr>
+    </w:lvl>
+    <w:lvl w:ilvl="6">
+      <w:start w:val="1"/>
+      <w:numFmt w:val="bullet"/>
+      <w:lvlText w:val="●"/>
+      <w:lvlJc w:val="left"/>
+      <w:pPr>
+        <w:ind w:left="5040" w:hanging="360"/>
+      </w:pPr>
+      <w:rPr>
+        <w:u w:val="none"/>
+      </w:rPr>
+    </w:lvl>
+    <w:lvl w:ilvl="7">
+      <w:start w:val="1"/>
+      <w:numFmt w:val="bullet"/>
+      <w:lvlText w:val="○"/>
+      <w:lvlJc w:val="left"/>
+      <w:pPr>
+        <w:ind w:left="5760" w:hanging="360"/>
+      </w:pPr>
+      <w:rPr>
+        <w:u w:val="none"/>
+      </w:rPr>
+    </w:lvl>
+    <w:lvl w:ilvl="8">
+      <w:start w:val="1"/>
+      <w:numFmt w:val="bullet"/>
+      <w:lvlText w:val="■"/>
+      <w:lvlJc w:val="left"/>
+      <w:pPr>
+        <w:ind w:left="6480" w:hanging="360"/>
+      </w:pPr>
+      <w:rPr>
+        <w:u w:val="none"/>
+      </w:rPr>
+    </w:lvl>
+  </w:abstractNum>
+  <w:abstractNum w:abstractNumId="23">
     <w:lvl w:ilvl="0">
       <w:start w:val="1"/>
       <w:numFmt w:val="bullet"/>
@@ -10505,6 +14508,27 @@
   </w:num>
   <w:num w:numId="16">
     <w:abstractNumId w:val="16"/>
+  </w:num>
+  <w:num w:numId="17">
+    <w:abstractNumId w:val="17"/>
+  </w:num>
+  <w:num w:numId="18">
+    <w:abstractNumId w:val="18"/>
+  </w:num>
+  <w:num w:numId="19">
+    <w:abstractNumId w:val="19"/>
+  </w:num>
+  <w:num w:numId="20">
+    <w:abstractNumId w:val="20"/>
+  </w:num>
+  <w:num w:numId="21">
+    <w:abstractNumId w:val="21"/>
+  </w:num>
+  <w:num w:numId="22">
+    <w:abstractNumId w:val="22"/>
+  </w:num>
+  <w:num w:numId="23">
+    <w:abstractNumId w:val="23"/>
   </w:num>
 </w:numbering>
 </file>
@@ -10696,6 +14720,13 @@
     </w:tblPr>
   </w:style>
   <w:style w:type="table" w:styleId="Table4">
+    <w:basedOn w:val="TableNormal"/>
+    <w:tblPr>
+      <w:tblStyleRowBandSize w:val="1"/>
+      <w:tblStyleColBandSize w:val="1"/>
+    </w:tblPr>
+  </w:style>
+  <w:style w:type="table" w:styleId="Table5">
     <w:basedOn w:val="TableNormal"/>
     <w:tblPr>
       <w:tblStyleRowBandSize w:val="1"/>

--- a/Worldhub.docx
+++ b/Worldhub.docx
@@ -226,7 +226,7 @@
     </w:p>
     <w:sdt>
       <w:sdtPr>
-        <w:id w:val="-1772192271"/>
+        <w:id w:val="-1554266411"/>
         <w:docPartObj>
           <w:docPartGallery w:val="Table of Contents"/>
           <w:docPartUnique w:val="1"/>
@@ -276,7 +276,7 @@
                 <w:vertAlign w:val="baseline"/>
                 <w:rtl w:val="0"/>
               </w:rPr>
-              <w:t xml:space="preserve">Mini-ordbog</w:t>
+              <w:t xml:space="preserve">Miniordbog</w:t>
             </w:r>
           </w:hyperlink>
           <w:r>
@@ -753,7 +753,7 @@
                 <w:vertAlign w:val="baseline"/>
                 <w:rtl w:val="0"/>
               </w:rPr>
-              <w:t xml:space="preserve">2.2 Programmellets funktion</w:t>
+              <w:t xml:space="preserve">2.2 Programmets funktion</w:t>
             </w:r>
           </w:hyperlink>
           <w:r>
@@ -1839,7 +1839,7 @@
               <w:vertAlign w:val="baseline"/>
             </w:rPr>
           </w:pPr>
-          <w:hyperlink w:anchor="_ta63kz56v4k6">
+          <w:hyperlink w:anchor="_gkrt8l7lo7fn">
             <w:r>
               <w:rPr>
                 <w:rFonts w:ascii="Arial" w:cs="Arial" w:eastAsia="Arial" w:hAnsi="Arial"/>
@@ -1857,7 +1857,295 @@
                 <w:vertAlign w:val="baseline"/>
                 <w:rtl w:val="0"/>
               </w:rPr>
-              <w:t xml:space="preserve">10. E/R diagram</w:t>
+              <w:t xml:space="preserve">10. Mockup</w:t>
+            </w:r>
+          </w:hyperlink>
+          <w:r>
+            <w:rPr>
+              <w:rtl w:val="0"/>
+            </w:rPr>
+          </w:r>
+        </w:p>
+        <w:p>
+          <w:pPr>
+            <w:widowControl w:val="0"/>
+            <w:spacing w:before="60" w:line="240" w:lineRule="auto"/>
+            <w:ind w:left="720" w:firstLine="0"/>
+            <w:rPr>
+              <w:rFonts w:ascii="Arial" w:cs="Arial" w:eastAsia="Arial" w:hAnsi="Arial"/>
+              <w:b w:val="0"/>
+              <w:bCs w:val="0"/>
+              <w:i w:val="0"/>
+              <w:iCs w:val="0"/>
+              <w:smallCaps w:val="0"/>
+              <w:strike w:val="0"/>
+              <w:color w:val="1155cc"/>
+              <w:sz w:val="22"/>
+              <w:szCs w:val="22"/>
+              <w:u w:val="single"/>
+              <w:shd w:fill="auto" w:val="clear"/>
+              <w:vertAlign w:val="baseline"/>
+            </w:rPr>
+          </w:pPr>
+          <w:hyperlink w:anchor="_hrqoq18pouoa">
+            <w:r>
+              <w:rPr>
+                <w:rFonts w:ascii="Arial" w:cs="Arial" w:eastAsia="Arial" w:hAnsi="Arial"/>
+                <w:b w:val="0"/>
+                <w:bCs w:val="0"/>
+                <w:i w:val="0"/>
+                <w:iCs w:val="0"/>
+                <w:smallCaps w:val="0"/>
+                <w:strike w:val="0"/>
+                <w:color w:val="1155cc"/>
+                <w:sz w:val="22"/>
+                <w:szCs w:val="22"/>
+                <w:u w:val="single"/>
+                <w:shd w:fill="auto" w:val="clear"/>
+                <w:vertAlign w:val="baseline"/>
+                <w:rtl w:val="0"/>
+              </w:rPr>
+              <w:t xml:space="preserve">10.1 Create account</w:t>
+            </w:r>
+          </w:hyperlink>
+          <w:r>
+            <w:rPr>
+              <w:rtl w:val="0"/>
+            </w:rPr>
+          </w:r>
+        </w:p>
+        <w:p>
+          <w:pPr>
+            <w:widowControl w:val="0"/>
+            <w:spacing w:before="60" w:line="240" w:lineRule="auto"/>
+            <w:ind w:left="720" w:firstLine="0"/>
+            <w:rPr>
+              <w:rFonts w:ascii="Arial" w:cs="Arial" w:eastAsia="Arial" w:hAnsi="Arial"/>
+              <w:b w:val="0"/>
+              <w:bCs w:val="0"/>
+              <w:i w:val="0"/>
+              <w:iCs w:val="0"/>
+              <w:smallCaps w:val="0"/>
+              <w:strike w:val="0"/>
+              <w:color w:val="1155cc"/>
+              <w:sz w:val="22"/>
+              <w:szCs w:val="22"/>
+              <w:u w:val="single"/>
+              <w:shd w:fill="auto" w:val="clear"/>
+              <w:vertAlign w:val="baseline"/>
+            </w:rPr>
+          </w:pPr>
+          <w:hyperlink w:anchor="_8bwpzv1p97j2">
+            <w:r>
+              <w:rPr>
+                <w:rFonts w:ascii="Arial" w:cs="Arial" w:eastAsia="Arial" w:hAnsi="Arial"/>
+                <w:b w:val="0"/>
+                <w:bCs w:val="0"/>
+                <w:i w:val="0"/>
+                <w:iCs w:val="0"/>
+                <w:smallCaps w:val="0"/>
+                <w:strike w:val="0"/>
+                <w:color w:val="1155cc"/>
+                <w:sz w:val="22"/>
+                <w:szCs w:val="22"/>
+                <w:u w:val="single"/>
+                <w:shd w:fill="auto" w:val="clear"/>
+                <w:vertAlign w:val="baseline"/>
+                <w:rtl w:val="0"/>
+              </w:rPr>
+              <w:t xml:space="preserve">10.2 Login account</w:t>
+            </w:r>
+          </w:hyperlink>
+          <w:r>
+            <w:rPr>
+              <w:rtl w:val="0"/>
+            </w:rPr>
+          </w:r>
+        </w:p>
+        <w:p>
+          <w:pPr>
+            <w:widowControl w:val="0"/>
+            <w:spacing w:before="60" w:line="240" w:lineRule="auto"/>
+            <w:ind w:left="720" w:firstLine="0"/>
+            <w:rPr>
+              <w:rFonts w:ascii="Arial" w:cs="Arial" w:eastAsia="Arial" w:hAnsi="Arial"/>
+              <w:b w:val="0"/>
+              <w:bCs w:val="0"/>
+              <w:i w:val="0"/>
+              <w:iCs w:val="0"/>
+              <w:smallCaps w:val="0"/>
+              <w:strike w:val="0"/>
+              <w:color w:val="1155cc"/>
+              <w:sz w:val="22"/>
+              <w:szCs w:val="22"/>
+              <w:u w:val="single"/>
+              <w:shd w:fill="auto" w:val="clear"/>
+              <w:vertAlign w:val="baseline"/>
+            </w:rPr>
+          </w:pPr>
+          <w:hyperlink w:anchor="_8g7csu72ete4">
+            <w:r>
+              <w:rPr>
+                <w:rFonts w:ascii="Arial" w:cs="Arial" w:eastAsia="Arial" w:hAnsi="Arial"/>
+                <w:b w:val="0"/>
+                <w:bCs w:val="0"/>
+                <w:i w:val="0"/>
+                <w:iCs w:val="0"/>
+                <w:smallCaps w:val="0"/>
+                <w:strike w:val="0"/>
+                <w:color w:val="1155cc"/>
+                <w:sz w:val="22"/>
+                <w:szCs w:val="22"/>
+                <w:u w:val="single"/>
+                <w:shd w:fill="auto" w:val="clear"/>
+                <w:vertAlign w:val="baseline"/>
+                <w:rtl w:val="0"/>
+              </w:rPr>
+              <w:t xml:space="preserve">10.3 Player world dashboard</w:t>
+            </w:r>
+          </w:hyperlink>
+          <w:r>
+            <w:rPr>
+              <w:rtl w:val="0"/>
+            </w:rPr>
+          </w:r>
+        </w:p>
+        <w:p>
+          <w:pPr>
+            <w:widowControl w:val="0"/>
+            <w:spacing w:before="60" w:line="240" w:lineRule="auto"/>
+            <w:ind w:left="720" w:firstLine="0"/>
+            <w:rPr>
+              <w:rFonts w:ascii="Arial" w:cs="Arial" w:eastAsia="Arial" w:hAnsi="Arial"/>
+              <w:b w:val="0"/>
+              <w:bCs w:val="0"/>
+              <w:i w:val="0"/>
+              <w:iCs w:val="0"/>
+              <w:smallCaps w:val="0"/>
+              <w:strike w:val="0"/>
+              <w:color w:val="1155cc"/>
+              <w:sz w:val="22"/>
+              <w:szCs w:val="22"/>
+              <w:u w:val="single"/>
+              <w:shd w:fill="auto" w:val="clear"/>
+              <w:vertAlign w:val="baseline"/>
+            </w:rPr>
+          </w:pPr>
+          <w:hyperlink w:anchor="_pnmlub6nhpii">
+            <w:r>
+              <w:rPr>
+                <w:rFonts w:ascii="Arial" w:cs="Arial" w:eastAsia="Arial" w:hAnsi="Arial"/>
+                <w:b w:val="0"/>
+                <w:bCs w:val="0"/>
+                <w:i w:val="0"/>
+                <w:iCs w:val="0"/>
+                <w:smallCaps w:val="0"/>
+                <w:strike w:val="0"/>
+                <w:color w:val="1155cc"/>
+                <w:sz w:val="22"/>
+                <w:szCs w:val="22"/>
+                <w:u w:val="single"/>
+                <w:shd w:fill="auto" w:val="clear"/>
+                <w:vertAlign w:val="baseline"/>
+                <w:rtl w:val="0"/>
+              </w:rPr>
+              <w:t xml:space="preserve">10.4 Owner/mod world dashboard</w:t>
+            </w:r>
+          </w:hyperlink>
+          <w:r>
+            <w:rPr>
+              <w:rtl w:val="0"/>
+            </w:rPr>
+          </w:r>
+        </w:p>
+        <w:p>
+          <w:pPr>
+            <w:widowControl w:val="0"/>
+            <w:spacing w:before="60" w:line="240" w:lineRule="auto"/>
+            <w:ind w:left="720" w:firstLine="0"/>
+            <w:rPr>
+              <w:rFonts w:ascii="Arial" w:cs="Arial" w:eastAsia="Arial" w:hAnsi="Arial"/>
+              <w:b w:val="0"/>
+              <w:bCs w:val="0"/>
+              <w:i w:val="0"/>
+              <w:iCs w:val="0"/>
+              <w:smallCaps w:val="0"/>
+              <w:strike w:val="0"/>
+              <w:color w:val="1155cc"/>
+              <w:sz w:val="22"/>
+              <w:szCs w:val="22"/>
+              <w:u w:val="single"/>
+              <w:shd w:fill="auto" w:val="clear"/>
+              <w:vertAlign w:val="baseline"/>
+            </w:rPr>
+          </w:pPr>
+          <w:hyperlink w:anchor="_sd0lzl57qly5">
+            <w:r>
+              <w:rPr>
+                <w:rFonts w:ascii="Arial" w:cs="Arial" w:eastAsia="Arial" w:hAnsi="Arial"/>
+                <w:b w:val="0"/>
+                <w:bCs w:val="0"/>
+                <w:i w:val="0"/>
+                <w:iCs w:val="0"/>
+                <w:smallCaps w:val="0"/>
+                <w:strike w:val="0"/>
+                <w:color w:val="1155cc"/>
+                <w:sz w:val="22"/>
+                <w:szCs w:val="22"/>
+                <w:u w:val="single"/>
+                <w:shd w:fill="auto" w:val="clear"/>
+                <w:vertAlign w:val="baseline"/>
+                <w:rtl w:val="0"/>
+              </w:rPr>
+              <w:t xml:space="preserve">10.5 Owner/mod clicked on character</w:t>
+            </w:r>
+          </w:hyperlink>
+          <w:r>
+            <w:rPr>
+              <w:rtl w:val="0"/>
+            </w:rPr>
+          </w:r>
+        </w:p>
+        <w:p>
+          <w:pPr>
+            <w:widowControl w:val="0"/>
+            <w:spacing w:before="60" w:line="240" w:lineRule="auto"/>
+            <w:ind w:left="360" w:firstLine="0"/>
+            <w:rPr>
+              <w:rFonts w:ascii="Arial" w:cs="Arial" w:eastAsia="Arial" w:hAnsi="Arial"/>
+              <w:b w:val="0"/>
+              <w:bCs w:val="0"/>
+              <w:i w:val="0"/>
+              <w:iCs w:val="0"/>
+              <w:smallCaps w:val="0"/>
+              <w:strike w:val="0"/>
+              <w:color w:val="1155cc"/>
+              <w:sz w:val="22"/>
+              <w:szCs w:val="22"/>
+              <w:u w:val="single"/>
+              <w:shd w:fill="auto" w:val="clear"/>
+              <w:vertAlign w:val="baseline"/>
+            </w:rPr>
+          </w:pPr>
+          <w:hyperlink w:anchor="_ta63kz56v4k6">
+            <w:r>
+              <w:rPr>
+                <w:rFonts w:ascii="Arial" w:cs="Arial" w:eastAsia="Arial" w:hAnsi="Arial"/>
+                <w:b w:val="0"/>
+                <w:bCs w:val="0"/>
+                <w:i w:val="0"/>
+                <w:iCs w:val="0"/>
+                <w:smallCaps w:val="0"/>
+                <w:strike w:val="0"/>
+                <w:color w:val="1155cc"/>
+                <w:sz w:val="22"/>
+                <w:szCs w:val="22"/>
+                <w:u w:val="single"/>
+                <w:shd w:fill="auto" w:val="clear"/>
+                <w:vertAlign w:val="baseline"/>
+                <w:rtl w:val="0"/>
+              </w:rPr>
+              <w:t xml:space="preserve">11. E/R diagram</w:t>
             </w:r>
           </w:hyperlink>
           <w:r>
@@ -1905,7 +2193,7 @@
                 <w:vertAlign w:val="baseline"/>
                 <w:rtl w:val="0"/>
               </w:rPr>
-              <w:t xml:space="preserve">11. Projektplan</w:t>
+              <w:t xml:space="preserve">12. Projektplan</w:t>
             </w:r>
           </w:hyperlink>
           <w:r>
@@ -3449,6 +3737,28 @@
     </w:p>
     <w:p>
       <w:pPr>
+        <w:spacing w:after="240" w:before="240" w:lineRule="auto"/>
+        <w:rPr/>
+      </w:pPr>
+      <w:r>
+        <w:rPr>
+          <w:rtl w:val="0"/>
+        </w:rPr>
+      </w:r>
+    </w:p>
+    <w:p>
+      <w:pPr>
+        <w:spacing w:after="240" w:before="240" w:lineRule="auto"/>
+        <w:rPr/>
+      </w:pPr>
+      <w:r>
+        <w:rPr>
+          <w:rtl w:val="0"/>
+        </w:rPr>
+      </w:r>
+    </w:p>
+    <w:p>
+      <w:pPr>
         <w:pStyle w:val="Heading3"/>
         <w:keepNext w:val="0"/>
         <w:keepLines w:val="0"/>
@@ -3486,34 +3796,6 @@
         </w:rPr>
         <w:t xml:space="preserve">Målgruppen er rollespillere i alle aldre, fra begyndere til erfarne Game Masters. Systemet er designet med fokus på UX (User Experience), så det er intuitivt at navigere i. Der kræves ingen teknisk forståelse for databaser eller AI, brugeren skal blot kunne interagere med formularer og knapper.</w:t>
       </w:r>
-    </w:p>
-    <w:p>
-      <w:pPr>
-        <w:spacing w:after="240" w:before="240" w:lineRule="auto"/>
-        <w:rPr/>
-      </w:pPr>
-      <w:r>
-        <w:rPr>
-          <w:rtl w:val="0"/>
-        </w:rPr>
-      </w:r>
-    </w:p>
-    <w:p>
-      <w:pPr>
-        <w:spacing w:after="240" w:before="240" w:lineRule="auto"/>
-        <w:rPr/>
-      </w:pPr>
-      <w:r>
-        <w:rPr>
-          <w:rtl w:val="0"/>
-        </w:rPr>
-      </w:r>
-    </w:p>
-    <w:p>
-      <w:pPr>
-        <w:spacing w:after="240" w:before="240" w:lineRule="auto"/>
-        <w:rPr/>
-      </w:pPr>
       <w:r>
         <w:rPr>
           <w:rtl w:val="0"/>
@@ -3645,23 +3927,6 @@
         </w:rPr>
         <w:t xml:space="preserve"> En kort instruktion givet af brugeren til systemet for at generere indhold.</w:t>
       </w:r>
-    </w:p>
-    <w:p>
-      <w:pPr>
-        <w:spacing w:after="240" w:before="240" w:lineRule="auto"/>
-        <w:rPr/>
-      </w:pPr>
-      <w:r>
-        <w:rPr>
-          <w:rtl w:val="0"/>
-        </w:rPr>
-      </w:r>
-    </w:p>
-    <w:p>
-      <w:pPr>
-        <w:spacing w:after="240" w:before="240" w:lineRule="auto"/>
-        <w:rPr/>
-      </w:pPr>
       <w:r>
         <w:rPr>
           <w:rtl w:val="0"/>
@@ -4960,7 +5225,7 @@
               <w:rPr>
                 <w:rtl w:val="0"/>
               </w:rPr>
-              <w:t xml:space="preserve">En funktion hvor brugeren kan skrive "En gammel, sur dværg", og systemet udfylder resten af karakterkortet.</w:t>
+              <w:t xml:space="preserve">En funktion hvor brugeren kan skrive "En gammel, sur dværg", og systemet udfylder resten af karakter kortet.</w:t>
             </w:r>
           </w:p>
         </w:tc>
@@ -5088,65 +5353,6 @@
     </w:tbl>
     <w:p>
       <w:pPr>
-        <w:pStyle w:val="Heading2"/>
-        <w:keepNext w:val="0"/>
-        <w:keepLines w:val="0"/>
-        <w:spacing w:after="80" w:lineRule="auto"/>
-        <w:rPr>
-          <w:sz w:val="24"/>
-          <w:szCs w:val="24"/>
-        </w:rPr>
-      </w:pPr>
-      <w:bookmarkStart w:colFirst="0" w:colLast="0" w:name="_rfhtfzhwjb0h" w:id="19"/>
-      <w:bookmarkEnd w:id="19"/>
-      <w:r>
-        <w:rPr>
-          <w:rtl w:val="0"/>
-        </w:rPr>
-      </w:r>
-    </w:p>
-    <w:p>
-      <w:pPr>
-        <w:rPr/>
-      </w:pPr>
-      <w:r>
-        <w:rPr>
-          <w:rtl w:val="0"/>
-        </w:rPr>
-      </w:r>
-    </w:p>
-    <w:p>
-      <w:pPr>
-        <w:rPr/>
-      </w:pPr>
-      <w:r>
-        <w:rPr>
-          <w:rtl w:val="0"/>
-        </w:rPr>
-      </w:r>
-    </w:p>
-    <w:p>
-      <w:pPr>
-        <w:rPr/>
-      </w:pPr>
-      <w:r>
-        <w:rPr>
-          <w:rtl w:val="0"/>
-        </w:rPr>
-      </w:r>
-    </w:p>
-    <w:p>
-      <w:pPr>
-        <w:rPr/>
-      </w:pPr>
-      <w:r>
-        <w:rPr>
-          <w:rtl w:val="0"/>
-        </w:rPr>
-      </w:r>
-    </w:p>
-    <w:p>
-      <w:pPr>
         <w:pStyle w:val="Heading3"/>
         <w:keepNext w:val="0"/>
         <w:keepLines w:val="0"/>
@@ -5159,8 +5365,8 @@
           <w:szCs w:val="26"/>
         </w:rPr>
       </w:pPr>
-      <w:bookmarkStart w:colFirst="0" w:colLast="0" w:name="_bdyfunv33v9c" w:id="20"/>
-      <w:bookmarkEnd w:id="20"/>
+      <w:bookmarkStart w:colFirst="0" w:colLast="0" w:name="_48pp1sya016v" w:id="19"/>
+      <w:bookmarkEnd w:id="19"/>
       <w:r>
         <w:rPr>
           <w:b w:val="1"/>
@@ -5170,7 +5376,82 @@
           <w:szCs w:val="26"/>
           <w:rtl w:val="0"/>
         </w:rPr>
-        <w:t xml:space="preserve">3.3 MoSCoW Prioritering (Uddybning)</w:t>
+        <w:t xml:space="preserve">3.3 Use case #1: Opret NPC (Karakter)</w:t>
+      </w:r>
+    </w:p>
+    <w:p>
+      <w:pPr>
+        <w:spacing w:after="240" w:before="240" w:lineRule="auto"/>
+        <w:ind w:left="0" w:firstLine="0"/>
+        <w:rPr/>
+      </w:pPr>
+      <w:r>
+        <w:rPr>
+          <w:rtl w:val="0"/>
+        </w:rPr>
+        <w:t xml:space="preserve">Dette afsnit beskriver Use Case #1, som dækker den tekniske og funktionelle proces for oprettelse af indhold. Diagrammet herunder er et Aktivitetsdiagram, der illustrerer kontrol flowet fra start til slut, herunder beslutningsprocesser og fejlhåndtering.</w:t>
+      </w:r>
+    </w:p>
+    <w:p>
+      <w:pPr>
+        <w:ind w:left="0" w:firstLine="0"/>
+        <w:rPr>
+          <w:b w:val="1"/>
+          <w:bCs w:val="1"/>
+        </w:rPr>
+      </w:pPr>
+      <w:r>
+        <w:rPr>
+          <w:rtl w:val="0"/>
+        </w:rPr>
+      </w:r>
+    </w:p>
+    <w:p>
+      <w:pPr>
+        <w:rPr/>
+      </w:pPr>
+      <w:r>
+        <w:rPr>
+          <w:rtl w:val="0"/>
+        </w:rPr>
+      </w:r>
+    </w:p>
+    <w:p>
+      <w:pPr>
+        <w:rPr/>
+      </w:pPr>
+      <w:r>
+        <w:rPr>
+          <w:rtl w:val="0"/>
+        </w:rPr>
+      </w:r>
+    </w:p>
+    <w:p>
+      <w:pPr>
+        <w:pStyle w:val="Heading3"/>
+        <w:keepNext w:val="0"/>
+        <w:keepLines w:val="0"/>
+        <w:spacing w:before="280" w:lineRule="auto"/>
+        <w:rPr>
+          <w:b w:val="1"/>
+          <w:bCs w:val="1"/>
+          <w:color w:val="000000"/>
+          <w:sz w:val="26"/>
+          <w:szCs w:val="26"/>
+        </w:rPr>
+      </w:pPr>
+      <w:bookmarkStart w:colFirst="0" w:colLast="0" w:name="_bdyfunv33v9c" w:id="20"/>
+      <w:bookmarkEnd w:id="20"/>
+      <w:r>
+        <w:rPr>
+          <w:b w:val="1"/>
+          <w:bCs w:val="1"/>
+          <w:color w:val="000000"/>
+          <w:sz w:val="26"/>
+          <w:szCs w:val="26"/>
+          <w:rtl w:val="0"/>
+        </w:rPr>
+        <w:t xml:space="preserve">3.4 MoSCoW Prioritering (Uddybning)</w:t>
       </w:r>
     </w:p>
     <w:p>
@@ -5288,12 +5569,12 @@
           <wp:inline distB="114300" distT="114300" distL="114300" distR="114300">
             <wp:extent cx="5786438" cy="5255932"/>
             <wp:effectExtent b="0" l="0" r="0" t="0"/>
-            <wp:docPr id="1" name="image2.png"/>
+            <wp:docPr id="1" name="image1.png"/>
             <a:graphic>
               <a:graphicData uri="http://schemas.openxmlformats.org/drawingml/2006/picture">
                 <pic:pic>
                   <pic:nvPicPr>
-                    <pic:cNvPr id="0" name="image2.png"/>
+                    <pic:cNvPr id="0" name="image1.png"/>
                     <pic:cNvPicPr preferRelativeResize="0"/>
                   </pic:nvPicPr>
                   <pic:blipFill>
@@ -11286,20 +11567,124 @@
     </w:tbl>
     <w:p>
       <w:pPr>
-        <w:spacing w:after="240" w:before="240" w:lineRule="auto"/>
-        <w:rPr/>
-      </w:pPr>
-      <w:r>
-        <w:rPr>
-          <w:rtl w:val="0"/>
-        </w:rPr>
-      </w:r>
-    </w:p>
-    <w:p>
-      <w:pPr>
-        <w:spacing w:after="240" w:before="240" w:lineRule="auto"/>
-        <w:rPr/>
-      </w:pPr>
+        <w:pStyle w:val="Heading2"/>
+        <w:keepNext w:val="0"/>
+        <w:keepLines w:val="0"/>
+        <w:spacing w:after="80" w:lineRule="auto"/>
+        <w:rPr>
+          <w:b w:val="1"/>
+          <w:bCs w:val="1"/>
+          <w:sz w:val="34"/>
+          <w:szCs w:val="34"/>
+        </w:rPr>
+      </w:pPr>
+      <w:bookmarkStart w:colFirst="0" w:colLast="0" w:name="_b53jhgy6skr3" w:id="38"/>
+      <w:bookmarkEnd w:id="38"/>
+      <w:r>
+        <w:rPr>
+          <w:rtl w:val="0"/>
+        </w:rPr>
+      </w:r>
+    </w:p>
+    <w:p>
+      <w:pPr>
+        <w:pStyle w:val="Heading2"/>
+        <w:keepNext w:val="0"/>
+        <w:keepLines w:val="0"/>
+        <w:spacing w:after="80" w:lineRule="auto"/>
+        <w:rPr>
+          <w:b w:val="1"/>
+          <w:bCs w:val="1"/>
+          <w:sz w:val="34"/>
+          <w:szCs w:val="34"/>
+        </w:rPr>
+      </w:pPr>
+      <w:bookmarkStart w:colFirst="0" w:colLast="0" w:name="_5x1mh0lpjo7x" w:id="39"/>
+      <w:bookmarkEnd w:id="39"/>
+      <w:r>
+        <w:rPr>
+          <w:rtl w:val="0"/>
+        </w:rPr>
+      </w:r>
+    </w:p>
+    <w:p>
+      <w:pPr>
+        <w:pStyle w:val="Heading2"/>
+        <w:keepNext w:val="0"/>
+        <w:keepLines w:val="0"/>
+        <w:spacing w:after="80" w:lineRule="auto"/>
+        <w:rPr>
+          <w:b w:val="1"/>
+          <w:bCs w:val="1"/>
+          <w:sz w:val="34"/>
+          <w:szCs w:val="34"/>
+        </w:rPr>
+      </w:pPr>
+      <w:bookmarkStart w:colFirst="0" w:colLast="0" w:name="_a0mnurmt7uiz" w:id="40"/>
+      <w:bookmarkEnd w:id="40"/>
+      <w:r>
+        <w:rPr>
+          <w:rtl w:val="0"/>
+        </w:rPr>
+      </w:r>
+    </w:p>
+    <w:p>
+      <w:pPr>
+        <w:pStyle w:val="Heading2"/>
+        <w:keepNext w:val="0"/>
+        <w:keepLines w:val="0"/>
+        <w:spacing w:after="80" w:lineRule="auto"/>
+        <w:rPr>
+          <w:b w:val="1"/>
+          <w:bCs w:val="1"/>
+          <w:sz w:val="34"/>
+          <w:szCs w:val="34"/>
+        </w:rPr>
+      </w:pPr>
+      <w:bookmarkStart w:colFirst="0" w:colLast="0" w:name="_3w62aavvexiw" w:id="41"/>
+      <w:bookmarkEnd w:id="41"/>
+      <w:r>
+        <w:rPr>
+          <w:rtl w:val="0"/>
+        </w:rPr>
+      </w:r>
+    </w:p>
+    <w:p>
+      <w:pPr>
+        <w:pStyle w:val="Heading2"/>
+        <w:keepNext w:val="0"/>
+        <w:keepLines w:val="0"/>
+        <w:spacing w:after="80" w:lineRule="auto"/>
+        <w:rPr>
+          <w:b w:val="1"/>
+          <w:bCs w:val="1"/>
+          <w:sz w:val="34"/>
+          <w:szCs w:val="34"/>
+        </w:rPr>
+      </w:pPr>
+      <w:bookmarkStart w:colFirst="0" w:colLast="0" w:name="_gpo4p268kng9" w:id="42"/>
+      <w:bookmarkEnd w:id="42"/>
+      <w:r>
+        <w:rPr>
+          <w:rtl w:val="0"/>
+        </w:rPr>
+      </w:r>
+    </w:p>
+    <w:p>
+      <w:pPr>
+        <w:pStyle w:val="Heading2"/>
+        <w:keepNext w:val="0"/>
+        <w:keepLines w:val="0"/>
+        <w:spacing w:after="80" w:lineRule="auto"/>
+        <w:rPr>
+          <w:b w:val="1"/>
+          <w:bCs w:val="1"/>
+          <w:sz w:val="34"/>
+          <w:szCs w:val="34"/>
+        </w:rPr>
+      </w:pPr>
+      <w:bookmarkStart w:colFirst="0" w:colLast="0" w:name="_hqt4o0dwe6no" w:id="43"/>
+      <w:bookmarkEnd w:id="43"/>
       <w:r>
         <w:rPr>
           <w:rtl w:val="0"/>
@@ -11314,8 +11699,8 @@
         <w:spacing w:after="80" w:lineRule="auto"/>
         <w:rPr/>
       </w:pPr>
-      <w:bookmarkStart w:colFirst="0" w:colLast="0" w:name="_gkrt8l7lo7fn" w:id="38"/>
-      <w:bookmarkEnd w:id="38"/>
+      <w:bookmarkStart w:colFirst="0" w:colLast="0" w:name="_gkrt8l7lo7fn" w:id="44"/>
+      <w:bookmarkEnd w:id="44"/>
       <w:r>
         <w:rPr>
           <w:b w:val="1"/>
@@ -11324,7 +11709,7 @@
           <w:szCs w:val="34"/>
           <w:rtl w:val="0"/>
         </w:rPr>
-        <w:t xml:space="preserve">10. Mockup</w:t>
+        <w:t xml:space="preserve">10. Wireframe</w:t>
       </w:r>
       <w:r>
         <w:rPr>
@@ -11346,8 +11731,8 @@
           <w:szCs w:val="26"/>
         </w:rPr>
       </w:pPr>
-      <w:bookmarkStart w:colFirst="0" w:colLast="0" w:name="_hrqoq18pouoa" w:id="39"/>
-      <w:bookmarkEnd w:id="39"/>
+      <w:bookmarkStart w:colFirst="0" w:colLast="0" w:name="_hrqoq18pouoa" w:id="45"/>
+      <w:bookmarkEnd w:id="45"/>
       <w:r>
         <w:rPr>
           <w:b w:val="1"/>
@@ -11370,12 +11755,12 @@
           <wp:inline distB="114300" distT="114300" distL="114300" distR="114300">
             <wp:extent cx="4700588" cy="3172653"/>
             <wp:effectExtent b="0" l="0" r="0" t="0"/>
-            <wp:docPr id="8" name="image6.png"/>
+            <wp:docPr id="8" name="image8.png"/>
             <a:graphic>
               <a:graphicData uri="http://schemas.openxmlformats.org/drawingml/2006/picture">
                 <pic:pic>
                   <pic:nvPicPr>
-                    <pic:cNvPr id="0" name="image6.png"/>
+                    <pic:cNvPr id="0" name="image8.png"/>
                     <pic:cNvPicPr preferRelativeResize="0"/>
                   </pic:nvPicPr>
                   <pic:blipFill>
@@ -11413,8 +11798,8 @@
         <w:spacing w:before="280" w:lineRule="auto"/>
         <w:rPr/>
       </w:pPr>
-      <w:bookmarkStart w:colFirst="0" w:colLast="0" w:name="_8bwpzv1p97j2" w:id="40"/>
-      <w:bookmarkEnd w:id="40"/>
+      <w:bookmarkStart w:colFirst="0" w:colLast="0" w:name="_8bwpzv1p97j2" w:id="46"/>
+      <w:bookmarkEnd w:id="46"/>
       <w:r>
         <w:rPr>
           <w:b w:val="1"/>
@@ -11443,12 +11828,12 @@
           <wp:inline distB="114300" distT="114300" distL="114300" distR="114300">
             <wp:extent cx="4710113" cy="3593173"/>
             <wp:effectExtent b="0" l="0" r="0" t="0"/>
-            <wp:docPr id="6" name="image3.png"/>
+            <wp:docPr id="6" name="image6.png"/>
             <a:graphic>
               <a:graphicData uri="http://schemas.openxmlformats.org/drawingml/2006/picture">
                 <pic:pic>
                   <pic:nvPicPr>
-                    <pic:cNvPr id="0" name="image3.png"/>
+                    <pic:cNvPr id="0" name="image6.png"/>
                     <pic:cNvPicPr preferRelativeResize="0"/>
                   </pic:nvPicPr>
                   <pic:blipFill>
@@ -11492,8 +11877,52 @@
           <w:szCs w:val="26"/>
         </w:rPr>
       </w:pPr>
-      <w:bookmarkStart w:colFirst="0" w:colLast="0" w:name="_8g7csu72ete4" w:id="41"/>
-      <w:bookmarkEnd w:id="41"/>
+      <w:bookmarkStart w:colFirst="0" w:colLast="0" w:name="_75wyds2dx9u5" w:id="47"/>
+      <w:bookmarkEnd w:id="47"/>
+      <w:r>
+        <w:rPr>
+          <w:rtl w:val="0"/>
+        </w:rPr>
+      </w:r>
+    </w:p>
+    <w:p>
+      <w:pPr>
+        <w:pStyle w:val="Heading3"/>
+        <w:keepNext w:val="0"/>
+        <w:keepLines w:val="0"/>
+        <w:spacing w:before="280" w:lineRule="auto"/>
+        <w:rPr>
+          <w:b w:val="1"/>
+          <w:bCs w:val="1"/>
+          <w:color w:val="000000"/>
+          <w:sz w:val="26"/>
+          <w:szCs w:val="26"/>
+        </w:rPr>
+      </w:pPr>
+      <w:bookmarkStart w:colFirst="0" w:colLast="0" w:name="_cv81p2i8n5ty" w:id="48"/>
+      <w:bookmarkEnd w:id="48"/>
+      <w:r>
+        <w:rPr>
+          <w:rtl w:val="0"/>
+        </w:rPr>
+      </w:r>
+    </w:p>
+    <w:p>
+      <w:pPr>
+        <w:pStyle w:val="Heading3"/>
+        <w:keepNext w:val="0"/>
+        <w:keepLines w:val="0"/>
+        <w:spacing w:before="280" w:lineRule="auto"/>
+        <w:rPr>
+          <w:b w:val="1"/>
+          <w:bCs w:val="1"/>
+          <w:color w:val="000000"/>
+          <w:sz w:val="26"/>
+          <w:szCs w:val="26"/>
+        </w:rPr>
+      </w:pPr>
+      <w:bookmarkStart w:colFirst="0" w:colLast="0" w:name="_8g7csu72ete4" w:id="49"/>
+      <w:bookmarkEnd w:id="49"/>
       <w:r>
         <w:rPr>
           <w:b w:val="1"/>
@@ -11516,12 +11945,12 @@
           <wp:inline distB="114300" distT="114300" distL="114300" distR="114300">
             <wp:extent cx="4677080" cy="3583736"/>
             <wp:effectExtent b="0" l="0" r="0" t="0"/>
-            <wp:docPr id="4" name="image8.png"/>
+            <wp:docPr id="4" name="image4.png"/>
             <a:graphic>
               <a:graphicData uri="http://schemas.openxmlformats.org/drawingml/2006/picture">
                 <pic:pic>
                   <pic:nvPicPr>
-                    <pic:cNvPr id="0" name="image8.png"/>
+                    <pic:cNvPr id="0" name="image4.png"/>
                     <pic:cNvPicPr preferRelativeResize="0"/>
                   </pic:nvPicPr>
                   <pic:blipFill>
@@ -11559,8 +11988,8 @@
         <w:spacing w:before="280" w:lineRule="auto"/>
         <w:rPr/>
       </w:pPr>
-      <w:bookmarkStart w:colFirst="0" w:colLast="0" w:name="_pnmlub6nhpii" w:id="42"/>
-      <w:bookmarkEnd w:id="42"/>
+      <w:bookmarkStart w:colFirst="0" w:colLast="0" w:name="_pnmlub6nhpii" w:id="50"/>
+      <w:bookmarkEnd w:id="50"/>
       <w:r>
         <w:rPr>
           <w:b w:val="1"/>
@@ -11589,12 +12018,12 @@
           <wp:inline distB="114300" distT="114300" distL="114300" distR="114300">
             <wp:extent cx="4738688" cy="3637550"/>
             <wp:effectExtent b="0" l="0" r="0" t="0"/>
-            <wp:docPr id="2" name="image4.png"/>
+            <wp:docPr id="2" name="image2.png"/>
             <a:graphic>
               <a:graphicData uri="http://schemas.openxmlformats.org/drawingml/2006/picture">
                 <pic:pic>
                   <pic:nvPicPr>
-                    <pic:cNvPr id="0" name="image4.png"/>
+                    <pic:cNvPr id="0" name="image2.png"/>
                     <pic:cNvPicPr preferRelativeResize="0"/>
                   </pic:nvPicPr>
                   <pic:blipFill>
@@ -11638,8 +12067,8 @@
           <w:szCs w:val="26"/>
         </w:rPr>
       </w:pPr>
-      <w:bookmarkStart w:colFirst="0" w:colLast="0" w:name="_sd0lzl57qly5" w:id="43"/>
-      <w:bookmarkEnd w:id="43"/>
+      <w:bookmarkStart w:colFirst="0" w:colLast="0" w:name="_sd0lzl57qly5" w:id="51"/>
+      <w:bookmarkEnd w:id="51"/>
       <w:r>
         <w:rPr>
           <w:b w:val="1"/>
@@ -11662,12 +12091,12 @@
           <wp:inline distB="114300" distT="114300" distL="114300" distR="114300">
             <wp:extent cx="4948238" cy="3798407"/>
             <wp:effectExtent b="0" l="0" r="0" t="0"/>
-            <wp:docPr id="5" name="image9.png"/>
+            <wp:docPr id="5" name="image5.png"/>
             <a:graphic>
               <a:graphicData uri="http://schemas.openxmlformats.org/drawingml/2006/picture">
                 <pic:pic>
                   <pic:nvPicPr>
-                    <pic:cNvPr id="0" name="image9.png"/>
+                    <pic:cNvPr id="0" name="image5.png"/>
                     <pic:cNvPicPr preferRelativeResize="0"/>
                   </pic:nvPicPr>
                   <pic:blipFill>
@@ -11710,8 +12139,176 @@
           <w:szCs w:val="34"/>
         </w:rPr>
       </w:pPr>
-      <w:bookmarkStart w:colFirst="0" w:colLast="0" w:name="_ta63kz56v4k6" w:id="44"/>
-      <w:bookmarkEnd w:id="44"/>
+      <w:bookmarkStart w:colFirst="0" w:colLast="0" w:name="_9pua9hilb29x" w:id="52"/>
+      <w:bookmarkEnd w:id="52"/>
+      <w:r>
+        <w:rPr>
+          <w:rtl w:val="0"/>
+        </w:rPr>
+      </w:r>
+    </w:p>
+    <w:p>
+      <w:pPr>
+        <w:pStyle w:val="Heading2"/>
+        <w:keepNext w:val="0"/>
+        <w:keepLines w:val="0"/>
+        <w:spacing w:after="80" w:lineRule="auto"/>
+        <w:rPr>
+          <w:b w:val="1"/>
+          <w:bCs w:val="1"/>
+          <w:sz w:val="34"/>
+          <w:szCs w:val="34"/>
+        </w:rPr>
+      </w:pPr>
+      <w:bookmarkStart w:colFirst="0" w:colLast="0" w:name="_2b9zg4jir7ov" w:id="53"/>
+      <w:bookmarkEnd w:id="53"/>
+      <w:r>
+        <w:rPr>
+          <w:rtl w:val="0"/>
+        </w:rPr>
+      </w:r>
+    </w:p>
+    <w:p>
+      <w:pPr>
+        <w:pStyle w:val="Heading2"/>
+        <w:keepNext w:val="0"/>
+        <w:keepLines w:val="0"/>
+        <w:spacing w:after="80" w:lineRule="auto"/>
+        <w:rPr>
+          <w:b w:val="1"/>
+          <w:bCs w:val="1"/>
+          <w:sz w:val="34"/>
+          <w:szCs w:val="34"/>
+        </w:rPr>
+      </w:pPr>
+      <w:bookmarkStart w:colFirst="0" w:colLast="0" w:name="_mjoagjhvvv0" w:id="54"/>
+      <w:bookmarkEnd w:id="54"/>
+      <w:r>
+        <w:rPr>
+          <w:rtl w:val="0"/>
+        </w:rPr>
+      </w:r>
+    </w:p>
+    <w:p>
+      <w:pPr>
+        <w:pStyle w:val="Heading2"/>
+        <w:keepNext w:val="0"/>
+        <w:keepLines w:val="0"/>
+        <w:spacing w:after="80" w:lineRule="auto"/>
+        <w:rPr>
+          <w:b w:val="1"/>
+          <w:bCs w:val="1"/>
+          <w:sz w:val="34"/>
+          <w:szCs w:val="34"/>
+        </w:rPr>
+      </w:pPr>
+      <w:bookmarkStart w:colFirst="0" w:colLast="0" w:name="_yx19cnn0nhz6" w:id="55"/>
+      <w:bookmarkEnd w:id="55"/>
+      <w:r>
+        <w:rPr>
+          <w:rtl w:val="0"/>
+        </w:rPr>
+      </w:r>
+    </w:p>
+    <w:p>
+      <w:pPr>
+        <w:pStyle w:val="Heading2"/>
+        <w:keepNext w:val="0"/>
+        <w:keepLines w:val="0"/>
+        <w:spacing w:after="80" w:lineRule="auto"/>
+        <w:rPr>
+          <w:b w:val="1"/>
+          <w:bCs w:val="1"/>
+          <w:sz w:val="34"/>
+          <w:szCs w:val="34"/>
+        </w:rPr>
+      </w:pPr>
+      <w:bookmarkStart w:colFirst="0" w:colLast="0" w:name="_zfzaoykzgkvz" w:id="56"/>
+      <w:bookmarkEnd w:id="56"/>
+      <w:r>
+        <w:rPr>
+          <w:rtl w:val="0"/>
+        </w:rPr>
+      </w:r>
+    </w:p>
+    <w:p>
+      <w:pPr>
+        <w:pStyle w:val="Heading2"/>
+        <w:keepNext w:val="0"/>
+        <w:keepLines w:val="0"/>
+        <w:spacing w:after="80" w:lineRule="auto"/>
+        <w:rPr>
+          <w:b w:val="1"/>
+          <w:bCs w:val="1"/>
+          <w:sz w:val="34"/>
+          <w:szCs w:val="34"/>
+        </w:rPr>
+      </w:pPr>
+      <w:bookmarkStart w:colFirst="0" w:colLast="0" w:name="_wsycj5y1k9x" w:id="57"/>
+      <w:bookmarkEnd w:id="57"/>
+      <w:r>
+        <w:rPr>
+          <w:rtl w:val="0"/>
+        </w:rPr>
+      </w:r>
+    </w:p>
+    <w:p>
+      <w:pPr>
+        <w:pStyle w:val="Heading2"/>
+        <w:keepNext w:val="0"/>
+        <w:keepLines w:val="0"/>
+        <w:spacing w:after="80" w:lineRule="auto"/>
+        <w:rPr>
+          <w:b w:val="1"/>
+          <w:bCs w:val="1"/>
+          <w:sz w:val="34"/>
+          <w:szCs w:val="34"/>
+        </w:rPr>
+      </w:pPr>
+      <w:bookmarkStart w:colFirst="0" w:colLast="0" w:name="_3040ib17qvou" w:id="58"/>
+      <w:bookmarkEnd w:id="58"/>
+      <w:r>
+        <w:rPr>
+          <w:rtl w:val="0"/>
+        </w:rPr>
+      </w:r>
+    </w:p>
+    <w:p>
+      <w:pPr>
+        <w:pStyle w:val="Heading2"/>
+        <w:keepNext w:val="0"/>
+        <w:keepLines w:val="0"/>
+        <w:spacing w:after="80" w:lineRule="auto"/>
+        <w:rPr>
+          <w:b w:val="1"/>
+          <w:bCs w:val="1"/>
+          <w:sz w:val="34"/>
+          <w:szCs w:val="34"/>
+        </w:rPr>
+      </w:pPr>
+      <w:bookmarkStart w:colFirst="0" w:colLast="0" w:name="_lwlskm7om2ys" w:id="59"/>
+      <w:bookmarkEnd w:id="59"/>
+      <w:r>
+        <w:rPr>
+          <w:rtl w:val="0"/>
+        </w:rPr>
+      </w:r>
+    </w:p>
+    <w:p>
+      <w:pPr>
+        <w:pStyle w:val="Heading2"/>
+        <w:keepNext w:val="0"/>
+        <w:keepLines w:val="0"/>
+        <w:spacing w:after="80" w:lineRule="auto"/>
+        <w:rPr>
+          <w:b w:val="1"/>
+          <w:bCs w:val="1"/>
+          <w:sz w:val="34"/>
+          <w:szCs w:val="34"/>
+        </w:rPr>
+      </w:pPr>
+      <w:bookmarkStart w:colFirst="0" w:colLast="0" w:name="_ta63kz56v4k6" w:id="60"/>
+      <w:bookmarkEnd w:id="60"/>
       <w:r>
         <w:rPr>
           <w:b w:val="1"/>
@@ -11740,12 +12337,12 @@
           <wp:inline distB="114300" distT="114300" distL="114300" distR="114300">
             <wp:extent cx="6073246" cy="3395663"/>
             <wp:effectExtent b="0" l="0" r="0" t="0"/>
-            <wp:docPr id="9" name="image1.png"/>
+            <wp:docPr id="9" name="image9.png"/>
             <a:graphic>
               <a:graphicData uri="http://schemas.openxmlformats.org/drawingml/2006/picture">
                 <pic:pic>
                   <pic:nvPicPr>
-                    <pic:cNvPr id="0" name="image1.png"/>
+                    <pic:cNvPr id="0" name="image9.png"/>
                     <pic:cNvPicPr preferRelativeResize="0"/>
                   </pic:nvPicPr>
                   <pic:blipFill>
@@ -11788,8 +12385,8 @@
           <w:szCs w:val="34"/>
         </w:rPr>
       </w:pPr>
-      <w:bookmarkStart w:colFirst="0" w:colLast="0" w:name="_fko78oknyvq7" w:id="45"/>
-      <w:bookmarkEnd w:id="45"/>
+      <w:bookmarkStart w:colFirst="0" w:colLast="0" w:name="_fko78oknyvq7" w:id="61"/>
+      <w:bookmarkEnd w:id="61"/>
       <w:r>
         <w:rPr>
           <w:b w:val="1"/>
@@ -11809,14 +12406,14 @@
         <w:rPr/>
         <w:drawing>
           <wp:inline distB="114300" distT="114300" distL="114300" distR="114300">
-            <wp:extent cx="5156963" cy="4085158"/>
+            <wp:extent cx="4548188" cy="3599540"/>
             <wp:effectExtent b="0" l="0" r="0" t="0"/>
-            <wp:docPr id="3" name="image5.png"/>
+            <wp:docPr id="3" name="image3.png"/>
             <a:graphic>
               <a:graphicData uri="http://schemas.openxmlformats.org/drawingml/2006/picture">
                 <pic:pic>
                   <pic:nvPicPr>
-                    <pic:cNvPr id="0" name="image5.png"/>
+                    <pic:cNvPr id="0" name="image3.png"/>
                     <pic:cNvPicPr preferRelativeResize="0"/>
                   </pic:nvPicPr>
                   <pic:blipFill>
@@ -11829,7 +12426,7 @@
                   <pic:spPr>
                     <a:xfrm>
                       <a:off x="0" y="0"/>
-                      <a:ext cx="5156963" cy="4085158"/>
+                      <a:ext cx="4548188" cy="3599540"/>
                     </a:xfrm>
                     <a:prstGeom prst="rect"/>
                     <a:ln/>

--- a/Worldhub.docx
+++ b/Worldhub.docx
@@ -226,7 +226,7 @@
     </w:p>
     <w:sdt>
       <w:sdtPr>
-        <w:id w:val="-1554266411"/>
+        <w:id w:val="387156263"/>
         <w:docPartObj>
           <w:docPartGallery w:val="Table of Contents"/>
           <w:docPartUnique w:val="1"/>
@@ -1071,7 +1071,7 @@
               <w:vertAlign w:val="baseline"/>
             </w:rPr>
           </w:pPr>
-          <w:hyperlink w:anchor="_bdyfunv33v9c">
+          <w:hyperlink w:anchor="_48pp1sya016v">
             <w:r>
               <w:rPr>
                 <w:rFonts w:ascii="Arial" w:cs="Arial" w:eastAsia="Arial" w:hAnsi="Arial"/>
@@ -1089,7 +1089,103 @@
                 <w:vertAlign w:val="baseline"/>
                 <w:rtl w:val="0"/>
               </w:rPr>
-              <w:t xml:space="preserve">3.3 MoSCoW Prioritering (Uddybning)</w:t>
+              <w:t xml:space="preserve">3.3 Use case #1: Opret NPC (Karakter)</w:t>
+            </w:r>
+          </w:hyperlink>
+          <w:r>
+            <w:rPr>
+              <w:rtl w:val="0"/>
+            </w:rPr>
+          </w:r>
+        </w:p>
+        <w:p>
+          <w:pPr>
+            <w:widowControl w:val="0"/>
+            <w:spacing w:before="60" w:line="240" w:lineRule="auto"/>
+            <w:ind w:left="720" w:firstLine="0"/>
+            <w:rPr>
+              <w:rFonts w:ascii="Arial" w:cs="Arial" w:eastAsia="Arial" w:hAnsi="Arial"/>
+              <w:b w:val="0"/>
+              <w:bCs w:val="0"/>
+              <w:i w:val="0"/>
+              <w:iCs w:val="0"/>
+              <w:smallCaps w:val="0"/>
+              <w:strike w:val="0"/>
+              <w:color w:val="1155cc"/>
+              <w:sz w:val="22"/>
+              <w:szCs w:val="22"/>
+              <w:u w:val="single"/>
+              <w:shd w:fill="auto" w:val="clear"/>
+              <w:vertAlign w:val="baseline"/>
+            </w:rPr>
+          </w:pPr>
+          <w:hyperlink w:anchor="_4cg8ah31w280">
+            <w:r>
+              <w:rPr>
+                <w:rFonts w:ascii="Arial" w:cs="Arial" w:eastAsia="Arial" w:hAnsi="Arial"/>
+                <w:b w:val="0"/>
+                <w:bCs w:val="0"/>
+                <w:i w:val="0"/>
+                <w:iCs w:val="0"/>
+                <w:smallCaps w:val="0"/>
+                <w:strike w:val="0"/>
+                <w:color w:val="1155cc"/>
+                <w:sz w:val="22"/>
+                <w:szCs w:val="22"/>
+                <w:u w:val="single"/>
+                <w:shd w:fill="auto" w:val="clear"/>
+                <w:vertAlign w:val="baseline"/>
+                <w:rtl w:val="0"/>
+              </w:rPr>
+              <w:t xml:space="preserve">3.3 Use case #2: Invitation af en spiller til en verden</w:t>
+            </w:r>
+          </w:hyperlink>
+          <w:r>
+            <w:rPr>
+              <w:rtl w:val="0"/>
+            </w:rPr>
+          </w:r>
+        </w:p>
+        <w:p>
+          <w:pPr>
+            <w:widowControl w:val="0"/>
+            <w:spacing w:before="60" w:line="240" w:lineRule="auto"/>
+            <w:ind w:left="720" w:firstLine="0"/>
+            <w:rPr>
+              <w:rFonts w:ascii="Arial" w:cs="Arial" w:eastAsia="Arial" w:hAnsi="Arial"/>
+              <w:b w:val="0"/>
+              <w:bCs w:val="0"/>
+              <w:i w:val="0"/>
+              <w:iCs w:val="0"/>
+              <w:smallCaps w:val="0"/>
+              <w:strike w:val="0"/>
+              <w:color w:val="1155cc"/>
+              <w:sz w:val="22"/>
+              <w:szCs w:val="22"/>
+              <w:u w:val="single"/>
+              <w:shd w:fill="auto" w:val="clear"/>
+              <w:vertAlign w:val="baseline"/>
+            </w:rPr>
+          </w:pPr>
+          <w:hyperlink w:anchor="_bdyfunv33v9c">
+            <w:r>
+              <w:rPr>
+                <w:rFonts w:ascii="Arial" w:cs="Arial" w:eastAsia="Arial" w:hAnsi="Arial"/>
+                <w:b w:val="0"/>
+                <w:bCs w:val="0"/>
+                <w:i w:val="0"/>
+                <w:iCs w:val="0"/>
+                <w:smallCaps w:val="0"/>
+                <w:strike w:val="0"/>
+                <w:color w:val="1155cc"/>
+                <w:sz w:val="22"/>
+                <w:szCs w:val="22"/>
+                <w:u w:val="single"/>
+                <w:shd w:fill="auto" w:val="clear"/>
+                <w:vertAlign w:val="baseline"/>
+                <w:rtl w:val="0"/>
+              </w:rPr>
+              <w:t xml:space="preserve">3.4 MoSCoW Prioritering (Uddybning)</w:t>
             </w:r>
           </w:hyperlink>
           <w:r>
@@ -1857,7 +1953,7 @@
                 <w:vertAlign w:val="baseline"/>
                 <w:rtl w:val="0"/>
               </w:rPr>
-              <w:t xml:space="preserve">10. Mockup</w:t>
+              <w:t xml:space="preserve">10. Wireframe</w:t>
             </w:r>
           </w:hyperlink>
           <w:r>
@@ -2127,7 +2223,7 @@
               <w:vertAlign w:val="baseline"/>
             </w:rPr>
           </w:pPr>
-          <w:hyperlink w:anchor="_ta63kz56v4k6">
+          <w:hyperlink w:anchor="_2dn9ycqikcak">
             <w:r>
               <w:rPr>
                 <w:rFonts w:ascii="Arial" w:cs="Arial" w:eastAsia="Arial" w:hAnsi="Arial"/>
@@ -2145,7 +2241,151 @@
                 <w:vertAlign w:val="baseline"/>
                 <w:rtl w:val="0"/>
               </w:rPr>
-              <w:t xml:space="preserve">11. E/R diagram</w:t>
+              <w:t xml:space="preserve">11.Mockup</w:t>
+            </w:r>
+          </w:hyperlink>
+          <w:r>
+            <w:rPr>
+              <w:rtl w:val="0"/>
+            </w:rPr>
+          </w:r>
+        </w:p>
+        <w:p>
+          <w:pPr>
+            <w:widowControl w:val="0"/>
+            <w:spacing w:before="60" w:line="240" w:lineRule="auto"/>
+            <w:ind w:left="720" w:firstLine="0"/>
+            <w:rPr>
+              <w:rFonts w:ascii="Arial" w:cs="Arial" w:eastAsia="Arial" w:hAnsi="Arial"/>
+              <w:b w:val="0"/>
+              <w:bCs w:val="0"/>
+              <w:i w:val="0"/>
+              <w:iCs w:val="0"/>
+              <w:smallCaps w:val="0"/>
+              <w:strike w:val="0"/>
+              <w:color w:val="1155cc"/>
+              <w:sz w:val="22"/>
+              <w:szCs w:val="22"/>
+              <w:u w:val="single"/>
+              <w:shd w:fill="auto" w:val="clear"/>
+              <w:vertAlign w:val="baseline"/>
+            </w:rPr>
+          </w:pPr>
+          <w:hyperlink w:anchor="_1k2syaiqssqq">
+            <w:r>
+              <w:rPr>
+                <w:rFonts w:ascii="Arial" w:cs="Arial" w:eastAsia="Arial" w:hAnsi="Arial"/>
+                <w:b w:val="0"/>
+                <w:bCs w:val="0"/>
+                <w:i w:val="0"/>
+                <w:iCs w:val="0"/>
+                <w:smallCaps w:val="0"/>
+                <w:strike w:val="0"/>
+                <w:color w:val="1155cc"/>
+                <w:sz w:val="22"/>
+                <w:szCs w:val="22"/>
+                <w:u w:val="single"/>
+                <w:shd w:fill="auto" w:val="clear"/>
+                <w:vertAlign w:val="baseline"/>
+                <w:rtl w:val="0"/>
+              </w:rPr>
+              <w:t xml:space="preserve">11.1 Player world dashboard</w:t>
+            </w:r>
+          </w:hyperlink>
+          <w:r>
+            <w:rPr>
+              <w:rtl w:val="0"/>
+            </w:rPr>
+          </w:r>
+        </w:p>
+        <w:p>
+          <w:pPr>
+            <w:widowControl w:val="0"/>
+            <w:spacing w:before="60" w:line="240" w:lineRule="auto"/>
+            <w:ind w:left="720" w:firstLine="0"/>
+            <w:rPr>
+              <w:rFonts w:ascii="Arial" w:cs="Arial" w:eastAsia="Arial" w:hAnsi="Arial"/>
+              <w:b w:val="0"/>
+              <w:bCs w:val="0"/>
+              <w:i w:val="0"/>
+              <w:iCs w:val="0"/>
+              <w:smallCaps w:val="0"/>
+              <w:strike w:val="0"/>
+              <w:color w:val="1155cc"/>
+              <w:sz w:val="22"/>
+              <w:szCs w:val="22"/>
+              <w:u w:val="single"/>
+              <w:shd w:fill="auto" w:val="clear"/>
+              <w:vertAlign w:val="baseline"/>
+            </w:rPr>
+          </w:pPr>
+          <w:hyperlink w:anchor="_xdeog21vxq5z">
+            <w:r>
+              <w:rPr>
+                <w:rFonts w:ascii="Arial" w:cs="Arial" w:eastAsia="Arial" w:hAnsi="Arial"/>
+                <w:b w:val="0"/>
+                <w:bCs w:val="0"/>
+                <w:i w:val="0"/>
+                <w:iCs w:val="0"/>
+                <w:smallCaps w:val="0"/>
+                <w:strike w:val="0"/>
+                <w:color w:val="1155cc"/>
+                <w:sz w:val="22"/>
+                <w:szCs w:val="22"/>
+                <w:u w:val="single"/>
+                <w:shd w:fill="auto" w:val="clear"/>
+                <w:vertAlign w:val="baseline"/>
+                <w:rtl w:val="0"/>
+              </w:rPr>
+              <w:t xml:space="preserve">11.2 Create Account</w:t>
+            </w:r>
+          </w:hyperlink>
+          <w:r>
+            <w:rPr>
+              <w:rtl w:val="0"/>
+            </w:rPr>
+          </w:r>
+        </w:p>
+        <w:p>
+          <w:pPr>
+            <w:widowControl w:val="0"/>
+            <w:spacing w:before="60" w:line="240" w:lineRule="auto"/>
+            <w:ind w:left="360" w:firstLine="0"/>
+            <w:rPr>
+              <w:rFonts w:ascii="Arial" w:cs="Arial" w:eastAsia="Arial" w:hAnsi="Arial"/>
+              <w:b w:val="0"/>
+              <w:bCs w:val="0"/>
+              <w:i w:val="0"/>
+              <w:iCs w:val="0"/>
+              <w:smallCaps w:val="0"/>
+              <w:strike w:val="0"/>
+              <w:color w:val="1155cc"/>
+              <w:sz w:val="22"/>
+              <w:szCs w:val="22"/>
+              <w:u w:val="single"/>
+              <w:shd w:fill="auto" w:val="clear"/>
+              <w:vertAlign w:val="baseline"/>
+            </w:rPr>
+          </w:pPr>
+          <w:hyperlink w:anchor="_ta63kz56v4k6">
+            <w:r>
+              <w:rPr>
+                <w:rFonts w:ascii="Arial" w:cs="Arial" w:eastAsia="Arial" w:hAnsi="Arial"/>
+                <w:b w:val="0"/>
+                <w:bCs w:val="0"/>
+                <w:i w:val="0"/>
+                <w:iCs w:val="0"/>
+                <w:smallCaps w:val="0"/>
+                <w:strike w:val="0"/>
+                <w:color w:val="1155cc"/>
+                <w:sz w:val="22"/>
+                <w:szCs w:val="22"/>
+                <w:u w:val="single"/>
+                <w:shd w:fill="auto" w:val="clear"/>
+                <w:vertAlign w:val="baseline"/>
+                <w:rtl w:val="0"/>
+              </w:rPr>
+              <w:t xml:space="preserve">12. E/R diagram</w:t>
             </w:r>
           </w:hyperlink>
           <w:r>
@@ -2193,7 +2433,7 @@
                 <w:vertAlign w:val="baseline"/>
                 <w:rtl w:val="0"/>
               </w:rPr>
-              <w:t xml:space="preserve">12. Projektplan</w:t>
+              <w:t xml:space="preserve">13. Projektplan</w:t>
             </w:r>
           </w:hyperlink>
           <w:r>
@@ -2268,7 +2508,7 @@
       <w:pPr>
         <w:numPr>
           <w:ilvl w:val="0"/>
-          <w:numId w:val="6"/>
+          <w:numId w:val="7"/>
         </w:numPr>
         <w:spacing w:after="0" w:afterAutospacing="0" w:before="240" w:lineRule="auto"/>
         <w:ind w:left="720" w:hanging="360"/>
@@ -2286,740 +2526,6 @@
           <w:rtl w:val="0"/>
         </w:rPr>
         <w:t xml:space="preserve"> En karakter i spillet, som styres af GM'en (f.eks. en kroejer eller en drage). Det er disse, WorldHub primært organiserer.</w:t>
-      </w:r>
-    </w:p>
-    <w:p>
-      <w:pPr>
-        <w:numPr>
-          <w:ilvl w:val="0"/>
-          <w:numId w:val="6"/>
-        </w:numPr>
-        <w:spacing w:after="0" w:afterAutospacing="0" w:before="0" w:beforeAutospacing="0" w:lineRule="auto"/>
-        <w:ind w:left="720" w:hanging="360"/>
-        <w:rPr>
-          <w:b w:val="1"/>
-          <w:bCs w:val="1"/>
-        </w:rPr>
-      </w:pPr>
-      <w:r>
-        <w:rPr>
-          <w:b w:val="1"/>
-          <w:bCs w:val="1"/>
-          <w:rtl w:val="0"/>
-        </w:rPr>
-        <w:t xml:space="preserve">GM: (Game master): </w:t>
-      </w:r>
-      <w:r>
-        <w:rPr>
-          <w:rtl w:val="0"/>
-        </w:rPr>
-        <w:t xml:space="preserve">Personen som står for selve spillets gang, og historie. Ham der planlægger det eventyr som spillerne skal</w:t>
-      </w:r>
-    </w:p>
-    <w:p>
-      <w:pPr>
-        <w:numPr>
-          <w:ilvl w:val="0"/>
-          <w:numId w:val="6"/>
-        </w:numPr>
-        <w:spacing w:after="0" w:afterAutospacing="0" w:before="0" w:beforeAutospacing="0" w:lineRule="auto"/>
-        <w:ind w:left="720" w:hanging="360"/>
-      </w:pPr>
-      <w:r>
-        <w:rPr>
-          <w:b w:val="1"/>
-          <w:bCs w:val="1"/>
-          <w:rtl w:val="0"/>
-        </w:rPr>
-        <w:t xml:space="preserve">PC (Player Character):</w:t>
-      </w:r>
-      <w:r>
-        <w:rPr>
-          <w:rtl w:val="0"/>
-        </w:rPr>
-        <w:t xml:space="preserve"> En karakter, der styres af en spiller.</w:t>
-      </w:r>
-    </w:p>
-    <w:p>
-      <w:pPr>
-        <w:numPr>
-          <w:ilvl w:val="0"/>
-          <w:numId w:val="6"/>
-        </w:numPr>
-        <w:spacing w:after="0" w:afterAutospacing="0" w:before="0" w:beforeAutospacing="0" w:lineRule="auto"/>
-        <w:ind w:left="720" w:hanging="360"/>
-      </w:pPr>
-      <w:r>
-        <w:rPr>
-          <w:b w:val="1"/>
-          <w:bCs w:val="1"/>
-          <w:rtl w:val="0"/>
-        </w:rPr>
-        <w:t xml:space="preserve">Lore:</w:t>
-      </w:r>
-      <w:r>
-        <w:rPr>
-          <w:rtl w:val="0"/>
-        </w:rPr>
-        <w:t xml:space="preserve"> Den baggrund, historie, geografi og de regler, der findes i en specifik spilverden.</w:t>
-      </w:r>
-    </w:p>
-    <w:p>
-      <w:pPr>
-        <w:numPr>
-          <w:ilvl w:val="0"/>
-          <w:numId w:val="6"/>
-        </w:numPr>
-        <w:spacing w:after="0" w:afterAutospacing="0" w:before="0" w:beforeAutospacing="0" w:lineRule="auto"/>
-        <w:ind w:left="720" w:hanging="360"/>
-      </w:pPr>
-      <w:r>
-        <w:rPr>
-          <w:b w:val="1"/>
-          <w:bCs w:val="1"/>
-          <w:rtl w:val="0"/>
-        </w:rPr>
-        <w:t xml:space="preserve">Session:</w:t>
-      </w:r>
-      <w:r>
-        <w:rPr>
-          <w:rtl w:val="0"/>
-        </w:rPr>
-        <w:t xml:space="preserve"> Et planlagt tidsrum (f.eks. en fredag aften), hvor spillerne og GM's mødes og spiller.</w:t>
-      </w:r>
-    </w:p>
-    <w:p>
-      <w:pPr>
-        <w:numPr>
-          <w:ilvl w:val="0"/>
-          <w:numId w:val="6"/>
-        </w:numPr>
-        <w:spacing w:after="240" w:before="0" w:beforeAutospacing="0" w:lineRule="auto"/>
-        <w:ind w:left="720" w:hanging="360"/>
-      </w:pPr>
-      <w:r>
-        <w:rPr>
-          <w:b w:val="1"/>
-          <w:bCs w:val="1"/>
-          <w:rtl w:val="0"/>
-        </w:rPr>
-        <w:t xml:space="preserve">Campaign (Kampagne):</w:t>
-      </w:r>
-      <w:r>
-        <w:rPr>
-          <w:rtl w:val="0"/>
-        </w:rPr>
-        <w:t xml:space="preserve"> En sammenhængende historie, der strækker sig over mange sessioner. I WorldHub svarer en kampagne typisk til en "World".</w:t>
-      </w:r>
-      <w:r>
-        <w:rPr>
-          <w:rtl w:val="0"/>
-        </w:rPr>
-      </w:r>
-    </w:p>
-    <w:p>
-      <w:pPr>
-        <w:pStyle w:val="Heading1"/>
-        <w:keepNext w:val="0"/>
-        <w:keepLines w:val="0"/>
-        <w:spacing w:before="480" w:lineRule="auto"/>
-        <w:rPr>
-          <w:b w:val="1"/>
-          <w:bCs w:val="1"/>
-          <w:sz w:val="46"/>
-          <w:szCs w:val="46"/>
-        </w:rPr>
-      </w:pPr>
-      <w:bookmarkStart w:colFirst="0" w:colLast="0" w:name="_rgqq85z38who" w:id="2"/>
-      <w:bookmarkEnd w:id="2"/>
-      <w:r>
-        <w:rPr>
-          <w:b w:val="1"/>
-          <w:bCs w:val="1"/>
-          <w:sz w:val="46"/>
-          <w:szCs w:val="46"/>
-          <w:rtl w:val="0"/>
-        </w:rPr>
-        <w:t xml:space="preserve">Case Beskrivelse - WorldHub</w:t>
-      </w:r>
-    </w:p>
-    <w:p>
-      <w:pPr>
-        <w:rPr/>
-      </w:pPr>
-      <w:r>
-        <w:rPr>
-          <w:b w:val="1"/>
-          <w:bCs w:val="1"/>
-          <w:rtl w:val="0"/>
-        </w:rPr>
-        <w:t xml:space="preserve">Kontekst</w:t>
-      </w:r>
-      <w:r>
-        <w:rPr>
-          <w:rtl w:val="0"/>
-        </w:rPr>
-      </w:r>
-    </w:p>
-    <w:p>
-      <w:pPr>
-        <w:rPr/>
-      </w:pPr>
-      <w:r>
-        <w:rPr>
-          <w:rtl w:val="0"/>
-        </w:rPr>
-        <w:t xml:space="preserve">I RPG verdenen, eller nærmere (Tabletop RPGs) som Dungeons &amp; Dragons og Pathfinder er "World Building" en central del af oplevelsen. En Game Master (GM) bruger hundreder af timer på at skabe komplekse verdener med unikke lokationer, politiske systemer og ikke mindst et hav af Non-Player Characters (NPCs)</w:t>
-      </w:r>
-    </w:p>
-    <w:p>
-      <w:pPr>
-        <w:rPr/>
-      </w:pPr>
-      <w:r>
-        <w:rPr>
-          <w:rtl w:val="0"/>
-        </w:rPr>
-      </w:r>
-    </w:p>
-    <w:p>
-      <w:pPr>
-        <w:rPr>
-          <w:b w:val="1"/>
-          <w:bCs w:val="1"/>
-        </w:rPr>
-      </w:pPr>
-      <w:r>
-        <w:rPr>
-          <w:b w:val="1"/>
-          <w:bCs w:val="1"/>
-          <w:rtl w:val="0"/>
-        </w:rPr>
-        <w:t xml:space="preserve">Den nuværende udfordring</w:t>
-      </w:r>
-    </w:p>
-    <w:p>
-      <w:pPr>
-        <w:rPr/>
-      </w:pPr>
-      <w:r>
-        <w:rPr>
-          <w:rtl w:val="0"/>
-        </w:rPr>
-        <w:t xml:space="preserve">I dag er informationer om karakterer og lore spredt over fysiske notesbøger, løse Word-dokumenter og kaotiske Discord-kanaler. Dette fører til flere problemer:</w:t>
-      </w:r>
-    </w:p>
-    <w:p>
-      <w:pPr>
-        <w:numPr>
-          <w:ilvl w:val="0"/>
-          <w:numId w:val="4"/>
-        </w:numPr>
-        <w:spacing w:after="0" w:afterAutospacing="0" w:before="240" w:lineRule="auto"/>
-        <w:ind w:left="720" w:hanging="360"/>
-        <w:rPr>
-          <w:sz w:val="22"/>
-          <w:szCs w:val="22"/>
-        </w:rPr>
-      </w:pPr>
-      <w:r>
-        <w:rPr>
-          <w:b w:val="1"/>
-          <w:bCs w:val="1"/>
-          <w:rtl w:val="0"/>
-        </w:rPr>
-        <w:t xml:space="preserve">Manglende overblik:</w:t>
-      </w:r>
-      <w:r>
-        <w:rPr>
-          <w:rtl w:val="0"/>
-        </w:rPr>
-        <w:t xml:space="preserve"> Det kan hurtigt blive svært at finde en specifik karakter under en game session.</w:t>
-      </w:r>
-    </w:p>
-    <w:p>
-      <w:pPr>
-        <w:numPr>
-          <w:ilvl w:val="0"/>
-          <w:numId w:val="4"/>
-        </w:numPr>
-        <w:spacing w:after="0" w:afterAutospacing="0" w:before="0" w:beforeAutospacing="0" w:lineRule="auto"/>
-        <w:ind w:left="720" w:hanging="360"/>
-        <w:rPr>
-          <w:sz w:val="22"/>
-          <w:szCs w:val="22"/>
-        </w:rPr>
-      </w:pPr>
-      <w:r>
-        <w:rPr>
-          <w:b w:val="1"/>
-          <w:bCs w:val="1"/>
-          <w:rtl w:val="0"/>
-        </w:rPr>
-        <w:t xml:space="preserve">Tabt atmosfære:</w:t>
-      </w:r>
-      <w:r>
-        <w:rPr>
-          <w:rtl w:val="0"/>
-        </w:rPr>
-        <w:t xml:space="preserve"> Man glemmer ofte karakterens unikke stemme eller personlighedstræk, når der går uger mellem spil sessionerne.</w:t>
-      </w:r>
-    </w:p>
-    <w:p>
-      <w:pPr>
-        <w:numPr>
-          <w:ilvl w:val="0"/>
-          <w:numId w:val="4"/>
-        </w:numPr>
-        <w:spacing w:after="240" w:before="0" w:beforeAutospacing="0" w:lineRule="auto"/>
-        <w:ind w:left="720" w:hanging="360"/>
-        <w:rPr>
-          <w:sz w:val="22"/>
-          <w:szCs w:val="22"/>
-        </w:rPr>
-      </w:pPr>
-      <w:r>
-        <w:rPr>
-          <w:b w:val="1"/>
-          <w:bCs w:val="1"/>
-          <w:rtl w:val="0"/>
-        </w:rPr>
-        <w:t xml:space="preserve">Isoleret viden:</w:t>
-      </w:r>
-      <w:r>
-        <w:rPr>
-          <w:rtl w:val="0"/>
-        </w:rPr>
-        <w:t xml:space="preserve"> Spillerne har sjældent adgang til den information, de har "låst op" for i verdenen, uden at skulle spørge GM hver gang</w:t>
-      </w:r>
-    </w:p>
-    <w:p>
-      <w:pPr>
-        <w:spacing w:after="240" w:before="240" w:lineRule="auto"/>
-        <w:rPr/>
-      </w:pPr>
-      <w:r>
-        <w:rPr>
-          <w:rtl w:val="0"/>
-        </w:rPr>
-      </w:r>
-    </w:p>
-    <w:p>
-      <w:pPr>
-        <w:spacing w:after="240" w:before="240" w:lineRule="auto"/>
-        <w:rPr/>
-      </w:pPr>
-      <w:r>
-        <w:rPr>
-          <w:b w:val="1"/>
-          <w:bCs w:val="1"/>
-          <w:rtl w:val="0"/>
-        </w:rPr>
-        <w:t xml:space="preserve">Løsningen</w:t>
-      </w:r>
-      <w:r>
-        <w:rPr>
-          <w:rtl w:val="0"/>
-        </w:rPr>
-        <w:br w:type="textWrapping"/>
-        <w:t xml:space="preserve">Løsningen er en hjemmeside, som bliver kaldt </w:t>
-      </w:r>
-      <w:r>
-        <w:rPr>
-          <w:b w:val="1"/>
-          <w:bCs w:val="1"/>
-          <w:rtl w:val="0"/>
-        </w:rPr>
-        <w:t xml:space="preserve">WorldHub</w:t>
-      </w:r>
-      <w:r>
-        <w:rPr>
-          <w:rtl w:val="0"/>
-        </w:rPr>
-        <w:t xml:space="preserve">. Her kan man samle alt det vigtige om sin rollespilsverden ét sted.</w:t>
-      </w:r>
-    </w:p>
-    <w:p>
-      <w:pPr>
-        <w:spacing w:after="240" w:before="240" w:lineRule="auto"/>
-        <w:rPr/>
-      </w:pPr>
-      <w:r>
-        <w:rPr>
-          <w:rtl w:val="0"/>
-        </w:rPr>
-        <w:t xml:space="preserve">Tanken er at lave visuelle </w:t>
-      </w:r>
-      <w:r>
-        <w:rPr>
-          <w:b w:val="1"/>
-          <w:bCs w:val="1"/>
-          <w:rtl w:val="0"/>
-        </w:rPr>
-        <w:t xml:space="preserve">Character Cards</w:t>
-      </w:r>
-      <w:r>
-        <w:rPr>
-          <w:rtl w:val="0"/>
-        </w:rPr>
-        <w:t xml:space="preserve">, der giver et lynhurtigt overblik via nanve og billeder af hver karakter. For at styrke fordybelsen (immersion) vil karakterer kunne afspille lydklip direkte på kortene, så GM's med et klik kan afspille karakterens stemme. Systemet understøtter roller og rettigheder, så ejeren kan styre, hvem der må redigere templates, og hvem der blot skal have læseadgang til verdenens indhold</w:t>
-      </w:r>
-    </w:p>
-    <w:p>
-      <w:pPr>
-        <w:pStyle w:val="Heading1"/>
-        <w:keepNext w:val="0"/>
-        <w:keepLines w:val="0"/>
-        <w:spacing w:before="480" w:lineRule="auto"/>
-        <w:rPr>
-          <w:b w:val="1"/>
-          <w:bCs w:val="1"/>
-          <w:sz w:val="46"/>
-          <w:szCs w:val="46"/>
-        </w:rPr>
-      </w:pPr>
-      <w:bookmarkStart w:colFirst="0" w:colLast="0" w:name="_y3uompqzmgj6" w:id="3"/>
-      <w:bookmarkEnd w:id="3"/>
-      <w:r>
-        <w:rPr>
-          <w:b w:val="1"/>
-          <w:bCs w:val="1"/>
-          <w:sz w:val="46"/>
-          <w:szCs w:val="46"/>
-          <w:rtl w:val="0"/>
-        </w:rPr>
-        <w:t xml:space="preserve">Problemformulering - WorldHub</w:t>
-      </w:r>
-    </w:p>
-    <w:p>
-      <w:pPr>
-        <w:rPr>
-          <w:b w:val="1"/>
-          <w:bCs w:val="1"/>
-        </w:rPr>
-      </w:pPr>
-      <w:r>
-        <w:rPr>
-          <w:b w:val="1"/>
-          <w:bCs w:val="1"/>
-          <w:rtl w:val="0"/>
-        </w:rPr>
-        <w:t xml:space="preserve">Hovedspørgsmål</w:t>
-      </w:r>
-    </w:p>
-    <w:p>
-      <w:pPr>
-        <w:rPr/>
-      </w:pPr>
-      <w:r>
-        <w:rPr>
-          <w:rtl w:val="0"/>
-        </w:rPr>
-        <w:t xml:space="preserve">Hvordan kan man udvikle en web applikation, der gør det nemmere for rollespillere at organisere deres verdener og karakterer ved hjælp af visuelle kort, lydfiler og brugerstyring?</w:t>
-      </w:r>
-    </w:p>
-    <w:p>
-      <w:pPr>
-        <w:rPr/>
-      </w:pPr>
-      <w:r>
-        <w:rPr>
-          <w:rtl w:val="0"/>
-        </w:rPr>
-      </w:r>
-    </w:p>
-    <w:p>
-      <w:pPr>
-        <w:rPr>
-          <w:b w:val="1"/>
-          <w:bCs w:val="1"/>
-        </w:rPr>
-      </w:pPr>
-      <w:r>
-        <w:rPr>
-          <w:b w:val="1"/>
-          <w:bCs w:val="1"/>
-          <w:rtl w:val="0"/>
-        </w:rPr>
-        <w:t xml:space="preserve">Underspørgsmål</w:t>
-      </w:r>
-    </w:p>
-    <w:p>
-      <w:pPr>
-        <w:rPr>
-          <w:b w:val="1"/>
-          <w:bCs w:val="1"/>
-        </w:rPr>
-      </w:pPr>
-      <w:r>
-        <w:rPr>
-          <w:rtl w:val="0"/>
-        </w:rPr>
-      </w:r>
-    </w:p>
-    <w:p>
-      <w:pPr>
-        <w:numPr>
-          <w:ilvl w:val="0"/>
-          <w:numId w:val="2"/>
-        </w:numPr>
-        <w:ind w:left="720" w:hanging="360"/>
-        <w:rPr>
-          <w:sz w:val="22"/>
-          <w:szCs w:val="22"/>
-        </w:rPr>
-      </w:pPr>
-      <w:r>
-        <w:rPr>
-          <w:b w:val="1"/>
-          <w:bCs w:val="1"/>
-          <w:rtl w:val="0"/>
-        </w:rPr>
-        <w:t xml:space="preserve">Database: </w:t>
-      </w:r>
-      <w:r>
-        <w:rPr>
-          <w:rtl w:val="0"/>
-        </w:rPr>
-        <w:t xml:space="preserve">Hvordan designer man en database, der kan holde styr på forskellige verdener og sørge for, at karakterer og lydfiler er koblet rigtigt sammen?</w:t>
-      </w:r>
-    </w:p>
-    <w:p>
-      <w:pPr>
-        <w:numPr>
-          <w:ilvl w:val="0"/>
-          <w:numId w:val="20"/>
-        </w:numPr>
-        <w:ind w:left="720" w:hanging="360"/>
-        <w:rPr>
-          <w:sz w:val="22"/>
-          <w:szCs w:val="22"/>
-        </w:rPr>
-      </w:pPr>
-      <w:r>
-        <w:rPr>
-          <w:b w:val="1"/>
-          <w:bCs w:val="1"/>
-          <w:rtl w:val="0"/>
-        </w:rPr>
-        <w:t xml:space="preserve">Funktionalitet:</w:t>
-      </w:r>
-      <w:r>
-        <w:rPr>
-          <w:rtl w:val="0"/>
-        </w:rPr>
-        <w:t xml:space="preserve"> Hvordan implementerer man en løsning, hvor brugere kan uploade lydfiler og afspille dem direkte på et karakter-kort?</w:t>
-      </w:r>
-    </w:p>
-    <w:p>
-      <w:pPr>
-        <w:numPr>
-          <w:ilvl w:val="0"/>
-          <w:numId w:val="12"/>
-        </w:numPr>
-        <w:ind w:left="720" w:hanging="360"/>
-        <w:rPr>
-          <w:b w:val="1"/>
-          <w:bCs w:val="1"/>
-          <w:sz w:val="22"/>
-          <w:szCs w:val="22"/>
-        </w:rPr>
-      </w:pPr>
-      <w:r>
-        <w:rPr>
-          <w:b w:val="1"/>
-          <w:bCs w:val="1"/>
-          <w:rtl w:val="0"/>
-        </w:rPr>
-        <w:t xml:space="preserve">Sikkerhed: </w:t>
-      </w:r>
-      <w:r>
-        <w:rPr>
-          <w:rtl w:val="0"/>
-        </w:rPr>
-        <w:t xml:space="preserve">Hvordan styrer man roller og rettigheder, så det kun er ejeren af en verden, der kan ændre i templates og slette indhold?</w:t>
-      </w:r>
-    </w:p>
-    <w:p>
-      <w:pPr>
-        <w:numPr>
-          <w:ilvl w:val="0"/>
-          <w:numId w:val="5"/>
-        </w:numPr>
-        <w:ind w:left="720" w:hanging="360"/>
-        <w:rPr>
-          <w:b w:val="1"/>
-          <w:bCs w:val="1"/>
-          <w:sz w:val="22"/>
-          <w:szCs w:val="22"/>
-        </w:rPr>
-      </w:pPr>
-      <w:r>
-        <w:rPr>
-          <w:b w:val="1"/>
-          <w:bCs w:val="1"/>
-          <w:rtl w:val="0"/>
-        </w:rPr>
-        <w:t xml:space="preserve">Brugervenlighed: </w:t>
-      </w:r>
-      <w:r>
-        <w:rPr>
-          <w:rtl w:val="0"/>
-        </w:rPr>
-        <w:t xml:space="preserve">Hvordan kan man bruge farvekodning og et simpelt design til at give brugeren et hurtigt overblik over mange informationer?</w:t>
-      </w:r>
-    </w:p>
-    <w:p>
-      <w:pPr>
-        <w:pStyle w:val="Heading1"/>
-        <w:keepNext w:val="0"/>
-        <w:keepLines w:val="0"/>
-        <w:spacing w:before="480" w:lineRule="auto"/>
-        <w:rPr>
-          <w:b w:val="1"/>
-          <w:bCs w:val="1"/>
-          <w:sz w:val="46"/>
-          <w:szCs w:val="46"/>
-        </w:rPr>
-      </w:pPr>
-      <w:bookmarkStart w:colFirst="0" w:colLast="0" w:name="_c9wxhfm2itly" w:id="4"/>
-      <w:bookmarkEnd w:id="4"/>
-      <w:r>
-        <w:rPr>
-          <w:rtl w:val="0"/>
-        </w:rPr>
-      </w:r>
-    </w:p>
-    <w:p>
-      <w:pPr>
-        <w:pStyle w:val="Heading1"/>
-        <w:keepNext w:val="0"/>
-        <w:keepLines w:val="0"/>
-        <w:spacing w:before="480" w:lineRule="auto"/>
-        <w:rPr>
-          <w:b w:val="1"/>
-          <w:bCs w:val="1"/>
-          <w:sz w:val="46"/>
-          <w:szCs w:val="46"/>
-        </w:rPr>
-      </w:pPr>
-      <w:bookmarkStart w:colFirst="0" w:colLast="0" w:name="_nx1p8jh70zs3" w:id="5"/>
-      <w:bookmarkEnd w:id="5"/>
-      <w:r>
-        <w:rPr>
-          <w:b w:val="1"/>
-          <w:bCs w:val="1"/>
-          <w:sz w:val="46"/>
-          <w:szCs w:val="46"/>
-          <w:rtl w:val="0"/>
-        </w:rPr>
-        <w:t xml:space="preserve">Kravspecifikation - WorldHub</w:t>
-      </w:r>
-    </w:p>
-    <w:p>
-      <w:pPr>
-        <w:spacing w:after="240" w:before="240" w:lineRule="auto"/>
-        <w:rPr/>
-      </w:pPr>
-      <w:r>
-        <w:rPr>
-          <w:rtl w:val="0"/>
-        </w:rPr>
-        <w:t xml:space="preserve">Denne kravspecifikation er udarbejdet for at fastlægge rammerne for udviklingen af WorldHub og sikre enighed om systemets funktionalitet.</w:t>
-      </w:r>
-    </w:p>
-    <w:p>
-      <w:pPr>
-        <w:pStyle w:val="Heading2"/>
-        <w:keepNext w:val="0"/>
-        <w:keepLines w:val="0"/>
-        <w:spacing w:after="80" w:lineRule="auto"/>
-        <w:rPr>
-          <w:b w:val="1"/>
-          <w:bCs w:val="1"/>
-          <w:sz w:val="34"/>
-          <w:szCs w:val="34"/>
-        </w:rPr>
-      </w:pPr>
-      <w:bookmarkStart w:colFirst="0" w:colLast="0" w:name="_yb0qlh4tvg1l" w:id="6"/>
-      <w:bookmarkEnd w:id="6"/>
-      <w:r>
-        <w:rPr>
-          <w:b w:val="1"/>
-          <w:bCs w:val="1"/>
-          <w:sz w:val="34"/>
-          <w:szCs w:val="34"/>
-          <w:rtl w:val="0"/>
-        </w:rPr>
-        <w:t xml:space="preserve">1. Indledning</w:t>
-      </w:r>
-    </w:p>
-    <w:p>
-      <w:pPr>
-        <w:pStyle w:val="Heading3"/>
-        <w:keepNext w:val="0"/>
-        <w:keepLines w:val="0"/>
-        <w:spacing w:before="280" w:lineRule="auto"/>
-        <w:rPr>
-          <w:b w:val="1"/>
-          <w:bCs w:val="1"/>
-          <w:color w:val="000000"/>
-          <w:sz w:val="26"/>
-          <w:szCs w:val="26"/>
-        </w:rPr>
-      </w:pPr>
-      <w:bookmarkStart w:colFirst="0" w:colLast="0" w:name="_tl4idh7qeg84" w:id="7"/>
-      <w:bookmarkEnd w:id="7"/>
-      <w:r>
-        <w:rPr>
-          <w:b w:val="1"/>
-          <w:bCs w:val="1"/>
-          <w:color w:val="000000"/>
-          <w:sz w:val="26"/>
-          <w:szCs w:val="26"/>
-          <w:rtl w:val="0"/>
-        </w:rPr>
-        <w:t xml:space="preserve">1.1 Formål</w:t>
-      </w:r>
-    </w:p>
-    <w:p>
-      <w:pPr>
-        <w:spacing w:after="240" w:before="240" w:lineRule="auto"/>
-        <w:rPr/>
-      </w:pPr>
-      <w:r>
-        <w:rPr>
-          <w:rtl w:val="0"/>
-        </w:rPr>
-        <w:t xml:space="preserve">I det nedenstående vil der blive redegjort for formålet med WorldHub.</w:t>
-      </w:r>
-      <w:r>
-        <w:rPr>
-          <w:rtl w:val="0"/>
-        </w:rPr>
-      </w:r>
-    </w:p>
-    <w:p>
-      <w:pPr>
-        <w:spacing w:after="240" w:before="240" w:lineRule="auto"/>
-        <w:rPr/>
-      </w:pPr>
-      <w:r>
-        <w:rPr>
-          <w:rtl w:val="0"/>
-        </w:rPr>
-        <w:t xml:space="preserve">Formålet er at udvikle web-applikationen "WorldHub", som skal fungere som et centralt værktøj for rollespillere til at organisere deres spilverdener. Projektet skal løse problemet med uoverskuelige noter, manglende overblik over karakterer og den ofte tidskrævende proces med at opfinde nye NPCer (Non Player Characters) midt under en spilsession. Ved at integrere kunstig intelligens (AI) kan det være muligt for en Game Master hurtigt at generere indhold, der passer ind i verdens lore.</w:t>
-      </w:r>
-    </w:p>
-    <w:p>
-      <w:pPr>
-        <w:spacing w:after="240" w:before="240" w:lineRule="auto"/>
-        <w:rPr/>
-      </w:pPr>
-      <w:r>
-        <w:rPr>
-          <w:rtl w:val="0"/>
-        </w:rPr>
       </w:r>
     </w:p>
     <w:p>
@@ -3028,22 +2534,98 @@
           <w:ilvl w:val="0"/>
           <w:numId w:val="7"/>
         </w:numPr>
-        <w:spacing w:after="0" w:afterAutospacing="0" w:before="240" w:lineRule="auto"/>
+        <w:spacing w:after="0" w:afterAutospacing="0" w:before="0" w:beforeAutospacing="0" w:lineRule="auto"/>
         <w:ind w:left="720" w:hanging="360"/>
-      </w:pPr>
-      <w:r>
-        <w:rPr>
-          <w:b w:val="1"/>
-          <w:bCs w:val="1"/>
-          <w:rtl w:val="0"/>
-        </w:rPr>
-        <w:t xml:space="preserve">Udvikler:</w:t>
-      </w:r>
-      <w:r>
-        <w:rPr>
-          <w:rtl w:val="0"/>
-        </w:rPr>
-        <w:t xml:space="preserve"> [Elias]</w:t>
+        <w:rPr>
+          <w:b w:val="1"/>
+          <w:bCs w:val="1"/>
+        </w:rPr>
+      </w:pPr>
+      <w:r>
+        <w:rPr>
+          <w:b w:val="1"/>
+          <w:bCs w:val="1"/>
+          <w:rtl w:val="0"/>
+        </w:rPr>
+        <w:t xml:space="preserve">GM: (Game master): </w:t>
+      </w:r>
+      <w:r>
+        <w:rPr>
+          <w:rtl w:val="0"/>
+        </w:rPr>
+        <w:t xml:space="preserve">Personen som står for selve spillets gang, og historie. Ham der planlægger det eventyr som spillerne skal</w:t>
+      </w:r>
+    </w:p>
+    <w:p>
+      <w:pPr>
+        <w:numPr>
+          <w:ilvl w:val="0"/>
+          <w:numId w:val="7"/>
+        </w:numPr>
+        <w:spacing w:after="0" w:afterAutospacing="0" w:before="0" w:beforeAutospacing="0" w:lineRule="auto"/>
+        <w:ind w:left="720" w:hanging="360"/>
+      </w:pPr>
+      <w:r>
+        <w:rPr>
+          <w:b w:val="1"/>
+          <w:bCs w:val="1"/>
+          <w:rtl w:val="0"/>
+        </w:rPr>
+        <w:t xml:space="preserve">PC (Player Character):</w:t>
+      </w:r>
+      <w:r>
+        <w:rPr>
+          <w:rtl w:val="0"/>
+        </w:rPr>
+        <w:t xml:space="preserve"> En karakter, der styres af en spiller.</w:t>
+      </w:r>
+    </w:p>
+    <w:p>
+      <w:pPr>
+        <w:numPr>
+          <w:ilvl w:val="0"/>
+          <w:numId w:val="7"/>
+        </w:numPr>
+        <w:spacing w:after="0" w:afterAutospacing="0" w:before="0" w:beforeAutospacing="0" w:lineRule="auto"/>
+        <w:ind w:left="720" w:hanging="360"/>
+      </w:pPr>
+      <w:r>
+        <w:rPr>
+          <w:b w:val="1"/>
+          <w:bCs w:val="1"/>
+          <w:rtl w:val="0"/>
+        </w:rPr>
+        <w:t xml:space="preserve">Lore:</w:t>
+      </w:r>
+      <w:r>
+        <w:rPr>
+          <w:rtl w:val="0"/>
+        </w:rPr>
+        <w:t xml:space="preserve"> Den baggrund, historie, geografi og de regler, der findes i en specifik spilverden.</w:t>
+      </w:r>
+    </w:p>
+    <w:p>
+      <w:pPr>
+        <w:numPr>
+          <w:ilvl w:val="0"/>
+          <w:numId w:val="7"/>
+        </w:numPr>
+        <w:spacing w:after="0" w:afterAutospacing="0" w:before="0" w:beforeAutospacing="0" w:lineRule="auto"/>
+        <w:ind w:left="720" w:hanging="360"/>
+      </w:pPr>
+      <w:r>
+        <w:rPr>
+          <w:b w:val="1"/>
+          <w:bCs w:val="1"/>
+          <w:rtl w:val="0"/>
+        </w:rPr>
+        <w:t xml:space="preserve">Session:</w:t>
+      </w:r>
+      <w:r>
+        <w:rPr>
+          <w:rtl w:val="0"/>
+        </w:rPr>
+        <w:t xml:space="preserve"> Et planlagt tidsrum (f.eks. en fredag aften), hvor spillerne og GM's mødes og spiller.</w:t>
       </w:r>
     </w:p>
     <w:p>
@@ -3061,18 +2643,555 @@
           <w:bCs w:val="1"/>
           <w:rtl w:val="0"/>
         </w:rPr>
-        <w:t xml:space="preserve">Kunde:</w:t>
-      </w:r>
-      <w:r>
-        <w:rPr>
-          <w:rtl w:val="0"/>
-        </w:rPr>
-        <w:t xml:space="preserve"> Rollespillere enhver person som går op i rollespil og som der har brug for et visuelt og organiseret opslagsværk til deres kampagner.</w:t>
-      </w:r>
-      <w:r>
-        <w:rPr>
-          <w:rtl w:val="0"/>
-        </w:rPr>
+        <w:t xml:space="preserve">Campaign (Kampagne):</w:t>
+      </w:r>
+      <w:r>
+        <w:rPr>
+          <w:rtl w:val="0"/>
+        </w:rPr>
+        <w:t xml:space="preserve"> En sammenhængende historie, der strækker sig over mange sessioner. I WorldHub svarer en kampagne typisk til en "World".</w:t>
+      </w:r>
+      <w:r>
+        <w:rPr>
+          <w:rtl w:val="0"/>
+        </w:rPr>
+      </w:r>
+    </w:p>
+    <w:p>
+      <w:pPr>
+        <w:pStyle w:val="Heading1"/>
+        <w:keepNext w:val="0"/>
+        <w:keepLines w:val="0"/>
+        <w:spacing w:before="480" w:lineRule="auto"/>
+        <w:rPr>
+          <w:b w:val="1"/>
+          <w:bCs w:val="1"/>
+          <w:sz w:val="46"/>
+          <w:szCs w:val="46"/>
+        </w:rPr>
+      </w:pPr>
+      <w:bookmarkStart w:colFirst="0" w:colLast="0" w:name="_rgqq85z38who" w:id="2"/>
+      <w:bookmarkEnd w:id="2"/>
+      <w:r>
+        <w:rPr>
+          <w:b w:val="1"/>
+          <w:bCs w:val="1"/>
+          <w:sz w:val="46"/>
+          <w:szCs w:val="46"/>
+          <w:rtl w:val="0"/>
+        </w:rPr>
+        <w:t xml:space="preserve">Case Beskrivelse - WorldHub</w:t>
+      </w:r>
+    </w:p>
+    <w:p>
+      <w:pPr>
+        <w:rPr/>
+      </w:pPr>
+      <w:r>
+        <w:rPr>
+          <w:b w:val="1"/>
+          <w:bCs w:val="1"/>
+          <w:rtl w:val="0"/>
+        </w:rPr>
+        <w:t xml:space="preserve">Kontekst</w:t>
+      </w:r>
+      <w:r>
+        <w:rPr>
+          <w:rtl w:val="0"/>
+        </w:rPr>
+      </w:r>
+    </w:p>
+    <w:p>
+      <w:pPr>
+        <w:rPr/>
+      </w:pPr>
+      <w:r>
+        <w:rPr>
+          <w:rtl w:val="0"/>
+        </w:rPr>
+        <w:t xml:space="preserve">I RPG verdenen, eller nærmere (Tabletop RPGs) som Dungeons &amp; Dragons og Pathfinder er "World Building" en central del af oplevelsen. En Game Master (GM) bruger hundreder af timer på at skabe komplekse verdener med unikke lokationer, politiske systemer og ikke mindst et hav af Non-Player Characters (NPCs)</w:t>
+      </w:r>
+    </w:p>
+    <w:p>
+      <w:pPr>
+        <w:rPr/>
+      </w:pPr>
+      <w:r>
+        <w:rPr>
+          <w:rtl w:val="0"/>
+        </w:rPr>
+      </w:r>
+    </w:p>
+    <w:p>
+      <w:pPr>
+        <w:rPr>
+          <w:b w:val="1"/>
+          <w:bCs w:val="1"/>
+        </w:rPr>
+      </w:pPr>
+      <w:r>
+        <w:rPr>
+          <w:b w:val="1"/>
+          <w:bCs w:val="1"/>
+          <w:rtl w:val="0"/>
+        </w:rPr>
+        <w:t xml:space="preserve">Den nuværende udfordring</w:t>
+      </w:r>
+    </w:p>
+    <w:p>
+      <w:pPr>
+        <w:rPr/>
+      </w:pPr>
+      <w:r>
+        <w:rPr>
+          <w:rtl w:val="0"/>
+        </w:rPr>
+        <w:t xml:space="preserve">I dag er informationer om karakterer og lore spredt over fysiske notesbøger, løse Word-dokumenter og kaotiske Discord-kanaler. Dette fører til flere problemer:</w:t>
+      </w:r>
+    </w:p>
+    <w:p>
+      <w:pPr>
+        <w:numPr>
+          <w:ilvl w:val="0"/>
+          <w:numId w:val="5"/>
+        </w:numPr>
+        <w:spacing w:after="0" w:afterAutospacing="0" w:before="240" w:lineRule="auto"/>
+        <w:ind w:left="720" w:hanging="360"/>
+        <w:rPr>
+          <w:sz w:val="22"/>
+          <w:szCs w:val="22"/>
+        </w:rPr>
+      </w:pPr>
+      <w:r>
+        <w:rPr>
+          <w:b w:val="1"/>
+          <w:bCs w:val="1"/>
+          <w:rtl w:val="0"/>
+        </w:rPr>
+        <w:t xml:space="preserve">Manglende overblik:</w:t>
+      </w:r>
+      <w:r>
+        <w:rPr>
+          <w:rtl w:val="0"/>
+        </w:rPr>
+        <w:t xml:space="preserve"> Det kan hurtigt blive svært at finde en specifik karakter under en game session.</w:t>
+      </w:r>
+    </w:p>
+    <w:p>
+      <w:pPr>
+        <w:numPr>
+          <w:ilvl w:val="0"/>
+          <w:numId w:val="5"/>
+        </w:numPr>
+        <w:spacing w:after="0" w:afterAutospacing="0" w:before="0" w:beforeAutospacing="0" w:lineRule="auto"/>
+        <w:ind w:left="720" w:hanging="360"/>
+        <w:rPr>
+          <w:sz w:val="22"/>
+          <w:szCs w:val="22"/>
+        </w:rPr>
+      </w:pPr>
+      <w:r>
+        <w:rPr>
+          <w:b w:val="1"/>
+          <w:bCs w:val="1"/>
+          <w:rtl w:val="0"/>
+        </w:rPr>
+        <w:t xml:space="preserve">Tabt atmosfære:</w:t>
+      </w:r>
+      <w:r>
+        <w:rPr>
+          <w:rtl w:val="0"/>
+        </w:rPr>
+        <w:t xml:space="preserve"> Man glemmer ofte karakterens unikke stemme eller personlighedstræk, når der går uger mellem spil sessionerne.</w:t>
+      </w:r>
+    </w:p>
+    <w:p>
+      <w:pPr>
+        <w:numPr>
+          <w:ilvl w:val="0"/>
+          <w:numId w:val="5"/>
+        </w:numPr>
+        <w:spacing w:after="240" w:before="0" w:beforeAutospacing="0" w:lineRule="auto"/>
+        <w:ind w:left="720" w:hanging="360"/>
+        <w:rPr>
+          <w:sz w:val="22"/>
+          <w:szCs w:val="22"/>
+        </w:rPr>
+      </w:pPr>
+      <w:r>
+        <w:rPr>
+          <w:b w:val="1"/>
+          <w:bCs w:val="1"/>
+          <w:rtl w:val="0"/>
+        </w:rPr>
+        <w:t xml:space="preserve">Isoleret viden:</w:t>
+      </w:r>
+      <w:r>
+        <w:rPr>
+          <w:rtl w:val="0"/>
+        </w:rPr>
+        <w:t xml:space="preserve"> Spillerne har sjældent adgang til den information, de har "låst op" for i verdenen, uden at skulle spørge GM hver gang</w:t>
+      </w:r>
+    </w:p>
+    <w:p>
+      <w:pPr>
+        <w:spacing w:after="240" w:before="240" w:lineRule="auto"/>
+        <w:rPr/>
+      </w:pPr>
+      <w:r>
+        <w:rPr>
+          <w:rtl w:val="0"/>
+        </w:rPr>
+      </w:r>
+    </w:p>
+    <w:p>
+      <w:pPr>
+        <w:spacing w:after="240" w:before="240" w:lineRule="auto"/>
+        <w:rPr/>
+      </w:pPr>
+      <w:r>
+        <w:rPr>
+          <w:b w:val="1"/>
+          <w:bCs w:val="1"/>
+          <w:rtl w:val="0"/>
+        </w:rPr>
+        <w:t xml:space="preserve">Løsningen</w:t>
+      </w:r>
+      <w:r>
+        <w:rPr>
+          <w:rtl w:val="0"/>
+        </w:rPr>
+        <w:br w:type="textWrapping"/>
+        <w:t xml:space="preserve">Løsningen er en hjemmeside, som bliver kaldt </w:t>
+      </w:r>
+      <w:r>
+        <w:rPr>
+          <w:b w:val="1"/>
+          <w:bCs w:val="1"/>
+          <w:rtl w:val="0"/>
+        </w:rPr>
+        <w:t xml:space="preserve">WorldHub</w:t>
+      </w:r>
+      <w:r>
+        <w:rPr>
+          <w:rtl w:val="0"/>
+        </w:rPr>
+        <w:t xml:space="preserve">. Her kan man samle alt det vigtige om sin rollespilsverden ét sted.</w:t>
+      </w:r>
+    </w:p>
+    <w:p>
+      <w:pPr>
+        <w:spacing w:after="240" w:before="240" w:lineRule="auto"/>
+        <w:rPr/>
+      </w:pPr>
+      <w:r>
+        <w:rPr>
+          <w:rtl w:val="0"/>
+        </w:rPr>
+        <w:t xml:space="preserve">Tanken er at lave visuelle </w:t>
+      </w:r>
+      <w:r>
+        <w:rPr>
+          <w:b w:val="1"/>
+          <w:bCs w:val="1"/>
+          <w:rtl w:val="0"/>
+        </w:rPr>
+        <w:t xml:space="preserve">Character Cards</w:t>
+      </w:r>
+      <w:r>
+        <w:rPr>
+          <w:rtl w:val="0"/>
+        </w:rPr>
+        <w:t xml:space="preserve">, der giver et lynhurtigt overblik via nanve og billeder af hver karakter. For at styrke fordybelsen (immersion) vil karakterer kunne afspille lydklip direkte på kortene, så GM's med et klik kan afspille karakterens stemme. Systemet understøtter roller og rettigheder, så ejeren kan styre, hvem der må redigere templates, og hvem der blot skal have læseadgang til verdenens indhold</w:t>
+      </w:r>
+    </w:p>
+    <w:p>
+      <w:pPr>
+        <w:pStyle w:val="Heading1"/>
+        <w:keepNext w:val="0"/>
+        <w:keepLines w:val="0"/>
+        <w:spacing w:before="480" w:lineRule="auto"/>
+        <w:rPr>
+          <w:b w:val="1"/>
+          <w:bCs w:val="1"/>
+          <w:sz w:val="46"/>
+          <w:szCs w:val="46"/>
+        </w:rPr>
+      </w:pPr>
+      <w:bookmarkStart w:colFirst="0" w:colLast="0" w:name="_y3uompqzmgj6" w:id="3"/>
+      <w:bookmarkEnd w:id="3"/>
+      <w:r>
+        <w:rPr>
+          <w:b w:val="1"/>
+          <w:bCs w:val="1"/>
+          <w:sz w:val="46"/>
+          <w:szCs w:val="46"/>
+          <w:rtl w:val="0"/>
+        </w:rPr>
+        <w:t xml:space="preserve">Problemformulering - WorldHub</w:t>
+      </w:r>
+    </w:p>
+    <w:p>
+      <w:pPr>
+        <w:rPr>
+          <w:b w:val="1"/>
+          <w:bCs w:val="1"/>
+        </w:rPr>
+      </w:pPr>
+      <w:r>
+        <w:rPr>
+          <w:b w:val="1"/>
+          <w:bCs w:val="1"/>
+          <w:rtl w:val="0"/>
+        </w:rPr>
+        <w:t xml:space="preserve">Hovedspørgsmål</w:t>
+      </w:r>
+    </w:p>
+    <w:p>
+      <w:pPr>
+        <w:rPr/>
+      </w:pPr>
+      <w:r>
+        <w:rPr>
+          <w:rtl w:val="0"/>
+        </w:rPr>
+        <w:t xml:space="preserve">Hvordan kan man udvikle en web applikation, der gør det nemmere for rollespillere at organisere deres verdener og karakterer ved hjælp af visuelle kort, lydfiler og brugerstyring?</w:t>
+      </w:r>
+    </w:p>
+    <w:p>
+      <w:pPr>
+        <w:rPr/>
+      </w:pPr>
+      <w:r>
+        <w:rPr>
+          <w:rtl w:val="0"/>
+        </w:rPr>
+      </w:r>
+    </w:p>
+    <w:p>
+      <w:pPr>
+        <w:rPr>
+          <w:b w:val="1"/>
+          <w:bCs w:val="1"/>
+        </w:rPr>
+      </w:pPr>
+      <w:r>
+        <w:rPr>
+          <w:b w:val="1"/>
+          <w:bCs w:val="1"/>
+          <w:rtl w:val="0"/>
+        </w:rPr>
+        <w:t xml:space="preserve">Underspørgsmål</w:t>
+      </w:r>
+    </w:p>
+    <w:p>
+      <w:pPr>
+        <w:rPr>
+          <w:b w:val="1"/>
+          <w:bCs w:val="1"/>
+        </w:rPr>
+      </w:pPr>
+      <w:r>
+        <w:rPr>
+          <w:rtl w:val="0"/>
+        </w:rPr>
+      </w:r>
+    </w:p>
+    <w:p>
+      <w:pPr>
+        <w:numPr>
+          <w:ilvl w:val="0"/>
+          <w:numId w:val="2"/>
+        </w:numPr>
+        <w:ind w:left="720" w:hanging="360"/>
+        <w:rPr>
+          <w:sz w:val="22"/>
+          <w:szCs w:val="22"/>
+        </w:rPr>
+      </w:pPr>
+      <w:r>
+        <w:rPr>
+          <w:b w:val="1"/>
+          <w:bCs w:val="1"/>
+          <w:rtl w:val="0"/>
+        </w:rPr>
+        <w:t xml:space="preserve">Database: </w:t>
+      </w:r>
+      <w:r>
+        <w:rPr>
+          <w:rtl w:val="0"/>
+        </w:rPr>
+        <w:t xml:space="preserve">Hvordan designer man en database, der kan holde styr på forskellige verdener og sørge for, at karakterer og lydfiler er koblet rigtigt sammen?</w:t>
+      </w:r>
+    </w:p>
+    <w:p>
+      <w:pPr>
+        <w:numPr>
+          <w:ilvl w:val="0"/>
+          <w:numId w:val="21"/>
+        </w:numPr>
+        <w:ind w:left="720" w:hanging="360"/>
+        <w:rPr>
+          <w:sz w:val="22"/>
+          <w:szCs w:val="22"/>
+        </w:rPr>
+      </w:pPr>
+      <w:r>
+        <w:rPr>
+          <w:b w:val="1"/>
+          <w:bCs w:val="1"/>
+          <w:rtl w:val="0"/>
+        </w:rPr>
+        <w:t xml:space="preserve">Funktionalitet:</w:t>
+      </w:r>
+      <w:r>
+        <w:rPr>
+          <w:rtl w:val="0"/>
+        </w:rPr>
+        <w:t xml:space="preserve"> Hvordan implementerer man en løsning, hvor brugere kan uploade lydfiler og afspille dem direkte på et karakter-kort?</w:t>
+      </w:r>
+    </w:p>
+    <w:p>
+      <w:pPr>
+        <w:numPr>
+          <w:ilvl w:val="0"/>
+          <w:numId w:val="13"/>
+        </w:numPr>
+        <w:ind w:left="720" w:hanging="360"/>
+        <w:rPr>
+          <w:b w:val="1"/>
+          <w:bCs w:val="1"/>
+          <w:sz w:val="22"/>
+          <w:szCs w:val="22"/>
+        </w:rPr>
+      </w:pPr>
+      <w:r>
+        <w:rPr>
+          <w:b w:val="1"/>
+          <w:bCs w:val="1"/>
+          <w:rtl w:val="0"/>
+        </w:rPr>
+        <w:t xml:space="preserve">Sikkerhed: </w:t>
+      </w:r>
+      <w:r>
+        <w:rPr>
+          <w:rtl w:val="0"/>
+        </w:rPr>
+        <w:t xml:space="preserve">Hvordan styrer man roller og rettigheder, så det kun er ejeren af en verden, der kan ændre i templates og slette indhold?</w:t>
+      </w:r>
+    </w:p>
+    <w:p>
+      <w:pPr>
+        <w:numPr>
+          <w:ilvl w:val="0"/>
+          <w:numId w:val="6"/>
+        </w:numPr>
+        <w:ind w:left="720" w:hanging="360"/>
+        <w:rPr>
+          <w:b w:val="1"/>
+          <w:bCs w:val="1"/>
+          <w:sz w:val="22"/>
+          <w:szCs w:val="22"/>
+        </w:rPr>
+      </w:pPr>
+      <w:r>
+        <w:rPr>
+          <w:b w:val="1"/>
+          <w:bCs w:val="1"/>
+          <w:rtl w:val="0"/>
+        </w:rPr>
+        <w:t xml:space="preserve">Brugervenlighed: </w:t>
+      </w:r>
+      <w:r>
+        <w:rPr>
+          <w:rtl w:val="0"/>
+        </w:rPr>
+        <w:t xml:space="preserve">Hvordan kan man bruge farvekodning og et simpelt design til at give brugeren et hurtigt overblik over mange informationer?</w:t>
+      </w:r>
+    </w:p>
+    <w:p>
+      <w:pPr>
+        <w:pStyle w:val="Heading1"/>
+        <w:keepNext w:val="0"/>
+        <w:keepLines w:val="0"/>
+        <w:spacing w:before="480" w:lineRule="auto"/>
+        <w:rPr>
+          <w:b w:val="1"/>
+          <w:bCs w:val="1"/>
+          <w:sz w:val="46"/>
+          <w:szCs w:val="46"/>
+        </w:rPr>
+      </w:pPr>
+      <w:bookmarkStart w:colFirst="0" w:colLast="0" w:name="_c9wxhfm2itly" w:id="4"/>
+      <w:bookmarkEnd w:id="4"/>
+      <w:r>
+        <w:rPr>
+          <w:rtl w:val="0"/>
+        </w:rPr>
+      </w:r>
+    </w:p>
+    <w:p>
+      <w:pPr>
+        <w:pStyle w:val="Heading1"/>
+        <w:keepNext w:val="0"/>
+        <w:keepLines w:val="0"/>
+        <w:spacing w:before="480" w:lineRule="auto"/>
+        <w:rPr>
+          <w:b w:val="1"/>
+          <w:bCs w:val="1"/>
+          <w:sz w:val="46"/>
+          <w:szCs w:val="46"/>
+        </w:rPr>
+      </w:pPr>
+      <w:bookmarkStart w:colFirst="0" w:colLast="0" w:name="_nx1p8jh70zs3" w:id="5"/>
+      <w:bookmarkEnd w:id="5"/>
+      <w:r>
+        <w:rPr>
+          <w:b w:val="1"/>
+          <w:bCs w:val="1"/>
+          <w:sz w:val="46"/>
+          <w:szCs w:val="46"/>
+          <w:rtl w:val="0"/>
+        </w:rPr>
+        <w:t xml:space="preserve">Kravspecifikation - WorldHub</w:t>
+      </w:r>
+    </w:p>
+    <w:p>
+      <w:pPr>
+        <w:spacing w:after="240" w:before="240" w:lineRule="auto"/>
+        <w:rPr/>
+      </w:pPr>
+      <w:r>
+        <w:rPr>
+          <w:rtl w:val="0"/>
+        </w:rPr>
+        <w:t xml:space="preserve">Denne kravspecifikation er udarbejdet for at fastlægge rammerne for udviklingen af WorldHub og sikre enighed om systemets funktionalitet.</w:t>
+      </w:r>
+    </w:p>
+    <w:p>
+      <w:pPr>
+        <w:pStyle w:val="Heading2"/>
+        <w:keepNext w:val="0"/>
+        <w:keepLines w:val="0"/>
+        <w:spacing w:after="80" w:lineRule="auto"/>
+        <w:rPr>
+          <w:b w:val="1"/>
+          <w:bCs w:val="1"/>
+          <w:sz w:val="34"/>
+          <w:szCs w:val="34"/>
+        </w:rPr>
+      </w:pPr>
+      <w:bookmarkStart w:colFirst="0" w:colLast="0" w:name="_yb0qlh4tvg1l" w:id="6"/>
+      <w:bookmarkEnd w:id="6"/>
+      <w:r>
+        <w:rPr>
+          <w:b w:val="1"/>
+          <w:bCs w:val="1"/>
+          <w:sz w:val="34"/>
+          <w:szCs w:val="34"/>
+          <w:rtl w:val="0"/>
+        </w:rPr>
+        <w:t xml:space="preserve">1. Indledning</w:t>
       </w:r>
     </w:p>
     <w:p>
@@ -3089,8 +3208,8 @@
           <w:szCs w:val="26"/>
         </w:rPr>
       </w:pPr>
-      <w:bookmarkStart w:colFirst="0" w:colLast="0" w:name="_cxczue9f0x18" w:id="8"/>
-      <w:bookmarkEnd w:id="8"/>
+      <w:bookmarkStart w:colFirst="0" w:colLast="0" w:name="_tl4idh7qeg84" w:id="7"/>
+      <w:bookmarkEnd w:id="7"/>
       <w:r>
         <w:rPr>
           <w:b w:val="1"/>
@@ -3100,88 +3219,7 @@
           <w:szCs w:val="26"/>
           <w:rtl w:val="0"/>
         </w:rPr>
-        <w:t xml:space="preserve">1.2 Referencer</w:t>
-      </w:r>
-    </w:p>
-    <w:p>
-      <w:pPr>
-        <w:numPr>
-          <w:ilvl w:val="0"/>
-          <w:numId w:val="13"/>
-        </w:numPr>
-        <w:spacing w:after="0" w:afterAutospacing="0" w:before="240" w:lineRule="auto"/>
-        <w:ind w:left="720" w:hanging="360"/>
-      </w:pPr>
-      <w:r>
-        <w:rPr>
-          <w:rtl w:val="0"/>
-        </w:rPr>
-        <w:t xml:space="preserve">Kundens ønske om et bedre og mere levende overblik over karakterer (NPCer) og verdenens lore.</w:t>
-      </w:r>
-    </w:p>
-    <w:p>
-      <w:pPr>
-        <w:numPr>
-          <w:ilvl w:val="0"/>
-          <w:numId w:val="13"/>
-        </w:numPr>
-        <w:spacing w:after="0" w:afterAutospacing="0" w:before="0" w:beforeAutospacing="0" w:lineRule="auto"/>
-        <w:ind w:left="720" w:hanging="360"/>
-      </w:pPr>
-      <w:r>
-        <w:rPr>
-          <w:rtl w:val="0"/>
-        </w:rPr>
-        <w:t xml:space="preserve">Moderne standarder for webudvikling, herunder Next.js frameworket, TypeScript til typesikkerhed og SQL til databasehåndtering.</w:t>
-      </w:r>
-    </w:p>
-    <w:p>
-      <w:pPr>
-        <w:numPr>
-          <w:ilvl w:val="0"/>
-          <w:numId w:val="13"/>
-        </w:numPr>
-        <w:spacing w:after="240" w:before="0" w:beforeAutospacing="0" w:lineRule="auto"/>
-        <w:ind w:left="720" w:hanging="360"/>
-      </w:pPr>
-      <w:r>
-        <w:rPr>
-          <w:rtl w:val="0"/>
-        </w:rPr>
-        <w:t xml:space="preserve">OpenAI / Google Gemini API dokumentation til integration af AI-moduler.</w:t>
-      </w:r>
-      <w:r>
-        <w:rPr>
-          <w:rtl w:val="0"/>
-        </w:rPr>
-      </w:r>
-    </w:p>
-    <w:p>
-      <w:pPr>
-        <w:pStyle w:val="Heading3"/>
-        <w:keepNext w:val="0"/>
-        <w:keepLines w:val="0"/>
-        <w:spacing w:before="280" w:lineRule="auto"/>
-        <w:rPr>
-          <w:b w:val="1"/>
-          <w:bCs w:val="1"/>
-          <w:color w:val="000000"/>
-          <w:sz w:val="26"/>
-          <w:szCs w:val="26"/>
-        </w:rPr>
-      </w:pPr>
-      <w:bookmarkStart w:colFirst="0" w:colLast="0" w:name="_e0aaghavaw3u" w:id="9"/>
-      <w:bookmarkEnd w:id="9"/>
-      <w:r>
-        <w:rPr>
-          <w:b w:val="1"/>
-          <w:bCs w:val="1"/>
-          <w:color w:val="000000"/>
-          <w:sz w:val="26"/>
-          <w:szCs w:val="26"/>
-          <w:rtl w:val="0"/>
-        </w:rPr>
-        <w:t xml:space="preserve">1.3 Læsevejledning</w:t>
+        <w:t xml:space="preserve">1.1 Formål</w:t>
       </w:r>
     </w:p>
     <w:p>
@@ -3193,66 +3231,12 @@
         <w:rPr>
           <w:rtl w:val="0"/>
         </w:rPr>
-        <w:t xml:space="preserve">Det her dokument følger skolens standardskabelon for kravspecifikationer. Sektion 2 giver et overordnet blik på systemet og dets fremtid, sektion 3 beskriver de specifikke funktionelle krav gennem detaljerede Use Cases (inklusive AI-flows), og sektion 6 forklarer de kvalitative krav til systemets drift og sikkerhed.</w:t>
-      </w:r>
-      <w:r>
-        <w:rPr>
-          <w:rtl w:val="0"/>
-        </w:rPr>
-      </w:r>
-    </w:p>
-    <w:p>
-      <w:pPr>
-        <w:pStyle w:val="Heading2"/>
-        <w:keepNext w:val="0"/>
-        <w:keepLines w:val="0"/>
-        <w:spacing w:after="80" w:lineRule="auto"/>
-        <w:rPr>
-          <w:b w:val="1"/>
-          <w:bCs w:val="1"/>
-          <w:sz w:val="34"/>
-          <w:szCs w:val="34"/>
-        </w:rPr>
-      </w:pPr>
-      <w:bookmarkStart w:colFirst="0" w:colLast="0" w:name="_yzl0e9djpvw7" w:id="10"/>
-      <w:bookmarkEnd w:id="10"/>
-      <w:r>
-        <w:rPr>
-          <w:b w:val="1"/>
-          <w:bCs w:val="1"/>
-          <w:sz w:val="34"/>
-          <w:szCs w:val="34"/>
-          <w:rtl w:val="0"/>
-        </w:rPr>
-        <w:t xml:space="preserve">2. Generel beskrivelse</w:t>
-      </w:r>
-    </w:p>
-    <w:p>
-      <w:pPr>
-        <w:pStyle w:val="Heading3"/>
-        <w:keepNext w:val="0"/>
-        <w:keepLines w:val="0"/>
-        <w:spacing w:before="280" w:lineRule="auto"/>
-        <w:rPr>
-          <w:b w:val="1"/>
-          <w:bCs w:val="1"/>
-          <w:color w:val="000000"/>
-          <w:sz w:val="26"/>
-          <w:szCs w:val="26"/>
-        </w:rPr>
-      </w:pPr>
-      <w:bookmarkStart w:colFirst="0" w:colLast="0" w:name="_86sytx4a7d8" w:id="11"/>
-      <w:bookmarkEnd w:id="11"/>
-      <w:r>
-        <w:rPr>
-          <w:b w:val="1"/>
-          <w:bCs w:val="1"/>
-          <w:color w:val="000000"/>
-          <w:sz w:val="26"/>
-          <w:szCs w:val="26"/>
-          <w:rtl w:val="0"/>
-        </w:rPr>
-        <w:t xml:space="preserve">2.1 Systembeskrivelse</w:t>
+        <w:t xml:space="preserve">I det nedenstående vil der blive redegjort for formålet med WorldHub.</w:t>
+      </w:r>
+      <w:r>
+        <w:rPr>
+          <w:rtl w:val="0"/>
+        </w:rPr>
       </w:r>
     </w:p>
     <w:p>
@@ -3264,12 +3248,7 @@
         <w:rPr>
           <w:rtl w:val="0"/>
         </w:rPr>
-        <w:t xml:space="preserve">WorldHub er en cloud-baseret web-applikation. Herunder vil der blive vist en kort beskrive af den valgte hardware og software:</w:t>
-      </w:r>
-      <w:r>
-        <w:rPr>
-          <w:rtl w:val="0"/>
-        </w:rPr>
+        <w:t xml:space="preserve">Formålet er at udvikle web-applikationen "WorldHub", som skal fungere som et centralt værktøj for rollespillere til at organisere deres spilverdener. Projektet skal løse problemet med uoverskuelige noter, manglende overblik over karakterer og den ofte tidskrævende proces med at opfinde nye NPCer (Non Player Characters) midt under en spilsession. Ved at integrere kunstig intelligens (AI) kan det være muligt for en Game Master hurtigt at generere indhold, der passer ind i verdens lore.</w:t>
       </w:r>
     </w:p>
     <w:p>
@@ -3281,269 +3260,6 @@
         <w:rPr>
           <w:rtl w:val="0"/>
         </w:rPr>
-        <w:t xml:space="preserve">WorldHub Systemet køres direkte i brugerens browser, hvilket fjerner behovet for lokal installation og sikrer høj tilgængelighed.</w:t>
-      </w:r>
-    </w:p>
-    <w:p>
-      <w:pPr>
-        <w:numPr>
-          <w:ilvl w:val="0"/>
-          <w:numId w:val="19"/>
-        </w:numPr>
-        <w:spacing w:after="0" w:afterAutospacing="0" w:before="240" w:lineRule="auto"/>
-        <w:ind w:left="720" w:hanging="360"/>
-      </w:pPr>
-      <w:r>
-        <w:rPr>
-          <w:b w:val="1"/>
-          <w:bCs w:val="1"/>
-          <w:rtl w:val="0"/>
-        </w:rPr>
-        <w:t xml:space="preserve">Hardware:</w:t>
-      </w:r>
-      <w:r>
-        <w:rPr>
-          <w:rtl w:val="0"/>
-        </w:rPr>
-        <w:t xml:space="preserve"> Da systemet kører i skyen, kan det tilgås fra enhver enhed med en moderne browser. Det er optimeret til desktop, med fokus på at kunne køre på Google chrome først</w:t>
-      </w:r>
-      <w:r>
-        <w:rPr>
-          <w:rtl w:val="0"/>
-        </w:rPr>
-      </w:r>
-    </w:p>
-    <w:p>
-      <w:pPr>
-        <w:numPr>
-          <w:ilvl w:val="0"/>
-          <w:numId w:val="19"/>
-        </w:numPr>
-        <w:spacing w:after="240" w:before="0" w:beforeAutospacing="0" w:lineRule="auto"/>
-        <w:ind w:left="720" w:hanging="360"/>
-      </w:pPr>
-      <w:r>
-        <w:rPr>
-          <w:b w:val="1"/>
-          <w:bCs w:val="1"/>
-          <w:rtl w:val="0"/>
-        </w:rPr>
-        <w:t xml:space="preserve">Software:</w:t>
-      </w:r>
-      <w:r>
-        <w:rPr>
-          <w:rtl w:val="0"/>
-        </w:rPr>
-        <w:t xml:space="preserve"> Applikationen skal bygges med Next.js (Frontend/Backend), Tailwind CSS (Styling) og Supabase (PostgreSQL database &amp; Storage). AI-funktionaliteten leveres via eksterne API-kald til OpenAI eller Gemini google AI.</w:t>
-      </w:r>
-    </w:p>
-    <w:p>
-      <w:pPr>
-        <w:spacing w:after="240" w:before="240" w:lineRule="auto"/>
-        <w:rPr/>
-      </w:pPr>
-      <w:r>
-        <w:rPr>
-          <w:rtl w:val="0"/>
-        </w:rPr>
-        <w:t xml:space="preserve">Backend delen sikrer, at alle data (karakterer, verdener, lyde og AI genereret tekst) er synkroniseret i realtid på tværs af de enheder, som brugerne logger ind fra. Dette er vigtigt, fordi en Game Master kan pludseligt lave en opdatering til verdenen, så er det vigtigt at alle får den nye NPC at se med det samme. I stedet for at han skal sige “Så er den nye NPC kommet, så opdater lige siden”</w:t>
-      </w:r>
-    </w:p>
-    <w:p>
-      <w:pPr>
-        <w:spacing w:after="240" w:before="240" w:lineRule="auto"/>
-        <w:rPr/>
-      </w:pPr>
-      <w:r>
-        <w:rPr>
-          <w:rtl w:val="0"/>
-        </w:rPr>
-      </w:r>
-    </w:p>
-    <w:p>
-      <w:pPr>
-        <w:spacing w:after="240" w:before="240" w:lineRule="auto"/>
-        <w:rPr/>
-      </w:pPr>
-      <w:r>
-        <w:rPr>
-          <w:rtl w:val="0"/>
-        </w:rPr>
-      </w:r>
-    </w:p>
-    <w:p>
-      <w:pPr>
-        <w:spacing w:after="240" w:before="240" w:lineRule="auto"/>
-        <w:rPr/>
-      </w:pPr>
-      <w:r>
-        <w:rPr>
-          <w:rtl w:val="0"/>
-        </w:rPr>
-      </w:r>
-    </w:p>
-    <w:p>
-      <w:pPr>
-        <w:pStyle w:val="Heading3"/>
-        <w:keepNext w:val="0"/>
-        <w:keepLines w:val="0"/>
-        <w:spacing w:before="280" w:lineRule="auto"/>
-        <w:rPr>
-          <w:b w:val="1"/>
-          <w:bCs w:val="1"/>
-          <w:color w:val="000000"/>
-          <w:sz w:val="26"/>
-          <w:szCs w:val="26"/>
-        </w:rPr>
-      </w:pPr>
-      <w:bookmarkStart w:colFirst="0" w:colLast="0" w:name="_qq5z3dwbyu2k" w:id="12"/>
-      <w:bookmarkEnd w:id="12"/>
-      <w:r>
-        <w:rPr>
-          <w:b w:val="1"/>
-          <w:bCs w:val="1"/>
-          <w:color w:val="000000"/>
-          <w:sz w:val="26"/>
-          <w:szCs w:val="26"/>
-          <w:rtl w:val="0"/>
-        </w:rPr>
-        <w:t xml:space="preserve">2.2 Programmets funktion</w:t>
-      </w:r>
-    </w:p>
-    <w:p>
-      <w:pPr>
-        <w:spacing w:after="240" w:before="240" w:lineRule="auto"/>
-        <w:rPr/>
-      </w:pPr>
-      <w:r>
-        <w:rPr>
-          <w:rtl w:val="0"/>
-        </w:rPr>
-        <w:t xml:space="preserve">Systemet fungerer som en interaktiv wiki specielt lavet til rollespil med tre hovedfokusområder:</w:t>
-      </w:r>
-    </w:p>
-    <w:p>
-      <w:pPr>
-        <w:numPr>
-          <w:ilvl w:val="0"/>
-          <w:numId w:val="17"/>
-        </w:numPr>
-        <w:spacing w:after="0" w:afterAutospacing="0" w:before="240" w:lineRule="auto"/>
-        <w:ind w:left="720" w:hanging="360"/>
-      </w:pPr>
-      <w:r>
-        <w:rPr>
-          <w:b w:val="1"/>
-          <w:bCs w:val="1"/>
-          <w:rtl w:val="0"/>
-        </w:rPr>
-        <w:t xml:space="preserve">Organisering:</w:t>
-      </w:r>
-      <w:r>
-        <w:rPr>
-          <w:rtl w:val="0"/>
-        </w:rPr>
-        <w:t xml:space="preserve"> Strukturering af data i "Verdener" med tilhørende karakterkort.</w:t>
-      </w:r>
-    </w:p>
-    <w:p>
-      <w:pPr>
-        <w:numPr>
-          <w:ilvl w:val="0"/>
-          <w:numId w:val="17"/>
-        </w:numPr>
-        <w:spacing w:after="0" w:afterAutospacing="0" w:before="0" w:beforeAutospacing="0" w:lineRule="auto"/>
-        <w:ind w:left="720" w:hanging="360"/>
-      </w:pPr>
-      <w:r>
-        <w:rPr>
-          <w:b w:val="1"/>
-          <w:bCs w:val="1"/>
-          <w:rtl w:val="0"/>
-        </w:rPr>
-        <w:t xml:space="preserve">Immersion:</w:t>
-      </w:r>
-      <w:r>
-        <w:rPr>
-          <w:rtl w:val="0"/>
-        </w:rPr>
-        <w:t xml:space="preserve"> Brug af farvekoder og lydfiler (.ogg) for at bringe karaktererne til live med lyd og visuelt.</w:t>
-      </w:r>
-    </w:p>
-    <w:p>
-      <w:pPr>
-        <w:numPr>
-          <w:ilvl w:val="0"/>
-          <w:numId w:val="17"/>
-        </w:numPr>
-        <w:spacing w:after="0" w:afterAutospacing="0" w:before="0" w:beforeAutospacing="0" w:lineRule="auto"/>
-        <w:ind w:left="720" w:hanging="360"/>
-      </w:pPr>
-      <w:r>
-        <w:rPr>
-          <w:b w:val="1"/>
-          <w:bCs w:val="1"/>
-          <w:rtl w:val="0"/>
-        </w:rPr>
-        <w:t xml:space="preserve">Assistance:</w:t>
-      </w:r>
-      <w:r>
-        <w:rPr>
-          <w:rtl w:val="0"/>
-        </w:rPr>
-        <w:t xml:space="preserve"> Brug af AI til at generere NPC-beskrivelser, stats og baggrundshistorier baseret på korte brugerprompts, samt automatisk censurering af indhold.</w:t>
-      </w:r>
-    </w:p>
-    <w:p>
-      <w:pPr>
-        <w:numPr>
-          <w:ilvl w:val="0"/>
-          <w:numId w:val="17"/>
-        </w:numPr>
-        <w:spacing w:after="240" w:before="0" w:beforeAutospacing="0" w:lineRule="auto"/>
-        <w:ind w:left="720" w:hanging="360"/>
-        <w:rPr>
-          <w:u w:val="none"/>
-        </w:rPr>
-      </w:pPr>
-      <w:r>
-        <w:rPr>
-          <w:rtl w:val="0"/>
-        </w:rPr>
-        <w:t xml:space="preserve">Nemt for en GM at sige at progressivt at kunne vise nye NPCer jo længere spillerne kommer</w:t>
-      </w:r>
-      <w:r>
-        <w:rPr>
-          <w:rtl w:val="0"/>
-        </w:rPr>
-      </w:r>
-    </w:p>
-    <w:p>
-      <w:pPr>
-        <w:pStyle w:val="Heading3"/>
-        <w:keepNext w:val="0"/>
-        <w:keepLines w:val="0"/>
-        <w:spacing w:before="280" w:lineRule="auto"/>
-        <w:rPr>
-          <w:b w:val="1"/>
-          <w:bCs w:val="1"/>
-          <w:color w:val="000000"/>
-          <w:sz w:val="26"/>
-          <w:szCs w:val="26"/>
-        </w:rPr>
-      </w:pPr>
-      <w:bookmarkStart w:colFirst="0" w:colLast="0" w:name="_6ztvch7ozovu" w:id="13"/>
-      <w:bookmarkEnd w:id="13"/>
-      <w:r>
-        <w:rPr>
-          <w:b w:val="1"/>
-          <w:bCs w:val="1"/>
-          <w:color w:val="000000"/>
-          <w:sz w:val="26"/>
-          <w:szCs w:val="26"/>
-          <w:rtl w:val="0"/>
-        </w:rPr>
-        <w:t xml:space="preserve">2.3 Programmellets begrænsninger</w:t>
       </w:r>
     </w:p>
     <w:p>
@@ -3561,37 +3277,13 @@
           <w:bCs w:val="1"/>
           <w:rtl w:val="0"/>
         </w:rPr>
-        <w:t xml:space="preserve">Internetkrav:</w:t>
-      </w:r>
-      <w:r>
-        <w:rPr>
-          <w:rtl w:val="0"/>
-        </w:rPr>
-        <w:t xml:space="preserve"> Da systemet er cloud baseret og afhængigt af eksterne APIer (Supabase og AI), kræves en god internetforbindelse.</w:t>
-      </w:r>
-    </w:p>
-    <w:p>
-      <w:pPr>
-        <w:numPr>
-          <w:ilvl w:val="0"/>
-          <w:numId w:val="8"/>
-        </w:numPr>
-        <w:spacing w:after="0" w:afterAutospacing="0" w:before="0" w:beforeAutospacing="0" w:lineRule="auto"/>
-        <w:ind w:left="720" w:hanging="360"/>
-      </w:pPr>
-      <w:r>
-        <w:rPr>
-          <w:b w:val="1"/>
-          <w:bCs w:val="1"/>
-          <w:rtl w:val="0"/>
-        </w:rPr>
-        <w:t xml:space="preserve">Lydformat:</w:t>
-      </w:r>
-      <w:r>
-        <w:rPr>
-          <w:rtl w:val="0"/>
-        </w:rPr>
-        <w:t xml:space="preserve"> For at optimere båndbredde og sikre hurtig afspilning understøttes primært .ogg filer.</w:t>
+        <w:t xml:space="preserve">Udvikler:</w:t>
+      </w:r>
+      <w:r>
+        <w:rPr>
+          <w:rtl w:val="0"/>
+        </w:rPr>
+        <w:t xml:space="preserve"> [Elias]</w:t>
       </w:r>
     </w:p>
     <w:p>
@@ -3609,13 +3301,13 @@
           <w:bCs w:val="1"/>
           <w:rtl w:val="0"/>
         </w:rPr>
-        <w:t xml:space="preserve">AI-kvoter:</w:t>
-      </w:r>
-      <w:r>
-        <w:rPr>
-          <w:rtl w:val="0"/>
-        </w:rPr>
-        <w:t xml:space="preserve"> Generering af indhold via AI kan være begrænset af API udbyderens hastighedsbegrænsninger (Rate Limiting).</w:t>
+        <w:t xml:space="preserve">Kunde:</w:t>
+      </w:r>
+      <w:r>
+        <w:rPr>
+          <w:rtl w:val="0"/>
+        </w:rPr>
+        <w:t xml:space="preserve"> Rollespillere enhver person som går op i rollespil og som der har brug for et visuelt og organiseret opslagsværk til deres kampagner.</w:t>
       </w:r>
       <w:r>
         <w:rPr>
@@ -3637,8 +3329,8 @@
           <w:szCs w:val="26"/>
         </w:rPr>
       </w:pPr>
-      <w:bookmarkStart w:colFirst="0" w:colLast="0" w:name="_jj9cnoz77h5r" w:id="14"/>
-      <w:bookmarkEnd w:id="14"/>
+      <w:bookmarkStart w:colFirst="0" w:colLast="0" w:name="_cxczue9f0x18" w:id="8"/>
+      <w:bookmarkEnd w:id="8"/>
       <w:r>
         <w:rPr>
           <w:b w:val="1"/>
@@ -3648,212 +3340,7 @@
           <w:szCs w:val="26"/>
           <w:rtl w:val="0"/>
         </w:rPr>
-        <w:t xml:space="preserve">2.4 Programmellets fremtid</w:t>
-      </w:r>
-    </w:p>
-    <w:p>
-      <w:pPr>
-        <w:spacing w:after="240" w:before="240" w:lineRule="auto"/>
-        <w:rPr/>
-      </w:pPr>
-      <w:r>
-        <w:rPr>
-          <w:rtl w:val="0"/>
-        </w:rPr>
-        <w:t xml:space="preserve">Systemet designes med en modulær arkitektur, så det er forberedt på:</w:t>
-      </w:r>
-    </w:p>
-    <w:p>
-      <w:pPr>
-        <w:numPr>
-          <w:ilvl w:val="0"/>
-          <w:numId w:val="22"/>
-        </w:numPr>
-        <w:spacing w:after="0" w:afterAutospacing="0" w:before="240" w:lineRule="auto"/>
-        <w:ind w:left="720" w:hanging="360"/>
-      </w:pPr>
-      <w:r>
-        <w:rPr>
-          <w:b w:val="1"/>
-          <w:bCs w:val="1"/>
-          <w:rtl w:val="0"/>
-        </w:rPr>
-        <w:t xml:space="preserve">Interaktive kort (Maps):</w:t>
-      </w:r>
-      <w:r>
-        <w:rPr>
-          <w:rtl w:val="0"/>
-        </w:rPr>
-        <w:t xml:space="preserve"> Integration af billedfiler med "pins" for lokationer.</w:t>
-      </w:r>
-    </w:p>
-    <w:p>
-      <w:pPr>
-        <w:numPr>
-          <w:ilvl w:val="0"/>
-          <w:numId w:val="22"/>
-        </w:numPr>
-        <w:spacing w:after="0" w:afterAutospacing="0" w:before="0" w:beforeAutospacing="0" w:lineRule="auto"/>
-        <w:ind w:left="720" w:hanging="360"/>
-      </w:pPr>
-      <w:r>
-        <w:rPr>
-          <w:b w:val="1"/>
-          <w:bCs w:val="1"/>
-          <w:rtl w:val="0"/>
-        </w:rPr>
-        <w:t xml:space="preserve">Avanceret AI-hukommelse:</w:t>
-      </w:r>
-      <w:r>
-        <w:rPr>
-          <w:rtl w:val="0"/>
-        </w:rPr>
-        <w:t xml:space="preserve"> Mulighed for at lade AI'en huske tidligere begivenheder i verdenen for at skabe mere sammenhængende indhold.</w:t>
-      </w:r>
-    </w:p>
-    <w:p>
-      <w:pPr>
-        <w:numPr>
-          <w:ilvl w:val="0"/>
-          <w:numId w:val="22"/>
-        </w:numPr>
-        <w:spacing w:after="240" w:before="0" w:beforeAutospacing="0" w:lineRule="auto"/>
-        <w:ind w:left="720" w:hanging="360"/>
-      </w:pPr>
-      <w:r>
-        <w:rPr>
-          <w:b w:val="1"/>
-          <w:bCs w:val="1"/>
-          <w:rtl w:val="0"/>
-        </w:rPr>
-        <w:t xml:space="preserve">Eksport:</w:t>
-      </w:r>
-      <w:r>
-        <w:rPr>
-          <w:rtl w:val="0"/>
-        </w:rPr>
-        <w:t xml:space="preserve"> Mulighed for at eksportere hele sin verden til PDF eller andre formater.</w:t>
-      </w:r>
-    </w:p>
-    <w:p>
-      <w:pPr>
-        <w:spacing w:after="240" w:before="240" w:lineRule="auto"/>
-        <w:rPr/>
-      </w:pPr>
-      <w:r>
-        <w:rPr>
-          <w:rtl w:val="0"/>
-        </w:rPr>
-      </w:r>
-    </w:p>
-    <w:p>
-      <w:pPr>
-        <w:spacing w:after="240" w:before="240" w:lineRule="auto"/>
-        <w:rPr/>
-      </w:pPr>
-      <w:r>
-        <w:rPr>
-          <w:rtl w:val="0"/>
-        </w:rPr>
-      </w:r>
-    </w:p>
-    <w:p>
-      <w:pPr>
-        <w:pStyle w:val="Heading3"/>
-        <w:keepNext w:val="0"/>
-        <w:keepLines w:val="0"/>
-        <w:spacing w:before="280" w:lineRule="auto"/>
-        <w:rPr>
-          <w:b w:val="1"/>
-          <w:bCs w:val="1"/>
-          <w:color w:val="000000"/>
-          <w:sz w:val="26"/>
-          <w:szCs w:val="26"/>
-        </w:rPr>
-      </w:pPr>
-      <w:bookmarkStart w:colFirst="0" w:colLast="0" w:name="_msik5iv80xos" w:id="15"/>
-      <w:bookmarkEnd w:id="15"/>
-      <w:r>
-        <w:rPr>
-          <w:b w:val="1"/>
-          <w:bCs w:val="1"/>
-          <w:color w:val="000000"/>
-          <w:sz w:val="26"/>
-          <w:szCs w:val="26"/>
-          <w:rtl w:val="0"/>
-        </w:rPr>
-        <w:t xml:space="preserve">2.5 Brugerprofil</w:t>
-      </w:r>
-    </w:p>
-    <w:p>
-      <w:pPr>
-        <w:spacing w:after="240" w:before="240" w:lineRule="auto"/>
-        <w:rPr/>
-      </w:pPr>
-      <w:r>
-        <w:rPr>
-          <w:rtl w:val="0"/>
-        </w:rPr>
-        <w:t xml:space="preserve">Målgruppen er rollespillere i alle aldre, fra begyndere til erfarne Game Masters. Systemet er designet med fokus på UX (User Experience), så det er intuitivt at navigere i. Der kræves ingen teknisk forståelse for databaser eller AI, brugeren skal blot kunne interagere med formularer og knapper.</w:t>
-      </w:r>
-      <w:r>
-        <w:rPr>
-          <w:rtl w:val="0"/>
-        </w:rPr>
-      </w:r>
-    </w:p>
-    <w:p>
-      <w:pPr>
-        <w:pStyle w:val="Heading2"/>
-        <w:keepNext w:val="0"/>
-        <w:keepLines w:val="0"/>
-        <w:spacing w:after="80" w:lineRule="auto"/>
-        <w:rPr>
-          <w:b w:val="1"/>
-          <w:bCs w:val="1"/>
-          <w:sz w:val="34"/>
-          <w:szCs w:val="34"/>
-        </w:rPr>
-      </w:pPr>
-      <w:bookmarkStart w:colFirst="0" w:colLast="0" w:name="_owmvubz02cyk" w:id="16"/>
-      <w:bookmarkEnd w:id="16"/>
-      <w:r>
-        <w:rPr>
-          <w:b w:val="1"/>
-          <w:bCs w:val="1"/>
-          <w:sz w:val="34"/>
-          <w:szCs w:val="34"/>
-          <w:rtl w:val="0"/>
-        </w:rPr>
-        <w:t xml:space="preserve">3. De specifikke krav</w:t>
-      </w:r>
-    </w:p>
-    <w:p>
-      <w:pPr>
-        <w:pStyle w:val="Heading3"/>
-        <w:keepNext w:val="0"/>
-        <w:keepLines w:val="0"/>
-        <w:spacing w:before="280" w:lineRule="auto"/>
-        <w:rPr>
-          <w:b w:val="1"/>
-          <w:bCs w:val="1"/>
-          <w:color w:val="000000"/>
-          <w:sz w:val="26"/>
-          <w:szCs w:val="26"/>
-        </w:rPr>
-      </w:pPr>
-      <w:bookmarkStart w:colFirst="0" w:colLast="0" w:name="_j9leyctvnvw6" w:id="17"/>
-      <w:bookmarkEnd w:id="17"/>
-      <w:r>
-        <w:rPr>
-          <w:b w:val="1"/>
-          <w:bCs w:val="1"/>
-          <w:color w:val="000000"/>
-          <w:sz w:val="26"/>
-          <w:szCs w:val="26"/>
-          <w:rtl w:val="0"/>
-        </w:rPr>
-        <w:t xml:space="preserve">3.1 Definitioner</w:t>
+        <w:t xml:space="preserve">1.2 Referencer</w:t>
       </w:r>
     </w:p>
     <w:p>
@@ -3867,17 +3354,9 @@
       </w:pPr>
       <w:r>
         <w:rPr>
-          <w:b w:val="1"/>
-          <w:bCs w:val="1"/>
-          <w:rtl w:val="0"/>
-        </w:rPr>
-        <w:t xml:space="preserve">Owner:</w:t>
-      </w:r>
-      <w:r>
-        <w:rPr>
-          <w:rtl w:val="0"/>
-        </w:rPr>
-        <w:t xml:space="preserve"> Ejeren af en verden. Har fulde rettigheder til alt indhold og administration.</w:t>
+          <w:rtl w:val="0"/>
+        </w:rPr>
+        <w:t xml:space="preserve">Kundens ønske om et bedre og mere levende overblik over karakterer (NPCer) og verdenens lore.</w:t>
       </w:r>
     </w:p>
     <w:p>
@@ -3891,17 +3370,9 @@
       </w:pPr>
       <w:r>
         <w:rPr>
-          <w:b w:val="1"/>
-          <w:bCs w:val="1"/>
-          <w:rtl w:val="0"/>
-        </w:rPr>
-        <w:t xml:space="preserve">Member:</w:t>
-      </w:r>
-      <w:r>
-        <w:rPr>
-          <w:rtl w:val="0"/>
-        </w:rPr>
-        <w:t xml:space="preserve"> En inviteret bruger. Kan se indhold og evt. rette egne data (afhænger af rolle).</w:t>
+          <w:rtl w:val="0"/>
+        </w:rPr>
+        <w:t xml:space="preserve">Moderne standarder for webudvikling, herunder Next.js frameworket, TypeScript til typesikkerhed og SQL til databasehåndtering.</w:t>
       </w:r>
     </w:p>
     <w:p>
@@ -3909,6 +3380,775 @@
         <w:numPr>
           <w:ilvl w:val="0"/>
           <w:numId w:val="14"/>
+        </w:numPr>
+        <w:spacing w:after="240" w:before="0" w:beforeAutospacing="0" w:lineRule="auto"/>
+        <w:ind w:left="720" w:hanging="360"/>
+      </w:pPr>
+      <w:r>
+        <w:rPr>
+          <w:rtl w:val="0"/>
+        </w:rPr>
+        <w:t xml:space="preserve">OpenAI / Google Gemini API dokumentation til integration af AI-moduler.</w:t>
+      </w:r>
+      <w:r>
+        <w:rPr>
+          <w:rtl w:val="0"/>
+        </w:rPr>
+      </w:r>
+    </w:p>
+    <w:p>
+      <w:pPr>
+        <w:pStyle w:val="Heading3"/>
+        <w:keepNext w:val="0"/>
+        <w:keepLines w:val="0"/>
+        <w:spacing w:before="280" w:lineRule="auto"/>
+        <w:rPr>
+          <w:b w:val="1"/>
+          <w:bCs w:val="1"/>
+          <w:color w:val="000000"/>
+          <w:sz w:val="26"/>
+          <w:szCs w:val="26"/>
+        </w:rPr>
+      </w:pPr>
+      <w:bookmarkStart w:colFirst="0" w:colLast="0" w:name="_e0aaghavaw3u" w:id="9"/>
+      <w:bookmarkEnd w:id="9"/>
+      <w:r>
+        <w:rPr>
+          <w:b w:val="1"/>
+          <w:bCs w:val="1"/>
+          <w:color w:val="000000"/>
+          <w:sz w:val="26"/>
+          <w:szCs w:val="26"/>
+          <w:rtl w:val="0"/>
+        </w:rPr>
+        <w:t xml:space="preserve">1.3 Læsevejledning</w:t>
+      </w:r>
+    </w:p>
+    <w:p>
+      <w:pPr>
+        <w:spacing w:after="240" w:before="240" w:lineRule="auto"/>
+        <w:rPr/>
+      </w:pPr>
+      <w:r>
+        <w:rPr>
+          <w:rtl w:val="0"/>
+        </w:rPr>
+        <w:t xml:space="preserve">Det her dokument følger skolens standardskabelon for kravspecifikationer. Sektion 2 giver et overordnet blik på systemet og dets fremtid, sektion 3 beskriver de specifikke funktionelle krav gennem detaljerede Use Cases (inklusive AI-flows), og sektion 6 forklarer de kvalitative krav til systemets drift og sikkerhed.</w:t>
+      </w:r>
+      <w:r>
+        <w:rPr>
+          <w:rtl w:val="0"/>
+        </w:rPr>
+      </w:r>
+    </w:p>
+    <w:p>
+      <w:pPr>
+        <w:pStyle w:val="Heading2"/>
+        <w:keepNext w:val="0"/>
+        <w:keepLines w:val="0"/>
+        <w:spacing w:after="80" w:lineRule="auto"/>
+        <w:rPr>
+          <w:b w:val="1"/>
+          <w:bCs w:val="1"/>
+          <w:sz w:val="34"/>
+          <w:szCs w:val="34"/>
+        </w:rPr>
+      </w:pPr>
+      <w:bookmarkStart w:colFirst="0" w:colLast="0" w:name="_yzl0e9djpvw7" w:id="10"/>
+      <w:bookmarkEnd w:id="10"/>
+      <w:r>
+        <w:rPr>
+          <w:b w:val="1"/>
+          <w:bCs w:val="1"/>
+          <w:sz w:val="34"/>
+          <w:szCs w:val="34"/>
+          <w:rtl w:val="0"/>
+        </w:rPr>
+        <w:t xml:space="preserve">2. Generel beskrivelse</w:t>
+      </w:r>
+    </w:p>
+    <w:p>
+      <w:pPr>
+        <w:pStyle w:val="Heading3"/>
+        <w:keepNext w:val="0"/>
+        <w:keepLines w:val="0"/>
+        <w:spacing w:before="280" w:lineRule="auto"/>
+        <w:rPr>
+          <w:b w:val="1"/>
+          <w:bCs w:val="1"/>
+          <w:color w:val="000000"/>
+          <w:sz w:val="26"/>
+          <w:szCs w:val="26"/>
+        </w:rPr>
+      </w:pPr>
+      <w:bookmarkStart w:colFirst="0" w:colLast="0" w:name="_86sytx4a7d8" w:id="11"/>
+      <w:bookmarkEnd w:id="11"/>
+      <w:r>
+        <w:rPr>
+          <w:b w:val="1"/>
+          <w:bCs w:val="1"/>
+          <w:color w:val="000000"/>
+          <w:sz w:val="26"/>
+          <w:szCs w:val="26"/>
+          <w:rtl w:val="0"/>
+        </w:rPr>
+        <w:t xml:space="preserve">2.1 Systembeskrivelse</w:t>
+      </w:r>
+    </w:p>
+    <w:p>
+      <w:pPr>
+        <w:spacing w:after="240" w:before="240" w:lineRule="auto"/>
+        <w:rPr/>
+      </w:pPr>
+      <w:r>
+        <w:rPr>
+          <w:rtl w:val="0"/>
+        </w:rPr>
+        <w:t xml:space="preserve">WorldHub er en cloud-baseret web-applikation. Herunder vil der blive vist en kort beskrive af den valgte hardware og software:</w:t>
+      </w:r>
+      <w:r>
+        <w:rPr>
+          <w:rtl w:val="0"/>
+        </w:rPr>
+      </w:r>
+    </w:p>
+    <w:p>
+      <w:pPr>
+        <w:spacing w:after="240" w:before="240" w:lineRule="auto"/>
+        <w:rPr/>
+      </w:pPr>
+      <w:r>
+        <w:rPr>
+          <w:rtl w:val="0"/>
+        </w:rPr>
+        <w:t xml:space="preserve">WorldHub Systemet køres direkte i brugerens browser, hvilket fjerner behovet for lokal installation og sikrer høj tilgængelighed.</w:t>
+      </w:r>
+    </w:p>
+    <w:p>
+      <w:pPr>
+        <w:numPr>
+          <w:ilvl w:val="0"/>
+          <w:numId w:val="20"/>
+        </w:numPr>
+        <w:spacing w:after="0" w:afterAutospacing="0" w:before="240" w:lineRule="auto"/>
+        <w:ind w:left="720" w:hanging="360"/>
+      </w:pPr>
+      <w:r>
+        <w:rPr>
+          <w:b w:val="1"/>
+          <w:bCs w:val="1"/>
+          <w:rtl w:val="0"/>
+        </w:rPr>
+        <w:t xml:space="preserve">Hardware:</w:t>
+      </w:r>
+      <w:r>
+        <w:rPr>
+          <w:rtl w:val="0"/>
+        </w:rPr>
+        <w:t xml:space="preserve"> Da systemet kører i skyen, kan det tilgås fra enhver enhed med en moderne browser. Det er optimeret til desktop, med fokus på at kunne køre på Google chrome først</w:t>
+      </w:r>
+      <w:r>
+        <w:rPr>
+          <w:rtl w:val="0"/>
+        </w:rPr>
+      </w:r>
+    </w:p>
+    <w:p>
+      <w:pPr>
+        <w:numPr>
+          <w:ilvl w:val="0"/>
+          <w:numId w:val="20"/>
+        </w:numPr>
+        <w:spacing w:after="240" w:before="0" w:beforeAutospacing="0" w:lineRule="auto"/>
+        <w:ind w:left="720" w:hanging="360"/>
+      </w:pPr>
+      <w:r>
+        <w:rPr>
+          <w:b w:val="1"/>
+          <w:bCs w:val="1"/>
+          <w:rtl w:val="0"/>
+        </w:rPr>
+        <w:t xml:space="preserve">Software:</w:t>
+      </w:r>
+      <w:r>
+        <w:rPr>
+          <w:rtl w:val="0"/>
+        </w:rPr>
+        <w:t xml:space="preserve"> Applikationen skal bygges med Next.js (Frontend/Backend), Tailwind CSS (Styling) og Supabase (PostgreSQL database &amp; Storage). AI-funktionaliteten leveres via eksterne API-kald til OpenAI eller Gemini google AI.</w:t>
+      </w:r>
+    </w:p>
+    <w:p>
+      <w:pPr>
+        <w:spacing w:after="240" w:before="240" w:lineRule="auto"/>
+        <w:rPr/>
+      </w:pPr>
+      <w:r>
+        <w:rPr>
+          <w:rtl w:val="0"/>
+        </w:rPr>
+        <w:t xml:space="preserve">Backend delen sikrer, at alle data (karakterer, verdener, lyde og AI genereret tekst) er synkroniseret i realtid på tværs af de enheder, som brugerne logger ind fra. Dette er vigtigt, fordi en Game Master kan pludseligt lave en opdatering til verdenen, så er det vigtigt at alle får den nye NPC at se med det samme. I stedet for at han skal sige “Så er den nye NPC kommet, så opdater lige siden”</w:t>
+      </w:r>
+    </w:p>
+    <w:p>
+      <w:pPr>
+        <w:spacing w:after="240" w:before="240" w:lineRule="auto"/>
+        <w:rPr/>
+      </w:pPr>
+      <w:r>
+        <w:rPr>
+          <w:rtl w:val="0"/>
+        </w:rPr>
+      </w:r>
+    </w:p>
+    <w:p>
+      <w:pPr>
+        <w:spacing w:after="240" w:before="240" w:lineRule="auto"/>
+        <w:rPr/>
+      </w:pPr>
+      <w:r>
+        <w:rPr>
+          <w:rtl w:val="0"/>
+        </w:rPr>
+      </w:r>
+    </w:p>
+    <w:p>
+      <w:pPr>
+        <w:spacing w:after="240" w:before="240" w:lineRule="auto"/>
+        <w:rPr/>
+      </w:pPr>
+      <w:r>
+        <w:rPr>
+          <w:rtl w:val="0"/>
+        </w:rPr>
+      </w:r>
+    </w:p>
+    <w:p>
+      <w:pPr>
+        <w:pStyle w:val="Heading3"/>
+        <w:keepNext w:val="0"/>
+        <w:keepLines w:val="0"/>
+        <w:spacing w:before="280" w:lineRule="auto"/>
+        <w:rPr>
+          <w:b w:val="1"/>
+          <w:bCs w:val="1"/>
+          <w:color w:val="000000"/>
+          <w:sz w:val="26"/>
+          <w:szCs w:val="26"/>
+        </w:rPr>
+      </w:pPr>
+      <w:bookmarkStart w:colFirst="0" w:colLast="0" w:name="_qq5z3dwbyu2k" w:id="12"/>
+      <w:bookmarkEnd w:id="12"/>
+      <w:r>
+        <w:rPr>
+          <w:b w:val="1"/>
+          <w:bCs w:val="1"/>
+          <w:color w:val="000000"/>
+          <w:sz w:val="26"/>
+          <w:szCs w:val="26"/>
+          <w:rtl w:val="0"/>
+        </w:rPr>
+        <w:t xml:space="preserve">2.2 Programmets funktion</w:t>
+      </w:r>
+    </w:p>
+    <w:p>
+      <w:pPr>
+        <w:spacing w:after="240" w:before="240" w:lineRule="auto"/>
+        <w:rPr/>
+      </w:pPr>
+      <w:r>
+        <w:rPr>
+          <w:rtl w:val="0"/>
+        </w:rPr>
+        <w:t xml:space="preserve">Systemet fungerer som en interaktiv wiki specielt lavet til rollespil med tre hovedfokusområder:</w:t>
+      </w:r>
+    </w:p>
+    <w:p>
+      <w:pPr>
+        <w:numPr>
+          <w:ilvl w:val="0"/>
+          <w:numId w:val="18"/>
+        </w:numPr>
+        <w:spacing w:after="0" w:afterAutospacing="0" w:before="240" w:lineRule="auto"/>
+        <w:ind w:left="720" w:hanging="360"/>
+      </w:pPr>
+      <w:r>
+        <w:rPr>
+          <w:b w:val="1"/>
+          <w:bCs w:val="1"/>
+          <w:rtl w:val="0"/>
+        </w:rPr>
+        <w:t xml:space="preserve">Organisering:</w:t>
+      </w:r>
+      <w:r>
+        <w:rPr>
+          <w:rtl w:val="0"/>
+        </w:rPr>
+        <w:t xml:space="preserve"> Strukturering af data i "Verdener" med tilhørende karakterkort.</w:t>
+      </w:r>
+    </w:p>
+    <w:p>
+      <w:pPr>
+        <w:numPr>
+          <w:ilvl w:val="0"/>
+          <w:numId w:val="18"/>
+        </w:numPr>
+        <w:spacing w:after="0" w:afterAutospacing="0" w:before="0" w:beforeAutospacing="0" w:lineRule="auto"/>
+        <w:ind w:left="720" w:hanging="360"/>
+      </w:pPr>
+      <w:r>
+        <w:rPr>
+          <w:b w:val="1"/>
+          <w:bCs w:val="1"/>
+          <w:rtl w:val="0"/>
+        </w:rPr>
+        <w:t xml:space="preserve">Immersion:</w:t>
+      </w:r>
+      <w:r>
+        <w:rPr>
+          <w:rtl w:val="0"/>
+        </w:rPr>
+        <w:t xml:space="preserve"> Brug af farvekoder og lydfiler (.ogg) for at bringe karaktererne til live med lyd og visuelt.</w:t>
+      </w:r>
+    </w:p>
+    <w:p>
+      <w:pPr>
+        <w:numPr>
+          <w:ilvl w:val="0"/>
+          <w:numId w:val="18"/>
+        </w:numPr>
+        <w:spacing w:after="0" w:afterAutospacing="0" w:before="0" w:beforeAutospacing="0" w:lineRule="auto"/>
+        <w:ind w:left="720" w:hanging="360"/>
+      </w:pPr>
+      <w:r>
+        <w:rPr>
+          <w:b w:val="1"/>
+          <w:bCs w:val="1"/>
+          <w:rtl w:val="0"/>
+        </w:rPr>
+        <w:t xml:space="preserve">Assistance:</w:t>
+      </w:r>
+      <w:r>
+        <w:rPr>
+          <w:rtl w:val="0"/>
+        </w:rPr>
+        <w:t xml:space="preserve"> Brug af AI til at generere NPC-beskrivelser, stats og baggrundshistorier baseret på korte brugerprompts, samt automatisk censurering af indhold.</w:t>
+      </w:r>
+    </w:p>
+    <w:p>
+      <w:pPr>
+        <w:numPr>
+          <w:ilvl w:val="0"/>
+          <w:numId w:val="18"/>
+        </w:numPr>
+        <w:spacing w:after="240" w:before="0" w:beforeAutospacing="0" w:lineRule="auto"/>
+        <w:ind w:left="720" w:hanging="360"/>
+        <w:rPr>
+          <w:u w:val="none"/>
+        </w:rPr>
+      </w:pPr>
+      <w:r>
+        <w:rPr>
+          <w:rtl w:val="0"/>
+        </w:rPr>
+        <w:t xml:space="preserve">Nemt for en GM at sige at progressivt at kunne vise nye NPCer jo længere spillerne kommer</w:t>
+      </w:r>
+      <w:r>
+        <w:rPr>
+          <w:rtl w:val="0"/>
+        </w:rPr>
+      </w:r>
+    </w:p>
+    <w:p>
+      <w:pPr>
+        <w:pStyle w:val="Heading3"/>
+        <w:keepNext w:val="0"/>
+        <w:keepLines w:val="0"/>
+        <w:spacing w:before="280" w:lineRule="auto"/>
+        <w:rPr>
+          <w:b w:val="1"/>
+          <w:bCs w:val="1"/>
+          <w:color w:val="000000"/>
+          <w:sz w:val="26"/>
+          <w:szCs w:val="26"/>
+        </w:rPr>
+      </w:pPr>
+      <w:bookmarkStart w:colFirst="0" w:colLast="0" w:name="_6ztvch7ozovu" w:id="13"/>
+      <w:bookmarkEnd w:id="13"/>
+      <w:r>
+        <w:rPr>
+          <w:b w:val="1"/>
+          <w:bCs w:val="1"/>
+          <w:color w:val="000000"/>
+          <w:sz w:val="26"/>
+          <w:szCs w:val="26"/>
+          <w:rtl w:val="0"/>
+        </w:rPr>
+        <w:t xml:space="preserve">2.3 Programmellets begrænsninger</w:t>
+      </w:r>
+    </w:p>
+    <w:p>
+      <w:pPr>
+        <w:numPr>
+          <w:ilvl w:val="0"/>
+          <w:numId w:val="9"/>
+        </w:numPr>
+        <w:spacing w:after="0" w:afterAutospacing="0" w:before="240" w:lineRule="auto"/>
+        <w:ind w:left="720" w:hanging="360"/>
+      </w:pPr>
+      <w:r>
+        <w:rPr>
+          <w:b w:val="1"/>
+          <w:bCs w:val="1"/>
+          <w:rtl w:val="0"/>
+        </w:rPr>
+        <w:t xml:space="preserve">Internetkrav:</w:t>
+      </w:r>
+      <w:r>
+        <w:rPr>
+          <w:rtl w:val="0"/>
+        </w:rPr>
+        <w:t xml:space="preserve"> Da systemet er cloud baseret og afhængigt af eksterne APIer (Supabase og AI), kræves en god internetforbindelse.</w:t>
+      </w:r>
+    </w:p>
+    <w:p>
+      <w:pPr>
+        <w:numPr>
+          <w:ilvl w:val="0"/>
+          <w:numId w:val="9"/>
+        </w:numPr>
+        <w:spacing w:after="0" w:afterAutospacing="0" w:before="0" w:beforeAutospacing="0" w:lineRule="auto"/>
+        <w:ind w:left="720" w:hanging="360"/>
+      </w:pPr>
+      <w:r>
+        <w:rPr>
+          <w:b w:val="1"/>
+          <w:bCs w:val="1"/>
+          <w:rtl w:val="0"/>
+        </w:rPr>
+        <w:t xml:space="preserve">Lydformat:</w:t>
+      </w:r>
+      <w:r>
+        <w:rPr>
+          <w:rtl w:val="0"/>
+        </w:rPr>
+        <w:t xml:space="preserve"> For at optimere båndbredde og sikre hurtig afspilning understøttes primært .ogg filer.</w:t>
+      </w:r>
+    </w:p>
+    <w:p>
+      <w:pPr>
+        <w:numPr>
+          <w:ilvl w:val="0"/>
+          <w:numId w:val="9"/>
+        </w:numPr>
+        <w:spacing w:after="240" w:before="0" w:beforeAutospacing="0" w:lineRule="auto"/>
+        <w:ind w:left="720" w:hanging="360"/>
+      </w:pPr>
+      <w:r>
+        <w:rPr>
+          <w:b w:val="1"/>
+          <w:bCs w:val="1"/>
+          <w:rtl w:val="0"/>
+        </w:rPr>
+        <w:t xml:space="preserve">AI-kvoter:</w:t>
+      </w:r>
+      <w:r>
+        <w:rPr>
+          <w:rtl w:val="0"/>
+        </w:rPr>
+        <w:t xml:space="preserve"> Generering af indhold via AI kan være begrænset af API udbyderens hastighedsbegrænsninger (Rate Limiting).</w:t>
+      </w:r>
+      <w:r>
+        <w:rPr>
+          <w:rtl w:val="0"/>
+        </w:rPr>
+      </w:r>
+    </w:p>
+    <w:p>
+      <w:pPr>
+        <w:pStyle w:val="Heading3"/>
+        <w:keepNext w:val="0"/>
+        <w:keepLines w:val="0"/>
+        <w:spacing w:before="280" w:lineRule="auto"/>
+        <w:rPr>
+          <w:b w:val="1"/>
+          <w:bCs w:val="1"/>
+          <w:color w:val="000000"/>
+          <w:sz w:val="26"/>
+          <w:szCs w:val="26"/>
+        </w:rPr>
+      </w:pPr>
+      <w:bookmarkStart w:colFirst="0" w:colLast="0" w:name="_jj9cnoz77h5r" w:id="14"/>
+      <w:bookmarkEnd w:id="14"/>
+      <w:r>
+        <w:rPr>
+          <w:b w:val="1"/>
+          <w:bCs w:val="1"/>
+          <w:color w:val="000000"/>
+          <w:sz w:val="26"/>
+          <w:szCs w:val="26"/>
+          <w:rtl w:val="0"/>
+        </w:rPr>
+        <w:t xml:space="preserve">2.4 Programmellets fremtid</w:t>
+      </w:r>
+    </w:p>
+    <w:p>
+      <w:pPr>
+        <w:spacing w:after="240" w:before="240" w:lineRule="auto"/>
+        <w:rPr/>
+      </w:pPr>
+      <w:r>
+        <w:rPr>
+          <w:rtl w:val="0"/>
+        </w:rPr>
+        <w:t xml:space="preserve">Systemet designes med en modulær arkitektur, så det er forberedt på:</w:t>
+      </w:r>
+    </w:p>
+    <w:p>
+      <w:pPr>
+        <w:numPr>
+          <w:ilvl w:val="0"/>
+          <w:numId w:val="23"/>
+        </w:numPr>
+        <w:spacing w:after="0" w:afterAutospacing="0" w:before="240" w:lineRule="auto"/>
+        <w:ind w:left="720" w:hanging="360"/>
+      </w:pPr>
+      <w:r>
+        <w:rPr>
+          <w:b w:val="1"/>
+          <w:bCs w:val="1"/>
+          <w:rtl w:val="0"/>
+        </w:rPr>
+        <w:t xml:space="preserve">Interaktive kort (Maps):</w:t>
+      </w:r>
+      <w:r>
+        <w:rPr>
+          <w:rtl w:val="0"/>
+        </w:rPr>
+        <w:t xml:space="preserve"> Integration af billedfiler med "pins" for lokationer.</w:t>
+      </w:r>
+    </w:p>
+    <w:p>
+      <w:pPr>
+        <w:numPr>
+          <w:ilvl w:val="0"/>
+          <w:numId w:val="23"/>
+        </w:numPr>
+        <w:spacing w:after="0" w:afterAutospacing="0" w:before="0" w:beforeAutospacing="0" w:lineRule="auto"/>
+        <w:ind w:left="720" w:hanging="360"/>
+      </w:pPr>
+      <w:r>
+        <w:rPr>
+          <w:b w:val="1"/>
+          <w:bCs w:val="1"/>
+          <w:rtl w:val="0"/>
+        </w:rPr>
+        <w:t xml:space="preserve">Avanceret AI-hukommelse:</w:t>
+      </w:r>
+      <w:r>
+        <w:rPr>
+          <w:rtl w:val="0"/>
+        </w:rPr>
+        <w:t xml:space="preserve"> Mulighed for at lade AI'en huske tidligere begivenheder i verdenen for at skabe mere sammenhængende indhold.</w:t>
+      </w:r>
+    </w:p>
+    <w:p>
+      <w:pPr>
+        <w:numPr>
+          <w:ilvl w:val="0"/>
+          <w:numId w:val="23"/>
+        </w:numPr>
+        <w:spacing w:after="240" w:before="0" w:beforeAutospacing="0" w:lineRule="auto"/>
+        <w:ind w:left="720" w:hanging="360"/>
+      </w:pPr>
+      <w:r>
+        <w:rPr>
+          <w:b w:val="1"/>
+          <w:bCs w:val="1"/>
+          <w:rtl w:val="0"/>
+        </w:rPr>
+        <w:t xml:space="preserve">Eksport:</w:t>
+      </w:r>
+      <w:r>
+        <w:rPr>
+          <w:rtl w:val="0"/>
+        </w:rPr>
+        <w:t xml:space="preserve"> Mulighed for at eksportere hele sin verden til PDF eller andre formater.</w:t>
+      </w:r>
+    </w:p>
+    <w:p>
+      <w:pPr>
+        <w:spacing w:after="240" w:before="240" w:lineRule="auto"/>
+        <w:rPr/>
+      </w:pPr>
+      <w:r>
+        <w:rPr>
+          <w:rtl w:val="0"/>
+        </w:rPr>
+      </w:r>
+    </w:p>
+    <w:p>
+      <w:pPr>
+        <w:spacing w:after="240" w:before="240" w:lineRule="auto"/>
+        <w:rPr/>
+      </w:pPr>
+      <w:r>
+        <w:rPr>
+          <w:rtl w:val="0"/>
+        </w:rPr>
+      </w:r>
+    </w:p>
+    <w:p>
+      <w:pPr>
+        <w:pStyle w:val="Heading3"/>
+        <w:keepNext w:val="0"/>
+        <w:keepLines w:val="0"/>
+        <w:spacing w:before="280" w:lineRule="auto"/>
+        <w:rPr>
+          <w:b w:val="1"/>
+          <w:bCs w:val="1"/>
+          <w:color w:val="000000"/>
+          <w:sz w:val="26"/>
+          <w:szCs w:val="26"/>
+        </w:rPr>
+      </w:pPr>
+      <w:bookmarkStart w:colFirst="0" w:colLast="0" w:name="_msik5iv80xos" w:id="15"/>
+      <w:bookmarkEnd w:id="15"/>
+      <w:r>
+        <w:rPr>
+          <w:b w:val="1"/>
+          <w:bCs w:val="1"/>
+          <w:color w:val="000000"/>
+          <w:sz w:val="26"/>
+          <w:szCs w:val="26"/>
+          <w:rtl w:val="0"/>
+        </w:rPr>
+        <w:t xml:space="preserve">2.5 Brugerprofil</w:t>
+      </w:r>
+    </w:p>
+    <w:p>
+      <w:pPr>
+        <w:spacing w:after="240" w:before="240" w:lineRule="auto"/>
+        <w:rPr/>
+      </w:pPr>
+      <w:r>
+        <w:rPr>
+          <w:rtl w:val="0"/>
+        </w:rPr>
+        <w:t xml:space="preserve">Målgruppen er rollespillere i alle aldre, fra begyndere til erfarne Game Masters. Systemet er designet med fokus på UX (User Experience), så det er intuitivt at navigere i. Der kræves ingen teknisk forståelse for databaser eller AI, brugeren skal blot kunne interagere med formularer og knapper.</w:t>
+      </w:r>
+      <w:r>
+        <w:rPr>
+          <w:rtl w:val="0"/>
+        </w:rPr>
+      </w:r>
+    </w:p>
+    <w:p>
+      <w:pPr>
+        <w:pStyle w:val="Heading2"/>
+        <w:keepNext w:val="0"/>
+        <w:keepLines w:val="0"/>
+        <w:spacing w:after="80" w:lineRule="auto"/>
+        <w:rPr>
+          <w:b w:val="1"/>
+          <w:bCs w:val="1"/>
+          <w:sz w:val="34"/>
+          <w:szCs w:val="34"/>
+        </w:rPr>
+      </w:pPr>
+      <w:bookmarkStart w:colFirst="0" w:colLast="0" w:name="_owmvubz02cyk" w:id="16"/>
+      <w:bookmarkEnd w:id="16"/>
+      <w:r>
+        <w:rPr>
+          <w:b w:val="1"/>
+          <w:bCs w:val="1"/>
+          <w:sz w:val="34"/>
+          <w:szCs w:val="34"/>
+          <w:rtl w:val="0"/>
+        </w:rPr>
+        <w:t xml:space="preserve">3. De specifikke krav</w:t>
+      </w:r>
+    </w:p>
+    <w:p>
+      <w:pPr>
+        <w:pStyle w:val="Heading3"/>
+        <w:keepNext w:val="0"/>
+        <w:keepLines w:val="0"/>
+        <w:spacing w:before="280" w:lineRule="auto"/>
+        <w:rPr>
+          <w:b w:val="1"/>
+          <w:bCs w:val="1"/>
+          <w:color w:val="000000"/>
+          <w:sz w:val="26"/>
+          <w:szCs w:val="26"/>
+        </w:rPr>
+      </w:pPr>
+      <w:bookmarkStart w:colFirst="0" w:colLast="0" w:name="_j9leyctvnvw6" w:id="17"/>
+      <w:bookmarkEnd w:id="17"/>
+      <w:r>
+        <w:rPr>
+          <w:b w:val="1"/>
+          <w:bCs w:val="1"/>
+          <w:color w:val="000000"/>
+          <w:sz w:val="26"/>
+          <w:szCs w:val="26"/>
+          <w:rtl w:val="0"/>
+        </w:rPr>
+        <w:t xml:space="preserve">3.1 Definitioner</w:t>
+      </w:r>
+    </w:p>
+    <w:p>
+      <w:pPr>
+        <w:numPr>
+          <w:ilvl w:val="0"/>
+          <w:numId w:val="15"/>
+        </w:numPr>
+        <w:spacing w:after="0" w:afterAutospacing="0" w:before="240" w:lineRule="auto"/>
+        <w:ind w:left="720" w:hanging="360"/>
+      </w:pPr>
+      <w:r>
+        <w:rPr>
+          <w:b w:val="1"/>
+          <w:bCs w:val="1"/>
+          <w:rtl w:val="0"/>
+        </w:rPr>
+        <w:t xml:space="preserve">Owner:</w:t>
+      </w:r>
+      <w:r>
+        <w:rPr>
+          <w:rtl w:val="0"/>
+        </w:rPr>
+        <w:t xml:space="preserve"> Ejeren af en verden. Har fulde rettigheder til alt indhold og administration.</w:t>
+      </w:r>
+    </w:p>
+    <w:p>
+      <w:pPr>
+        <w:numPr>
+          <w:ilvl w:val="0"/>
+          <w:numId w:val="15"/>
+        </w:numPr>
+        <w:spacing w:after="0" w:afterAutospacing="0" w:before="0" w:beforeAutospacing="0" w:lineRule="auto"/>
+        <w:ind w:left="720" w:hanging="360"/>
+      </w:pPr>
+      <w:r>
+        <w:rPr>
+          <w:b w:val="1"/>
+          <w:bCs w:val="1"/>
+          <w:rtl w:val="0"/>
+        </w:rPr>
+        <w:t xml:space="preserve">Member:</w:t>
+      </w:r>
+      <w:r>
+        <w:rPr>
+          <w:rtl w:val="0"/>
+        </w:rPr>
+        <w:t xml:space="preserve"> En inviteret bruger. Kan se indhold og evt. rette egne data (afhænger af rolle).</w:t>
+      </w:r>
+    </w:p>
+    <w:p>
+      <w:pPr>
+        <w:numPr>
+          <w:ilvl w:val="0"/>
+          <w:numId w:val="15"/>
         </w:numPr>
         <w:spacing w:after="240" w:before="0" w:beforeAutospacing="0" w:lineRule="auto"/>
         <w:ind w:left="720" w:hanging="360"/>
@@ -5394,40 +5634,6 @@
     </w:p>
     <w:p>
       <w:pPr>
-        <w:ind w:left="0" w:firstLine="0"/>
-        <w:rPr>
-          <w:b w:val="1"/>
-          <w:bCs w:val="1"/>
-        </w:rPr>
-      </w:pPr>
-      <w:r>
-        <w:rPr>
-          <w:rtl w:val="0"/>
-        </w:rPr>
-      </w:r>
-    </w:p>
-    <w:p>
-      <w:pPr>
-        <w:rPr/>
-      </w:pPr>
-      <w:r>
-        <w:rPr>
-          <w:rtl w:val="0"/>
-        </w:rPr>
-      </w:r>
-    </w:p>
-    <w:p>
-      <w:pPr>
-        <w:rPr/>
-      </w:pPr>
-      <w:r>
-        <w:rPr>
-          <w:rtl w:val="0"/>
-        </w:rPr>
-      </w:r>
-    </w:p>
-    <w:p>
-      <w:pPr>
         <w:pStyle w:val="Heading3"/>
         <w:keepNext w:val="0"/>
         <w:keepLines w:val="0"/>
@@ -5435,20 +5641,922 @@
         <w:rPr>
           <w:b w:val="1"/>
           <w:bCs w:val="1"/>
+        </w:rPr>
+      </w:pPr>
+      <w:bookmarkStart w:colFirst="0" w:colLast="0" w:name="_4cg8ah31w280" w:id="20"/>
+      <w:bookmarkEnd w:id="20"/>
+      <w:r>
+        <w:rPr>
+          <w:b w:val="1"/>
+          <w:bCs w:val="1"/>
           <w:color w:val="000000"/>
           <w:sz w:val="26"/>
           <w:szCs w:val="26"/>
-        </w:rPr>
-      </w:pPr>
-      <w:bookmarkStart w:colFirst="0" w:colLast="0" w:name="_bdyfunv33v9c" w:id="20"/>
-      <w:bookmarkEnd w:id="20"/>
-      <w:r>
+          <w:rtl w:val="0"/>
+        </w:rPr>
+        <w:t xml:space="preserve">3.3 Use case #2: Invitation af en spiller til en verden</w:t>
+      </w:r>
+      <w:r>
+        <w:rPr>
+          <w:rtl w:val="0"/>
+        </w:rPr>
+      </w:r>
+    </w:p>
+    <w:tbl>
+      <w:tblPr>
+        <w:tblStyle w:val="Table2"/>
+        <w:tblW w:w="9360.0" w:type="dxa"/>
+        <w:jc w:val="left"/>
+        <w:tblBorders>
+          <w:top w:color="000000" w:space="0" w:sz="8" w:val="single"/>
+          <w:left w:color="000000" w:space="0" w:sz="8" w:val="single"/>
+          <w:bottom w:color="000000" w:space="0" w:sz="8" w:val="single"/>
+          <w:right w:color="000000" w:space="0" w:sz="8" w:val="single"/>
+          <w:insideH w:color="000000" w:space="0" w:sz="8" w:val="single"/>
+          <w:insideV w:color="000000" w:space="0" w:sz="8" w:val="single"/>
+        </w:tblBorders>
+        <w:tblLayout w:type="fixed"/>
+        <w:tblLook w:val="0600"/>
+      </w:tblPr>
+      <w:tblGrid>
+        <w:gridCol w:w="2010"/>
+        <w:gridCol w:w="7350"/>
+        <w:tblGridChange w:id="0">
+          <w:tblGrid>
+            <w:gridCol w:w="2010"/>
+            <w:gridCol w:w="7350"/>
+          </w:tblGrid>
+        </w:tblGridChange>
+      </w:tblGrid>
+      <w:tr>
+        <w:trPr>
+          <w:cantSplit w:val="0"/>
+          <w:tblHeader w:val="0"/>
+        </w:trPr>
+        <w:tc>
+          <w:tcPr>
+            <w:shd w:fill="auto" w:val="clear"/>
+            <w:tcMar>
+              <w:top w:w="100.0" w:type="dxa"/>
+              <w:left w:w="100.0" w:type="dxa"/>
+              <w:bottom w:w="100.0" w:type="dxa"/>
+              <w:right w:w="100.0" w:type="dxa"/>
+            </w:tcMar>
+            <w:vAlign w:val="top"/>
+          </w:tcPr>
+          <w:p>
+            <w:pPr>
+              <w:keepNext w:val="0"/>
+              <w:keepLines w:val="0"/>
+              <w:pageBreakBefore w:val="0"/>
+              <w:widowControl w:val="0"/>
+              <w:pBdr>
+                <w:top w:space="0" w:sz="0" w:val="nil"/>
+                <w:left w:space="0" w:sz="0" w:val="nil"/>
+                <w:bottom w:space="0" w:sz="0" w:val="nil"/>
+                <w:right w:space="0" w:sz="0" w:val="nil"/>
+                <w:between w:space="0" w:sz="0" w:val="nil"/>
+              </w:pBdr>
+              <w:shd w:fill="auto" w:val="clear"/>
+              <w:spacing w:after="0" w:before="0" w:line="240" w:lineRule="auto"/>
+              <w:ind w:left="0" w:right="0" w:firstLine="0"/>
+              <w:jc w:val="left"/>
+              <w:rPr>
+                <w:b w:val="1"/>
+                <w:bCs w:val="1"/>
+              </w:rPr>
+            </w:pPr>
+            <w:r>
+              <w:rPr>
+                <w:b w:val="1"/>
+                <w:bCs w:val="1"/>
+                <w:rtl w:val="0"/>
+              </w:rPr>
+              <w:t xml:space="preserve">Aktør:</w:t>
+            </w:r>
+          </w:p>
+        </w:tc>
+        <w:tc>
+          <w:tcPr>
+            <w:shd w:fill="auto" w:val="clear"/>
+            <w:tcMar>
+              <w:top w:w="100.0" w:type="dxa"/>
+              <w:left w:w="100.0" w:type="dxa"/>
+              <w:bottom w:w="100.0" w:type="dxa"/>
+              <w:right w:w="100.0" w:type="dxa"/>
+            </w:tcMar>
+            <w:vAlign w:val="top"/>
+          </w:tcPr>
+          <w:p>
+            <w:pPr>
+              <w:keepNext w:val="0"/>
+              <w:keepLines w:val="0"/>
+              <w:pageBreakBefore w:val="0"/>
+              <w:widowControl w:val="0"/>
+              <w:pBdr>
+                <w:top w:space="0" w:sz="0" w:val="nil"/>
+                <w:left w:space="0" w:sz="0" w:val="nil"/>
+                <w:bottom w:space="0" w:sz="0" w:val="nil"/>
+                <w:right w:space="0" w:sz="0" w:val="nil"/>
+                <w:between w:space="0" w:sz="0" w:val="nil"/>
+              </w:pBdr>
+              <w:shd w:fill="auto" w:val="clear"/>
+              <w:spacing w:after="0" w:before="0" w:line="240" w:lineRule="auto"/>
+              <w:ind w:left="0" w:right="0" w:firstLine="0"/>
+              <w:jc w:val="left"/>
+              <w:rPr/>
+            </w:pPr>
+            <w:r>
+              <w:rPr>
+                <w:rtl w:val="0"/>
+              </w:rPr>
+              <w:t xml:space="preserve">Game master (Owner)</w:t>
+            </w:r>
+          </w:p>
+        </w:tc>
+      </w:tr>
+      <w:tr>
+        <w:trPr>
+          <w:cantSplit w:val="0"/>
+          <w:tblHeader w:val="0"/>
+        </w:trPr>
+        <w:tc>
+          <w:tcPr>
+            <w:shd w:fill="auto" w:val="clear"/>
+            <w:tcMar>
+              <w:top w:w="100.0" w:type="dxa"/>
+              <w:left w:w="100.0" w:type="dxa"/>
+              <w:bottom w:w="100.0" w:type="dxa"/>
+              <w:right w:w="100.0" w:type="dxa"/>
+            </w:tcMar>
+            <w:vAlign w:val="top"/>
+          </w:tcPr>
+          <w:p>
+            <w:pPr>
+              <w:keepNext w:val="0"/>
+              <w:keepLines w:val="0"/>
+              <w:pageBreakBefore w:val="0"/>
+              <w:widowControl w:val="0"/>
+              <w:pBdr>
+                <w:top w:space="0" w:sz="0" w:val="nil"/>
+                <w:left w:space="0" w:sz="0" w:val="nil"/>
+                <w:bottom w:space="0" w:sz="0" w:val="nil"/>
+                <w:right w:space="0" w:sz="0" w:val="nil"/>
+                <w:between w:space="0" w:sz="0" w:val="nil"/>
+              </w:pBdr>
+              <w:shd w:fill="auto" w:val="clear"/>
+              <w:spacing w:after="0" w:before="0" w:line="240" w:lineRule="auto"/>
+              <w:ind w:left="0" w:right="0" w:firstLine="0"/>
+              <w:jc w:val="left"/>
+              <w:rPr>
+                <w:b w:val="1"/>
+                <w:bCs w:val="1"/>
+              </w:rPr>
+            </w:pPr>
+            <w:r>
+              <w:rPr>
+                <w:b w:val="1"/>
+                <w:bCs w:val="1"/>
+                <w:rtl w:val="0"/>
+              </w:rPr>
+              <w:t xml:space="preserve">Formål:</w:t>
+            </w:r>
+          </w:p>
+        </w:tc>
+        <w:tc>
+          <w:tcPr>
+            <w:shd w:fill="auto" w:val="clear"/>
+            <w:tcMar>
+              <w:top w:w="100.0" w:type="dxa"/>
+              <w:left w:w="100.0" w:type="dxa"/>
+              <w:bottom w:w="100.0" w:type="dxa"/>
+              <w:right w:w="100.0" w:type="dxa"/>
+            </w:tcMar>
+            <w:vAlign w:val="top"/>
+          </w:tcPr>
+          <w:p>
+            <w:pPr>
+              <w:keepNext w:val="0"/>
+              <w:keepLines w:val="0"/>
+              <w:pageBreakBefore w:val="0"/>
+              <w:widowControl w:val="0"/>
+              <w:pBdr>
+                <w:top w:space="0" w:sz="0" w:val="nil"/>
+                <w:left w:space="0" w:sz="0" w:val="nil"/>
+                <w:bottom w:space="0" w:sz="0" w:val="nil"/>
+                <w:right w:space="0" w:sz="0" w:val="nil"/>
+                <w:between w:space="0" w:sz="0" w:val="nil"/>
+              </w:pBdr>
+              <w:shd w:fill="auto" w:val="clear"/>
+              <w:spacing w:after="0" w:before="0" w:line="240" w:lineRule="auto"/>
+              <w:ind w:left="0" w:right="0" w:firstLine="0"/>
+              <w:jc w:val="left"/>
+              <w:rPr/>
+            </w:pPr>
+            <w:r>
+              <w:rPr>
+                <w:rtl w:val="0"/>
+              </w:rPr>
+              <w:t xml:space="preserve">At give en anden bruger adgang til at se indholdet i en specifik verden</w:t>
+            </w:r>
+          </w:p>
+        </w:tc>
+      </w:tr>
+      <w:tr>
+        <w:trPr>
+          <w:cantSplit w:val="0"/>
+          <w:tblHeader w:val="0"/>
+        </w:trPr>
+        <w:tc>
+          <w:tcPr>
+            <w:shd w:fill="auto" w:val="clear"/>
+            <w:tcMar>
+              <w:top w:w="100.0" w:type="dxa"/>
+              <w:left w:w="100.0" w:type="dxa"/>
+              <w:bottom w:w="100.0" w:type="dxa"/>
+              <w:right w:w="100.0" w:type="dxa"/>
+            </w:tcMar>
+            <w:vAlign w:val="top"/>
+          </w:tcPr>
+          <w:p>
+            <w:pPr>
+              <w:keepNext w:val="0"/>
+              <w:keepLines w:val="0"/>
+              <w:pageBreakBefore w:val="0"/>
+              <w:widowControl w:val="0"/>
+              <w:pBdr>
+                <w:top w:space="0" w:sz="0" w:val="nil"/>
+                <w:left w:space="0" w:sz="0" w:val="nil"/>
+                <w:bottom w:space="0" w:sz="0" w:val="nil"/>
+                <w:right w:space="0" w:sz="0" w:val="nil"/>
+                <w:between w:space="0" w:sz="0" w:val="nil"/>
+              </w:pBdr>
+              <w:shd w:fill="auto" w:val="clear"/>
+              <w:spacing w:after="0" w:before="0" w:line="240" w:lineRule="auto"/>
+              <w:ind w:left="0" w:right="0" w:firstLine="0"/>
+              <w:jc w:val="left"/>
+              <w:rPr>
+                <w:b w:val="1"/>
+                <w:bCs w:val="1"/>
+              </w:rPr>
+            </w:pPr>
+            <w:r>
+              <w:rPr>
+                <w:b w:val="1"/>
+                <w:bCs w:val="1"/>
+                <w:rtl w:val="0"/>
+              </w:rPr>
+              <w:t xml:space="preserve">Forudsætninger:</w:t>
+            </w:r>
+          </w:p>
+        </w:tc>
+        <w:tc>
+          <w:tcPr>
+            <w:shd w:fill="auto" w:val="clear"/>
+            <w:tcMar>
+              <w:top w:w="100.0" w:type="dxa"/>
+              <w:left w:w="100.0" w:type="dxa"/>
+              <w:bottom w:w="100.0" w:type="dxa"/>
+              <w:right w:w="100.0" w:type="dxa"/>
+            </w:tcMar>
+            <w:vAlign w:val="top"/>
+          </w:tcPr>
+          <w:p>
+            <w:pPr>
+              <w:keepNext w:val="0"/>
+              <w:keepLines w:val="0"/>
+              <w:pageBreakBefore w:val="0"/>
+              <w:widowControl w:val="0"/>
+              <w:pBdr>
+                <w:top w:space="0" w:sz="0" w:val="nil"/>
+                <w:left w:space="0" w:sz="0" w:val="nil"/>
+                <w:bottom w:space="0" w:sz="0" w:val="nil"/>
+                <w:right w:space="0" w:sz="0" w:val="nil"/>
+                <w:between w:space="0" w:sz="0" w:val="nil"/>
+              </w:pBdr>
+              <w:shd w:fill="auto" w:val="clear"/>
+              <w:spacing w:after="0" w:before="0" w:line="240" w:lineRule="auto"/>
+              <w:ind w:left="0" w:right="0" w:firstLine="0"/>
+              <w:jc w:val="left"/>
+              <w:rPr/>
+            </w:pPr>
+            <w:r>
+              <w:rPr>
+                <w:rtl w:val="0"/>
+              </w:rPr>
+              <w:t xml:space="preserve">GM er logget ind (F1), og verdenen er allerede oprettet (F2)</w:t>
+            </w:r>
+          </w:p>
+        </w:tc>
+      </w:tr>
+      <w:tr>
+        <w:trPr>
+          <w:cantSplit w:val="0"/>
+          <w:trHeight w:val="420" w:hRule="atLeast"/>
+          <w:tblHeader w:val="0"/>
+        </w:trPr>
+        <w:tc>
+          <w:tcPr>
+            <w:gridSpan w:val="2"/>
+            <w:shd w:fill="auto" w:val="clear"/>
+            <w:tcMar>
+              <w:top w:w="100.0" w:type="dxa"/>
+              <w:left w:w="100.0" w:type="dxa"/>
+              <w:bottom w:w="100.0" w:type="dxa"/>
+              <w:right w:w="100.0" w:type="dxa"/>
+            </w:tcMar>
+            <w:vAlign w:val="top"/>
+          </w:tcPr>
+          <w:p>
+            <w:pPr>
+              <w:keepNext w:val="0"/>
+              <w:keepLines w:val="0"/>
+              <w:pageBreakBefore w:val="0"/>
+              <w:widowControl w:val="0"/>
+              <w:numPr>
+                <w:ilvl w:val="0"/>
+                <w:numId w:val="4"/>
+              </w:numPr>
+              <w:pBdr>
+                <w:top w:space="0" w:sz="0" w:val="nil"/>
+                <w:left w:space="0" w:sz="0" w:val="nil"/>
+                <w:bottom w:space="0" w:sz="0" w:val="nil"/>
+                <w:right w:space="0" w:sz="0" w:val="nil"/>
+                <w:between w:space="0" w:sz="0" w:val="nil"/>
+              </w:pBdr>
+              <w:shd w:fill="auto" w:val="clear"/>
+              <w:spacing w:after="0" w:before="0" w:line="240" w:lineRule="auto"/>
+              <w:ind w:left="720" w:right="0" w:hanging="360"/>
+              <w:jc w:val="left"/>
+              <w:rPr/>
+            </w:pPr>
+            <w:r>
+              <w:rPr>
+                <w:rtl w:val="0"/>
+              </w:rPr>
+              <w:t xml:space="preserve">GM navigerer til indstillinger for den valgte verden.</w:t>
+            </w:r>
+          </w:p>
+          <w:p>
+            <w:pPr>
+              <w:keepNext w:val="0"/>
+              <w:keepLines w:val="0"/>
+              <w:pageBreakBefore w:val="0"/>
+              <w:widowControl w:val="0"/>
+              <w:numPr>
+                <w:ilvl w:val="0"/>
+                <w:numId w:val="4"/>
+              </w:numPr>
+              <w:pBdr>
+                <w:top w:space="0" w:sz="0" w:val="nil"/>
+                <w:left w:space="0" w:sz="0" w:val="nil"/>
+                <w:bottom w:space="0" w:sz="0" w:val="nil"/>
+                <w:right w:space="0" w:sz="0" w:val="nil"/>
+                <w:between w:space="0" w:sz="0" w:val="nil"/>
+              </w:pBdr>
+              <w:shd w:fill="auto" w:val="clear"/>
+              <w:spacing w:after="0" w:before="0" w:line="240" w:lineRule="auto"/>
+              <w:ind w:left="720" w:right="0" w:hanging="360"/>
+              <w:jc w:val="left"/>
+              <w:rPr>
+                <w:u w:val="none"/>
+              </w:rPr>
+            </w:pPr>
+            <w:r>
+              <w:rPr>
+                <w:rtl w:val="0"/>
+              </w:rPr>
+              <w:t xml:space="preserve">GM vælger "Inviter spiller" og indtaster spillerens e-mailadresse (F4)</w:t>
+            </w:r>
+          </w:p>
+          <w:p>
+            <w:pPr>
+              <w:keepNext w:val="0"/>
+              <w:keepLines w:val="0"/>
+              <w:pageBreakBefore w:val="0"/>
+              <w:widowControl w:val="0"/>
+              <w:numPr>
+                <w:ilvl w:val="0"/>
+                <w:numId w:val="4"/>
+              </w:numPr>
+              <w:pBdr>
+                <w:top w:space="0" w:sz="0" w:val="nil"/>
+                <w:left w:space="0" w:sz="0" w:val="nil"/>
+                <w:bottom w:space="0" w:sz="0" w:val="nil"/>
+                <w:right w:space="0" w:sz="0" w:val="nil"/>
+                <w:between w:space="0" w:sz="0" w:val="nil"/>
+              </w:pBdr>
+              <w:shd w:fill="auto" w:val="clear"/>
+              <w:spacing w:after="0" w:before="0" w:line="240" w:lineRule="auto"/>
+              <w:ind w:left="720" w:right="0" w:hanging="360"/>
+              <w:jc w:val="left"/>
+              <w:rPr>
+                <w:u w:val="none"/>
+              </w:rPr>
+            </w:pPr>
+            <w:r>
+              <w:rPr>
+                <w:rtl w:val="0"/>
+              </w:rPr>
+              <w:t xml:space="preserve">Systemet sætter den pågældende e-mail </w:t>
+            </w:r>
+            <w:r>
+              <w:rPr>
+                <w:rtl w:val="0"/>
+              </w:rPr>
+              <w:t xml:space="preserve">i </w:t>
+            </w:r>
+            <w:r>
+              <w:rPr>
+                <w:i w:val="1"/>
+                <w:iCs w:val="1"/>
+                <w:rtl w:val="0"/>
+              </w:rPr>
+              <w:t xml:space="preserve">world_members</w:t>
+            </w:r>
+            <w:r>
+              <w:rPr>
+                <w:rtl w:val="0"/>
+              </w:rPr>
+              <w:t xml:space="preserve"> til</w:t>
+            </w:r>
+            <w:r>
+              <w:rPr>
+                <w:rtl w:val="0"/>
+              </w:rPr>
+              <w:t xml:space="preserve"> rollen "Member"</w:t>
+            </w:r>
+          </w:p>
+          <w:p>
+            <w:pPr>
+              <w:keepNext w:val="0"/>
+              <w:keepLines w:val="0"/>
+              <w:pageBreakBefore w:val="0"/>
+              <w:widowControl w:val="0"/>
+              <w:numPr>
+                <w:ilvl w:val="0"/>
+                <w:numId w:val="4"/>
+              </w:numPr>
+              <w:pBdr>
+                <w:top w:space="0" w:sz="0" w:val="nil"/>
+                <w:left w:space="0" w:sz="0" w:val="nil"/>
+                <w:bottom w:space="0" w:sz="0" w:val="nil"/>
+                <w:right w:space="0" w:sz="0" w:val="nil"/>
+                <w:between w:space="0" w:sz="0" w:val="nil"/>
+              </w:pBdr>
+              <w:shd w:fill="auto" w:val="clear"/>
+              <w:spacing w:after="0" w:before="0" w:line="240" w:lineRule="auto"/>
+              <w:ind w:left="720" w:right="0" w:hanging="360"/>
+              <w:jc w:val="left"/>
+              <w:rPr>
+                <w:u w:val="none"/>
+              </w:rPr>
+            </w:pPr>
+            <w:r>
+              <w:rPr>
+                <w:rtl w:val="0"/>
+              </w:rPr>
+              <w:t xml:space="preserve">Systemet sender en notifikation/link til den pågældende e-mail.</w:t>
+            </w:r>
+          </w:p>
+          <w:p>
+            <w:pPr>
+              <w:keepNext w:val="0"/>
+              <w:keepLines w:val="0"/>
+              <w:pageBreakBefore w:val="0"/>
+              <w:widowControl w:val="0"/>
+              <w:numPr>
+                <w:ilvl w:val="0"/>
+                <w:numId w:val="4"/>
+              </w:numPr>
+              <w:pBdr>
+                <w:top w:space="0" w:sz="0" w:val="nil"/>
+                <w:left w:space="0" w:sz="0" w:val="nil"/>
+                <w:bottom w:space="0" w:sz="0" w:val="nil"/>
+                <w:right w:space="0" w:sz="0" w:val="nil"/>
+                <w:between w:space="0" w:sz="0" w:val="nil"/>
+              </w:pBdr>
+              <w:shd w:fill="auto" w:val="clear"/>
+              <w:spacing w:after="0" w:before="0" w:line="240" w:lineRule="auto"/>
+              <w:ind w:left="720" w:right="0" w:hanging="360"/>
+              <w:jc w:val="left"/>
+              <w:rPr>
+                <w:u w:val="none"/>
+              </w:rPr>
+            </w:pPr>
+            <w:r>
+              <w:rPr>
+                <w:rtl w:val="0"/>
+              </w:rPr>
+              <w:t xml:space="preserve">Når spilleren logger ind, har de nu læseadgang til verdenens synlige karakter-kort</w:t>
+            </w:r>
+          </w:p>
+        </w:tc>
+      </w:tr>
+    </w:tbl>
+    <w:p>
+      <w:pPr>
+        <w:pStyle w:val="Heading3"/>
+        <w:keepNext w:val="0"/>
+        <w:keepLines w:val="0"/>
+        <w:spacing w:before="280" w:lineRule="auto"/>
+        <w:rPr>
+          <w:b w:val="1"/>
+          <w:bCs w:val="1"/>
+        </w:rPr>
+      </w:pPr>
+      <w:bookmarkStart w:colFirst="0" w:colLast="0" w:name="_hhe962h64w22" w:id="21"/>
+      <w:bookmarkEnd w:id="21"/>
+      <w:r>
+        <w:rPr>
+          <w:rtl w:val="0"/>
+        </w:rPr>
+      </w:r>
+    </w:p>
+    <w:tbl>
+      <w:tblPr>
+        <w:tblStyle w:val="Table3"/>
+        <w:tblW w:w="9360.0" w:type="dxa"/>
+        <w:jc w:val="left"/>
+        <w:tblBorders>
+          <w:top w:color="000000" w:space="0" w:sz="8" w:val="single"/>
+          <w:left w:color="000000" w:space="0" w:sz="8" w:val="single"/>
+          <w:bottom w:color="000000" w:space="0" w:sz="8" w:val="single"/>
+          <w:right w:color="000000" w:space="0" w:sz="8" w:val="single"/>
+          <w:insideH w:color="000000" w:space="0" w:sz="8" w:val="single"/>
+          <w:insideV w:color="000000" w:space="0" w:sz="8" w:val="single"/>
+        </w:tblBorders>
+        <w:tblLayout w:type="fixed"/>
+        <w:tblLook w:val="0600"/>
+      </w:tblPr>
+      <w:tblGrid>
+        <w:gridCol w:w="2010"/>
+        <w:gridCol w:w="7350"/>
+        <w:tblGridChange w:id="0">
+          <w:tblGrid>
+            <w:gridCol w:w="2010"/>
+            <w:gridCol w:w="7350"/>
+          </w:tblGrid>
+        </w:tblGridChange>
+      </w:tblGrid>
+      <w:tr>
+        <w:trPr>
+          <w:cantSplit w:val="0"/>
+          <w:tblHeader w:val="0"/>
+        </w:trPr>
+        <w:tc>
+          <w:tcPr>
+            <w:shd w:fill="auto" w:val="clear"/>
+            <w:tcMar>
+              <w:top w:w="100.0" w:type="dxa"/>
+              <w:left w:w="100.0" w:type="dxa"/>
+              <w:bottom w:w="100.0" w:type="dxa"/>
+              <w:right w:w="100.0" w:type="dxa"/>
+            </w:tcMar>
+            <w:vAlign w:val="top"/>
+          </w:tcPr>
+          <w:p>
+            <w:pPr>
+              <w:widowControl w:val="0"/>
+              <w:spacing w:line="240" w:lineRule="auto"/>
+              <w:rPr>
+                <w:b w:val="1"/>
+                <w:bCs w:val="1"/>
+              </w:rPr>
+            </w:pPr>
+            <w:r>
+              <w:rPr>
+                <w:b w:val="1"/>
+                <w:bCs w:val="1"/>
+                <w:rtl w:val="0"/>
+              </w:rPr>
+              <w:t xml:space="preserve">Aktør:</w:t>
+            </w:r>
+          </w:p>
+        </w:tc>
+        <w:tc>
+          <w:tcPr>
+            <w:shd w:fill="auto" w:val="clear"/>
+            <w:tcMar>
+              <w:top w:w="100.0" w:type="dxa"/>
+              <w:left w:w="100.0" w:type="dxa"/>
+              <w:bottom w:w="100.0" w:type="dxa"/>
+              <w:right w:w="100.0" w:type="dxa"/>
+            </w:tcMar>
+            <w:vAlign w:val="top"/>
+          </w:tcPr>
+          <w:p>
+            <w:pPr>
+              <w:widowControl w:val="0"/>
+              <w:spacing w:line="240" w:lineRule="auto"/>
+              <w:rPr/>
+            </w:pPr>
+            <w:r>
+              <w:rPr>
+                <w:rtl w:val="0"/>
+              </w:rPr>
+              <w:t xml:space="preserve">AI-generering af en ny NPC</w:t>
+            </w:r>
+          </w:p>
+        </w:tc>
+      </w:tr>
+      <w:tr>
+        <w:trPr>
+          <w:cantSplit w:val="0"/>
+          <w:tblHeader w:val="0"/>
+        </w:trPr>
+        <w:tc>
+          <w:tcPr>
+            <w:shd w:fill="auto" w:val="clear"/>
+            <w:tcMar>
+              <w:top w:w="100.0" w:type="dxa"/>
+              <w:left w:w="100.0" w:type="dxa"/>
+              <w:bottom w:w="100.0" w:type="dxa"/>
+              <w:right w:w="100.0" w:type="dxa"/>
+            </w:tcMar>
+            <w:vAlign w:val="top"/>
+          </w:tcPr>
+          <w:p>
+            <w:pPr>
+              <w:widowControl w:val="0"/>
+              <w:spacing w:line="240" w:lineRule="auto"/>
+              <w:rPr>
+                <w:b w:val="1"/>
+                <w:bCs w:val="1"/>
+              </w:rPr>
+            </w:pPr>
+            <w:r>
+              <w:rPr>
+                <w:b w:val="1"/>
+                <w:bCs w:val="1"/>
+                <w:rtl w:val="0"/>
+              </w:rPr>
+              <w:t xml:space="preserve">Formål:</w:t>
+            </w:r>
+          </w:p>
+        </w:tc>
+        <w:tc>
+          <w:tcPr>
+            <w:shd w:fill="auto" w:val="clear"/>
+            <w:tcMar>
+              <w:top w:w="100.0" w:type="dxa"/>
+              <w:left w:w="100.0" w:type="dxa"/>
+              <w:bottom w:w="100.0" w:type="dxa"/>
+              <w:right w:w="100.0" w:type="dxa"/>
+            </w:tcMar>
+            <w:vAlign w:val="top"/>
+          </w:tcPr>
+          <w:p>
+            <w:pPr>
+              <w:widowControl w:val="0"/>
+              <w:spacing w:line="240" w:lineRule="auto"/>
+              <w:rPr/>
+            </w:pPr>
+            <w:r>
+              <w:rPr>
+                <w:rtl w:val="0"/>
+              </w:rPr>
+              <w:t xml:space="preserve">At give en anden bruger adgang til at se indholdet i en specifik verden</w:t>
+            </w:r>
+          </w:p>
+        </w:tc>
+      </w:tr>
+      <w:tr>
+        <w:trPr>
+          <w:cantSplit w:val="0"/>
+          <w:tblHeader w:val="0"/>
+        </w:trPr>
+        <w:tc>
+          <w:tcPr>
+            <w:shd w:fill="auto" w:val="clear"/>
+            <w:tcMar>
+              <w:top w:w="100.0" w:type="dxa"/>
+              <w:left w:w="100.0" w:type="dxa"/>
+              <w:bottom w:w="100.0" w:type="dxa"/>
+              <w:right w:w="100.0" w:type="dxa"/>
+            </w:tcMar>
+            <w:vAlign w:val="top"/>
+          </w:tcPr>
+          <w:p>
+            <w:pPr>
+              <w:widowControl w:val="0"/>
+              <w:spacing w:line="240" w:lineRule="auto"/>
+              <w:rPr>
+                <w:b w:val="1"/>
+                <w:bCs w:val="1"/>
+              </w:rPr>
+            </w:pPr>
+            <w:r>
+              <w:rPr>
+                <w:b w:val="1"/>
+                <w:bCs w:val="1"/>
+                <w:rtl w:val="0"/>
+              </w:rPr>
+              <w:t xml:space="preserve">Forudsætninger:</w:t>
+            </w:r>
+          </w:p>
+        </w:tc>
+        <w:tc>
+          <w:tcPr>
+            <w:shd w:fill="auto" w:val="clear"/>
+            <w:tcMar>
+              <w:top w:w="100.0" w:type="dxa"/>
+              <w:left w:w="100.0" w:type="dxa"/>
+              <w:bottom w:w="100.0" w:type="dxa"/>
+              <w:right w:w="100.0" w:type="dxa"/>
+            </w:tcMar>
+            <w:vAlign w:val="top"/>
+          </w:tcPr>
+          <w:p>
+            <w:pPr>
+              <w:widowControl w:val="0"/>
+              <w:spacing w:line="240" w:lineRule="auto"/>
+              <w:rPr/>
+            </w:pPr>
+            <w:r>
+              <w:rPr>
+                <w:rtl w:val="0"/>
+              </w:rPr>
+              <w:t xml:space="preserve">GM er logget ind (F1), og verdenen er allerede oprettet (F2)</w:t>
+            </w:r>
+          </w:p>
+        </w:tc>
+      </w:tr>
+      <w:tr>
+        <w:trPr>
+          <w:cantSplit w:val="0"/>
+          <w:trHeight w:val="420" w:hRule="atLeast"/>
+          <w:tblHeader w:val="0"/>
+        </w:trPr>
+        <w:tc>
+          <w:tcPr>
+            <w:gridSpan w:val="2"/>
+            <w:shd w:fill="auto" w:val="clear"/>
+            <w:tcMar>
+              <w:top w:w="100.0" w:type="dxa"/>
+              <w:left w:w="100.0" w:type="dxa"/>
+              <w:bottom w:w="100.0" w:type="dxa"/>
+              <w:right w:w="100.0" w:type="dxa"/>
+            </w:tcMar>
+            <w:vAlign w:val="top"/>
+          </w:tcPr>
+          <w:p>
+            <w:pPr>
+              <w:widowControl w:val="0"/>
+              <w:numPr>
+                <w:ilvl w:val="0"/>
+                <w:numId w:val="4"/>
+              </w:numPr>
+              <w:spacing w:line="240" w:lineRule="auto"/>
+              <w:ind w:left="720" w:hanging="360"/>
+            </w:pPr>
+            <w:r>
+              <w:rPr>
+                <w:rtl w:val="0"/>
+              </w:rPr>
+              <w:t xml:space="preserve">GM navigerer til indstillinger for den valgte verden.</w:t>
+            </w:r>
+          </w:p>
+          <w:p>
+            <w:pPr>
+              <w:widowControl w:val="0"/>
+              <w:numPr>
+                <w:ilvl w:val="0"/>
+                <w:numId w:val="4"/>
+              </w:numPr>
+              <w:spacing w:line="240" w:lineRule="auto"/>
+              <w:ind w:left="720" w:hanging="360"/>
+            </w:pPr>
+            <w:r>
+              <w:rPr>
+                <w:rtl w:val="0"/>
+              </w:rPr>
+              <w:t xml:space="preserve">GM vælger "Inviter spiller" og indtaster spillerens e-mailadresse (F4)</w:t>
+            </w:r>
+          </w:p>
+          <w:p>
+            <w:pPr>
+              <w:widowControl w:val="0"/>
+              <w:numPr>
+                <w:ilvl w:val="0"/>
+                <w:numId w:val="4"/>
+              </w:numPr>
+              <w:spacing w:line="240" w:lineRule="auto"/>
+              <w:ind w:left="720" w:hanging="360"/>
+            </w:pPr>
+            <w:r>
+              <w:rPr>
+                <w:rtl w:val="0"/>
+              </w:rPr>
+              <w:t xml:space="preserve">Systemet sætter den pågældende e-mail </w:t>
+            </w:r>
+            <w:r>
+              <w:rPr>
+                <w:rtl w:val="0"/>
+              </w:rPr>
+              <w:t xml:space="preserve">i </w:t>
+            </w:r>
+            <w:r>
+              <w:rPr>
+                <w:i w:val="1"/>
+                <w:iCs w:val="1"/>
+                <w:rtl w:val="0"/>
+              </w:rPr>
+              <w:t xml:space="preserve">world_members</w:t>
+            </w:r>
+            <w:r>
+              <w:rPr>
+                <w:rtl w:val="0"/>
+              </w:rPr>
+              <w:t xml:space="preserve"> til</w:t>
+            </w:r>
+            <w:r>
+              <w:rPr>
+                <w:rtl w:val="0"/>
+              </w:rPr>
+              <w:t xml:space="preserve"> rollen "Member"</w:t>
+            </w:r>
+          </w:p>
+          <w:p>
+            <w:pPr>
+              <w:widowControl w:val="0"/>
+              <w:numPr>
+                <w:ilvl w:val="0"/>
+                <w:numId w:val="4"/>
+              </w:numPr>
+              <w:spacing w:line="240" w:lineRule="auto"/>
+              <w:ind w:left="720" w:hanging="360"/>
+            </w:pPr>
+            <w:r>
+              <w:rPr>
+                <w:rtl w:val="0"/>
+              </w:rPr>
+              <w:t xml:space="preserve">Systemet sender en notifikation/link til den pågældende e-mail.</w:t>
+            </w:r>
+          </w:p>
+          <w:p>
+            <w:pPr>
+              <w:widowControl w:val="0"/>
+              <w:numPr>
+                <w:ilvl w:val="0"/>
+                <w:numId w:val="4"/>
+              </w:numPr>
+              <w:spacing w:line="240" w:lineRule="auto"/>
+              <w:ind w:left="720" w:hanging="360"/>
+            </w:pPr>
+            <w:r>
+              <w:rPr>
+                <w:rtl w:val="0"/>
+              </w:rPr>
+              <w:t xml:space="preserve">Når spilleren logger ind, har de nu læseadgang til verdenens synlige karakter-kort</w:t>
+            </w:r>
+          </w:p>
+        </w:tc>
+      </w:tr>
+    </w:tbl>
+    <w:p>
+      <w:pPr>
+        <w:rPr/>
+      </w:pPr>
+      <w:r>
+        <w:rPr>
+          <w:rtl w:val="0"/>
+        </w:rPr>
+      </w:r>
+    </w:p>
+    <w:p>
+      <w:pPr>
+        <w:rPr/>
+      </w:pPr>
+      <w:r>
+        <w:rPr>
+          <w:rtl w:val="0"/>
+        </w:rPr>
+      </w:r>
+    </w:p>
+    <w:p>
+      <w:pPr>
+        <w:pStyle w:val="Heading3"/>
+        <w:keepNext w:val="0"/>
+        <w:keepLines w:val="0"/>
+        <w:spacing w:before="280" w:lineRule="auto"/>
         <w:rPr>
           <w:b w:val="1"/>
           <w:bCs w:val="1"/>
           <w:color w:val="000000"/>
           <w:sz w:val="26"/>
           <w:szCs w:val="26"/>
+        </w:rPr>
+      </w:pPr>
+      <w:bookmarkStart w:colFirst="0" w:colLast="0" w:name="_bdyfunv33v9c" w:id="22"/>
+      <w:bookmarkEnd w:id="22"/>
+      <w:r>
+        <w:rPr>
+          <w:b w:val="1"/>
+          <w:bCs w:val="1"/>
+          <w:color w:val="000000"/>
+          <w:sz w:val="26"/>
+          <w:szCs w:val="26"/>
           <w:rtl w:val="0"/>
         </w:rPr>
         <w:t xml:space="preserve">3.4 MoSCoW Prioritering (Uddybning)</w:t>
@@ -5470,7 +6578,7 @@
       <w:pPr>
         <w:numPr>
           <w:ilvl w:val="0"/>
-          <w:numId w:val="21"/>
+          <w:numId w:val="22"/>
         </w:numPr>
         <w:spacing w:after="0" w:afterAutospacing="0" w:before="240" w:lineRule="auto"/>
         <w:ind w:left="720" w:hanging="360"/>
@@ -5494,7 +6602,7 @@
       <w:pPr>
         <w:numPr>
           <w:ilvl w:val="0"/>
-          <w:numId w:val="21"/>
+          <w:numId w:val="22"/>
         </w:numPr>
         <w:spacing w:after="0" w:afterAutospacing="0" w:before="0" w:beforeAutospacing="0" w:lineRule="auto"/>
         <w:ind w:left="720" w:hanging="360"/>
@@ -5518,7 +6626,7 @@
       <w:pPr>
         <w:numPr>
           <w:ilvl w:val="0"/>
-          <w:numId w:val="21"/>
+          <w:numId w:val="22"/>
         </w:numPr>
         <w:spacing w:after="240" w:before="0" w:beforeAutospacing="0" w:lineRule="auto"/>
         <w:ind w:left="720" w:hanging="360"/>
@@ -5556,8 +6664,8 @@
           <w:szCs w:val="34"/>
         </w:rPr>
       </w:pPr>
-      <w:bookmarkStart w:colFirst="0" w:colLast="0" w:name="_fpnk7raopeo0" w:id="21"/>
-      <w:bookmarkEnd w:id="21"/>
+      <w:bookmarkStart w:colFirst="0" w:colLast="0" w:name="_fpnk7raopeo0" w:id="23"/>
+      <w:bookmarkEnd w:id="23"/>
       <w:r>
         <w:rPr>
           <w:b w:val="1"/>
@@ -5569,12 +6677,12 @@
           <wp:inline distB="114300" distT="114300" distL="114300" distR="114300">
             <wp:extent cx="5786438" cy="5255932"/>
             <wp:effectExtent b="0" l="0" r="0" t="0"/>
-            <wp:docPr id="1" name="image1.png"/>
+            <wp:docPr id="3" name="image2.png"/>
             <a:graphic>
               <a:graphicData uri="http://schemas.openxmlformats.org/drawingml/2006/picture">
                 <pic:pic>
                   <pic:nvPicPr>
-                    <pic:cNvPr id="0" name="image1.png"/>
+                    <pic:cNvPr id="0" name="image2.png"/>
                     <pic:cNvPicPr preferRelativeResize="0"/>
                   </pic:nvPicPr>
                   <pic:blipFill>
@@ -5617,8 +6725,8 @@
           <w:szCs w:val="34"/>
         </w:rPr>
       </w:pPr>
-      <w:bookmarkStart w:colFirst="0" w:colLast="0" w:name="_89whf87pyb8c" w:id="22"/>
-      <w:bookmarkEnd w:id="22"/>
+      <w:bookmarkStart w:colFirst="0" w:colLast="0" w:name="_89whf87pyb8c" w:id="24"/>
+      <w:bookmarkEnd w:id="24"/>
       <w:r>
         <w:rPr>
           <w:rtl w:val="0"/>
@@ -5633,8 +6741,8 @@
         <w:spacing w:after="80" w:lineRule="auto"/>
         <w:rPr/>
       </w:pPr>
-      <w:bookmarkStart w:colFirst="0" w:colLast="0" w:name="_ejezpyctaucz" w:id="23"/>
-      <w:bookmarkEnd w:id="23"/>
+      <w:bookmarkStart w:colFirst="0" w:colLast="0" w:name="_ejezpyctaucz" w:id="25"/>
+      <w:bookmarkEnd w:id="25"/>
       <w:r>
         <w:rPr>
           <w:b w:val="1"/>
@@ -5665,8 +6773,8 @@
           <w:szCs w:val="26"/>
         </w:rPr>
       </w:pPr>
-      <w:bookmarkStart w:colFirst="0" w:colLast="0" w:name="_uq0rxo5485kc" w:id="24"/>
-      <w:bookmarkEnd w:id="24"/>
+      <w:bookmarkStart w:colFirst="0" w:colLast="0" w:name="_uq0rxo5485kc" w:id="26"/>
+      <w:bookmarkEnd w:id="26"/>
       <w:r>
         <w:rPr>
           <w:b w:val="1"/>
@@ -5710,12 +6818,12 @@
           <wp:inline distB="114300" distT="114300" distL="114300" distR="114300">
             <wp:extent cx="5995988" cy="5320383"/>
             <wp:effectExtent b="0" l="0" r="0" t="0"/>
-            <wp:docPr id="7" name="image7.png"/>
+            <wp:docPr id="9" name="image6.png"/>
             <a:graphic>
               <a:graphicData uri="http://schemas.openxmlformats.org/drawingml/2006/picture">
                 <pic:pic>
                   <pic:nvPicPr>
-                    <pic:cNvPr id="0" name="image7.png"/>
+                    <pic:cNvPr id="0" name="image6.png"/>
                     <pic:cNvPicPr preferRelativeResize="0"/>
                   </pic:nvPicPr>
                   <pic:blipFill>
@@ -5782,8 +6890,8 @@
           <w:szCs w:val="26"/>
         </w:rPr>
       </w:pPr>
-      <w:bookmarkStart w:colFirst="0" w:colLast="0" w:name="_9er7ae5k7mj" w:id="25"/>
-      <w:bookmarkEnd w:id="25"/>
+      <w:bookmarkStart w:colFirst="0" w:colLast="0" w:name="_9er7ae5k7mj" w:id="27"/>
+      <w:bookmarkEnd w:id="27"/>
       <w:r>
         <w:rPr>
           <w:b w:val="1"/>
@@ -5812,7 +6920,7 @@
       <w:pPr>
         <w:numPr>
           <w:ilvl w:val="0"/>
-          <w:numId w:val="16"/>
+          <w:numId w:val="17"/>
         </w:numPr>
         <w:spacing w:after="0" w:afterAutospacing="0" w:before="240" w:lineRule="auto"/>
         <w:ind w:left="720" w:hanging="360"/>
@@ -5836,7 +6944,7 @@
       <w:pPr>
         <w:numPr>
           <w:ilvl w:val="0"/>
-          <w:numId w:val="16"/>
+          <w:numId w:val="17"/>
         </w:numPr>
         <w:spacing w:after="240" w:before="0" w:beforeAutospacing="0" w:lineRule="auto"/>
         <w:ind w:left="720" w:hanging="360"/>
@@ -5913,8 +7021,8 @@
           <w:szCs w:val="34"/>
         </w:rPr>
       </w:pPr>
-      <w:bookmarkStart w:colFirst="0" w:colLast="0" w:name="_gk16yv5wceut" w:id="26"/>
-      <w:bookmarkEnd w:id="26"/>
+      <w:bookmarkStart w:colFirst="0" w:colLast="0" w:name="_gk16yv5wceut" w:id="28"/>
+      <w:bookmarkEnd w:id="28"/>
       <w:r>
         <w:rPr>
           <w:b w:val="1"/>
@@ -5961,7 +7069,7 @@
       <w:pPr>
         <w:numPr>
           <w:ilvl w:val="0"/>
-          <w:numId w:val="18"/>
+          <w:numId w:val="19"/>
         </w:numPr>
         <w:spacing w:after="0" w:afterAutospacing="0" w:before="240" w:lineRule="auto"/>
         <w:ind w:left="720" w:hanging="360"/>
@@ -5979,7 +7087,7 @@
       <w:pPr>
         <w:numPr>
           <w:ilvl w:val="1"/>
-          <w:numId w:val="18"/>
+          <w:numId w:val="19"/>
         </w:numPr>
         <w:spacing w:after="0" w:afterAutospacing="0" w:before="0" w:beforeAutospacing="0" w:lineRule="auto"/>
         <w:ind w:left="1440" w:hanging="360"/>
@@ -6017,7 +7125,7 @@
       <w:pPr>
         <w:numPr>
           <w:ilvl w:val="1"/>
-          <w:numId w:val="18"/>
+          <w:numId w:val="19"/>
         </w:numPr>
         <w:spacing w:after="0" w:afterAutospacing="0" w:before="0" w:beforeAutospacing="0" w:lineRule="auto"/>
         <w:ind w:left="1440" w:hanging="360"/>
@@ -6041,7 +7149,7 @@
       <w:pPr>
         <w:numPr>
           <w:ilvl w:val="0"/>
-          <w:numId w:val="18"/>
+          <w:numId w:val="19"/>
         </w:numPr>
         <w:spacing w:after="0" w:afterAutospacing="0" w:before="0" w:beforeAutospacing="0" w:lineRule="auto"/>
         <w:ind w:left="720" w:hanging="360"/>
@@ -6068,7 +7176,7 @@
       <w:pPr>
         <w:numPr>
           <w:ilvl w:val="1"/>
-          <w:numId w:val="18"/>
+          <w:numId w:val="19"/>
         </w:numPr>
         <w:spacing w:after="0" w:afterAutospacing="0" w:before="0" w:beforeAutospacing="0" w:lineRule="auto"/>
         <w:ind w:left="1440" w:hanging="360"/>
@@ -6096,7 +7204,7 @@
       <w:pPr>
         <w:numPr>
           <w:ilvl w:val="1"/>
-          <w:numId w:val="18"/>
+          <w:numId w:val="19"/>
         </w:numPr>
         <w:spacing w:after="0" w:afterAutospacing="0" w:before="0" w:beforeAutospacing="0" w:lineRule="auto"/>
         <w:ind w:left="1440" w:hanging="360"/>
@@ -6125,7 +7233,7 @@
       <w:pPr>
         <w:numPr>
           <w:ilvl w:val="0"/>
-          <w:numId w:val="18"/>
+          <w:numId w:val="19"/>
         </w:numPr>
         <w:spacing w:after="0" w:afterAutospacing="0" w:before="0" w:beforeAutospacing="0" w:lineRule="auto"/>
         <w:ind w:left="720" w:hanging="360"/>
@@ -6143,7 +7251,7 @@
       <w:pPr>
         <w:numPr>
           <w:ilvl w:val="1"/>
-          <w:numId w:val="18"/>
+          <w:numId w:val="19"/>
         </w:numPr>
         <w:spacing w:after="0" w:afterAutospacing="0" w:before="0" w:beforeAutospacing="0" w:lineRule="auto"/>
         <w:ind w:left="1440" w:hanging="360"/>
@@ -6167,7 +7275,7 @@
       <w:pPr>
         <w:numPr>
           <w:ilvl w:val="1"/>
-          <w:numId w:val="18"/>
+          <w:numId w:val="19"/>
         </w:numPr>
         <w:spacing w:after="0" w:afterAutospacing="0" w:before="0" w:beforeAutospacing="0" w:lineRule="auto"/>
         <w:ind w:left="1440" w:hanging="360"/>
@@ -6191,7 +7299,7 @@
       <w:pPr>
         <w:numPr>
           <w:ilvl w:val="0"/>
-          <w:numId w:val="18"/>
+          <w:numId w:val="19"/>
         </w:numPr>
         <w:spacing w:after="0" w:afterAutospacing="0" w:before="0" w:beforeAutospacing="0" w:lineRule="auto"/>
         <w:ind w:left="720" w:hanging="360"/>
@@ -6209,7 +7317,7 @@
       <w:pPr>
         <w:numPr>
           <w:ilvl w:val="1"/>
-          <w:numId w:val="18"/>
+          <w:numId w:val="19"/>
         </w:numPr>
         <w:spacing w:after="240" w:before="0" w:beforeAutospacing="0" w:lineRule="auto"/>
         <w:ind w:left="1440" w:hanging="360"/>
@@ -6223,7 +7331,7 @@
     </w:p>
     <w:tbl>
       <w:tblPr>
-        <w:tblStyle w:val="Table2"/>
+        <w:tblStyle w:val="Table4"/>
         <w:tblW w:w="7935.0" w:type="dxa"/>
         <w:jc w:val="left"/>
         <w:tblBorders>
@@ -7566,8 +8674,8 @@
         <w:spacing w:after="80" w:lineRule="auto"/>
         <w:rPr/>
       </w:pPr>
-      <w:bookmarkStart w:colFirst="0" w:colLast="0" w:name="_ogspg8sxvldv" w:id="27"/>
-      <w:bookmarkEnd w:id="27"/>
+      <w:bookmarkStart w:colFirst="0" w:colLast="0" w:name="_ogspg8sxvldv" w:id="29"/>
+      <w:bookmarkEnd w:id="29"/>
       <w:r>
         <w:rPr>
           <w:b w:val="1"/>
@@ -7592,8 +8700,8 @@
         <w:spacing w:before="280" w:lineRule="auto"/>
         <w:rPr/>
       </w:pPr>
-      <w:bookmarkStart w:colFirst="0" w:colLast="0" w:name="_8x8qgttcy9b0" w:id="28"/>
-      <w:bookmarkEnd w:id="28"/>
+      <w:bookmarkStart w:colFirst="0" w:colLast="0" w:name="_8x8qgttcy9b0" w:id="30"/>
+      <w:bookmarkEnd w:id="30"/>
       <w:r>
         <w:rPr>
           <w:b w:val="1"/>
@@ -7627,7 +8735,7 @@
       <w:pPr>
         <w:numPr>
           <w:ilvl w:val="0"/>
-          <w:numId w:val="23"/>
+          <w:numId w:val="24"/>
         </w:numPr>
         <w:spacing w:after="0" w:afterAutospacing="0" w:before="240" w:lineRule="auto"/>
         <w:ind w:left="720" w:hanging="360"/>
@@ -7651,7 +8759,7 @@
       <w:pPr>
         <w:numPr>
           <w:ilvl w:val="0"/>
-          <w:numId w:val="23"/>
+          <w:numId w:val="24"/>
         </w:numPr>
         <w:spacing w:after="0" w:afterAutospacing="0" w:before="0" w:beforeAutospacing="0" w:lineRule="auto"/>
         <w:ind w:left="720" w:hanging="360"/>
@@ -7675,7 +8783,7 @@
       <w:pPr>
         <w:numPr>
           <w:ilvl w:val="0"/>
-          <w:numId w:val="23"/>
+          <w:numId w:val="24"/>
         </w:numPr>
         <w:spacing w:after="240" w:before="0" w:beforeAutospacing="0" w:lineRule="auto"/>
         <w:ind w:left="720" w:hanging="360"/>
@@ -7709,8 +8817,8 @@
           <w:szCs w:val="26"/>
         </w:rPr>
       </w:pPr>
-      <w:bookmarkStart w:colFirst="0" w:colLast="0" w:name="_2y4ix3k3cgv8" w:id="29"/>
-      <w:bookmarkEnd w:id="29"/>
+      <w:bookmarkStart w:colFirst="0" w:colLast="0" w:name="_2y4ix3k3cgv8" w:id="31"/>
+      <w:bookmarkEnd w:id="31"/>
       <w:r>
         <w:rPr>
           <w:b w:val="1"/>
@@ -7733,6 +8841,180 @@
           <w:rtl w:val="0"/>
         </w:rPr>
         <w:t xml:space="preserve">Ord som "hurtig" er her erstattet af målbare tidsenheder:</w:t>
+      </w:r>
+    </w:p>
+    <w:p>
+      <w:pPr>
+        <w:numPr>
+          <w:ilvl w:val="0"/>
+          <w:numId w:val="11"/>
+        </w:numPr>
+        <w:spacing w:after="0" w:afterAutospacing="0" w:before="240" w:lineRule="auto"/>
+        <w:ind w:left="720" w:hanging="360"/>
+      </w:pPr>
+      <w:r>
+        <w:rPr>
+          <w:b w:val="1"/>
+          <w:bCs w:val="1"/>
+          <w:rtl w:val="0"/>
+        </w:rPr>
+        <w:t xml:space="preserve">Indlæsningstid:</w:t>
+      </w:r>
+      <w:r>
+        <w:rPr>
+          <w:rtl w:val="0"/>
+        </w:rPr>
+        <w:t xml:space="preserve"> Den initiale indlæsning af forsiden må ikke overstige 2,0 sekunder på en standard 4G-forbindelse.</w:t>
+      </w:r>
+    </w:p>
+    <w:p>
+      <w:pPr>
+        <w:numPr>
+          <w:ilvl w:val="0"/>
+          <w:numId w:val="11"/>
+        </w:numPr>
+        <w:spacing w:after="0" w:afterAutospacing="0" w:before="0" w:beforeAutospacing="0" w:lineRule="auto"/>
+        <w:ind w:left="720" w:hanging="360"/>
+      </w:pPr>
+      <w:r>
+        <w:rPr>
+          <w:b w:val="1"/>
+          <w:bCs w:val="1"/>
+          <w:rtl w:val="0"/>
+        </w:rPr>
+        <w:t xml:space="preserve">API-svartid:</w:t>
+      </w:r>
+      <w:r>
+        <w:rPr>
+          <w:rtl w:val="0"/>
+        </w:rPr>
+        <w:t xml:space="preserve"> Databaseforespørgsler (Queries) skal returnere data på under 200ms.</w:t>
+      </w:r>
+    </w:p>
+    <w:p>
+      <w:pPr>
+        <w:numPr>
+          <w:ilvl w:val="0"/>
+          <w:numId w:val="11"/>
+        </w:numPr>
+        <w:spacing w:after="0" w:afterAutospacing="0" w:before="0" w:beforeAutospacing="0" w:lineRule="auto"/>
+        <w:ind w:left="720" w:hanging="360"/>
+      </w:pPr>
+      <w:r>
+        <w:rPr>
+          <w:b w:val="1"/>
+          <w:bCs w:val="1"/>
+          <w:rtl w:val="0"/>
+        </w:rPr>
+        <w:t xml:space="preserve">AI-generation:</w:t>
+      </w:r>
+      <w:r>
+        <w:rPr>
+          <w:rtl w:val="0"/>
+        </w:rPr>
+        <w:t xml:space="preserve"> Fra brugeren trykker "Generer" til Gemini 1.5 Flash returnerer et resultat, må der maksimalt gå 8 sekunder (gennemsnitligt 3-5 sek.).</w:t>
+      </w:r>
+    </w:p>
+    <w:p>
+      <w:pPr>
+        <w:numPr>
+          <w:ilvl w:val="0"/>
+          <w:numId w:val="11"/>
+        </w:numPr>
+        <w:spacing w:after="0" w:afterAutospacing="0" w:before="0" w:beforeAutospacing="0" w:lineRule="auto"/>
+        <w:ind w:left="720" w:hanging="360"/>
+      </w:pPr>
+      <w:r>
+        <w:rPr>
+          <w:b w:val="1"/>
+          <w:bCs w:val="1"/>
+          <w:rtl w:val="0"/>
+        </w:rPr>
+        <w:t xml:space="preserve">Lyd-latency:</w:t>
+      </w:r>
+      <w:r>
+        <w:rPr>
+          <w:rtl w:val="0"/>
+        </w:rPr>
+        <w:t xml:space="preserve"> Afspilning af karakter-stemmer (.ogg) skal starte inden for 500ms efter klik</w:t>
+      </w:r>
+    </w:p>
+    <w:p>
+      <w:pPr>
+        <w:numPr>
+          <w:ilvl w:val="0"/>
+          <w:numId w:val="11"/>
+        </w:numPr>
+        <w:spacing w:after="240" w:before="0" w:beforeAutospacing="0" w:lineRule="auto"/>
+        <w:ind w:left="720" w:hanging="360"/>
+      </w:pPr>
+      <w:r>
+        <w:rPr>
+          <w:b w:val="1"/>
+          <w:bCs w:val="1"/>
+          <w:rtl w:val="0"/>
+        </w:rPr>
+        <w:t xml:space="preserve">Generel respons: </w:t>
+      </w:r>
+      <w:r>
+        <w:rPr>
+          <w:rtl w:val="0"/>
+        </w:rPr>
+        <w:t xml:space="preserve">Alt interaktivt på siden må maks tage 500ms efter klik.</w:t>
+      </w:r>
+    </w:p>
+    <w:p>
+      <w:pPr>
+        <w:pStyle w:val="Heading3"/>
+        <w:keepNext w:val="0"/>
+        <w:keepLines w:val="0"/>
+        <w:spacing w:before="280" w:lineRule="auto"/>
+        <w:rPr>
+          <w:b w:val="1"/>
+          <w:bCs w:val="1"/>
+          <w:color w:val="000000"/>
+          <w:sz w:val="26"/>
+          <w:szCs w:val="26"/>
+        </w:rPr>
+      </w:pPr>
+      <w:bookmarkStart w:colFirst="0" w:colLast="0" w:name="_by5bd6i2fvem" w:id="32"/>
+      <w:bookmarkEnd w:id="32"/>
+      <w:r>
+        <w:rPr>
+          <w:b w:val="1"/>
+          <w:bCs w:val="1"/>
+          <w:color w:val="000000"/>
+          <w:sz w:val="26"/>
+          <w:szCs w:val="26"/>
+          <w:rtl w:val="0"/>
+        </w:rPr>
+        <w:t xml:space="preserve">6.3 AI Sikkerhed</w:t>
+      </w:r>
+    </w:p>
+    <w:p>
+      <w:pPr>
+        <w:spacing w:after="240" w:before="240" w:lineRule="auto"/>
+        <w:rPr/>
+      </w:pPr>
+      <w:r>
+        <w:rPr>
+          <w:rtl w:val="0"/>
+        </w:rPr>
+        <w:t xml:space="preserve">For at undgå generering af skadeligt indhold konfigureres AI modellen (</w:t>
+      </w:r>
+      <w:r>
+        <w:rPr>
+          <w:b w:val="1"/>
+          <w:bCs w:val="1"/>
+          <w:rtl w:val="0"/>
+        </w:rPr>
+        <w:t xml:space="preserve">Google Gemini 1.5 Flash</w:t>
+      </w:r>
+      <w:r>
+        <w:rPr>
+          <w:rtl w:val="0"/>
+        </w:rPr>
+        <w:t xml:space="preserve">) med følgende "Safety Thresholds":</w:t>
       </w:r>
     </w:p>
     <w:p>
@@ -7750,13 +9032,13 @@
           <w:bCs w:val="1"/>
           <w:rtl w:val="0"/>
         </w:rPr>
-        <w:t xml:space="preserve">Indlæsningstid:</w:t>
-      </w:r>
-      <w:r>
-        <w:rPr>
-          <w:rtl w:val="0"/>
-        </w:rPr>
-        <w:t xml:space="preserve"> Den initiale indlæsning af forsiden må ikke overstige 2,0 sekunder på en standard 4G-forbindelse.</w:t>
+        <w:t xml:space="preserve">Hate Speech:</w:t>
+      </w:r>
+      <w:r>
+        <w:rPr>
+          <w:rtl w:val="0"/>
+        </w:rPr>
+        <w:t xml:space="preserve"> Sletter alt indhold med mindste tegn på hadtale.</w:t>
       </w:r>
     </w:p>
     <w:p>
@@ -7774,13 +9056,13 @@
           <w:bCs w:val="1"/>
           <w:rtl w:val="0"/>
         </w:rPr>
-        <w:t xml:space="preserve">API-svartid:</w:t>
-      </w:r>
-      <w:r>
-        <w:rPr>
-          <w:rtl w:val="0"/>
-        </w:rPr>
-        <w:t xml:space="preserve"> Databaseforespørgsler (Queries) skal returnere data på under 200ms.</w:t>
+        <w:t xml:space="preserve">Harassment:</w:t>
+      </w:r>
+      <w:r>
+        <w:rPr>
+          <w:rtl w:val="0"/>
+        </w:rPr>
+        <w:t xml:space="preserve"> Blokerer chikane og mobning.</w:t>
       </w:r>
     </w:p>
     <w:p>
@@ -7798,37 +9080,13 @@
           <w:bCs w:val="1"/>
           <w:rtl w:val="0"/>
         </w:rPr>
-        <w:t xml:space="preserve">AI-generation:</w:t>
-      </w:r>
-      <w:r>
-        <w:rPr>
-          <w:rtl w:val="0"/>
-        </w:rPr>
-        <w:t xml:space="preserve"> Fra brugeren trykker "Generer" til Gemini 1.5 Flash returnerer et resultat, må der maksimalt gå 8 sekunder (gennemsnitligt 3-5 sek.).</w:t>
-      </w:r>
-    </w:p>
-    <w:p>
-      <w:pPr>
-        <w:numPr>
-          <w:ilvl w:val="0"/>
-          <w:numId w:val="10"/>
-        </w:numPr>
-        <w:spacing w:after="0" w:afterAutospacing="0" w:before="0" w:beforeAutospacing="0" w:lineRule="auto"/>
-        <w:ind w:left="720" w:hanging="360"/>
-      </w:pPr>
-      <w:r>
-        <w:rPr>
-          <w:b w:val="1"/>
-          <w:bCs w:val="1"/>
-          <w:rtl w:val="0"/>
-        </w:rPr>
-        <w:t xml:space="preserve">Lyd-latency:</w:t>
-      </w:r>
-      <w:r>
-        <w:rPr>
-          <w:rtl w:val="0"/>
-        </w:rPr>
-        <w:t xml:space="preserve"> Afspilning af karakter-stemmer (.ogg) skal starte inden for 500ms efter klik</w:t>
+        <w:t xml:space="preserve">Sexually Explicit:</w:t>
+      </w:r>
+      <w:r>
+        <w:rPr>
+          <w:rtl w:val="0"/>
+        </w:rPr>
+        <w:t xml:space="preserve"> Bloker indsendelse af data</w:t>
       </w:r>
     </w:p>
     <w:p>
@@ -7846,13 +9104,13 @@
           <w:bCs w:val="1"/>
           <w:rtl w:val="0"/>
         </w:rPr>
-        <w:t xml:space="preserve">Generel respons: </w:t>
-      </w:r>
-      <w:r>
-        <w:rPr>
-          <w:rtl w:val="0"/>
-        </w:rPr>
-        <w:t xml:space="preserve">Alt interaktivt på siden må maks tage 500ms efter klik.</w:t>
+        <w:t xml:space="preserve">Dangerous Content:</w:t>
+      </w:r>
+      <w:r>
+        <w:rPr>
+          <w:rtl w:val="0"/>
+        </w:rPr>
+        <w:t xml:space="preserve"> Hvis AI-modulet blokerer et output, returnerer systemet en prædefineret fejlbesked til brugeren</w:t>
       </w:r>
     </w:p>
     <w:p>
@@ -7869,158 +9127,8 @@
           <w:szCs w:val="26"/>
         </w:rPr>
       </w:pPr>
-      <w:bookmarkStart w:colFirst="0" w:colLast="0" w:name="_by5bd6i2fvem" w:id="30"/>
-      <w:bookmarkEnd w:id="30"/>
-      <w:r>
-        <w:rPr>
-          <w:b w:val="1"/>
-          <w:bCs w:val="1"/>
-          <w:color w:val="000000"/>
-          <w:sz w:val="26"/>
-          <w:szCs w:val="26"/>
-          <w:rtl w:val="0"/>
-        </w:rPr>
-        <w:t xml:space="preserve">6.3 AI Sikkerhed</w:t>
-      </w:r>
-    </w:p>
-    <w:p>
-      <w:pPr>
-        <w:spacing w:after="240" w:before="240" w:lineRule="auto"/>
-        <w:rPr/>
-      </w:pPr>
-      <w:r>
-        <w:rPr>
-          <w:rtl w:val="0"/>
-        </w:rPr>
-        <w:t xml:space="preserve">For at undgå generering af skadeligt indhold konfigureres AI modellen (</w:t>
-      </w:r>
-      <w:r>
-        <w:rPr>
-          <w:b w:val="1"/>
-          <w:bCs w:val="1"/>
-          <w:rtl w:val="0"/>
-        </w:rPr>
-        <w:t xml:space="preserve">Google Gemini 1.5 Flash</w:t>
-      </w:r>
-      <w:r>
-        <w:rPr>
-          <w:rtl w:val="0"/>
-        </w:rPr>
-        <w:t xml:space="preserve">) med følgende "Safety Thresholds":</w:t>
-      </w:r>
-    </w:p>
-    <w:p>
-      <w:pPr>
-        <w:numPr>
-          <w:ilvl w:val="0"/>
-          <w:numId w:val="9"/>
-        </w:numPr>
-        <w:spacing w:after="0" w:afterAutospacing="0" w:before="240" w:lineRule="auto"/>
-        <w:ind w:left="720" w:hanging="360"/>
-      </w:pPr>
-      <w:r>
-        <w:rPr>
-          <w:b w:val="1"/>
-          <w:bCs w:val="1"/>
-          <w:rtl w:val="0"/>
-        </w:rPr>
-        <w:t xml:space="preserve">Hate Speech:</w:t>
-      </w:r>
-      <w:r>
-        <w:rPr>
-          <w:rtl w:val="0"/>
-        </w:rPr>
-        <w:t xml:space="preserve"> Sletter alt indhold med mindste tegn på hadtale.</w:t>
-      </w:r>
-    </w:p>
-    <w:p>
-      <w:pPr>
-        <w:numPr>
-          <w:ilvl w:val="0"/>
-          <w:numId w:val="9"/>
-        </w:numPr>
-        <w:spacing w:after="0" w:afterAutospacing="0" w:before="0" w:beforeAutospacing="0" w:lineRule="auto"/>
-        <w:ind w:left="720" w:hanging="360"/>
-      </w:pPr>
-      <w:r>
-        <w:rPr>
-          <w:b w:val="1"/>
-          <w:bCs w:val="1"/>
-          <w:rtl w:val="0"/>
-        </w:rPr>
-        <w:t xml:space="preserve">Harassment:</w:t>
-      </w:r>
-      <w:r>
-        <w:rPr>
-          <w:rtl w:val="0"/>
-        </w:rPr>
-        <w:t xml:space="preserve"> Blokerer chikane og mobning.</w:t>
-      </w:r>
-    </w:p>
-    <w:p>
-      <w:pPr>
-        <w:numPr>
-          <w:ilvl w:val="0"/>
-          <w:numId w:val="9"/>
-        </w:numPr>
-        <w:spacing w:after="0" w:afterAutospacing="0" w:before="0" w:beforeAutospacing="0" w:lineRule="auto"/>
-        <w:ind w:left="720" w:hanging="360"/>
-      </w:pPr>
-      <w:r>
-        <w:rPr>
-          <w:b w:val="1"/>
-          <w:bCs w:val="1"/>
-          <w:rtl w:val="0"/>
-        </w:rPr>
-        <w:t xml:space="preserve">Sexually Explicit:</w:t>
-      </w:r>
-      <w:r>
-        <w:rPr>
-          <w:rtl w:val="0"/>
-        </w:rPr>
-        <w:t xml:space="preserve"> Bloker indsendelse af data</w:t>
-      </w:r>
-    </w:p>
-    <w:p>
-      <w:pPr>
-        <w:numPr>
-          <w:ilvl w:val="0"/>
-          <w:numId w:val="9"/>
-        </w:numPr>
-        <w:spacing w:after="240" w:before="0" w:beforeAutospacing="0" w:lineRule="auto"/>
-        <w:ind w:left="720" w:hanging="360"/>
-      </w:pPr>
-      <w:r>
-        <w:rPr>
-          <w:b w:val="1"/>
-          <w:bCs w:val="1"/>
-          <w:rtl w:val="0"/>
-        </w:rPr>
-        <w:t xml:space="preserve">Dangerous Content:</w:t>
-      </w:r>
-      <w:r>
-        <w:rPr>
-          <w:rtl w:val="0"/>
-        </w:rPr>
-        <w:t xml:space="preserve"> Hvis AI-modulet blokerer et output, returnerer systemet en prædefineret fejlbesked til brugeren</w:t>
-      </w:r>
-    </w:p>
-    <w:p>
-      <w:pPr>
-        <w:pStyle w:val="Heading3"/>
-        <w:keepNext w:val="0"/>
-        <w:keepLines w:val="0"/>
-        <w:spacing w:before="280" w:lineRule="auto"/>
-        <w:rPr>
-          <w:b w:val="1"/>
-          <w:bCs w:val="1"/>
-          <w:color w:val="000000"/>
-          <w:sz w:val="26"/>
-          <w:szCs w:val="26"/>
-        </w:rPr>
-      </w:pPr>
-      <w:bookmarkStart w:colFirst="0" w:colLast="0" w:name="_a30yqnqtn0x" w:id="31"/>
-      <w:bookmarkEnd w:id="31"/>
+      <w:bookmarkStart w:colFirst="0" w:colLast="0" w:name="_a30yqnqtn0x" w:id="33"/>
+      <w:bookmarkEnd w:id="33"/>
       <w:r>
         <w:rPr>
           <w:b w:val="1"/>
@@ -8155,8 +9263,8 @@
           <w:szCs w:val="26"/>
         </w:rPr>
       </w:pPr>
-      <w:bookmarkStart w:colFirst="0" w:colLast="0" w:name="_kfu5yg7wleef" w:id="32"/>
-      <w:bookmarkEnd w:id="32"/>
+      <w:bookmarkStart w:colFirst="0" w:colLast="0" w:name="_kfu5yg7wleef" w:id="34"/>
+      <w:bookmarkEnd w:id="34"/>
       <w:r>
         <w:rPr>
           <w:b w:val="1"/>
@@ -8271,7 +9379,7 @@
     </w:p>
     <w:tbl>
       <w:tblPr>
-        <w:tblStyle w:val="Table3"/>
+        <w:tblStyle w:val="Table5"/>
         <w:tblW w:w="12060.0" w:type="dxa"/>
         <w:jc w:val="center"/>
         <w:tblBorders>
@@ -8903,8 +10011,8 @@
           <w:szCs w:val="34"/>
         </w:rPr>
       </w:pPr>
-      <w:bookmarkStart w:colFirst="0" w:colLast="0" w:name="_82zbdw5vfvcf" w:id="33"/>
-      <w:bookmarkEnd w:id="33"/>
+      <w:bookmarkStart w:colFirst="0" w:colLast="0" w:name="_82zbdw5vfvcf" w:id="35"/>
+      <w:bookmarkEnd w:id="35"/>
       <w:r>
         <w:rPr>
           <w:b w:val="1"/>
@@ -8930,8 +10038,8 @@
           <w:szCs w:val="26"/>
         </w:rPr>
       </w:pPr>
-      <w:bookmarkStart w:colFirst="0" w:colLast="0" w:name="_xre9omvq61ib" w:id="34"/>
-      <w:bookmarkEnd w:id="34"/>
+      <w:bookmarkStart w:colFirst="0" w:colLast="0" w:name="_xre9omvq61ib" w:id="36"/>
+      <w:bookmarkEnd w:id="36"/>
       <w:r>
         <w:rPr>
           <w:b w:val="1"/>
@@ -8960,7 +10068,7 @@
       <w:pPr>
         <w:numPr>
           <w:ilvl w:val="0"/>
-          <w:numId w:val="11"/>
+          <w:numId w:val="12"/>
         </w:numPr>
         <w:spacing w:after="0" w:afterAutospacing="0" w:before="240" w:lineRule="auto"/>
         <w:ind w:left="720" w:hanging="360"/>
@@ -8984,7 +10092,7 @@
       <w:pPr>
         <w:numPr>
           <w:ilvl w:val="0"/>
-          <w:numId w:val="11"/>
+          <w:numId w:val="12"/>
         </w:numPr>
         <w:spacing w:after="240" w:before="0" w:beforeAutospacing="0" w:lineRule="auto"/>
         <w:ind w:left="720" w:hanging="360"/>
@@ -9018,8 +10126,8 @@
           <w:szCs w:val="26"/>
         </w:rPr>
       </w:pPr>
-      <w:bookmarkStart w:colFirst="0" w:colLast="0" w:name="_m8x369hoj81e" w:id="35"/>
-      <w:bookmarkEnd w:id="35"/>
+      <w:bookmarkStart w:colFirst="0" w:colLast="0" w:name="_m8x369hoj81e" w:id="37"/>
+      <w:bookmarkEnd w:id="37"/>
       <w:r>
         <w:rPr>
           <w:b w:val="1"/>
@@ -9044,7 +10152,7 @@
     </w:p>
     <w:tbl>
       <w:tblPr>
-        <w:tblStyle w:val="Table4"/>
+        <w:tblStyle w:val="Table6"/>
         <w:tblW w:w="12045.0" w:type="dxa"/>
         <w:jc w:val="left"/>
         <w:tblInd w:w="-1320.0" w:type="dxa"/>
@@ -10056,8 +11164,8 @@
           <w:szCs w:val="26"/>
         </w:rPr>
       </w:pPr>
-      <w:bookmarkStart w:colFirst="0" w:colLast="0" w:name="_qpmrsabebdaq" w:id="36"/>
-      <w:bookmarkEnd w:id="36"/>
+      <w:bookmarkStart w:colFirst="0" w:colLast="0" w:name="_qpmrsabebdaq" w:id="38"/>
+      <w:bookmarkEnd w:id="38"/>
       <w:r>
         <w:rPr>
           <w:b w:val="1"/>
@@ -10086,7 +11194,7 @@
       <w:pPr>
         <w:numPr>
           <w:ilvl w:val="0"/>
-          <w:numId w:val="15"/>
+          <w:numId w:val="16"/>
         </w:numPr>
         <w:spacing w:after="0" w:afterAutospacing="0" w:before="240" w:lineRule="auto"/>
         <w:ind w:left="720" w:hanging="360"/>
@@ -10110,7 +11218,7 @@
       <w:pPr>
         <w:numPr>
           <w:ilvl w:val="0"/>
-          <w:numId w:val="15"/>
+          <w:numId w:val="16"/>
         </w:numPr>
         <w:spacing w:after="0" w:afterAutospacing="0" w:before="0" w:beforeAutospacing="0" w:lineRule="auto"/>
         <w:ind w:left="720" w:hanging="360"/>
@@ -10134,7 +11242,7 @@
       <w:pPr>
         <w:numPr>
           <w:ilvl w:val="0"/>
-          <w:numId w:val="15"/>
+          <w:numId w:val="16"/>
         </w:numPr>
         <w:spacing w:after="0" w:afterAutospacing="0" w:before="0" w:beforeAutospacing="0" w:lineRule="auto"/>
         <w:ind w:left="720" w:hanging="360"/>
@@ -10158,7 +11266,7 @@
       <w:pPr>
         <w:numPr>
           <w:ilvl w:val="0"/>
-          <w:numId w:val="15"/>
+          <w:numId w:val="16"/>
         </w:numPr>
         <w:spacing w:after="240" w:before="0" w:beforeAutospacing="0" w:lineRule="auto"/>
         <w:ind w:left="720" w:hanging="360"/>
@@ -10191,8 +11299,8 @@
           <w:szCs w:val="34"/>
         </w:rPr>
       </w:pPr>
-      <w:bookmarkStart w:colFirst="0" w:colLast="0" w:name="_gt92pcgxwaaw" w:id="37"/>
-      <w:bookmarkEnd w:id="37"/>
+      <w:bookmarkStart w:colFirst="0" w:colLast="0" w:name="_gt92pcgxwaaw" w:id="39"/>
+      <w:bookmarkEnd w:id="39"/>
       <w:r>
         <w:rPr>
           <w:b w:val="1"/>
@@ -10217,7 +11325,7 @@
     </w:p>
     <w:tbl>
       <w:tblPr>
-        <w:tblStyle w:val="Table5"/>
+        <w:tblStyle w:val="Table7"/>
         <w:tblW w:w="11775.0" w:type="dxa"/>
         <w:jc w:val="left"/>
         <w:tblInd w:w="-1170.0" w:type="dxa"/>
@@ -11578,8 +12686,8 @@
           <w:szCs w:val="34"/>
         </w:rPr>
       </w:pPr>
-      <w:bookmarkStart w:colFirst="0" w:colLast="0" w:name="_b53jhgy6skr3" w:id="38"/>
-      <w:bookmarkEnd w:id="38"/>
+      <w:bookmarkStart w:colFirst="0" w:colLast="0" w:name="_b53jhgy6skr3" w:id="40"/>
+      <w:bookmarkEnd w:id="40"/>
       <w:r>
         <w:rPr>
           <w:rtl w:val="0"/>
@@ -11599,8 +12707,8 @@
           <w:szCs w:val="34"/>
         </w:rPr>
       </w:pPr>
-      <w:bookmarkStart w:colFirst="0" w:colLast="0" w:name="_5x1mh0lpjo7x" w:id="39"/>
-      <w:bookmarkEnd w:id="39"/>
+      <w:bookmarkStart w:colFirst="0" w:colLast="0" w:name="_5x1mh0lpjo7x" w:id="41"/>
+      <w:bookmarkEnd w:id="41"/>
       <w:r>
         <w:rPr>
           <w:rtl w:val="0"/>
@@ -11620,8 +12728,8 @@
           <w:szCs w:val="34"/>
         </w:rPr>
       </w:pPr>
-      <w:bookmarkStart w:colFirst="0" w:colLast="0" w:name="_a0mnurmt7uiz" w:id="40"/>
-      <w:bookmarkEnd w:id="40"/>
+      <w:bookmarkStart w:colFirst="0" w:colLast="0" w:name="_a0mnurmt7uiz" w:id="42"/>
+      <w:bookmarkEnd w:id="42"/>
       <w:r>
         <w:rPr>
           <w:rtl w:val="0"/>
@@ -11641,8 +12749,8 @@
           <w:szCs w:val="34"/>
         </w:rPr>
       </w:pPr>
-      <w:bookmarkStart w:colFirst="0" w:colLast="0" w:name="_3w62aavvexiw" w:id="41"/>
-      <w:bookmarkEnd w:id="41"/>
+      <w:bookmarkStart w:colFirst="0" w:colLast="0" w:name="_3w62aavvexiw" w:id="43"/>
+      <w:bookmarkEnd w:id="43"/>
       <w:r>
         <w:rPr>
           <w:rtl w:val="0"/>
@@ -11662,8 +12770,8 @@
           <w:szCs w:val="34"/>
         </w:rPr>
       </w:pPr>
-      <w:bookmarkStart w:colFirst="0" w:colLast="0" w:name="_gpo4p268kng9" w:id="42"/>
-      <w:bookmarkEnd w:id="42"/>
+      <w:bookmarkStart w:colFirst="0" w:colLast="0" w:name="_gpo4p268kng9" w:id="44"/>
+      <w:bookmarkEnd w:id="44"/>
       <w:r>
         <w:rPr>
           <w:rtl w:val="0"/>
@@ -11683,8 +12791,8 @@
           <w:szCs w:val="34"/>
         </w:rPr>
       </w:pPr>
-      <w:bookmarkStart w:colFirst="0" w:colLast="0" w:name="_hqt4o0dwe6no" w:id="43"/>
-      <w:bookmarkEnd w:id="43"/>
+      <w:bookmarkStart w:colFirst="0" w:colLast="0" w:name="_hqt4o0dwe6no" w:id="45"/>
+      <w:bookmarkEnd w:id="45"/>
       <w:r>
         <w:rPr>
           <w:rtl w:val="0"/>
@@ -11699,8 +12807,8 @@
         <w:spacing w:after="80" w:lineRule="auto"/>
         <w:rPr/>
       </w:pPr>
-      <w:bookmarkStart w:colFirst="0" w:colLast="0" w:name="_gkrt8l7lo7fn" w:id="44"/>
-      <w:bookmarkEnd w:id="44"/>
+      <w:bookmarkStart w:colFirst="0" w:colLast="0" w:name="_gkrt8l7lo7fn" w:id="46"/>
+      <w:bookmarkEnd w:id="46"/>
       <w:r>
         <w:rPr>
           <w:b w:val="1"/>
@@ -11731,8 +12839,8 @@
           <w:szCs w:val="26"/>
         </w:rPr>
       </w:pPr>
-      <w:bookmarkStart w:colFirst="0" w:colLast="0" w:name="_hrqoq18pouoa" w:id="45"/>
-      <w:bookmarkEnd w:id="45"/>
+      <w:bookmarkStart w:colFirst="0" w:colLast="0" w:name="_hrqoq18pouoa" w:id="47"/>
+      <w:bookmarkEnd w:id="47"/>
       <w:r>
         <w:rPr>
           <w:b w:val="1"/>
@@ -11755,12 +12863,12 @@
           <wp:inline distB="114300" distT="114300" distL="114300" distR="114300">
             <wp:extent cx="4700588" cy="3172653"/>
             <wp:effectExtent b="0" l="0" r="0" t="0"/>
-            <wp:docPr id="8" name="image8.png"/>
+            <wp:docPr id="10" name="image10.png"/>
             <a:graphic>
               <a:graphicData uri="http://schemas.openxmlformats.org/drawingml/2006/picture">
                 <pic:pic>
                   <pic:nvPicPr>
-                    <pic:cNvPr id="0" name="image8.png"/>
+                    <pic:cNvPr id="0" name="image10.png"/>
                     <pic:cNvPicPr preferRelativeResize="0"/>
                   </pic:nvPicPr>
                   <pic:blipFill>
@@ -11798,8 +12906,8 @@
         <w:spacing w:before="280" w:lineRule="auto"/>
         <w:rPr/>
       </w:pPr>
-      <w:bookmarkStart w:colFirst="0" w:colLast="0" w:name="_8bwpzv1p97j2" w:id="46"/>
-      <w:bookmarkEnd w:id="46"/>
+      <w:bookmarkStart w:colFirst="0" w:colLast="0" w:name="_8bwpzv1p97j2" w:id="48"/>
+      <w:bookmarkEnd w:id="48"/>
       <w:r>
         <w:rPr>
           <w:b w:val="1"/>
@@ -11828,12 +12936,12 @@
           <wp:inline distB="114300" distT="114300" distL="114300" distR="114300">
             <wp:extent cx="4710113" cy="3593173"/>
             <wp:effectExtent b="0" l="0" r="0" t="0"/>
-            <wp:docPr id="6" name="image6.png"/>
+            <wp:docPr id="8" name="image7.png"/>
             <a:graphic>
               <a:graphicData uri="http://schemas.openxmlformats.org/drawingml/2006/picture">
                 <pic:pic>
                   <pic:nvPicPr>
-                    <pic:cNvPr id="0" name="image6.png"/>
+                    <pic:cNvPr id="0" name="image7.png"/>
                     <pic:cNvPicPr preferRelativeResize="0"/>
                   </pic:nvPicPr>
                   <pic:blipFill>
@@ -11877,8 +12985,8 @@
           <w:szCs w:val="26"/>
         </w:rPr>
       </w:pPr>
-      <w:bookmarkStart w:colFirst="0" w:colLast="0" w:name="_75wyds2dx9u5" w:id="47"/>
-      <w:bookmarkEnd w:id="47"/>
+      <w:bookmarkStart w:colFirst="0" w:colLast="0" w:name="_75wyds2dx9u5" w:id="49"/>
+      <w:bookmarkEnd w:id="49"/>
       <w:r>
         <w:rPr>
           <w:rtl w:val="0"/>
@@ -11899,8 +13007,8 @@
           <w:szCs w:val="26"/>
         </w:rPr>
       </w:pPr>
-      <w:bookmarkStart w:colFirst="0" w:colLast="0" w:name="_cv81p2i8n5ty" w:id="48"/>
-      <w:bookmarkEnd w:id="48"/>
+      <w:bookmarkStart w:colFirst="0" w:colLast="0" w:name="_cv81p2i8n5ty" w:id="50"/>
+      <w:bookmarkEnd w:id="50"/>
       <w:r>
         <w:rPr>
           <w:rtl w:val="0"/>
@@ -11921,8 +13029,8 @@
           <w:szCs w:val="26"/>
         </w:rPr>
       </w:pPr>
-      <w:bookmarkStart w:colFirst="0" w:colLast="0" w:name="_8g7csu72ete4" w:id="49"/>
-      <w:bookmarkEnd w:id="49"/>
+      <w:bookmarkStart w:colFirst="0" w:colLast="0" w:name="_8g7csu72ete4" w:id="51"/>
+      <w:bookmarkEnd w:id="51"/>
       <w:r>
         <w:rPr>
           <w:b w:val="1"/>
@@ -11945,12 +13053,12 @@
           <wp:inline distB="114300" distT="114300" distL="114300" distR="114300">
             <wp:extent cx="4677080" cy="3583736"/>
             <wp:effectExtent b="0" l="0" r="0" t="0"/>
-            <wp:docPr id="4" name="image4.png"/>
+            <wp:docPr id="6" name="image8.png"/>
             <a:graphic>
               <a:graphicData uri="http://schemas.openxmlformats.org/drawingml/2006/picture">
                 <pic:pic>
                   <pic:nvPicPr>
-                    <pic:cNvPr id="0" name="image4.png"/>
+                    <pic:cNvPr id="0" name="image8.png"/>
                     <pic:cNvPicPr preferRelativeResize="0"/>
                   </pic:nvPicPr>
                   <pic:blipFill>
@@ -11988,8 +13096,8 @@
         <w:spacing w:before="280" w:lineRule="auto"/>
         <w:rPr/>
       </w:pPr>
-      <w:bookmarkStart w:colFirst="0" w:colLast="0" w:name="_pnmlub6nhpii" w:id="50"/>
-      <w:bookmarkEnd w:id="50"/>
+      <w:bookmarkStart w:colFirst="0" w:colLast="0" w:name="_pnmlub6nhpii" w:id="52"/>
+      <w:bookmarkEnd w:id="52"/>
       <w:r>
         <w:rPr>
           <w:b w:val="1"/>
@@ -12018,12 +13126,12 @@
           <wp:inline distB="114300" distT="114300" distL="114300" distR="114300">
             <wp:extent cx="4738688" cy="3637550"/>
             <wp:effectExtent b="0" l="0" r="0" t="0"/>
-            <wp:docPr id="2" name="image2.png"/>
+            <wp:docPr id="4" name="image5.png"/>
             <a:graphic>
               <a:graphicData uri="http://schemas.openxmlformats.org/drawingml/2006/picture">
                 <pic:pic>
                   <pic:nvPicPr>
-                    <pic:cNvPr id="0" name="image2.png"/>
+                    <pic:cNvPr id="0" name="image5.png"/>
                     <pic:cNvPicPr preferRelativeResize="0"/>
                   </pic:nvPicPr>
                   <pic:blipFill>
@@ -12067,8 +13175,8 @@
           <w:szCs w:val="26"/>
         </w:rPr>
       </w:pPr>
-      <w:bookmarkStart w:colFirst="0" w:colLast="0" w:name="_sd0lzl57qly5" w:id="51"/>
-      <w:bookmarkEnd w:id="51"/>
+      <w:bookmarkStart w:colFirst="0" w:colLast="0" w:name="_sd0lzl57qly5" w:id="53"/>
+      <w:bookmarkEnd w:id="53"/>
       <w:r>
         <w:rPr>
           <w:b w:val="1"/>
@@ -12083,7 +13191,12 @@
     </w:p>
     <w:p>
       <w:pPr>
-        <w:rPr/>
+        <w:rPr>
+          <w:b w:val="1"/>
+          <w:bCs w:val="1"/>
+          <w:sz w:val="34"/>
+          <w:szCs w:val="34"/>
+        </w:rPr>
       </w:pPr>
       <w:r>
         <w:rPr/>
@@ -12091,12 +13204,12 @@
           <wp:inline distB="114300" distT="114300" distL="114300" distR="114300">
             <wp:extent cx="4948238" cy="3798407"/>
             <wp:effectExtent b="0" l="0" r="0" t="0"/>
-            <wp:docPr id="5" name="image5.png"/>
+            <wp:docPr id="7" name="image4.png"/>
             <a:graphic>
               <a:graphicData uri="http://schemas.openxmlformats.org/drawingml/2006/picture">
                 <pic:pic>
                   <pic:nvPicPr>
-                    <pic:cNvPr id="0" name="image5.png"/>
+                    <pic:cNvPr id="0" name="image4.png"/>
                     <pic:cNvPicPr preferRelativeResize="0"/>
                   </pic:nvPicPr>
                   <pic:blipFill>
@@ -12139,8 +13252,40 @@
           <w:szCs w:val="34"/>
         </w:rPr>
       </w:pPr>
-      <w:bookmarkStart w:colFirst="0" w:colLast="0" w:name="_9pua9hilb29x" w:id="52"/>
-      <w:bookmarkEnd w:id="52"/>
+      <w:bookmarkStart w:colFirst="0" w:colLast="0" w:name="_2dn9ycqikcak" w:id="54"/>
+      <w:bookmarkEnd w:id="54"/>
+      <w:r>
+        <w:rPr>
+          <w:b w:val="1"/>
+          <w:bCs w:val="1"/>
+          <w:sz w:val="34"/>
+          <w:szCs w:val="34"/>
+          <w:rtl w:val="0"/>
+        </w:rPr>
+        <w:t xml:space="preserve">11.Mockup</w:t>
+      </w:r>
+    </w:p>
+    <w:p>
+      <w:pPr>
+        <w:pStyle w:val="Heading3"/>
+        <w:keepNext w:val="0"/>
+        <w:keepLines w:val="0"/>
+        <w:spacing w:before="280" w:lineRule="auto"/>
+        <w:rPr/>
+      </w:pPr>
+      <w:bookmarkStart w:colFirst="0" w:colLast="0" w:name="_1k2syaiqssqq" w:id="55"/>
+      <w:bookmarkEnd w:id="55"/>
+      <w:r>
+        <w:rPr>
+          <w:b w:val="1"/>
+          <w:bCs w:val="1"/>
+          <w:color w:val="000000"/>
+          <w:sz w:val="26"/>
+          <w:szCs w:val="26"/>
+          <w:rtl w:val="0"/>
+        </w:rPr>
+        <w:t xml:space="preserve">11.1 Player world dashboard</w:t>
+      </w:r>
       <w:r>
         <w:rPr>
           <w:rtl w:val="0"/>
@@ -12160,8 +13305,68 @@
           <w:szCs w:val="34"/>
         </w:rPr>
       </w:pPr>
-      <w:bookmarkStart w:colFirst="0" w:colLast="0" w:name="_2b9zg4jir7ov" w:id="53"/>
-      <w:bookmarkEnd w:id="53"/>
+      <w:bookmarkStart w:colFirst="0" w:colLast="0" w:name="_zfzaoykzgkvz" w:id="56"/>
+      <w:bookmarkEnd w:id="56"/>
+      <w:r>
+        <w:rPr>
+          <w:b w:val="1"/>
+          <w:bCs w:val="1"/>
+          <w:sz w:val="34"/>
+          <w:szCs w:val="34"/>
+        </w:rPr>
+        <w:drawing>
+          <wp:inline distB="114300" distT="114300" distL="114300" distR="114300">
+            <wp:extent cx="5943600" cy="4610100"/>
+            <wp:effectExtent b="0" l="0" r="0" t="0"/>
+            <wp:docPr id="1" name="image1.png"/>
+            <a:graphic>
+              <a:graphicData uri="http://schemas.openxmlformats.org/drawingml/2006/picture">
+                <pic:pic>
+                  <pic:nvPicPr>
+                    <pic:cNvPr id="0" name="image1.png"/>
+                    <pic:cNvPicPr preferRelativeResize="0"/>
+                  </pic:nvPicPr>
+                  <pic:blipFill>
+                    <a:blip r:embed="rId13"/>
+                    <a:srcRect b="0" l="0" r="0" t="0"/>
+                    <a:stretch>
+                      <a:fillRect/>
+                    </a:stretch>
+                  </pic:blipFill>
+                  <pic:spPr>
+                    <a:xfrm>
+                      <a:off x="0" y="0"/>
+                      <a:ext cx="5943600" cy="4610100"/>
+                    </a:xfrm>
+                    <a:prstGeom prst="rect"/>
+                    <a:ln/>
+                  </pic:spPr>
+                </pic:pic>
+              </a:graphicData>
+            </a:graphic>
+          </wp:inline>
+        </w:drawing>
+      </w:r>
+      <w:r>
+        <w:rPr>
+          <w:rtl w:val="0"/>
+        </w:rPr>
+      </w:r>
+    </w:p>
+    <w:p>
+      <w:pPr>
+        <w:rPr/>
+      </w:pPr>
+      <w:r>
+        <w:rPr>
+          <w:rtl w:val="0"/>
+        </w:rPr>
+      </w:r>
+    </w:p>
+    <w:p>
+      <w:pPr>
+        <w:rPr/>
+      </w:pPr>
       <w:r>
         <w:rPr>
           <w:rtl w:val="0"/>
@@ -12181,8 +13386,115 @@
           <w:szCs w:val="34"/>
         </w:rPr>
       </w:pPr>
-      <w:bookmarkStart w:colFirst="0" w:colLast="0" w:name="_mjoagjhvvv0" w:id="54"/>
-      <w:bookmarkEnd w:id="54"/>
+      <w:bookmarkStart w:colFirst="0" w:colLast="0" w:name="_pz3f7kzeo3sp" w:id="57"/>
+      <w:bookmarkEnd w:id="57"/>
+      <w:r>
+        <w:rPr>
+          <w:rtl w:val="0"/>
+        </w:rPr>
+      </w:r>
+    </w:p>
+    <w:p>
+      <w:pPr>
+        <w:rPr/>
+      </w:pPr>
+      <w:r>
+        <w:rPr>
+          <w:rtl w:val="0"/>
+        </w:rPr>
+      </w:r>
+    </w:p>
+    <w:p>
+      <w:pPr>
+        <w:rPr/>
+      </w:pPr>
+      <w:r>
+        <w:rPr>
+          <w:rtl w:val="0"/>
+        </w:rPr>
+      </w:r>
+    </w:p>
+    <w:p>
+      <w:pPr>
+        <w:rPr/>
+      </w:pPr>
+      <w:r>
+        <w:rPr>
+          <w:rtl w:val="0"/>
+        </w:rPr>
+      </w:r>
+    </w:p>
+    <w:p>
+      <w:pPr>
+        <w:rPr/>
+      </w:pPr>
+      <w:r>
+        <w:rPr>
+          <w:rtl w:val="0"/>
+        </w:rPr>
+      </w:r>
+    </w:p>
+    <w:p>
+      <w:pPr>
+        <w:rPr/>
+      </w:pPr>
+      <w:r>
+        <w:rPr>
+          <w:rtl w:val="0"/>
+        </w:rPr>
+      </w:r>
+    </w:p>
+    <w:p>
+      <w:pPr>
+        <w:rPr/>
+      </w:pPr>
+      <w:r>
+        <w:rPr>
+          <w:rtl w:val="0"/>
+        </w:rPr>
+      </w:r>
+    </w:p>
+    <w:p>
+      <w:pPr>
+        <w:rPr/>
+      </w:pPr>
+      <w:r>
+        <w:rPr>
+          <w:rtl w:val="0"/>
+        </w:rPr>
+      </w:r>
+    </w:p>
+    <w:p>
+      <w:pPr>
+        <w:rPr/>
+      </w:pPr>
+      <w:r>
+        <w:rPr>
+          <w:rtl w:val="0"/>
+        </w:rPr>
+      </w:r>
+    </w:p>
+    <w:p>
+      <w:pPr>
+        <w:pStyle w:val="Heading3"/>
+        <w:keepNext w:val="0"/>
+        <w:keepLines w:val="0"/>
+        <w:spacing w:before="280" w:lineRule="auto"/>
+        <w:rPr/>
+      </w:pPr>
+      <w:bookmarkStart w:colFirst="0" w:colLast="0" w:name="_xdeog21vxq5z" w:id="58"/>
+      <w:bookmarkEnd w:id="58"/>
+      <w:r>
+        <w:rPr>
+          <w:b w:val="1"/>
+          <w:bCs w:val="1"/>
+          <w:color w:val="000000"/>
+          <w:sz w:val="26"/>
+          <w:szCs w:val="26"/>
+          <w:rtl w:val="0"/>
+        </w:rPr>
+        <w:t xml:space="preserve">11.2 Create Account</w:t>
+      </w:r>
       <w:r>
         <w:rPr>
           <w:rtl w:val="0"/>
@@ -12202,8 +13514,48 @@
           <w:szCs w:val="34"/>
         </w:rPr>
       </w:pPr>
-      <w:bookmarkStart w:colFirst="0" w:colLast="0" w:name="_yx19cnn0nhz6" w:id="55"/>
-      <w:bookmarkEnd w:id="55"/>
+      <w:bookmarkStart w:colFirst="0" w:colLast="0" w:name="_wsycj5y1k9x" w:id="59"/>
+      <w:bookmarkEnd w:id="59"/>
+      <w:r>
+        <w:rPr>
+          <w:b w:val="1"/>
+          <w:bCs w:val="1"/>
+          <w:sz w:val="34"/>
+          <w:szCs w:val="34"/>
+        </w:rPr>
+        <w:drawing>
+          <wp:inline distB="114300" distT="114300" distL="114300" distR="114300">
+            <wp:extent cx="5943600" cy="7658100"/>
+            <wp:effectExtent b="0" l="0" r="0" t="0"/>
+            <wp:docPr id="2" name="image3.png"/>
+            <a:graphic>
+              <a:graphicData uri="http://schemas.openxmlformats.org/drawingml/2006/picture">
+                <pic:pic>
+                  <pic:nvPicPr>
+                    <pic:cNvPr id="0" name="image3.png"/>
+                    <pic:cNvPicPr preferRelativeResize="0"/>
+                  </pic:nvPicPr>
+                  <pic:blipFill>
+                    <a:blip r:embed="rId14"/>
+                    <a:srcRect b="0" l="0" r="0" t="0"/>
+                    <a:stretch>
+                      <a:fillRect/>
+                    </a:stretch>
+                  </pic:blipFill>
+                  <pic:spPr>
+                    <a:xfrm>
+                      <a:off x="0" y="0"/>
+                      <a:ext cx="5943600" cy="7658100"/>
+                    </a:xfrm>
+                    <a:prstGeom prst="rect"/>
+                    <a:ln/>
+                  </pic:spPr>
+                </pic:pic>
+              </a:graphicData>
+            </a:graphic>
+          </wp:inline>
+        </w:drawing>
+      </w:r>
       <w:r>
         <w:rPr>
           <w:rtl w:val="0"/>
@@ -12223,8 +13575,8 @@
           <w:szCs w:val="34"/>
         </w:rPr>
       </w:pPr>
-      <w:bookmarkStart w:colFirst="0" w:colLast="0" w:name="_zfzaoykzgkvz" w:id="56"/>
-      <w:bookmarkEnd w:id="56"/>
+      <w:bookmarkStart w:colFirst="0" w:colLast="0" w:name="_3040ib17qvou" w:id="60"/>
+      <w:bookmarkEnd w:id="60"/>
       <w:r>
         <w:rPr>
           <w:rtl w:val="0"/>
@@ -12244,8 +13596,68 @@
           <w:szCs w:val="34"/>
         </w:rPr>
       </w:pPr>
-      <w:bookmarkStart w:colFirst="0" w:colLast="0" w:name="_wsycj5y1k9x" w:id="57"/>
-      <w:bookmarkEnd w:id="57"/>
+      <w:bookmarkStart w:colFirst="0" w:colLast="0" w:name="_34qh4o14iw79" w:id="61"/>
+      <w:bookmarkEnd w:id="61"/>
+      <w:r>
+        <w:rPr>
+          <w:rtl w:val="0"/>
+        </w:rPr>
+      </w:r>
+    </w:p>
+    <w:p>
+      <w:pPr>
+        <w:rPr/>
+      </w:pPr>
+      <w:r>
+        <w:rPr>
+          <w:rtl w:val="0"/>
+        </w:rPr>
+      </w:r>
+    </w:p>
+    <w:p>
+      <w:pPr>
+        <w:rPr/>
+      </w:pPr>
+      <w:r>
+        <w:rPr>
+          <w:rtl w:val="0"/>
+        </w:rPr>
+      </w:r>
+    </w:p>
+    <w:p>
+      <w:pPr>
+        <w:rPr/>
+      </w:pPr>
+      <w:r>
+        <w:rPr>
+          <w:rtl w:val="0"/>
+        </w:rPr>
+      </w:r>
+    </w:p>
+    <w:p>
+      <w:pPr>
+        <w:rPr/>
+      </w:pPr>
+      <w:r>
+        <w:rPr>
+          <w:rtl w:val="0"/>
+        </w:rPr>
+      </w:r>
+    </w:p>
+    <w:p>
+      <w:pPr>
+        <w:rPr/>
+      </w:pPr>
+      <w:r>
+        <w:rPr>
+          <w:rtl w:val="0"/>
+        </w:rPr>
+      </w:r>
+    </w:p>
+    <w:p>
+      <w:pPr>
+        <w:rPr/>
+      </w:pPr>
       <w:r>
         <w:rPr>
           <w:rtl w:val="0"/>
@@ -12265,59 +13677,17 @@
           <w:szCs w:val="34"/>
         </w:rPr>
       </w:pPr>
-      <w:bookmarkStart w:colFirst="0" w:colLast="0" w:name="_3040ib17qvou" w:id="58"/>
-      <w:bookmarkEnd w:id="58"/>
-      <w:r>
-        <w:rPr>
-          <w:rtl w:val="0"/>
-        </w:rPr>
-      </w:r>
-    </w:p>
-    <w:p>
-      <w:pPr>
-        <w:pStyle w:val="Heading2"/>
-        <w:keepNext w:val="0"/>
-        <w:keepLines w:val="0"/>
-        <w:spacing w:after="80" w:lineRule="auto"/>
+      <w:bookmarkStart w:colFirst="0" w:colLast="0" w:name="_ta63kz56v4k6" w:id="62"/>
+      <w:bookmarkEnd w:id="62"/>
+      <w:r>
         <w:rPr>
           <w:b w:val="1"/>
           <w:bCs w:val="1"/>
           <w:sz w:val="34"/>
           <w:szCs w:val="34"/>
-        </w:rPr>
-      </w:pPr>
-      <w:bookmarkStart w:colFirst="0" w:colLast="0" w:name="_lwlskm7om2ys" w:id="59"/>
-      <w:bookmarkEnd w:id="59"/>
-      <w:r>
-        <w:rPr>
-          <w:rtl w:val="0"/>
-        </w:rPr>
-      </w:r>
-    </w:p>
-    <w:p>
-      <w:pPr>
-        <w:pStyle w:val="Heading2"/>
-        <w:keepNext w:val="0"/>
-        <w:keepLines w:val="0"/>
-        <w:spacing w:after="80" w:lineRule="auto"/>
-        <w:rPr>
-          <w:b w:val="1"/>
-          <w:bCs w:val="1"/>
-          <w:sz w:val="34"/>
-          <w:szCs w:val="34"/>
-        </w:rPr>
-      </w:pPr>
-      <w:bookmarkStart w:colFirst="0" w:colLast="0" w:name="_ta63kz56v4k6" w:id="60"/>
-      <w:bookmarkEnd w:id="60"/>
-      <w:r>
-        <w:rPr>
-          <w:b w:val="1"/>
-          <w:bCs w:val="1"/>
-          <w:sz w:val="34"/>
-          <w:szCs w:val="34"/>
-          <w:rtl w:val="0"/>
-        </w:rPr>
-        <w:t xml:space="preserve">11. E/R diagram</w:t>
+          <w:rtl w:val="0"/>
+        </w:rPr>
+        <w:t xml:space="preserve">12. E/R diagram</w:t>
       </w:r>
     </w:p>
     <w:p>
@@ -12337,16 +13707,16 @@
           <wp:inline distB="114300" distT="114300" distL="114300" distR="114300">
             <wp:extent cx="6073246" cy="3395663"/>
             <wp:effectExtent b="0" l="0" r="0" t="0"/>
-            <wp:docPr id="9" name="image9.png"/>
+            <wp:docPr id="11" name="image11.png"/>
             <a:graphic>
               <a:graphicData uri="http://schemas.openxmlformats.org/drawingml/2006/picture">
                 <pic:pic>
                   <pic:nvPicPr>
-                    <pic:cNvPr id="0" name="image9.png"/>
+                    <pic:cNvPr id="0" name="image11.png"/>
                     <pic:cNvPicPr preferRelativeResize="0"/>
                   </pic:nvPicPr>
                   <pic:blipFill>
-                    <a:blip r:embed="rId13"/>
+                    <a:blip r:embed="rId15"/>
                     <a:srcRect b="0" l="0" r="0" t="0"/>
                     <a:stretch>
                       <a:fillRect/>
@@ -12385,8 +13755,8 @@
           <w:szCs w:val="34"/>
         </w:rPr>
       </w:pPr>
-      <w:bookmarkStart w:colFirst="0" w:colLast="0" w:name="_fko78oknyvq7" w:id="61"/>
-      <w:bookmarkEnd w:id="61"/>
+      <w:bookmarkStart w:colFirst="0" w:colLast="0" w:name="_fko78oknyvq7" w:id="63"/>
+      <w:bookmarkEnd w:id="63"/>
       <w:r>
         <w:rPr>
           <w:b w:val="1"/>
@@ -12395,7 +13765,7 @@
           <w:szCs w:val="34"/>
           <w:rtl w:val="0"/>
         </w:rPr>
-        <w:t xml:space="preserve">12. Projektplan</w:t>
+        <w:t xml:space="preserve">13. Projektplan</w:t>
       </w:r>
     </w:p>
     <w:p>
@@ -12408,16 +13778,16 @@
           <wp:inline distB="114300" distT="114300" distL="114300" distR="114300">
             <wp:extent cx="4548188" cy="3599540"/>
             <wp:effectExtent b="0" l="0" r="0" t="0"/>
-            <wp:docPr id="3" name="image3.png"/>
+            <wp:docPr id="5" name="image9.png"/>
             <a:graphic>
               <a:graphicData uri="http://schemas.openxmlformats.org/drawingml/2006/picture">
                 <pic:pic>
                   <pic:nvPicPr>
-                    <pic:cNvPr id="0" name="image3.png"/>
+                    <pic:cNvPr id="0" name="image9.png"/>
                     <pic:cNvPicPr preferRelativeResize="0"/>
                   </pic:nvPicPr>
                   <pic:blipFill>
-                    <a:blip r:embed="rId14"/>
+                    <a:blip r:embed="rId16"/>
                     <a:srcRect b="0" l="0" r="0" t="0"/>
                     <a:stretch>
                       <a:fillRect/>
@@ -12460,9 +13830,9 @@
       </w:r>
     </w:p>
     <w:sectPr>
-      <w:headerReference r:id="rId15" w:type="default"/>
-      <w:footerReference r:id="rId16" w:type="default"/>
-      <w:footerReference r:id="rId17" w:type="first"/>
+      <w:headerReference r:id="rId17" w:type="default"/>
+      <w:footerReference r:id="rId18" w:type="default"/>
+      <w:footerReference r:id="rId19" w:type="first"/>
       <w:pgSz w:h="15840" w:w="12240" w:orient="portrait"/>
       <w:pgMar w:bottom="1440.0000000000002" w:top="1440.0000000000002" w:left="1440.0000000000002" w:right="1440.0000000000002" w:header="720" w:footer="720"/>
       <w:pgNumType w:start="0"/>
@@ -12861,8 +14231,8 @@
   <w:abstractNum w:abstractNumId="4">
     <w:lvl w:ilvl="0">
       <w:start w:val="1"/>
-      <w:numFmt w:val="bullet"/>
-      <w:lvlText w:val="●"/>
+      <w:numFmt w:val="decimal"/>
+      <w:lvlText w:val="%1."/>
       <w:lvlJc w:val="left"/>
       <w:pPr>
         <w:ind w:left="720" w:hanging="360"/>
@@ -12873,8 +14243,8 @@
     </w:lvl>
     <w:lvl w:ilvl="1">
       <w:start w:val="1"/>
-      <w:numFmt w:val="bullet"/>
-      <w:lvlText w:val="○"/>
+      <w:numFmt w:val="lowerLetter"/>
+      <w:lvlText w:val="%2."/>
       <w:lvlJc w:val="left"/>
       <w:pPr>
         <w:ind w:left="1440" w:hanging="360"/>
@@ -12885,9 +14255,9 @@
     </w:lvl>
     <w:lvl w:ilvl="2">
       <w:start w:val="1"/>
-      <w:numFmt w:val="bullet"/>
-      <w:lvlText w:val="■"/>
-      <w:lvlJc w:val="left"/>
+      <w:numFmt w:val="lowerRoman"/>
+      <w:lvlText w:val="%3."/>
+      <w:lvlJc w:val="right"/>
       <w:pPr>
         <w:ind w:left="2160" w:hanging="360"/>
       </w:pPr>
@@ -12897,8 +14267,8 @@
     </w:lvl>
     <w:lvl w:ilvl="3">
       <w:start w:val="1"/>
-      <w:numFmt w:val="bullet"/>
-      <w:lvlText w:val="●"/>
+      <w:numFmt w:val="decimal"/>
+      <w:lvlText w:val="%4."/>
       <w:lvlJc w:val="left"/>
       <w:pPr>
         <w:ind w:left="2880" w:hanging="360"/>
@@ -12909,8 +14279,8 @@
     </w:lvl>
     <w:lvl w:ilvl="4">
       <w:start w:val="1"/>
-      <w:numFmt w:val="bullet"/>
-      <w:lvlText w:val="○"/>
+      <w:numFmt w:val="lowerLetter"/>
+      <w:lvlText w:val="%5."/>
       <w:lvlJc w:val="left"/>
       <w:pPr>
         <w:ind w:left="3600" w:hanging="360"/>
@@ -12921,9 +14291,9 @@
     </w:lvl>
     <w:lvl w:ilvl="5">
       <w:start w:val="1"/>
-      <w:numFmt w:val="bullet"/>
-      <w:lvlText w:val="■"/>
-      <w:lvlJc w:val="left"/>
+      <w:numFmt w:val="lowerRoman"/>
+      <w:lvlText w:val="%6."/>
+      <w:lvlJc w:val="right"/>
       <w:pPr>
         <w:ind w:left="4320" w:hanging="360"/>
       </w:pPr>
@@ -12933,8 +14303,8 @@
     </w:lvl>
     <w:lvl w:ilvl="6">
       <w:start w:val="1"/>
-      <w:numFmt w:val="bullet"/>
-      <w:lvlText w:val="●"/>
+      <w:numFmt w:val="decimal"/>
+      <w:lvlText w:val="%7."/>
       <w:lvlJc w:val="left"/>
       <w:pPr>
         <w:ind w:left="5040" w:hanging="360"/>
@@ -12945,8 +14315,8 @@
     </w:lvl>
     <w:lvl w:ilvl="7">
       <w:start w:val="1"/>
-      <w:numFmt w:val="bullet"/>
-      <w:lvlText w:val="○"/>
+      <w:numFmt w:val="lowerLetter"/>
+      <w:lvlText w:val="%8."/>
       <w:lvlJc w:val="left"/>
       <w:pPr>
         <w:ind w:left="5760" w:hanging="360"/>
@@ -12957,9 +14327,9 @@
     </w:lvl>
     <w:lvl w:ilvl="8">
       <w:start w:val="1"/>
-      <w:numFmt w:val="bullet"/>
-      <w:lvlText w:val="■"/>
-      <w:lvlJc w:val="left"/>
+      <w:numFmt w:val="lowerRoman"/>
+      <w:lvlText w:val="%9."/>
+      <w:lvlJc w:val="right"/>
       <w:pPr>
         <w:ind w:left="6480" w:hanging="360"/>
       </w:pPr>
@@ -14291,8 +15661,8 @@
   <w:abstractNum w:abstractNumId="17">
     <w:lvl w:ilvl="0">
       <w:start w:val="1"/>
-      <w:numFmt w:val="decimal"/>
-      <w:lvlText w:val="%1."/>
+      <w:numFmt w:val="bullet"/>
+      <w:lvlText w:val="●"/>
       <w:lvlJc w:val="left"/>
       <w:pPr>
         <w:ind w:left="720" w:hanging="360"/>
@@ -14303,8 +15673,8 @@
     </w:lvl>
     <w:lvl w:ilvl="1">
       <w:start w:val="1"/>
-      <w:numFmt w:val="lowerLetter"/>
-      <w:lvlText w:val="%2."/>
+      <w:numFmt w:val="bullet"/>
+      <w:lvlText w:val="○"/>
       <w:lvlJc w:val="left"/>
       <w:pPr>
         <w:ind w:left="1440" w:hanging="360"/>
@@ -14315,8 +15685,8 @@
     </w:lvl>
     <w:lvl w:ilvl="2">
       <w:start w:val="1"/>
-      <w:numFmt w:val="lowerRoman"/>
-      <w:lvlText w:val="%3."/>
+      <w:numFmt w:val="bullet"/>
+      <w:lvlText w:val="■"/>
       <w:lvlJc w:val="left"/>
       <w:pPr>
         <w:ind w:left="2160" w:hanging="360"/>
@@ -14327,8 +15697,8 @@
     </w:lvl>
     <w:lvl w:ilvl="3">
       <w:start w:val="1"/>
-      <w:numFmt w:val="decimal"/>
-      <w:lvlText w:val="%4."/>
+      <w:numFmt w:val="bullet"/>
+      <w:lvlText w:val="●"/>
       <w:lvlJc w:val="left"/>
       <w:pPr>
         <w:ind w:left="2880" w:hanging="360"/>
@@ -14339,8 +15709,8 @@
     </w:lvl>
     <w:lvl w:ilvl="4">
       <w:start w:val="1"/>
-      <w:numFmt w:val="lowerLetter"/>
-      <w:lvlText w:val="%5."/>
+      <w:numFmt w:val="bullet"/>
+      <w:lvlText w:val="○"/>
       <w:lvlJc w:val="left"/>
       <w:pPr>
         <w:ind w:left="3600" w:hanging="360"/>
@@ -14351,8 +15721,8 @@
     </w:lvl>
     <w:lvl w:ilvl="5">
       <w:start w:val="1"/>
-      <w:numFmt w:val="lowerRoman"/>
-      <w:lvlText w:val="%6."/>
+      <w:numFmt w:val="bullet"/>
+      <w:lvlText w:val="■"/>
       <w:lvlJc w:val="left"/>
       <w:pPr>
         <w:ind w:left="4320" w:hanging="360"/>
@@ -14363,8 +15733,8 @@
     </w:lvl>
     <w:lvl w:ilvl="6">
       <w:start w:val="1"/>
-      <w:numFmt w:val="decimal"/>
-      <w:lvlText w:val="%7."/>
+      <w:numFmt w:val="bullet"/>
+      <w:lvlText w:val="●"/>
       <w:lvlJc w:val="left"/>
       <w:pPr>
         <w:ind w:left="5040" w:hanging="360"/>
@@ -14375,8 +15745,8 @@
     </w:lvl>
     <w:lvl w:ilvl="7">
       <w:start w:val="1"/>
-      <w:numFmt w:val="lowerLetter"/>
-      <w:lvlText w:val="%8."/>
+      <w:numFmt w:val="bullet"/>
+      <w:lvlText w:val="○"/>
       <w:lvlJc w:val="left"/>
       <w:pPr>
         <w:ind w:left="5760" w:hanging="360"/>
@@ -14387,8 +15757,8 @@
     </w:lvl>
     <w:lvl w:ilvl="8">
       <w:start w:val="1"/>
-      <w:numFmt w:val="lowerRoman"/>
-      <w:lvlText w:val="%9."/>
+      <w:numFmt w:val="bullet"/>
+      <w:lvlText w:val="■"/>
       <w:lvlJc w:val="left"/>
       <w:pPr>
         <w:ind w:left="6480" w:hanging="360"/>
@@ -14401,8 +15771,8 @@
   <w:abstractNum w:abstractNumId="18">
     <w:lvl w:ilvl="0">
       <w:start w:val="1"/>
-      <w:numFmt w:val="bullet"/>
-      <w:lvlText w:val="●"/>
+      <w:numFmt w:val="decimal"/>
+      <w:lvlText w:val="%1."/>
       <w:lvlJc w:val="left"/>
       <w:pPr>
         <w:ind w:left="720" w:hanging="360"/>
@@ -14413,8 +15783,8 @@
     </w:lvl>
     <w:lvl w:ilvl="1">
       <w:start w:val="1"/>
-      <w:numFmt w:val="bullet"/>
-      <w:lvlText w:val="○"/>
+      <w:numFmt w:val="lowerLetter"/>
+      <w:lvlText w:val="%2."/>
       <w:lvlJc w:val="left"/>
       <w:pPr>
         <w:ind w:left="1440" w:hanging="360"/>
@@ -14425,8 +15795,8 @@
     </w:lvl>
     <w:lvl w:ilvl="2">
       <w:start w:val="1"/>
-      <w:numFmt w:val="bullet"/>
-      <w:lvlText w:val="■"/>
+      <w:numFmt w:val="lowerRoman"/>
+      <w:lvlText w:val="%3."/>
       <w:lvlJc w:val="left"/>
       <w:pPr>
         <w:ind w:left="2160" w:hanging="360"/>
@@ -14437,8 +15807,8 @@
     </w:lvl>
     <w:lvl w:ilvl="3">
       <w:start w:val="1"/>
-      <w:numFmt w:val="bullet"/>
-      <w:lvlText w:val="●"/>
+      <w:numFmt w:val="decimal"/>
+      <w:lvlText w:val="%4."/>
       <w:lvlJc w:val="left"/>
       <w:pPr>
         <w:ind w:left="2880" w:hanging="360"/>
@@ -14449,8 +15819,8 @@
     </w:lvl>
     <w:lvl w:ilvl="4">
       <w:start w:val="1"/>
-      <w:numFmt w:val="bullet"/>
-      <w:lvlText w:val="○"/>
+      <w:numFmt w:val="lowerLetter"/>
+      <w:lvlText w:val="%5."/>
       <w:lvlJc w:val="left"/>
       <w:pPr>
         <w:ind w:left="3600" w:hanging="360"/>
@@ -14461,8 +15831,8 @@
     </w:lvl>
     <w:lvl w:ilvl="5">
       <w:start w:val="1"/>
-      <w:numFmt w:val="bullet"/>
-      <w:lvlText w:val="■"/>
+      <w:numFmt w:val="lowerRoman"/>
+      <w:lvlText w:val="%6."/>
       <w:lvlJc w:val="left"/>
       <w:pPr>
         <w:ind w:left="4320" w:hanging="360"/>
@@ -14473,8 +15843,8 @@
     </w:lvl>
     <w:lvl w:ilvl="6">
       <w:start w:val="1"/>
-      <w:numFmt w:val="bullet"/>
-      <w:lvlText w:val="●"/>
+      <w:numFmt w:val="decimal"/>
+      <w:lvlText w:val="%7."/>
       <w:lvlJc w:val="left"/>
       <w:pPr>
         <w:ind w:left="5040" w:hanging="360"/>
@@ -14485,8 +15855,8 @@
     </w:lvl>
     <w:lvl w:ilvl="7">
       <w:start w:val="1"/>
-      <w:numFmt w:val="bullet"/>
-      <w:lvlText w:val="○"/>
+      <w:numFmt w:val="lowerLetter"/>
+      <w:lvlText w:val="%8."/>
       <w:lvlJc w:val="left"/>
       <w:pPr>
         <w:ind w:left="5760" w:hanging="360"/>
@@ -14497,8 +15867,8 @@
     </w:lvl>
     <w:lvl w:ilvl="8">
       <w:start w:val="1"/>
-      <w:numFmt w:val="bullet"/>
-      <w:lvlText w:val="■"/>
+      <w:numFmt w:val="lowerRoman"/>
+      <w:lvlText w:val="%9."/>
       <w:lvlJc w:val="left"/>
       <w:pPr>
         <w:ind w:left="6480" w:hanging="360"/>
@@ -14949,6 +16319,116 @@
     </w:lvl>
   </w:abstractNum>
   <w:abstractNum w:abstractNumId="23">
+    <w:lvl w:ilvl="0">
+      <w:start w:val="1"/>
+      <w:numFmt w:val="bullet"/>
+      <w:lvlText w:val="●"/>
+      <w:lvlJc w:val="left"/>
+      <w:pPr>
+        <w:ind w:left="720" w:hanging="360"/>
+      </w:pPr>
+      <w:rPr>
+        <w:u w:val="none"/>
+      </w:rPr>
+    </w:lvl>
+    <w:lvl w:ilvl="1">
+      <w:start w:val="1"/>
+      <w:numFmt w:val="bullet"/>
+      <w:lvlText w:val="○"/>
+      <w:lvlJc w:val="left"/>
+      <w:pPr>
+        <w:ind w:left="1440" w:hanging="360"/>
+      </w:pPr>
+      <w:rPr>
+        <w:u w:val="none"/>
+      </w:rPr>
+    </w:lvl>
+    <w:lvl w:ilvl="2">
+      <w:start w:val="1"/>
+      <w:numFmt w:val="bullet"/>
+      <w:lvlText w:val="■"/>
+      <w:lvlJc w:val="left"/>
+      <w:pPr>
+        <w:ind w:left="2160" w:hanging="360"/>
+      </w:pPr>
+      <w:rPr>
+        <w:u w:val="none"/>
+      </w:rPr>
+    </w:lvl>
+    <w:lvl w:ilvl="3">
+      <w:start w:val="1"/>
+      <w:numFmt w:val="bullet"/>
+      <w:lvlText w:val="●"/>
+      <w:lvlJc w:val="left"/>
+      <w:pPr>
+        <w:ind w:left="2880" w:hanging="360"/>
+      </w:pPr>
+      <w:rPr>
+        <w:u w:val="none"/>
+      </w:rPr>
+    </w:lvl>
+    <w:lvl w:ilvl="4">
+      <w:start w:val="1"/>
+      <w:numFmt w:val="bullet"/>
+      <w:lvlText w:val="○"/>
+      <w:lvlJc w:val="left"/>
+      <w:pPr>
+        <w:ind w:left="3600" w:hanging="360"/>
+      </w:pPr>
+      <w:rPr>
+        <w:u w:val="none"/>
+      </w:rPr>
+    </w:lvl>
+    <w:lvl w:ilvl="5">
+      <w:start w:val="1"/>
+      <w:numFmt w:val="bullet"/>
+      <w:lvlText w:val="■"/>
+      <w:lvlJc w:val="left"/>
+      <w:pPr>
+        <w:ind w:left="4320" w:hanging="360"/>
+      </w:pPr>
+      <w:rPr>
+        <w:u w:val="none"/>
+      </w:rPr>
+    </w:lvl>
+    <w:lvl w:ilvl="6">
+      <w:start w:val="1"/>
+      <w:numFmt w:val="bullet"/>
+      <w:lvlText w:val="●"/>
+      <w:lvlJc w:val="left"/>
+      <w:pPr>
+        <w:ind w:left="5040" w:hanging="360"/>
+      </w:pPr>
+      <w:rPr>
+        <w:u w:val="none"/>
+      </w:rPr>
+    </w:lvl>
+    <w:lvl w:ilvl="7">
+      <w:start w:val="1"/>
+      <w:numFmt w:val="bullet"/>
+      <w:lvlText w:val="○"/>
+      <w:lvlJc w:val="left"/>
+      <w:pPr>
+        <w:ind w:left="5760" w:hanging="360"/>
+      </w:pPr>
+      <w:rPr>
+        <w:u w:val="none"/>
+      </w:rPr>
+    </w:lvl>
+    <w:lvl w:ilvl="8">
+      <w:start w:val="1"/>
+      <w:numFmt w:val="bullet"/>
+      <w:lvlText w:val="■"/>
+      <w:lvlJc w:val="left"/>
+      <w:pPr>
+        <w:ind w:left="6480" w:hanging="360"/>
+      </w:pPr>
+      <w:rPr>
+        <w:u w:val="none"/>
+      </w:rPr>
+    </w:lvl>
+  </w:abstractNum>
+  <w:abstractNum w:abstractNumId="24">
     <w:lvl w:ilvl="0">
       <w:start w:val="1"/>
       <w:numFmt w:val="bullet"/>
@@ -15126,6 +16606,9 @@
   </w:num>
   <w:num w:numId="23">
     <w:abstractNumId w:val="23"/>
+  </w:num>
+  <w:num w:numId="24">
+    <w:abstractNumId w:val="24"/>
   </w:num>
 </w:numbering>
 </file>
@@ -15324,6 +16807,20 @@
     </w:tblPr>
   </w:style>
   <w:style w:type="table" w:styleId="Table5">
+    <w:basedOn w:val="TableNormal"/>
+    <w:tblPr>
+      <w:tblStyleRowBandSize w:val="1"/>
+      <w:tblStyleColBandSize w:val="1"/>
+    </w:tblPr>
+  </w:style>
+  <w:style w:type="table" w:styleId="Table6">
+    <w:basedOn w:val="TableNormal"/>
+    <w:tblPr>
+      <w:tblStyleRowBandSize w:val="1"/>
+      <w:tblStyleColBandSize w:val="1"/>
+    </w:tblPr>
+  </w:style>
+  <w:style w:type="table" w:styleId="Table7">
     <w:basedOn w:val="TableNormal"/>
     <w:tblPr>
       <w:tblStyleRowBandSize w:val="1"/>

--- a/Worldhub.docx
+++ b/Worldhub.docx
@@ -226,7 +226,7 @@
     </w:p>
     <w:sdt>
       <w:sdtPr>
-        <w:id w:val="387156263"/>
+        <w:id w:val="76881567"/>
         <w:docPartObj>
           <w:docPartGallery w:val="Table of Contents"/>
           <w:docPartUnique w:val="1"/>
@@ -6677,12 +6677,12 @@
           <wp:inline distB="114300" distT="114300" distL="114300" distR="114300">
             <wp:extent cx="5786438" cy="5255932"/>
             <wp:effectExtent b="0" l="0" r="0" t="0"/>
-            <wp:docPr id="3" name="image2.png"/>
+            <wp:docPr id="3" name="image4.png"/>
             <a:graphic>
               <a:graphicData uri="http://schemas.openxmlformats.org/drawingml/2006/picture">
                 <pic:pic>
                   <pic:nvPicPr>
-                    <pic:cNvPr id="0" name="image2.png"/>
+                    <pic:cNvPr id="0" name="image4.png"/>
                     <pic:cNvPicPr preferRelativeResize="0"/>
                   </pic:nvPicPr>
                   <pic:blipFill>
@@ -6818,12 +6818,12 @@
           <wp:inline distB="114300" distT="114300" distL="114300" distR="114300">
             <wp:extent cx="5995988" cy="5320383"/>
             <wp:effectExtent b="0" l="0" r="0" t="0"/>
-            <wp:docPr id="9" name="image6.png"/>
+            <wp:docPr id="10" name="image12.png"/>
             <a:graphic>
               <a:graphicData uri="http://schemas.openxmlformats.org/drawingml/2006/picture">
                 <pic:pic>
                   <pic:nvPicPr>
-                    <pic:cNvPr id="0" name="image6.png"/>
+                    <pic:cNvPr id="0" name="image12.png"/>
                     <pic:cNvPicPr preferRelativeResize="0"/>
                   </pic:nvPicPr>
                   <pic:blipFill>
@@ -12863,12 +12863,12 @@
           <wp:inline distB="114300" distT="114300" distL="114300" distR="114300">
             <wp:extent cx="4700588" cy="3172653"/>
             <wp:effectExtent b="0" l="0" r="0" t="0"/>
-            <wp:docPr id="10" name="image10.png"/>
+            <wp:docPr id="11" name="image6.png"/>
             <a:graphic>
               <a:graphicData uri="http://schemas.openxmlformats.org/drawingml/2006/picture">
                 <pic:pic>
                   <pic:nvPicPr>
-                    <pic:cNvPr id="0" name="image10.png"/>
+                    <pic:cNvPr id="0" name="image6.png"/>
                     <pic:cNvPicPr preferRelativeResize="0"/>
                   </pic:nvPicPr>
                   <pic:blipFill>
@@ -12936,12 +12936,12 @@
           <wp:inline distB="114300" distT="114300" distL="114300" distR="114300">
             <wp:extent cx="4710113" cy="3593173"/>
             <wp:effectExtent b="0" l="0" r="0" t="0"/>
-            <wp:docPr id="8" name="image7.png"/>
+            <wp:docPr id="9" name="image8.png"/>
             <a:graphic>
               <a:graphicData uri="http://schemas.openxmlformats.org/drawingml/2006/picture">
                 <pic:pic>
                   <pic:nvPicPr>
-                    <pic:cNvPr id="0" name="image7.png"/>
+                    <pic:cNvPr id="0" name="image8.png"/>
                     <pic:cNvPicPr preferRelativeResize="0"/>
                   </pic:nvPicPr>
                   <pic:blipFill>
@@ -13053,12 +13053,12 @@
           <wp:inline distB="114300" distT="114300" distL="114300" distR="114300">
             <wp:extent cx="4677080" cy="3583736"/>
             <wp:effectExtent b="0" l="0" r="0" t="0"/>
-            <wp:docPr id="6" name="image8.png"/>
+            <wp:docPr id="7" name="image5.png"/>
             <a:graphic>
               <a:graphicData uri="http://schemas.openxmlformats.org/drawingml/2006/picture">
                 <pic:pic>
                   <pic:nvPicPr>
-                    <pic:cNvPr id="0" name="image8.png"/>
+                    <pic:cNvPr id="0" name="image5.png"/>
                     <pic:cNvPicPr preferRelativeResize="0"/>
                   </pic:nvPicPr>
                   <pic:blipFill>
@@ -13126,12 +13126,12 @@
           <wp:inline distB="114300" distT="114300" distL="114300" distR="114300">
             <wp:extent cx="4738688" cy="3637550"/>
             <wp:effectExtent b="0" l="0" r="0" t="0"/>
-            <wp:docPr id="4" name="image5.png"/>
+            <wp:docPr id="4" name="image11.png"/>
             <a:graphic>
               <a:graphicData uri="http://schemas.openxmlformats.org/drawingml/2006/picture">
                 <pic:pic>
                   <pic:nvPicPr>
-                    <pic:cNvPr id="0" name="image5.png"/>
+                    <pic:cNvPr id="0" name="image11.png"/>
                     <pic:cNvPicPr preferRelativeResize="0"/>
                   </pic:nvPicPr>
                   <pic:blipFill>
@@ -13204,12 +13204,12 @@
           <wp:inline distB="114300" distT="114300" distL="114300" distR="114300">
             <wp:extent cx="4948238" cy="3798407"/>
             <wp:effectExtent b="0" l="0" r="0" t="0"/>
-            <wp:docPr id="7" name="image4.png"/>
+            <wp:docPr id="8" name="image3.png"/>
             <a:graphic>
               <a:graphicData uri="http://schemas.openxmlformats.org/drawingml/2006/picture">
                 <pic:pic>
                   <pic:nvPicPr>
-                    <pic:cNvPr id="0" name="image4.png"/>
+                    <pic:cNvPr id="0" name="image3.png"/>
                     <pic:cNvPicPr preferRelativeResize="0"/>
                   </pic:nvPicPr>
                   <pic:blipFill>
@@ -13318,12 +13318,12 @@
           <wp:inline distB="114300" distT="114300" distL="114300" distR="114300">
             <wp:extent cx="5943600" cy="4610100"/>
             <wp:effectExtent b="0" l="0" r="0" t="0"/>
-            <wp:docPr id="1" name="image1.png"/>
+            <wp:docPr id="1" name="image2.png"/>
             <a:graphic>
               <a:graphicData uri="http://schemas.openxmlformats.org/drawingml/2006/picture">
                 <pic:pic>
                   <pic:nvPicPr>
-                    <pic:cNvPr id="0" name="image1.png"/>
+                    <pic:cNvPr id="0" name="image2.png"/>
                     <pic:cNvPicPr preferRelativeResize="0"/>
                   </pic:nvPicPr>
                   <pic:blipFill>
@@ -13527,12 +13527,12 @@
           <wp:inline distB="114300" distT="114300" distL="114300" distR="114300">
             <wp:extent cx="5943600" cy="7658100"/>
             <wp:effectExtent b="0" l="0" r="0" t="0"/>
-            <wp:docPr id="2" name="image3.png"/>
+            <wp:docPr id="2" name="image7.png"/>
             <a:graphic>
               <a:graphicData uri="http://schemas.openxmlformats.org/drawingml/2006/picture">
                 <pic:pic>
                   <pic:nvPicPr>
-                    <pic:cNvPr id="0" name="image3.png"/>
+                    <pic:cNvPr id="0" name="image7.png"/>
                     <pic:cNvPicPr preferRelativeResize="0"/>
                   </pic:nvPicPr>
                   <pic:blipFill>
@@ -13564,6 +13564,118 @@
     </w:p>
     <w:p>
       <w:pPr>
+        <w:rPr/>
+      </w:pPr>
+      <w:r>
+        <w:rPr>
+          <w:rtl w:val="0"/>
+        </w:rPr>
+      </w:r>
+    </w:p>
+    <w:p>
+      <w:pPr>
+        <w:pStyle w:val="Heading3"/>
+        <w:keepNext w:val="0"/>
+        <w:keepLines w:val="0"/>
+        <w:spacing w:before="280" w:lineRule="auto"/>
+        <w:rPr/>
+      </w:pPr>
+      <w:bookmarkStart w:colFirst="0" w:colLast="0" w:name="_4t2yvs67ng6r" w:id="60"/>
+      <w:bookmarkEnd w:id="60"/>
+      <w:r>
+        <w:rPr>
+          <w:b w:val="1"/>
+          <w:bCs w:val="1"/>
+          <w:color w:val="000000"/>
+          <w:sz w:val="26"/>
+          <w:szCs w:val="26"/>
+          <w:rtl w:val="0"/>
+        </w:rPr>
+        <w:t xml:space="preserve">11.3 Create Character</w:t>
+      </w:r>
+      <w:r>
+        <w:rPr>
+          <w:rtl w:val="0"/>
+        </w:rPr>
+      </w:r>
+    </w:p>
+    <w:p>
+      <w:pPr>
+        <w:rPr/>
+      </w:pPr>
+      <w:r>
+        <w:rPr/>
+        <w:drawing>
+          <wp:inline distB="114300" distT="114300" distL="114300" distR="114300">
+            <wp:extent cx="5943600" cy="6286500"/>
+            <wp:effectExtent b="0" l="0" r="0" t="0"/>
+            <wp:docPr id="6" name="image1.png"/>
+            <a:graphic>
+              <a:graphicData uri="http://schemas.openxmlformats.org/drawingml/2006/picture">
+                <pic:pic>
+                  <pic:nvPicPr>
+                    <pic:cNvPr id="0" name="image1.png"/>
+                    <pic:cNvPicPr preferRelativeResize="0"/>
+                  </pic:nvPicPr>
+                  <pic:blipFill>
+                    <a:blip r:embed="rId15"/>
+                    <a:srcRect b="0" l="0" r="0" t="0"/>
+                    <a:stretch>
+                      <a:fillRect/>
+                    </a:stretch>
+                  </pic:blipFill>
+                  <pic:spPr>
+                    <a:xfrm>
+                      <a:off x="0" y="0"/>
+                      <a:ext cx="5943600" cy="6286500"/>
+                    </a:xfrm>
+                    <a:prstGeom prst="rect"/>
+                    <a:ln/>
+                  </pic:spPr>
+                </pic:pic>
+              </a:graphicData>
+            </a:graphic>
+          </wp:inline>
+        </w:drawing>
+      </w:r>
+      <w:r>
+        <w:rPr>
+          <w:rtl w:val="0"/>
+        </w:rPr>
+      </w:r>
+    </w:p>
+    <w:p>
+      <w:pPr>
+        <w:rPr/>
+      </w:pPr>
+      <w:r>
+        <w:rPr>
+          <w:rtl w:val="0"/>
+        </w:rPr>
+      </w:r>
+    </w:p>
+    <w:p>
+      <w:pPr>
+        <w:rPr/>
+      </w:pPr>
+      <w:r>
+        <w:rPr>
+          <w:rtl w:val="0"/>
+        </w:rPr>
+      </w:r>
+    </w:p>
+    <w:p>
+      <w:pPr>
+        <w:rPr/>
+      </w:pPr>
+      <w:r>
+        <w:rPr>
+          <w:rtl w:val="0"/>
+        </w:rPr>
+      </w:r>
+    </w:p>
+    <w:p>
+      <w:pPr>
         <w:pStyle w:val="Heading2"/>
         <w:keepNext w:val="0"/>
         <w:keepLines w:val="0"/>
@@ -13575,110 +13687,8 @@
           <w:szCs w:val="34"/>
         </w:rPr>
       </w:pPr>
-      <w:bookmarkStart w:colFirst="0" w:colLast="0" w:name="_3040ib17qvou" w:id="60"/>
-      <w:bookmarkEnd w:id="60"/>
-      <w:r>
-        <w:rPr>
-          <w:rtl w:val="0"/>
-        </w:rPr>
-      </w:r>
-    </w:p>
-    <w:p>
-      <w:pPr>
-        <w:pStyle w:val="Heading2"/>
-        <w:keepNext w:val="0"/>
-        <w:keepLines w:val="0"/>
-        <w:spacing w:after="80" w:lineRule="auto"/>
-        <w:rPr>
-          <w:b w:val="1"/>
-          <w:bCs w:val="1"/>
-          <w:sz w:val="34"/>
-          <w:szCs w:val="34"/>
-        </w:rPr>
-      </w:pPr>
-      <w:bookmarkStart w:colFirst="0" w:colLast="0" w:name="_34qh4o14iw79" w:id="61"/>
+      <w:bookmarkStart w:colFirst="0" w:colLast="0" w:name="_ta63kz56v4k6" w:id="61"/>
       <w:bookmarkEnd w:id="61"/>
-      <w:r>
-        <w:rPr>
-          <w:rtl w:val="0"/>
-        </w:rPr>
-      </w:r>
-    </w:p>
-    <w:p>
-      <w:pPr>
-        <w:rPr/>
-      </w:pPr>
-      <w:r>
-        <w:rPr>
-          <w:rtl w:val="0"/>
-        </w:rPr>
-      </w:r>
-    </w:p>
-    <w:p>
-      <w:pPr>
-        <w:rPr/>
-      </w:pPr>
-      <w:r>
-        <w:rPr>
-          <w:rtl w:val="0"/>
-        </w:rPr>
-      </w:r>
-    </w:p>
-    <w:p>
-      <w:pPr>
-        <w:rPr/>
-      </w:pPr>
-      <w:r>
-        <w:rPr>
-          <w:rtl w:val="0"/>
-        </w:rPr>
-      </w:r>
-    </w:p>
-    <w:p>
-      <w:pPr>
-        <w:rPr/>
-      </w:pPr>
-      <w:r>
-        <w:rPr>
-          <w:rtl w:val="0"/>
-        </w:rPr>
-      </w:r>
-    </w:p>
-    <w:p>
-      <w:pPr>
-        <w:rPr/>
-      </w:pPr>
-      <w:r>
-        <w:rPr>
-          <w:rtl w:val="0"/>
-        </w:rPr>
-      </w:r>
-    </w:p>
-    <w:p>
-      <w:pPr>
-        <w:rPr/>
-      </w:pPr>
-      <w:r>
-        <w:rPr>
-          <w:rtl w:val="0"/>
-        </w:rPr>
-      </w:r>
-    </w:p>
-    <w:p>
-      <w:pPr>
-        <w:pStyle w:val="Heading2"/>
-        <w:keepNext w:val="0"/>
-        <w:keepLines w:val="0"/>
-        <w:spacing w:after="80" w:lineRule="auto"/>
-        <w:rPr>
-          <w:b w:val="1"/>
-          <w:bCs w:val="1"/>
-          <w:sz w:val="34"/>
-          <w:szCs w:val="34"/>
-        </w:rPr>
-      </w:pPr>
-      <w:bookmarkStart w:colFirst="0" w:colLast="0" w:name="_ta63kz56v4k6" w:id="62"/>
-      <w:bookmarkEnd w:id="62"/>
       <w:r>
         <w:rPr>
           <w:b w:val="1"/>
@@ -13707,16 +13717,16 @@
           <wp:inline distB="114300" distT="114300" distL="114300" distR="114300">
             <wp:extent cx="6073246" cy="3395663"/>
             <wp:effectExtent b="0" l="0" r="0" t="0"/>
-            <wp:docPr id="11" name="image11.png"/>
+            <wp:docPr id="12" name="image10.png"/>
             <a:graphic>
               <a:graphicData uri="http://schemas.openxmlformats.org/drawingml/2006/picture">
                 <pic:pic>
                   <pic:nvPicPr>
-                    <pic:cNvPr id="0" name="image11.png"/>
+                    <pic:cNvPr id="0" name="image10.png"/>
                     <pic:cNvPicPr preferRelativeResize="0"/>
                   </pic:nvPicPr>
                   <pic:blipFill>
-                    <a:blip r:embed="rId15"/>
+                    <a:blip r:embed="rId16"/>
                     <a:srcRect b="0" l="0" r="0" t="0"/>
                     <a:stretch>
                       <a:fillRect/>
@@ -13755,8 +13765,8 @@
           <w:szCs w:val="34"/>
         </w:rPr>
       </w:pPr>
-      <w:bookmarkStart w:colFirst="0" w:colLast="0" w:name="_fko78oknyvq7" w:id="63"/>
-      <w:bookmarkEnd w:id="63"/>
+      <w:bookmarkStart w:colFirst="0" w:colLast="0" w:name="_fko78oknyvq7" w:id="62"/>
+      <w:bookmarkEnd w:id="62"/>
       <w:r>
         <w:rPr>
           <w:b w:val="1"/>
@@ -13787,7 +13797,7 @@
                     <pic:cNvPicPr preferRelativeResize="0"/>
                   </pic:nvPicPr>
                   <pic:blipFill>
-                    <a:blip r:embed="rId16"/>
+                    <a:blip r:embed="rId17"/>
                     <a:srcRect b="0" l="0" r="0" t="0"/>
                     <a:stretch>
                       <a:fillRect/>
@@ -13830,9 +13840,9 @@
       </w:r>
     </w:p>
     <w:sectPr>
-      <w:headerReference r:id="rId17" w:type="default"/>
-      <w:footerReference r:id="rId18" w:type="default"/>
-      <w:footerReference r:id="rId19" w:type="first"/>
+      <w:headerReference r:id="rId18" w:type="default"/>
+      <w:footerReference r:id="rId19" w:type="default"/>
+      <w:footerReference r:id="rId20" w:type="first"/>
       <w:pgSz w:h="15840" w:w="12240" w:orient="portrait"/>
       <w:pgMar w:bottom="1440.0000000000002" w:top="1440.0000000000002" w:left="1440.0000000000002" w:right="1440.0000000000002" w:header="720" w:footer="720"/>
       <w:pgNumType w:start="0"/>
